--- a/Section-11.docx
+++ b/Section-11.docx
@@ -5,16 +5,36 @@
     <w:p>
       <w:pPr>
         <w:pStyle w:val="Heading1"/>
-      </w:pPr>
-      <w:r>
+        <w:rPr>
+          <w:rFonts w:ascii="Cambria" w:hAnsi="Cambria"/>
+          <w:sz w:val="24"/>
+          <w:szCs w:val="24"/>
+        </w:rPr>
+      </w:pPr>
+      <w:r>
+        <w:rPr>
+          <w:rFonts w:ascii="Cambria" w:hAnsi="Cambria"/>
+          <w:sz w:val="24"/>
+          <w:szCs w:val="24"/>
+        </w:rPr>
         <w:t>MR CONDA</w:t>
       </w:r>
     </w:p>
     <w:p>
       <w:pPr>
         <w:pStyle w:val="Heading2"/>
-      </w:pPr>
-      <w:r>
+        <w:rPr>
+          <w:rFonts w:ascii="Cambria" w:hAnsi="Cambria"/>
+          <w:sz w:val="24"/>
+          <w:szCs w:val="24"/>
+        </w:rPr>
+      </w:pPr>
+      <w:r>
+        <w:rPr>
+          <w:rFonts w:ascii="Cambria" w:hAnsi="Cambria"/>
+          <w:sz w:val="24"/>
+          <w:szCs w:val="24"/>
+        </w:rPr>
         <w:t>What is Mr Conda?</w:t>
       </w:r>
     </w:p>
@@ -24,35 +44,64 @@
           <w:ilvl w:val="0"/>
           <w:numId w:val="28"/>
         </w:numPr>
-      </w:pPr>
-      <w:r>
-        <w:rPr>
+        <w:rPr>
+          <w:rFonts w:ascii="Cambria" w:hAnsi="Cambria"/>
+          <w:sz w:val="24"/>
+          <w:szCs w:val="24"/>
+        </w:rPr>
+      </w:pPr>
+      <w:r>
+        <w:rPr>
+          <w:rFonts w:ascii="Cambria" w:hAnsi="Cambria"/>
           <w:b/>
           <w:bCs/>
+          <w:sz w:val="24"/>
+          <w:szCs w:val="24"/>
         </w:rPr>
         <w:t>Mr Conda</w:t>
       </w:r>
       <w:r>
+        <w:rPr>
+          <w:rFonts w:ascii="Cambria" w:hAnsi="Cambria"/>
+          <w:sz w:val="24"/>
+          <w:szCs w:val="24"/>
+        </w:rPr>
         <w:t xml:space="preserve"> is a tool used to </w:t>
       </w:r>
       <w:r>
         <w:rPr>
+          <w:rFonts w:ascii="Cambria" w:hAnsi="Cambria"/>
           <w:b/>
           <w:bCs/>
+          <w:sz w:val="24"/>
+          <w:szCs w:val="24"/>
         </w:rPr>
         <w:t>install libraries</w:t>
       </w:r>
       <w:r>
+        <w:rPr>
+          <w:rFonts w:ascii="Cambria" w:hAnsi="Cambria"/>
+          <w:sz w:val="24"/>
+          <w:szCs w:val="24"/>
+        </w:rPr>
         <w:t xml:space="preserve"> and </w:t>
       </w:r>
       <w:r>
         <w:rPr>
+          <w:rFonts w:ascii="Cambria" w:hAnsi="Cambria"/>
           <w:b/>
           <w:bCs/>
+          <w:sz w:val="24"/>
+          <w:szCs w:val="24"/>
         </w:rPr>
         <w:t>create environments</w:t>
       </w:r>
       <w:r>
+        <w:rPr>
+          <w:rFonts w:ascii="Cambria" w:hAnsi="Cambria"/>
+          <w:sz w:val="24"/>
+          <w:szCs w:val="24"/>
+        </w:rPr>
         <w:t xml:space="preserve"> for machine learning projects.</w:t>
       </w:r>
     </w:p>
@@ -62,8 +111,18 @@
           <w:ilvl w:val="0"/>
           <w:numId w:val="28"/>
         </w:numPr>
-      </w:pPr>
-      <w:r>
+        <w:rPr>
+          <w:rFonts w:ascii="Cambria" w:hAnsi="Cambria"/>
+          <w:sz w:val="24"/>
+          <w:szCs w:val="24"/>
+        </w:rPr>
+      </w:pPr>
+      <w:r>
+        <w:rPr>
+          <w:rFonts w:ascii="Cambria" w:hAnsi="Cambria"/>
+          <w:sz w:val="24"/>
+          <w:szCs w:val="24"/>
+        </w:rPr>
         <w:t>It helps manage project dependencies easily.</w:t>
       </w:r>
     </w:p>
@@ -73,41 +132,89 @@
           <w:ilvl w:val="0"/>
           <w:numId w:val="28"/>
         </w:numPr>
-      </w:pPr>
-      <w:r>
+        <w:rPr>
+          <w:rFonts w:ascii="Cambria" w:hAnsi="Cambria"/>
+          <w:sz w:val="24"/>
+          <w:szCs w:val="24"/>
+        </w:rPr>
+      </w:pPr>
+      <w:r>
+        <w:rPr>
+          <w:rFonts w:ascii="Cambria" w:hAnsi="Cambria"/>
+          <w:sz w:val="24"/>
+          <w:szCs w:val="24"/>
+        </w:rPr>
         <w:t xml:space="preserve">It downloads required libraries </w:t>
       </w:r>
       <w:r>
         <w:rPr>
+          <w:rFonts w:ascii="Cambria" w:hAnsi="Cambria"/>
           <w:b/>
           <w:bCs/>
+          <w:sz w:val="24"/>
+          <w:szCs w:val="24"/>
         </w:rPr>
         <w:t>from the internet</w:t>
       </w:r>
       <w:r>
+        <w:rPr>
+          <w:rFonts w:ascii="Cambria" w:hAnsi="Cambria"/>
+          <w:sz w:val="24"/>
+          <w:szCs w:val="24"/>
+        </w:rPr>
         <w:t xml:space="preserve"> and adds them to your project.</w:t>
       </w:r>
     </w:p>
     <w:p>
       <w:pPr>
         <w:pStyle w:val="Heading1"/>
-      </w:pPr>
-      <w:r>
+        <w:rPr>
+          <w:rFonts w:ascii="Cambria" w:hAnsi="Cambria"/>
+          <w:sz w:val="24"/>
+          <w:szCs w:val="24"/>
+        </w:rPr>
+      </w:pPr>
+      <w:r>
+        <w:rPr>
+          <w:rFonts w:ascii="Cambria" w:hAnsi="Cambria"/>
+          <w:sz w:val="24"/>
+          <w:szCs w:val="24"/>
+        </w:rPr>
         <w:t>Machine Learning Project Overview</w:t>
       </w:r>
     </w:p>
     <w:p>
-      <w:r>
+      <w:pPr>
+        <w:rPr>
+          <w:rFonts w:ascii="Cambria" w:hAnsi="Cambria"/>
+          <w:sz w:val="24"/>
+          <w:szCs w:val="24"/>
+        </w:rPr>
+      </w:pPr>
+      <w:r>
+        <w:rPr>
+          <w:rFonts w:ascii="Cambria" w:hAnsi="Cambria"/>
+          <w:sz w:val="24"/>
+          <w:szCs w:val="24"/>
+        </w:rPr>
         <w:t xml:space="preserve">A machine learning project usually has </w:t>
       </w:r>
       <w:r>
         <w:rPr>
+          <w:rFonts w:ascii="Cambria" w:hAnsi="Cambria"/>
           <w:b/>
           <w:bCs/>
+          <w:sz w:val="24"/>
+          <w:szCs w:val="24"/>
         </w:rPr>
         <w:t>two main parts</w:t>
       </w:r>
       <w:r>
+        <w:rPr>
+          <w:rFonts w:ascii="Cambria" w:hAnsi="Cambria"/>
+          <w:sz w:val="24"/>
+          <w:szCs w:val="24"/>
+        </w:rPr>
         <w:t>:</w:t>
       </w:r>
     </w:p>
@@ -117,11 +224,19 @@
           <w:ilvl w:val="0"/>
           <w:numId w:val="29"/>
         </w:numPr>
-      </w:pPr>
-      <w:r>
-        <w:rPr>
+        <w:rPr>
+          <w:rFonts w:ascii="Cambria" w:hAnsi="Cambria"/>
+          <w:sz w:val="24"/>
+          <w:szCs w:val="24"/>
+        </w:rPr>
+      </w:pPr>
+      <w:r>
+        <w:rPr>
+          <w:rFonts w:ascii="Cambria" w:hAnsi="Cambria"/>
           <w:b/>
           <w:bCs/>
+          <w:sz w:val="24"/>
+          <w:szCs w:val="24"/>
         </w:rPr>
         <w:t>Data Analysis</w:t>
       </w:r>
@@ -132,8 +247,20 @@
           <w:ilvl w:val="1"/>
           <w:numId w:val="29"/>
         </w:numPr>
-      </w:pPr>
-      <w:r>
+        <w:ind w:left="1434" w:hanging="357"/>
+        <w:contextualSpacing/>
+        <w:rPr>
+          <w:rFonts w:ascii="Cambria" w:hAnsi="Cambria"/>
+          <w:sz w:val="24"/>
+          <w:szCs w:val="24"/>
+        </w:rPr>
+      </w:pPr>
+      <w:r>
+        <w:rPr>
+          <w:rFonts w:ascii="Cambria" w:hAnsi="Cambria"/>
+          <w:sz w:val="24"/>
+          <w:szCs w:val="24"/>
+        </w:rPr>
         <w:t>Understanding data</w:t>
       </w:r>
     </w:p>
@@ -143,8 +270,20 @@
           <w:ilvl w:val="1"/>
           <w:numId w:val="29"/>
         </w:numPr>
-      </w:pPr>
-      <w:r>
+        <w:ind w:left="1434" w:hanging="357"/>
+        <w:contextualSpacing/>
+        <w:rPr>
+          <w:rFonts w:ascii="Cambria" w:hAnsi="Cambria"/>
+          <w:sz w:val="24"/>
+          <w:szCs w:val="24"/>
+        </w:rPr>
+      </w:pPr>
+      <w:r>
+        <w:rPr>
+          <w:rFonts w:ascii="Cambria" w:hAnsi="Cambria"/>
+          <w:sz w:val="24"/>
+          <w:szCs w:val="24"/>
+        </w:rPr>
         <w:t>Cleaning data</w:t>
       </w:r>
     </w:p>
@@ -154,8 +293,20 @@
           <w:ilvl w:val="1"/>
           <w:numId w:val="29"/>
         </w:numPr>
-      </w:pPr>
-      <w:r>
+        <w:ind w:left="1434" w:hanging="357"/>
+        <w:contextualSpacing/>
+        <w:rPr>
+          <w:rFonts w:ascii="Cambria" w:hAnsi="Cambria"/>
+          <w:sz w:val="24"/>
+          <w:szCs w:val="24"/>
+        </w:rPr>
+      </w:pPr>
+      <w:r>
+        <w:rPr>
+          <w:rFonts w:ascii="Cambria" w:hAnsi="Cambria"/>
+          <w:sz w:val="24"/>
+          <w:szCs w:val="24"/>
+        </w:rPr>
         <w:t>Visualizing data</w:t>
       </w:r>
     </w:p>
@@ -165,11 +316,19 @@
           <w:ilvl w:val="0"/>
           <w:numId w:val="29"/>
         </w:numPr>
-      </w:pPr>
-      <w:r>
-        <w:rPr>
+        <w:rPr>
+          <w:rFonts w:ascii="Cambria" w:hAnsi="Cambria"/>
+          <w:sz w:val="24"/>
+          <w:szCs w:val="24"/>
+        </w:rPr>
+      </w:pPr>
+      <w:r>
+        <w:rPr>
+          <w:rFonts w:ascii="Cambria" w:hAnsi="Cambria"/>
           <w:b/>
           <w:bCs/>
+          <w:sz w:val="24"/>
+          <w:szCs w:val="24"/>
         </w:rPr>
         <w:t>Machine Learning</w:t>
       </w:r>
@@ -180,8 +339,18 @@
           <w:ilvl w:val="1"/>
           <w:numId w:val="29"/>
         </w:numPr>
-      </w:pPr>
-      <w:r>
+        <w:rPr>
+          <w:rFonts w:ascii="Cambria" w:hAnsi="Cambria"/>
+          <w:sz w:val="24"/>
+          <w:szCs w:val="24"/>
+        </w:rPr>
+      </w:pPr>
+      <w:r>
+        <w:rPr>
+          <w:rFonts w:ascii="Cambria" w:hAnsi="Cambria"/>
+          <w:sz w:val="24"/>
+          <w:szCs w:val="24"/>
+        </w:rPr>
         <w:t>Training models</w:t>
       </w:r>
     </w:p>
@@ -191,8 +360,18 @@
           <w:ilvl w:val="1"/>
           <w:numId w:val="29"/>
         </w:numPr>
-      </w:pPr>
-      <w:r>
+        <w:rPr>
+          <w:rFonts w:ascii="Cambria" w:hAnsi="Cambria"/>
+          <w:sz w:val="24"/>
+          <w:szCs w:val="24"/>
+        </w:rPr>
+      </w:pPr>
+      <w:r>
+        <w:rPr>
+          <w:rFonts w:ascii="Cambria" w:hAnsi="Cambria"/>
+          <w:sz w:val="24"/>
+          <w:szCs w:val="24"/>
+        </w:rPr>
         <w:t>Testing models</w:t>
       </w:r>
     </w:p>
@@ -202,24 +381,54 @@
           <w:ilvl w:val="1"/>
           <w:numId w:val="29"/>
         </w:numPr>
-      </w:pPr>
-      <w:r>
+        <w:rPr>
+          <w:rFonts w:ascii="Cambria" w:hAnsi="Cambria"/>
+          <w:sz w:val="24"/>
+          <w:szCs w:val="24"/>
+        </w:rPr>
+      </w:pPr>
+      <w:r>
+        <w:rPr>
+          <w:rFonts w:ascii="Cambria" w:hAnsi="Cambria"/>
+          <w:sz w:val="24"/>
+          <w:szCs w:val="24"/>
+        </w:rPr>
         <w:t>Making predictions</w:t>
       </w:r>
     </w:p>
     <w:p>
       <w:pPr>
         <w:pStyle w:val="Heading1"/>
-      </w:pPr>
-      <w:r>
+        <w:rPr>
+          <w:rFonts w:ascii="Cambria" w:hAnsi="Cambria"/>
+          <w:sz w:val="24"/>
+          <w:szCs w:val="24"/>
+        </w:rPr>
+      </w:pPr>
+      <w:r>
+        <w:rPr>
+          <w:rFonts w:ascii="Cambria" w:hAnsi="Cambria"/>
+          <w:sz w:val="24"/>
+          <w:szCs w:val="24"/>
+        </w:rPr>
         <w:t>Tools for Data Science Environment</w:t>
       </w:r>
     </w:p>
     <w:p>
       <w:pPr>
         <w:pStyle w:val="Heading2"/>
-      </w:pPr>
-      <w:r>
+        <w:rPr>
+          <w:rFonts w:ascii="Cambria" w:hAnsi="Cambria"/>
+          <w:sz w:val="24"/>
+          <w:szCs w:val="24"/>
+        </w:rPr>
+      </w:pPr>
+      <w:r>
+        <w:rPr>
+          <w:rFonts w:ascii="Cambria" w:hAnsi="Cambria"/>
+          <w:sz w:val="24"/>
+          <w:szCs w:val="24"/>
+        </w:rPr>
         <w:t>Anaconda</w:t>
       </w:r>
     </w:p>
@@ -229,8 +438,18 @@
           <w:ilvl w:val="0"/>
           <w:numId w:val="30"/>
         </w:numPr>
-      </w:pPr>
-      <w:r>
+        <w:rPr>
+          <w:rFonts w:ascii="Cambria" w:hAnsi="Cambria"/>
+          <w:sz w:val="24"/>
+          <w:szCs w:val="24"/>
+        </w:rPr>
+      </w:pPr>
+      <w:r>
+        <w:rPr>
+          <w:rFonts w:ascii="Cambria" w:hAnsi="Cambria"/>
+          <w:sz w:val="24"/>
+          <w:szCs w:val="24"/>
+        </w:rPr>
         <w:t>A complete data science environment</w:t>
       </w:r>
     </w:p>
@@ -240,8 +459,18 @@
           <w:ilvl w:val="0"/>
           <w:numId w:val="30"/>
         </w:numPr>
-      </w:pPr>
-      <w:r>
+        <w:rPr>
+          <w:rFonts w:ascii="Cambria" w:hAnsi="Cambria"/>
+          <w:sz w:val="24"/>
+          <w:szCs w:val="24"/>
+        </w:rPr>
+      </w:pPr>
+      <w:r>
+        <w:rPr>
+          <w:rFonts w:ascii="Cambria" w:hAnsi="Cambria"/>
+          <w:sz w:val="24"/>
+          <w:szCs w:val="24"/>
+        </w:rPr>
         <w:t>Comes with many pre-installed libraries</w:t>
       </w:r>
     </w:p>
@@ -251,8 +480,18 @@
           <w:ilvl w:val="0"/>
           <w:numId w:val="30"/>
         </w:numPr>
-      </w:pPr>
-      <w:r>
+        <w:rPr>
+          <w:rFonts w:ascii="Cambria" w:hAnsi="Cambria"/>
+          <w:sz w:val="24"/>
+          <w:szCs w:val="24"/>
+        </w:rPr>
+      </w:pPr>
+      <w:r>
+        <w:rPr>
+          <w:rFonts w:ascii="Cambria" w:hAnsi="Cambria"/>
+          <w:sz w:val="24"/>
+          <w:szCs w:val="24"/>
+        </w:rPr>
         <w:t>Easy to use for beginners</w:t>
       </w:r>
     </w:p>
@@ -262,36 +501,72 @@
           <w:ilvl w:val="0"/>
           <w:numId w:val="30"/>
         </w:numPr>
-      </w:pPr>
-      <w:r>
+        <w:rPr>
+          <w:rFonts w:ascii="Cambria" w:hAnsi="Cambria"/>
+          <w:sz w:val="24"/>
+          <w:szCs w:val="24"/>
+        </w:rPr>
+      </w:pPr>
+      <w:r>
+        <w:rPr>
+          <w:rFonts w:ascii="Cambria" w:hAnsi="Cambria"/>
+          <w:sz w:val="24"/>
+          <w:szCs w:val="24"/>
+        </w:rPr>
         <w:t xml:space="preserve"> Takes </w:t>
       </w:r>
       <w:r>
         <w:rPr>
+          <w:rFonts w:ascii="Cambria" w:hAnsi="Cambria"/>
           <w:b/>
           <w:bCs/>
+          <w:sz w:val="24"/>
+          <w:szCs w:val="24"/>
         </w:rPr>
         <w:t>a lot of storage</w:t>
       </w:r>
       <w:r>
+        <w:rPr>
+          <w:rFonts w:ascii="Cambria" w:hAnsi="Cambria"/>
+          <w:sz w:val="24"/>
+          <w:szCs w:val="24"/>
+        </w:rPr>
         <w:t xml:space="preserve"> (around </w:t>
       </w:r>
       <w:r>
         <w:rPr>
+          <w:rFonts w:ascii="Cambria" w:hAnsi="Cambria"/>
           <w:b/>
           <w:bCs/>
+          <w:sz w:val="24"/>
+          <w:szCs w:val="24"/>
         </w:rPr>
         <w:t>3 GB</w:t>
       </w:r>
       <w:r>
+        <w:rPr>
+          <w:rFonts w:ascii="Cambria" w:hAnsi="Cambria"/>
+          <w:sz w:val="24"/>
+          <w:szCs w:val="24"/>
+        </w:rPr>
         <w:t>)</w:t>
       </w:r>
     </w:p>
     <w:p>
       <w:pPr>
         <w:pStyle w:val="Heading2"/>
-      </w:pPr>
-      <w:r>
+        <w:rPr>
+          <w:rFonts w:ascii="Cambria" w:hAnsi="Cambria"/>
+          <w:sz w:val="24"/>
+          <w:szCs w:val="24"/>
+        </w:rPr>
+      </w:pPr>
+      <w:r>
+        <w:rPr>
+          <w:rFonts w:ascii="Cambria" w:hAnsi="Cambria"/>
+          <w:sz w:val="24"/>
+          <w:szCs w:val="24"/>
+        </w:rPr>
         <w:t>Miniconda</w:t>
       </w:r>
     </w:p>
@@ -301,8 +576,18 @@
           <w:ilvl w:val="0"/>
           <w:numId w:val="31"/>
         </w:numPr>
-      </w:pPr>
-      <w:r>
+        <w:rPr>
+          <w:rFonts w:ascii="Cambria" w:hAnsi="Cambria"/>
+          <w:sz w:val="24"/>
+          <w:szCs w:val="24"/>
+        </w:rPr>
+      </w:pPr>
+      <w:r>
+        <w:rPr>
+          <w:rFonts w:ascii="Cambria" w:hAnsi="Cambria"/>
+          <w:sz w:val="24"/>
+          <w:szCs w:val="24"/>
+        </w:rPr>
         <w:t>A lightweight version of Anaconda</w:t>
       </w:r>
     </w:p>
@@ -312,8 +597,18 @@
           <w:ilvl w:val="0"/>
           <w:numId w:val="31"/>
         </w:numPr>
-      </w:pPr>
-      <w:r>
+        <w:rPr>
+          <w:rFonts w:ascii="Cambria" w:hAnsi="Cambria"/>
+          <w:sz w:val="24"/>
+          <w:szCs w:val="24"/>
+        </w:rPr>
+      </w:pPr>
+      <w:r>
+        <w:rPr>
+          <w:rFonts w:ascii="Cambria" w:hAnsi="Cambria"/>
+          <w:sz w:val="24"/>
+          <w:szCs w:val="24"/>
+        </w:rPr>
         <w:t>Only includes basic tools</w:t>
       </w:r>
     </w:p>
@@ -323,28 +618,54 @@
           <w:ilvl w:val="0"/>
           <w:numId w:val="31"/>
         </w:numPr>
-      </w:pPr>
-      <w:r>
+        <w:rPr>
+          <w:rFonts w:ascii="Cambria" w:hAnsi="Cambria"/>
+          <w:sz w:val="24"/>
+          <w:szCs w:val="24"/>
+        </w:rPr>
+      </w:pPr>
+      <w:r>
+        <w:rPr>
+          <w:rFonts w:ascii="Cambria" w:hAnsi="Cambria"/>
+          <w:sz w:val="24"/>
+          <w:szCs w:val="24"/>
+        </w:rPr>
         <w:t xml:space="preserve">Takes </w:t>
       </w:r>
       <w:r>
         <w:rPr>
+          <w:rFonts w:ascii="Cambria" w:hAnsi="Cambria"/>
           <w:b/>
           <w:bCs/>
+          <w:sz w:val="24"/>
+          <w:szCs w:val="24"/>
         </w:rPr>
         <w:t>very less storage</w:t>
       </w:r>
       <w:r>
+        <w:rPr>
+          <w:rFonts w:ascii="Cambria" w:hAnsi="Cambria"/>
+          <w:sz w:val="24"/>
+          <w:szCs w:val="24"/>
+        </w:rPr>
         <w:t xml:space="preserve"> (around </w:t>
       </w:r>
       <w:r>
         <w:rPr>
+          <w:rFonts w:ascii="Cambria" w:hAnsi="Cambria"/>
           <w:b/>
           <w:bCs/>
+          <w:sz w:val="24"/>
+          <w:szCs w:val="24"/>
         </w:rPr>
         <w:t>200 MB</w:t>
       </w:r>
       <w:r>
+        <w:rPr>
+          <w:rFonts w:ascii="Cambria" w:hAnsi="Cambria"/>
+          <w:sz w:val="24"/>
+          <w:szCs w:val="24"/>
+        </w:rPr>
         <w:t>)</w:t>
       </w:r>
     </w:p>
@@ -354,14 +675,27 @@
           <w:ilvl w:val="0"/>
           <w:numId w:val="31"/>
         </w:numPr>
-      </w:pPr>
-      <w:r>
+        <w:rPr>
+          <w:rFonts w:ascii="Cambria" w:hAnsi="Cambria"/>
+          <w:sz w:val="24"/>
+          <w:szCs w:val="24"/>
+        </w:rPr>
+      </w:pPr>
+      <w:r>
+        <w:rPr>
+          <w:rFonts w:ascii="Cambria" w:hAnsi="Cambria"/>
+          <w:sz w:val="24"/>
+          <w:szCs w:val="24"/>
+        </w:rPr>
         <w:t xml:space="preserve">Libraries are installed </w:t>
       </w:r>
       <w:r>
         <w:rPr>
+          <w:rFonts w:ascii="Cambria" w:hAnsi="Cambria"/>
           <w:b/>
           <w:bCs/>
+          <w:sz w:val="24"/>
+          <w:szCs w:val="24"/>
         </w:rPr>
         <w:t>only when needed</w:t>
       </w:r>
@@ -369,8 +703,19 @@
     <w:p>
       <w:pPr>
         <w:pStyle w:val="Heading2"/>
-      </w:pPr>
-      <w:r>
+        <w:rPr>
+          <w:rFonts w:ascii="Cambria" w:hAnsi="Cambria"/>
+          <w:sz w:val="24"/>
+          <w:szCs w:val="24"/>
+        </w:rPr>
+      </w:pPr>
+      <w:r>
+        <w:rPr>
+          <w:rFonts w:ascii="Cambria" w:hAnsi="Cambria"/>
+          <w:sz w:val="24"/>
+          <w:szCs w:val="24"/>
+        </w:rPr>
+        <w:lastRenderedPageBreak/>
         <w:t>Mr Conda</w:t>
       </w:r>
     </w:p>
@@ -380,20 +725,48 @@
           <w:ilvl w:val="0"/>
           <w:numId w:val="32"/>
         </w:numPr>
-      </w:pPr>
-      <w:r>
+        <w:rPr>
+          <w:rFonts w:ascii="Cambria" w:hAnsi="Cambria"/>
+          <w:sz w:val="24"/>
+          <w:szCs w:val="24"/>
+        </w:rPr>
+      </w:pPr>
+      <w:r>
+        <w:rPr>
+          <w:rFonts w:ascii="Cambria" w:hAnsi="Cambria"/>
+          <w:sz w:val="24"/>
+          <w:szCs w:val="24"/>
+        </w:rPr>
         <w:t xml:space="preserve">Works as a </w:t>
       </w:r>
       <w:r>
         <w:rPr>
+          <w:rFonts w:ascii="Cambria" w:hAnsi="Cambria"/>
           <w:b/>
           <w:bCs/>
+          <w:sz w:val="24"/>
+          <w:szCs w:val="24"/>
         </w:rPr>
         <w:t>helper tool</w:t>
       </w:r>
       <w:r>
-        <w:t xml:space="preserve"> for Miniconda</w:t>
-      </w:r>
+        <w:rPr>
+          <w:rFonts w:ascii="Cambria" w:hAnsi="Cambria"/>
+          <w:sz w:val="24"/>
+          <w:szCs w:val="24"/>
+        </w:rPr>
+        <w:t xml:space="preserve"> for </w:t>
+      </w:r>
+      <w:proofErr w:type="spellStart"/>
+      <w:r>
+        <w:rPr>
+          <w:rFonts w:ascii="Cambria" w:hAnsi="Cambria"/>
+          <w:sz w:val="24"/>
+          <w:szCs w:val="24"/>
+        </w:rPr>
+        <w:t>Miniconda</w:t>
+      </w:r>
+      <w:proofErr w:type="spellEnd"/>
     </w:p>
     <w:p>
       <w:pPr>
@@ -401,9 +774,18 @@
           <w:ilvl w:val="0"/>
           <w:numId w:val="32"/>
         </w:numPr>
-      </w:pPr>
-      <w:r>
-        <w:lastRenderedPageBreak/>
+        <w:rPr>
+          <w:rFonts w:ascii="Cambria" w:hAnsi="Cambria"/>
+          <w:sz w:val="24"/>
+          <w:szCs w:val="24"/>
+        </w:rPr>
+      </w:pPr>
+      <w:r>
+        <w:rPr>
+          <w:rFonts w:ascii="Cambria" w:hAnsi="Cambria"/>
+          <w:sz w:val="24"/>
+          <w:szCs w:val="24"/>
+        </w:rPr>
         <w:t>Makes environment and library management easier</w:t>
       </w:r>
     </w:p>
@@ -413,14 +795,27 @@
           <w:ilvl w:val="0"/>
           <w:numId w:val="32"/>
         </w:numPr>
-      </w:pPr>
-      <w:r>
+        <w:rPr>
+          <w:rFonts w:ascii="Cambria" w:hAnsi="Cambria"/>
+          <w:sz w:val="24"/>
+          <w:szCs w:val="24"/>
+        </w:rPr>
+      </w:pPr>
+      <w:r>
+        <w:rPr>
+          <w:rFonts w:ascii="Cambria" w:hAnsi="Cambria"/>
+          <w:sz w:val="24"/>
+          <w:szCs w:val="24"/>
+        </w:rPr>
         <w:t xml:space="preserve">Preferred for </w:t>
       </w:r>
       <w:r>
         <w:rPr>
+          <w:rFonts w:ascii="Cambria" w:hAnsi="Cambria"/>
           <w:b/>
           <w:bCs/>
+          <w:sz w:val="24"/>
+          <w:szCs w:val="24"/>
         </w:rPr>
         <w:t>machine learning projects</w:t>
       </w:r>
@@ -428,13 +823,35 @@
     <w:p>
       <w:pPr>
         <w:pStyle w:val="Heading1"/>
-      </w:pPr>
-      <w:r>
+        <w:rPr>
+          <w:rFonts w:ascii="Cambria" w:hAnsi="Cambria"/>
+          <w:sz w:val="24"/>
+          <w:szCs w:val="24"/>
+        </w:rPr>
+      </w:pPr>
+      <w:r>
+        <w:rPr>
+          <w:rFonts w:ascii="Cambria" w:hAnsi="Cambria"/>
+          <w:sz w:val="24"/>
+          <w:szCs w:val="24"/>
+        </w:rPr>
         <w:t>Setting Up a Machine Learning Project</w:t>
       </w:r>
     </w:p>
     <w:p>
-      <w:r>
+      <w:pPr>
+        <w:rPr>
+          <w:rFonts w:ascii="Cambria" w:hAnsi="Cambria"/>
+          <w:sz w:val="24"/>
+          <w:szCs w:val="24"/>
+        </w:rPr>
+      </w:pPr>
+      <w:r>
+        <w:rPr>
+          <w:rFonts w:ascii="Cambria" w:hAnsi="Cambria"/>
+          <w:sz w:val="24"/>
+          <w:szCs w:val="24"/>
+        </w:rPr>
         <w:t>Basic steps:</w:t>
       </w:r>
     </w:p>
@@ -444,17 +861,32 @@
           <w:ilvl w:val="0"/>
           <w:numId w:val="33"/>
         </w:numPr>
-      </w:pPr>
-      <w:r>
+        <w:rPr>
+          <w:rFonts w:ascii="Cambria" w:hAnsi="Cambria"/>
+          <w:sz w:val="24"/>
+          <w:szCs w:val="24"/>
+        </w:rPr>
+      </w:pPr>
+      <w:r>
+        <w:rPr>
+          <w:rFonts w:ascii="Cambria" w:hAnsi="Cambria"/>
+          <w:sz w:val="24"/>
+          <w:szCs w:val="24"/>
+        </w:rPr>
         <w:t xml:space="preserve">Install </w:t>
       </w:r>
-      <w:r>
-        <w:rPr>
+      <w:proofErr w:type="spellStart"/>
+      <w:r>
+        <w:rPr>
+          <w:rFonts w:ascii="Cambria" w:hAnsi="Cambria"/>
           <w:b/>
           <w:bCs/>
+          <w:sz w:val="24"/>
+          <w:szCs w:val="24"/>
         </w:rPr>
         <w:t>Miniconda</w:t>
       </w:r>
+      <w:proofErr w:type="spellEnd"/>
     </w:p>
     <w:p>
       <w:pPr>
@@ -462,18 +894,36 @@
           <w:ilvl w:val="0"/>
           <w:numId w:val="33"/>
         </w:numPr>
-      </w:pPr>
-      <w:r>
+        <w:rPr>
+          <w:rFonts w:ascii="Cambria" w:hAnsi="Cambria"/>
+          <w:sz w:val="24"/>
+          <w:szCs w:val="24"/>
+        </w:rPr>
+      </w:pPr>
+      <w:r>
+        <w:rPr>
+          <w:rFonts w:ascii="Cambria" w:hAnsi="Cambria"/>
+          <w:sz w:val="24"/>
+          <w:szCs w:val="24"/>
+        </w:rPr>
         <w:t xml:space="preserve">Use </w:t>
       </w:r>
       <w:r>
         <w:rPr>
+          <w:rFonts w:ascii="Cambria" w:hAnsi="Cambria"/>
           <w:b/>
           <w:bCs/>
+          <w:sz w:val="24"/>
+          <w:szCs w:val="24"/>
         </w:rPr>
         <w:t>Mr Conda</w:t>
       </w:r>
       <w:r>
+        <w:rPr>
+          <w:rFonts w:ascii="Cambria" w:hAnsi="Cambria"/>
+          <w:sz w:val="24"/>
+          <w:szCs w:val="24"/>
+        </w:rPr>
         <w:t xml:space="preserve"> to create an environment</w:t>
       </w:r>
     </w:p>
@@ -483,8 +933,18 @@
           <w:ilvl w:val="0"/>
           <w:numId w:val="33"/>
         </w:numPr>
-      </w:pPr>
-      <w:r>
+        <w:rPr>
+          <w:rFonts w:ascii="Cambria" w:hAnsi="Cambria"/>
+          <w:sz w:val="24"/>
+          <w:szCs w:val="24"/>
+        </w:rPr>
+      </w:pPr>
+      <w:r>
+        <w:rPr>
+          <w:rFonts w:ascii="Cambria" w:hAnsi="Cambria"/>
+          <w:sz w:val="24"/>
+          <w:szCs w:val="24"/>
+        </w:rPr>
         <w:t>Install required libraries (NumPy, Pandas, Scikit-learn, etc.)</w:t>
       </w:r>
     </w:p>
@@ -494,8 +954,18 @@
           <w:ilvl w:val="0"/>
           <w:numId w:val="33"/>
         </w:numPr>
-      </w:pPr>
-      <w:r>
+        <w:rPr>
+          <w:rFonts w:ascii="Cambria" w:hAnsi="Cambria"/>
+          <w:sz w:val="24"/>
+          <w:szCs w:val="24"/>
+        </w:rPr>
+      </w:pPr>
+      <w:r>
+        <w:rPr>
+          <w:rFonts w:ascii="Cambria" w:hAnsi="Cambria"/>
+          <w:sz w:val="24"/>
+          <w:szCs w:val="24"/>
+        </w:rPr>
         <w:t>Start data analysis</w:t>
       </w:r>
     </w:p>
@@ -505,16 +975,36 @@
           <w:ilvl w:val="0"/>
           <w:numId w:val="33"/>
         </w:numPr>
-      </w:pPr>
-      <w:r>
+        <w:rPr>
+          <w:rFonts w:ascii="Cambria" w:hAnsi="Cambria"/>
+          <w:sz w:val="24"/>
+          <w:szCs w:val="24"/>
+        </w:rPr>
+      </w:pPr>
+      <w:r>
+        <w:rPr>
+          <w:rFonts w:ascii="Cambria" w:hAnsi="Cambria"/>
+          <w:sz w:val="24"/>
+          <w:szCs w:val="24"/>
+        </w:rPr>
         <w:t>Train machine learning models</w:t>
       </w:r>
     </w:p>
     <w:p>
       <w:pPr>
         <w:pStyle w:val="Heading1"/>
-      </w:pPr>
-      <w:r>
+        <w:rPr>
+          <w:rFonts w:ascii="Cambria" w:hAnsi="Cambria"/>
+          <w:sz w:val="24"/>
+          <w:szCs w:val="24"/>
+        </w:rPr>
+      </w:pPr>
+      <w:r>
+        <w:rPr>
+          <w:rFonts w:ascii="Cambria" w:hAnsi="Cambria"/>
+          <w:sz w:val="24"/>
+          <w:szCs w:val="24"/>
+        </w:rPr>
         <w:t>Blueprint of a Machine Learning Project</w:t>
       </w:r>
     </w:p>
@@ -524,8 +1014,18 @@
           <w:ilvl w:val="0"/>
           <w:numId w:val="34"/>
         </w:numPr>
-      </w:pPr>
-      <w:r>
+        <w:rPr>
+          <w:rFonts w:ascii="Cambria" w:hAnsi="Cambria"/>
+          <w:sz w:val="24"/>
+          <w:szCs w:val="24"/>
+        </w:rPr>
+      </w:pPr>
+      <w:r>
+        <w:rPr>
+          <w:rFonts w:ascii="Cambria" w:hAnsi="Cambria"/>
+          <w:sz w:val="24"/>
+          <w:szCs w:val="24"/>
+        </w:rPr>
         <w:t>Problem Definition</w:t>
       </w:r>
     </w:p>
@@ -535,8 +1035,18 @@
           <w:ilvl w:val="0"/>
           <w:numId w:val="34"/>
         </w:numPr>
-      </w:pPr>
-      <w:r>
+        <w:rPr>
+          <w:rFonts w:ascii="Cambria" w:hAnsi="Cambria"/>
+          <w:sz w:val="24"/>
+          <w:szCs w:val="24"/>
+        </w:rPr>
+      </w:pPr>
+      <w:r>
+        <w:rPr>
+          <w:rFonts w:ascii="Cambria" w:hAnsi="Cambria"/>
+          <w:sz w:val="24"/>
+          <w:szCs w:val="24"/>
+        </w:rPr>
         <w:t>Data Collection</w:t>
       </w:r>
     </w:p>
@@ -546,8 +1056,18 @@
           <w:ilvl w:val="0"/>
           <w:numId w:val="34"/>
         </w:numPr>
-      </w:pPr>
-      <w:r>
+        <w:rPr>
+          <w:rFonts w:ascii="Cambria" w:hAnsi="Cambria"/>
+          <w:sz w:val="24"/>
+          <w:szCs w:val="24"/>
+        </w:rPr>
+      </w:pPr>
+      <w:r>
+        <w:rPr>
+          <w:rFonts w:ascii="Cambria" w:hAnsi="Cambria"/>
+          <w:sz w:val="24"/>
+          <w:szCs w:val="24"/>
+        </w:rPr>
         <w:t>Data Analysis</w:t>
       </w:r>
     </w:p>
@@ -557,8 +1077,18 @@
           <w:ilvl w:val="0"/>
           <w:numId w:val="34"/>
         </w:numPr>
-      </w:pPr>
-      <w:r>
+        <w:rPr>
+          <w:rFonts w:ascii="Cambria" w:hAnsi="Cambria"/>
+          <w:sz w:val="24"/>
+          <w:szCs w:val="24"/>
+        </w:rPr>
+      </w:pPr>
+      <w:r>
+        <w:rPr>
+          <w:rFonts w:ascii="Cambria" w:hAnsi="Cambria"/>
+          <w:sz w:val="24"/>
+          <w:szCs w:val="24"/>
+        </w:rPr>
         <w:t>Feature Selection</w:t>
       </w:r>
     </w:p>
@@ -568,8 +1098,18 @@
           <w:ilvl w:val="0"/>
           <w:numId w:val="34"/>
         </w:numPr>
-      </w:pPr>
-      <w:r>
+        <w:rPr>
+          <w:rFonts w:ascii="Cambria" w:hAnsi="Cambria"/>
+          <w:sz w:val="24"/>
+          <w:szCs w:val="24"/>
+        </w:rPr>
+      </w:pPr>
+      <w:r>
+        <w:rPr>
+          <w:rFonts w:ascii="Cambria" w:hAnsi="Cambria"/>
+          <w:sz w:val="24"/>
+          <w:szCs w:val="24"/>
+        </w:rPr>
         <w:t>Model Training</w:t>
       </w:r>
     </w:p>
@@ -579,8 +1119,18 @@
           <w:ilvl w:val="0"/>
           <w:numId w:val="34"/>
         </w:numPr>
-      </w:pPr>
-      <w:r>
+        <w:rPr>
+          <w:rFonts w:ascii="Cambria" w:hAnsi="Cambria"/>
+          <w:sz w:val="24"/>
+          <w:szCs w:val="24"/>
+        </w:rPr>
+      </w:pPr>
+      <w:r>
+        <w:rPr>
+          <w:rFonts w:ascii="Cambria" w:hAnsi="Cambria"/>
+          <w:sz w:val="24"/>
+          <w:szCs w:val="24"/>
+        </w:rPr>
         <w:t>Model Evaluation</w:t>
       </w:r>
     </w:p>
@@ -590,16 +1140,36 @@
           <w:ilvl w:val="0"/>
           <w:numId w:val="34"/>
         </w:numPr>
-      </w:pPr>
-      <w:r>
+        <w:rPr>
+          <w:rFonts w:ascii="Cambria" w:hAnsi="Cambria"/>
+          <w:sz w:val="24"/>
+          <w:szCs w:val="24"/>
+        </w:rPr>
+      </w:pPr>
+      <w:r>
+        <w:rPr>
+          <w:rFonts w:ascii="Cambria" w:hAnsi="Cambria"/>
+          <w:sz w:val="24"/>
+          <w:szCs w:val="24"/>
+        </w:rPr>
         <w:t>Deployment</w:t>
       </w:r>
     </w:p>
     <w:p>
       <w:pPr>
         <w:pStyle w:val="Heading2"/>
-      </w:pPr>
-      <w:r>
+        <w:rPr>
+          <w:rFonts w:ascii="Cambria" w:hAnsi="Cambria"/>
+          <w:sz w:val="24"/>
+          <w:szCs w:val="24"/>
+        </w:rPr>
+      </w:pPr>
+      <w:r>
+        <w:rPr>
+          <w:rFonts w:ascii="Cambria" w:hAnsi="Cambria"/>
+          <w:sz w:val="24"/>
+          <w:szCs w:val="24"/>
+        </w:rPr>
         <w:t>Installing Conda (Overview)</w:t>
       </w:r>
     </w:p>
@@ -609,27 +1179,50 @@
           <w:ilvl w:val="0"/>
           <w:numId w:val="35"/>
         </w:numPr>
-      </w:pPr>
-      <w:r>
+        <w:rPr>
+          <w:rFonts w:ascii="Cambria" w:hAnsi="Cambria"/>
+          <w:sz w:val="24"/>
+          <w:szCs w:val="24"/>
+        </w:rPr>
+      </w:pPr>
+      <w:r>
+        <w:rPr>
+          <w:rFonts w:ascii="Cambria" w:hAnsi="Cambria"/>
+          <w:sz w:val="24"/>
+          <w:szCs w:val="24"/>
+        </w:rPr>
         <w:t xml:space="preserve">Download </w:t>
       </w:r>
       <w:r>
         <w:rPr>
+          <w:rFonts w:ascii="Cambria" w:hAnsi="Cambria"/>
           <w:b/>
           <w:bCs/>
+          <w:sz w:val="24"/>
+          <w:szCs w:val="24"/>
         </w:rPr>
         <w:t>Anaconda</w:t>
       </w:r>
       <w:r>
+        <w:rPr>
+          <w:rFonts w:ascii="Cambria" w:hAnsi="Cambria"/>
+          <w:sz w:val="24"/>
+          <w:szCs w:val="24"/>
+        </w:rPr>
         <w:t xml:space="preserve"> or </w:t>
       </w:r>
-      <w:r>
-        <w:rPr>
+      <w:proofErr w:type="spellStart"/>
+      <w:r>
+        <w:rPr>
+          <w:rFonts w:ascii="Cambria" w:hAnsi="Cambria"/>
           <w:b/>
           <w:bCs/>
+          <w:sz w:val="24"/>
+          <w:szCs w:val="24"/>
         </w:rPr>
         <w:t>Miniconda</w:t>
       </w:r>
+      <w:proofErr w:type="spellEnd"/>
     </w:p>
     <w:p>
       <w:pPr>
@@ -637,8 +1230,18 @@
           <w:ilvl w:val="0"/>
           <w:numId w:val="35"/>
         </w:numPr>
-      </w:pPr>
-      <w:r>
+        <w:rPr>
+          <w:rFonts w:ascii="Cambria" w:hAnsi="Cambria"/>
+          <w:sz w:val="24"/>
+          <w:szCs w:val="24"/>
+        </w:rPr>
+      </w:pPr>
+      <w:r>
+        <w:rPr>
+          <w:rFonts w:ascii="Cambria" w:hAnsi="Cambria"/>
+          <w:sz w:val="24"/>
+          <w:szCs w:val="24"/>
+        </w:rPr>
         <w:t>Install it on your system</w:t>
       </w:r>
     </w:p>
@@ -648,8 +1251,18 @@
           <w:ilvl w:val="0"/>
           <w:numId w:val="35"/>
         </w:numPr>
-      </w:pPr>
-      <w:r>
+        <w:rPr>
+          <w:rFonts w:ascii="Cambria" w:hAnsi="Cambria"/>
+          <w:sz w:val="24"/>
+          <w:szCs w:val="24"/>
+        </w:rPr>
+      </w:pPr>
+      <w:r>
+        <w:rPr>
+          <w:rFonts w:ascii="Cambria" w:hAnsi="Cambria"/>
+          <w:sz w:val="24"/>
+          <w:szCs w:val="24"/>
+        </w:rPr>
         <w:t>Open the Conda terminal</w:t>
       </w:r>
     </w:p>
@@ -659,8 +1272,18 @@
           <w:ilvl w:val="0"/>
           <w:numId w:val="35"/>
         </w:numPr>
-      </w:pPr>
-      <w:r>
+        <w:rPr>
+          <w:rFonts w:ascii="Cambria" w:hAnsi="Cambria"/>
+          <w:sz w:val="24"/>
+          <w:szCs w:val="24"/>
+        </w:rPr>
+      </w:pPr>
+      <w:r>
+        <w:rPr>
+          <w:rFonts w:ascii="Cambria" w:hAnsi="Cambria"/>
+          <w:sz w:val="24"/>
+          <w:szCs w:val="24"/>
+        </w:rPr>
         <w:t>Create a new environment for your project</w:t>
       </w:r>
     </w:p>
@@ -670,16 +1293,36 @@
           <w:ilvl w:val="0"/>
           <w:numId w:val="35"/>
         </w:numPr>
-      </w:pPr>
-      <w:r>
+        <w:rPr>
+          <w:rFonts w:ascii="Cambria" w:hAnsi="Cambria"/>
+          <w:sz w:val="24"/>
+          <w:szCs w:val="24"/>
+        </w:rPr>
+      </w:pPr>
+      <w:r>
+        <w:rPr>
+          <w:rFonts w:ascii="Cambria" w:hAnsi="Cambria"/>
+          <w:sz w:val="24"/>
+          <w:szCs w:val="24"/>
+        </w:rPr>
         <w:t>Install required libraries</w:t>
       </w:r>
     </w:p>
     <w:p>
       <w:pPr>
         <w:pStyle w:val="Heading2"/>
-      </w:pPr>
-      <w:r>
+        <w:rPr>
+          <w:rFonts w:ascii="Cambria" w:hAnsi="Cambria"/>
+          <w:sz w:val="24"/>
+          <w:szCs w:val="24"/>
+        </w:rPr>
+      </w:pPr>
+      <w:r>
+        <w:rPr>
+          <w:rFonts w:ascii="Cambria" w:hAnsi="Cambria"/>
+          <w:sz w:val="24"/>
+          <w:szCs w:val="24"/>
+        </w:rPr>
         <w:t>Summary</w:t>
       </w:r>
     </w:p>
@@ -689,15 +1332,29 @@
           <w:ilvl w:val="0"/>
           <w:numId w:val="36"/>
         </w:numPr>
-      </w:pPr>
-      <w:r>
-        <w:rPr>
+        <w:rPr>
+          <w:rFonts w:ascii="Cambria" w:hAnsi="Cambria"/>
+          <w:sz w:val="24"/>
+          <w:szCs w:val="24"/>
+        </w:rPr>
+      </w:pPr>
+      <w:r>
+        <w:rPr>
+          <w:rFonts w:ascii="Cambria" w:hAnsi="Cambria"/>
           <w:b/>
           <w:bCs/>
-        </w:rPr>
+          <w:sz w:val="24"/>
+          <w:szCs w:val="24"/>
+        </w:rPr>
+        <w:lastRenderedPageBreak/>
         <w:t>Mr Conda</w:t>
       </w:r>
       <w:r>
+        <w:rPr>
+          <w:rFonts w:ascii="Cambria" w:hAnsi="Cambria"/>
+          <w:sz w:val="24"/>
+          <w:szCs w:val="24"/>
+        </w:rPr>
         <w:t xml:space="preserve"> helps manage machine learning environments</w:t>
       </w:r>
     </w:p>
@@ -707,15 +1364,28 @@
           <w:ilvl w:val="0"/>
           <w:numId w:val="36"/>
         </w:numPr>
-      </w:pPr>
-      <w:r>
-        <w:rPr>
+        <w:rPr>
+          <w:rFonts w:ascii="Cambria" w:hAnsi="Cambria"/>
+          <w:sz w:val="24"/>
+          <w:szCs w:val="24"/>
+        </w:rPr>
+      </w:pPr>
+      <w:r>
+        <w:rPr>
+          <w:rFonts w:ascii="Cambria" w:hAnsi="Cambria"/>
           <w:b/>
           <w:bCs/>
+          <w:sz w:val="24"/>
+          <w:szCs w:val="24"/>
         </w:rPr>
         <w:t>Anaconda</w:t>
       </w:r>
       <w:r>
+        <w:rPr>
+          <w:rFonts w:ascii="Cambria" w:hAnsi="Cambria"/>
+          <w:sz w:val="24"/>
+          <w:szCs w:val="24"/>
+        </w:rPr>
         <w:t xml:space="preserve"> is heavy but beginner-friendly</w:t>
       </w:r>
     </w:p>
@@ -725,15 +1395,30 @@
           <w:ilvl w:val="0"/>
           <w:numId w:val="36"/>
         </w:numPr>
-      </w:pPr>
-      <w:r>
-        <w:rPr>
+        <w:rPr>
+          <w:rFonts w:ascii="Cambria" w:hAnsi="Cambria"/>
+          <w:sz w:val="24"/>
+          <w:szCs w:val="24"/>
+        </w:rPr>
+      </w:pPr>
+      <w:proofErr w:type="spellStart"/>
+      <w:r>
+        <w:rPr>
+          <w:rFonts w:ascii="Cambria" w:hAnsi="Cambria"/>
           <w:b/>
           <w:bCs/>
+          <w:sz w:val="24"/>
+          <w:szCs w:val="24"/>
         </w:rPr>
         <w:t>Miniconda</w:t>
       </w:r>
-      <w:r>
+      <w:proofErr w:type="spellEnd"/>
+      <w:r>
+        <w:rPr>
+          <w:rFonts w:ascii="Cambria" w:hAnsi="Cambria"/>
+          <w:sz w:val="24"/>
+          <w:szCs w:val="24"/>
+        </w:rPr>
         <w:t xml:space="preserve"> is lightweight and flexible</w:t>
       </w:r>
     </w:p>
@@ -743,14 +1428,1517 @@
           <w:ilvl w:val="0"/>
           <w:numId w:val="36"/>
         </w:numPr>
-      </w:pPr>
-      <w:r>
+        <w:rPr>
+          <w:rFonts w:ascii="Cambria" w:hAnsi="Cambria"/>
+          <w:sz w:val="24"/>
+          <w:szCs w:val="24"/>
+        </w:rPr>
+      </w:pPr>
+      <w:r>
+        <w:rPr>
+          <w:rFonts w:ascii="Cambria" w:hAnsi="Cambria"/>
+          <w:sz w:val="24"/>
+          <w:szCs w:val="24"/>
+        </w:rPr>
         <w:t>Proper environment setup is important for clean and efficient projects</w:t>
       </w:r>
     </w:p>
     <w:p>
       <w:pPr>
-        <w:rPr>
+        <w:pStyle w:val="Heading1"/>
+        <w:rPr>
+          <w:rFonts w:ascii="Cambria" w:hAnsi="Cambria"/>
+          <w:sz w:val="24"/>
+          <w:szCs w:val="24"/>
+          <w:lang w:val="en-US"/>
+        </w:rPr>
+      </w:pPr>
+      <w:r>
+        <w:rPr>
+          <w:rFonts w:ascii="Cambria" w:hAnsi="Cambria"/>
+          <w:sz w:val="24"/>
+          <w:szCs w:val="24"/>
+          <w:lang w:val="en-US"/>
+        </w:rPr>
+        <w:t>Installing Jupyter Notebook</w:t>
+      </w:r>
+    </w:p>
+    <w:p>
+      <w:pPr>
+        <w:pStyle w:val="Heading2"/>
+        <w:rPr>
+          <w:rFonts w:ascii="Cambria" w:hAnsi="Cambria"/>
+          <w:sz w:val="24"/>
+          <w:szCs w:val="24"/>
+        </w:rPr>
+      </w:pPr>
+      <w:r>
+        <w:rPr>
+          <w:rFonts w:ascii="Cambria" w:hAnsi="Cambria"/>
+          <w:sz w:val="24"/>
+          <w:szCs w:val="24"/>
+        </w:rPr>
+        <w:t xml:space="preserve">What is </w:t>
+      </w:r>
+      <w:proofErr w:type="spellStart"/>
+      <w:r>
+        <w:rPr>
+          <w:rFonts w:ascii="Cambria" w:hAnsi="Cambria"/>
+          <w:sz w:val="24"/>
+          <w:szCs w:val="24"/>
+        </w:rPr>
+        <w:t>Jupyter</w:t>
+      </w:r>
+      <w:proofErr w:type="spellEnd"/>
+      <w:r>
+        <w:rPr>
+          <w:rFonts w:ascii="Cambria" w:hAnsi="Cambria"/>
+          <w:sz w:val="24"/>
+          <w:szCs w:val="24"/>
+        </w:rPr>
+        <w:t xml:space="preserve"> Notebook?</w:t>
+      </w:r>
+    </w:p>
+    <w:p>
+      <w:pPr>
+        <w:numPr>
+          <w:ilvl w:val="0"/>
+          <w:numId w:val="37"/>
+        </w:numPr>
+        <w:rPr>
+          <w:rFonts w:ascii="Cambria" w:hAnsi="Cambria"/>
+          <w:sz w:val="24"/>
+          <w:szCs w:val="24"/>
+        </w:rPr>
+      </w:pPr>
+      <w:proofErr w:type="spellStart"/>
+      <w:r>
+        <w:rPr>
+          <w:rFonts w:ascii="Cambria" w:hAnsi="Cambria"/>
+          <w:sz w:val="24"/>
+          <w:szCs w:val="24"/>
+        </w:rPr>
+        <w:t>Jupyter</w:t>
+      </w:r>
+      <w:proofErr w:type="spellEnd"/>
+      <w:r>
+        <w:rPr>
+          <w:rFonts w:ascii="Cambria" w:hAnsi="Cambria"/>
+          <w:sz w:val="24"/>
+          <w:szCs w:val="24"/>
+        </w:rPr>
+        <w:t xml:space="preserve"> Notebook is a </w:t>
+      </w:r>
+      <w:r>
+        <w:rPr>
+          <w:rFonts w:ascii="Cambria" w:hAnsi="Cambria"/>
+          <w:b/>
+          <w:bCs/>
+          <w:sz w:val="24"/>
+          <w:szCs w:val="24"/>
+        </w:rPr>
+        <w:t>web-based tool</w:t>
+      </w:r>
+      <w:r>
+        <w:rPr>
+          <w:rFonts w:ascii="Cambria" w:hAnsi="Cambria"/>
+          <w:sz w:val="24"/>
+          <w:szCs w:val="24"/>
+        </w:rPr>
+        <w:t>.</w:t>
+      </w:r>
+    </w:p>
+    <w:p>
+      <w:pPr>
+        <w:numPr>
+          <w:ilvl w:val="0"/>
+          <w:numId w:val="37"/>
+        </w:numPr>
+        <w:rPr>
+          <w:rFonts w:ascii="Cambria" w:hAnsi="Cambria"/>
+          <w:sz w:val="24"/>
+          <w:szCs w:val="24"/>
+        </w:rPr>
+      </w:pPr>
+      <w:r>
+        <w:rPr>
+          <w:rFonts w:ascii="Cambria" w:hAnsi="Cambria"/>
+          <w:sz w:val="24"/>
+          <w:szCs w:val="24"/>
+        </w:rPr>
+        <w:t>It is used for:</w:t>
+      </w:r>
+    </w:p>
+    <w:p>
+      <w:pPr>
+        <w:numPr>
+          <w:ilvl w:val="1"/>
+          <w:numId w:val="37"/>
+        </w:numPr>
+        <w:rPr>
+          <w:rFonts w:ascii="Cambria" w:hAnsi="Cambria"/>
+          <w:sz w:val="24"/>
+          <w:szCs w:val="24"/>
+        </w:rPr>
+      </w:pPr>
+      <w:r>
+        <w:rPr>
+          <w:rFonts w:ascii="Cambria" w:hAnsi="Cambria"/>
+          <w:sz w:val="24"/>
+          <w:szCs w:val="24"/>
+        </w:rPr>
+        <w:t>Writing Python code</w:t>
+      </w:r>
+    </w:p>
+    <w:p>
+      <w:pPr>
+        <w:numPr>
+          <w:ilvl w:val="1"/>
+          <w:numId w:val="37"/>
+        </w:numPr>
+        <w:rPr>
+          <w:rFonts w:ascii="Cambria" w:hAnsi="Cambria"/>
+          <w:sz w:val="24"/>
+          <w:szCs w:val="24"/>
+        </w:rPr>
+      </w:pPr>
+      <w:r>
+        <w:rPr>
+          <w:rFonts w:ascii="Cambria" w:hAnsi="Cambria"/>
+          <w:sz w:val="24"/>
+          <w:szCs w:val="24"/>
+        </w:rPr>
+        <w:t>Data analysis</w:t>
+      </w:r>
+    </w:p>
+    <w:p>
+      <w:pPr>
+        <w:numPr>
+          <w:ilvl w:val="1"/>
+          <w:numId w:val="37"/>
+        </w:numPr>
+        <w:rPr>
+          <w:rFonts w:ascii="Cambria" w:hAnsi="Cambria"/>
+          <w:sz w:val="24"/>
+          <w:szCs w:val="24"/>
+        </w:rPr>
+      </w:pPr>
+      <w:r>
+        <w:rPr>
+          <w:rFonts w:ascii="Cambria" w:hAnsi="Cambria"/>
+          <w:sz w:val="24"/>
+          <w:szCs w:val="24"/>
+        </w:rPr>
+        <w:t>Machine learning</w:t>
+      </w:r>
+    </w:p>
+    <w:p>
+      <w:pPr>
+        <w:numPr>
+          <w:ilvl w:val="1"/>
+          <w:numId w:val="37"/>
+        </w:numPr>
+        <w:rPr>
+          <w:rFonts w:ascii="Cambria" w:hAnsi="Cambria"/>
+          <w:sz w:val="24"/>
+          <w:szCs w:val="24"/>
+        </w:rPr>
+      </w:pPr>
+      <w:r>
+        <w:rPr>
+          <w:rFonts w:ascii="Cambria" w:hAnsi="Cambria"/>
+          <w:sz w:val="24"/>
+          <w:szCs w:val="24"/>
+        </w:rPr>
+        <w:t>Visualization</w:t>
+      </w:r>
+    </w:p>
+    <w:p>
+      <w:pPr>
+        <w:numPr>
+          <w:ilvl w:val="0"/>
+          <w:numId w:val="37"/>
+        </w:numPr>
+        <w:rPr>
+          <w:rFonts w:ascii="Cambria" w:hAnsi="Cambria"/>
+          <w:sz w:val="24"/>
+          <w:szCs w:val="24"/>
+        </w:rPr>
+      </w:pPr>
+      <w:r>
+        <w:rPr>
+          <w:rFonts w:ascii="Cambria" w:hAnsi="Cambria"/>
+          <w:sz w:val="24"/>
+          <w:szCs w:val="24"/>
+        </w:rPr>
+        <w:t xml:space="preserve">Code and output appear </w:t>
+      </w:r>
+      <w:r>
+        <w:rPr>
+          <w:rFonts w:ascii="Cambria" w:hAnsi="Cambria"/>
+          <w:b/>
+          <w:bCs/>
+          <w:sz w:val="24"/>
+          <w:szCs w:val="24"/>
+        </w:rPr>
+        <w:t>in the same place</w:t>
+      </w:r>
+      <w:r>
+        <w:rPr>
+          <w:rFonts w:ascii="Cambria" w:hAnsi="Cambria"/>
+          <w:sz w:val="24"/>
+          <w:szCs w:val="24"/>
+        </w:rPr>
+        <w:t>.</w:t>
+      </w:r>
+    </w:p>
+    <w:p>
+      <w:pPr>
+        <w:pStyle w:val="Heading2"/>
+        <w:rPr>
+          <w:rFonts w:ascii="Cambria" w:hAnsi="Cambria"/>
+          <w:sz w:val="24"/>
+          <w:szCs w:val="24"/>
+        </w:rPr>
+      </w:pPr>
+      <w:r>
+        <w:rPr>
+          <w:rFonts w:ascii="Cambria" w:hAnsi="Cambria"/>
+          <w:sz w:val="24"/>
+          <w:szCs w:val="24"/>
+        </w:rPr>
+        <w:t xml:space="preserve">Why Use </w:t>
+      </w:r>
+      <w:proofErr w:type="spellStart"/>
+      <w:r>
+        <w:rPr>
+          <w:rFonts w:ascii="Cambria" w:hAnsi="Cambria"/>
+          <w:sz w:val="24"/>
+          <w:szCs w:val="24"/>
+        </w:rPr>
+        <w:t>Jupyter</w:t>
+      </w:r>
+      <w:proofErr w:type="spellEnd"/>
+      <w:r>
+        <w:rPr>
+          <w:rFonts w:ascii="Cambria" w:hAnsi="Cambria"/>
+          <w:sz w:val="24"/>
+          <w:szCs w:val="24"/>
+        </w:rPr>
+        <w:t xml:space="preserve"> Notebook?</w:t>
+      </w:r>
+    </w:p>
+    <w:p>
+      <w:pPr>
+        <w:numPr>
+          <w:ilvl w:val="0"/>
+          <w:numId w:val="38"/>
+        </w:numPr>
+        <w:rPr>
+          <w:rFonts w:ascii="Cambria" w:hAnsi="Cambria"/>
+          <w:sz w:val="24"/>
+          <w:szCs w:val="24"/>
+        </w:rPr>
+      </w:pPr>
+      <w:r>
+        <w:rPr>
+          <w:rFonts w:ascii="Cambria" w:hAnsi="Cambria"/>
+          <w:sz w:val="24"/>
+          <w:szCs w:val="24"/>
+        </w:rPr>
+        <w:t>Easy to use for beginners</w:t>
+      </w:r>
+    </w:p>
+    <w:p>
+      <w:pPr>
+        <w:numPr>
+          <w:ilvl w:val="0"/>
+          <w:numId w:val="38"/>
+        </w:numPr>
+        <w:rPr>
+          <w:rFonts w:ascii="Cambria" w:hAnsi="Cambria"/>
+          <w:sz w:val="24"/>
+          <w:szCs w:val="24"/>
+        </w:rPr>
+      </w:pPr>
+      <w:r>
+        <w:rPr>
+          <w:rFonts w:ascii="Cambria" w:hAnsi="Cambria"/>
+          <w:sz w:val="24"/>
+          <w:szCs w:val="24"/>
+        </w:rPr>
+        <w:t>Shows code, output, and notes together</w:t>
+      </w:r>
+    </w:p>
+    <w:p>
+      <w:pPr>
+        <w:numPr>
+          <w:ilvl w:val="0"/>
+          <w:numId w:val="38"/>
+        </w:numPr>
+        <w:rPr>
+          <w:rFonts w:ascii="Cambria" w:hAnsi="Cambria"/>
+          <w:sz w:val="24"/>
+          <w:szCs w:val="24"/>
+        </w:rPr>
+      </w:pPr>
+      <w:r>
+        <w:rPr>
+          <w:rFonts w:ascii="Cambria" w:hAnsi="Cambria"/>
+          <w:sz w:val="24"/>
+          <w:szCs w:val="24"/>
+        </w:rPr>
+        <w:t xml:space="preserve">Very useful for </w:t>
+      </w:r>
+      <w:r>
+        <w:rPr>
+          <w:rFonts w:ascii="Cambria" w:hAnsi="Cambria"/>
+          <w:b/>
+          <w:bCs/>
+          <w:sz w:val="24"/>
+          <w:szCs w:val="24"/>
+        </w:rPr>
+        <w:t>data science and ML projects</w:t>
+      </w:r>
+    </w:p>
+    <w:p>
+      <w:pPr>
+        <w:pStyle w:val="Heading2"/>
+        <w:rPr>
+          <w:rFonts w:ascii="Cambria" w:hAnsi="Cambria"/>
+          <w:sz w:val="24"/>
+          <w:szCs w:val="24"/>
+        </w:rPr>
+      </w:pPr>
+      <w:r>
+        <w:rPr>
+          <w:rFonts w:ascii="Cambria" w:hAnsi="Cambria"/>
+          <w:sz w:val="24"/>
+          <w:szCs w:val="24"/>
+        </w:rPr>
+        <w:t xml:space="preserve">Methods to Install </w:t>
+      </w:r>
+      <w:proofErr w:type="spellStart"/>
+      <w:r>
+        <w:rPr>
+          <w:rFonts w:ascii="Cambria" w:hAnsi="Cambria"/>
+          <w:sz w:val="24"/>
+          <w:szCs w:val="24"/>
+        </w:rPr>
+        <w:t>Jupyter</w:t>
+      </w:r>
+      <w:proofErr w:type="spellEnd"/>
+      <w:r>
+        <w:rPr>
+          <w:rFonts w:ascii="Cambria" w:hAnsi="Cambria"/>
+          <w:sz w:val="24"/>
+          <w:szCs w:val="24"/>
+        </w:rPr>
+        <w:t xml:space="preserve"> Notebook</w:t>
+      </w:r>
+    </w:p>
+    <w:p>
+      <w:pPr>
+        <w:pStyle w:val="Heading3"/>
+        <w:rPr>
+          <w:rFonts w:ascii="Cambria" w:hAnsi="Cambria"/>
+          <w:sz w:val="24"/>
+          <w:szCs w:val="24"/>
+        </w:rPr>
+      </w:pPr>
+      <w:r>
+        <w:rPr>
+          <w:rFonts w:ascii="Cambria" w:hAnsi="Cambria"/>
+          <w:sz w:val="24"/>
+          <w:szCs w:val="24"/>
+        </w:rPr>
+        <w:t>Method 1: Using Anaconda (Recommended)</w:t>
+      </w:r>
+    </w:p>
+    <w:p>
+      <w:pPr>
+        <w:numPr>
+          <w:ilvl w:val="0"/>
+          <w:numId w:val="39"/>
+        </w:numPr>
+        <w:rPr>
+          <w:rFonts w:ascii="Cambria" w:hAnsi="Cambria"/>
+          <w:sz w:val="24"/>
+          <w:szCs w:val="24"/>
+        </w:rPr>
+      </w:pPr>
+      <w:proofErr w:type="spellStart"/>
+      <w:r>
+        <w:rPr>
+          <w:rFonts w:ascii="Cambria" w:hAnsi="Cambria"/>
+          <w:sz w:val="24"/>
+          <w:szCs w:val="24"/>
+        </w:rPr>
+        <w:t>Jupyter</w:t>
+      </w:r>
+      <w:proofErr w:type="spellEnd"/>
+      <w:r>
+        <w:rPr>
+          <w:rFonts w:ascii="Cambria" w:hAnsi="Cambria"/>
+          <w:sz w:val="24"/>
+          <w:szCs w:val="24"/>
+        </w:rPr>
+        <w:t xml:space="preserve"> Notebook comes </w:t>
+      </w:r>
+      <w:r>
+        <w:rPr>
+          <w:rFonts w:ascii="Cambria" w:hAnsi="Cambria"/>
+          <w:b/>
+          <w:bCs/>
+          <w:sz w:val="24"/>
+          <w:szCs w:val="24"/>
+        </w:rPr>
+        <w:t>pre-installed</w:t>
+      </w:r>
+    </w:p>
+    <w:p>
+      <w:pPr>
+        <w:numPr>
+          <w:ilvl w:val="0"/>
+          <w:numId w:val="39"/>
+        </w:numPr>
+        <w:rPr>
+          <w:rFonts w:ascii="Cambria" w:hAnsi="Cambria"/>
+          <w:sz w:val="24"/>
+          <w:szCs w:val="24"/>
+        </w:rPr>
+      </w:pPr>
+      <w:r>
+        <w:rPr>
+          <w:rFonts w:ascii="Cambria" w:hAnsi="Cambria"/>
+          <w:sz w:val="24"/>
+          <w:szCs w:val="24"/>
+        </w:rPr>
+        <w:t>No extra setup required</w:t>
+      </w:r>
+    </w:p>
+    <w:p>
+      <w:pPr>
+        <w:pStyle w:val="Heading3"/>
+        <w:rPr>
+          <w:rFonts w:ascii="Cambria" w:hAnsi="Cambria"/>
+          <w:sz w:val="24"/>
+          <w:szCs w:val="24"/>
+        </w:rPr>
+      </w:pPr>
+      <w:r>
+        <w:rPr>
+          <w:rFonts w:ascii="Cambria" w:hAnsi="Cambria"/>
+          <w:sz w:val="24"/>
+          <w:szCs w:val="24"/>
+        </w:rPr>
+        <w:t>Steps:</w:t>
+      </w:r>
+    </w:p>
+    <w:p>
+      <w:pPr>
+        <w:numPr>
+          <w:ilvl w:val="0"/>
+          <w:numId w:val="40"/>
+        </w:numPr>
+        <w:rPr>
+          <w:rFonts w:ascii="Cambria" w:hAnsi="Cambria"/>
+          <w:sz w:val="24"/>
+          <w:szCs w:val="24"/>
+        </w:rPr>
+      </w:pPr>
+      <w:r>
+        <w:rPr>
+          <w:rFonts w:ascii="Cambria" w:hAnsi="Cambria"/>
+          <w:sz w:val="24"/>
+          <w:szCs w:val="24"/>
+        </w:rPr>
+        <w:t xml:space="preserve">Install </w:t>
+      </w:r>
+      <w:r>
+        <w:rPr>
+          <w:rFonts w:ascii="Cambria" w:hAnsi="Cambria"/>
+          <w:b/>
+          <w:bCs/>
+          <w:sz w:val="24"/>
+          <w:szCs w:val="24"/>
+        </w:rPr>
+        <w:t>Anaconda</w:t>
+      </w:r>
+    </w:p>
+    <w:p>
+      <w:pPr>
+        <w:numPr>
+          <w:ilvl w:val="0"/>
+          <w:numId w:val="40"/>
+        </w:numPr>
+        <w:rPr>
+          <w:rFonts w:ascii="Cambria" w:hAnsi="Cambria"/>
+          <w:sz w:val="24"/>
+          <w:szCs w:val="24"/>
+        </w:rPr>
+      </w:pPr>
+      <w:r>
+        <w:rPr>
+          <w:rFonts w:ascii="Cambria" w:hAnsi="Cambria"/>
+          <w:sz w:val="24"/>
+          <w:szCs w:val="24"/>
+        </w:rPr>
+        <w:t xml:space="preserve">Open </w:t>
+      </w:r>
+      <w:r>
+        <w:rPr>
+          <w:rFonts w:ascii="Cambria" w:hAnsi="Cambria"/>
+          <w:b/>
+          <w:bCs/>
+          <w:sz w:val="24"/>
+          <w:szCs w:val="24"/>
+        </w:rPr>
+        <w:t>Anaconda Navigator</w:t>
+      </w:r>
+    </w:p>
+    <w:p>
+      <w:pPr>
+        <w:numPr>
+          <w:ilvl w:val="0"/>
+          <w:numId w:val="40"/>
+        </w:numPr>
+        <w:rPr>
+          <w:rFonts w:ascii="Cambria" w:hAnsi="Cambria"/>
+          <w:sz w:val="24"/>
+          <w:szCs w:val="24"/>
+        </w:rPr>
+      </w:pPr>
+      <w:r>
+        <w:rPr>
+          <w:rFonts w:ascii="Cambria" w:hAnsi="Cambria"/>
+          <w:sz w:val="24"/>
+          <w:szCs w:val="24"/>
+        </w:rPr>
+        <w:t xml:space="preserve">Click </w:t>
+      </w:r>
+      <w:r>
+        <w:rPr>
+          <w:rFonts w:ascii="Cambria" w:hAnsi="Cambria"/>
+          <w:b/>
+          <w:bCs/>
+          <w:sz w:val="24"/>
+          <w:szCs w:val="24"/>
+        </w:rPr>
+        <w:t>Launch</w:t>
+      </w:r>
+      <w:r>
+        <w:rPr>
+          <w:rFonts w:ascii="Cambria" w:hAnsi="Cambria"/>
+          <w:sz w:val="24"/>
+          <w:szCs w:val="24"/>
+        </w:rPr>
+        <w:t xml:space="preserve"> on </w:t>
+      </w:r>
+      <w:proofErr w:type="spellStart"/>
+      <w:r>
+        <w:rPr>
+          <w:rFonts w:ascii="Cambria" w:hAnsi="Cambria"/>
+          <w:sz w:val="24"/>
+          <w:szCs w:val="24"/>
+        </w:rPr>
+        <w:t>Jupyter</w:t>
+      </w:r>
+      <w:proofErr w:type="spellEnd"/>
+      <w:r>
+        <w:rPr>
+          <w:rFonts w:ascii="Cambria" w:hAnsi="Cambria"/>
+          <w:sz w:val="24"/>
+          <w:szCs w:val="24"/>
+        </w:rPr>
+        <w:t xml:space="preserve"> Notebook</w:t>
+      </w:r>
+    </w:p>
+    <w:p>
+      <w:pPr>
+        <w:pStyle w:val="Heading3"/>
+        <w:rPr>
+          <w:rFonts w:ascii="Cambria" w:hAnsi="Cambria"/>
+          <w:sz w:val="24"/>
+          <w:szCs w:val="24"/>
+        </w:rPr>
+      </w:pPr>
+      <w:r>
+        <w:rPr>
+          <w:rFonts w:ascii="Cambria" w:hAnsi="Cambria"/>
+          <w:sz w:val="24"/>
+          <w:szCs w:val="24"/>
+        </w:rPr>
+        <w:t xml:space="preserve">Method 2: Using </w:t>
+      </w:r>
+      <w:proofErr w:type="spellStart"/>
+      <w:r>
+        <w:rPr>
+          <w:rFonts w:ascii="Cambria" w:hAnsi="Cambria"/>
+          <w:sz w:val="24"/>
+          <w:szCs w:val="24"/>
+        </w:rPr>
+        <w:t>Miniconda</w:t>
+      </w:r>
+      <w:proofErr w:type="spellEnd"/>
+    </w:p>
+    <w:p>
+      <w:pPr>
+        <w:numPr>
+          <w:ilvl w:val="0"/>
+          <w:numId w:val="41"/>
+        </w:numPr>
+        <w:rPr>
+          <w:rFonts w:ascii="Cambria" w:hAnsi="Cambria"/>
+          <w:sz w:val="24"/>
+          <w:szCs w:val="24"/>
+        </w:rPr>
+      </w:pPr>
+      <w:proofErr w:type="spellStart"/>
+      <w:r>
+        <w:rPr>
+          <w:rFonts w:ascii="Cambria" w:hAnsi="Cambria"/>
+          <w:sz w:val="24"/>
+          <w:szCs w:val="24"/>
+        </w:rPr>
+        <w:lastRenderedPageBreak/>
+        <w:t>Jupyter</w:t>
+      </w:r>
+      <w:proofErr w:type="spellEnd"/>
+      <w:r>
+        <w:rPr>
+          <w:rFonts w:ascii="Cambria" w:hAnsi="Cambria"/>
+          <w:sz w:val="24"/>
+          <w:szCs w:val="24"/>
+        </w:rPr>
+        <w:t xml:space="preserve"> is installed manually</w:t>
+      </w:r>
+    </w:p>
+    <w:p>
+      <w:pPr>
+        <w:pStyle w:val="Heading3"/>
+        <w:rPr>
+          <w:rFonts w:ascii="Cambria" w:hAnsi="Cambria"/>
+          <w:sz w:val="24"/>
+          <w:szCs w:val="24"/>
+        </w:rPr>
+      </w:pPr>
+      <w:r>
+        <w:rPr>
+          <w:rFonts w:ascii="Cambria" w:hAnsi="Cambria"/>
+          <w:sz w:val="24"/>
+          <w:szCs w:val="24"/>
+        </w:rPr>
+        <w:t>Steps:</w:t>
+      </w:r>
+    </w:p>
+    <w:p>
+      <w:pPr>
+        <w:numPr>
+          <w:ilvl w:val="0"/>
+          <w:numId w:val="42"/>
+        </w:numPr>
+        <w:rPr>
+          <w:rFonts w:ascii="Cambria" w:hAnsi="Cambria"/>
+          <w:sz w:val="24"/>
+          <w:szCs w:val="24"/>
+        </w:rPr>
+      </w:pPr>
+      <w:r>
+        <w:rPr>
+          <w:rFonts w:ascii="Cambria" w:hAnsi="Cambria"/>
+          <w:sz w:val="24"/>
+          <w:szCs w:val="24"/>
+        </w:rPr>
+        <w:t xml:space="preserve">Open </w:t>
+      </w:r>
+      <w:r>
+        <w:rPr>
+          <w:rFonts w:ascii="Cambria" w:hAnsi="Cambria"/>
+          <w:b/>
+          <w:bCs/>
+          <w:sz w:val="24"/>
+          <w:szCs w:val="24"/>
+        </w:rPr>
+        <w:t>Conda Terminal</w:t>
+      </w:r>
+    </w:p>
+    <w:p>
+      <w:pPr>
+        <w:numPr>
+          <w:ilvl w:val="0"/>
+          <w:numId w:val="42"/>
+        </w:numPr>
+        <w:rPr>
+          <w:rFonts w:ascii="Cambria" w:hAnsi="Cambria"/>
+          <w:sz w:val="24"/>
+          <w:szCs w:val="24"/>
+        </w:rPr>
+      </w:pPr>
+      <w:r>
+        <w:rPr>
+          <w:rFonts w:ascii="Cambria" w:hAnsi="Cambria"/>
+          <w:sz w:val="24"/>
+          <w:szCs w:val="24"/>
+        </w:rPr>
+        <w:t>Create environment:</w:t>
+      </w:r>
+    </w:p>
+    <w:p>
+      <w:pPr>
+        <w:numPr>
+          <w:ilvl w:val="0"/>
+          <w:numId w:val="42"/>
+        </w:numPr>
+        <w:tabs>
+          <w:tab w:val="clear" w:pos="720"/>
+        </w:tabs>
+        <w:rPr>
+          <w:rFonts w:ascii="Cambria" w:hAnsi="Cambria"/>
+          <w:sz w:val="24"/>
+          <w:szCs w:val="24"/>
+        </w:rPr>
+      </w:pPr>
+      <w:proofErr w:type="spellStart"/>
+      <w:r>
+        <w:rPr>
+          <w:rFonts w:ascii="Cambria" w:hAnsi="Cambria"/>
+          <w:sz w:val="24"/>
+          <w:szCs w:val="24"/>
+        </w:rPr>
+        <w:t>conda</w:t>
+      </w:r>
+      <w:proofErr w:type="spellEnd"/>
+      <w:r>
+        <w:rPr>
+          <w:rFonts w:ascii="Cambria" w:hAnsi="Cambria"/>
+          <w:sz w:val="24"/>
+          <w:szCs w:val="24"/>
+        </w:rPr>
+        <w:t xml:space="preserve"> create -n </w:t>
+      </w:r>
+      <w:proofErr w:type="spellStart"/>
+      <w:r>
+        <w:rPr>
+          <w:rFonts w:ascii="Cambria" w:hAnsi="Cambria"/>
+          <w:sz w:val="24"/>
+          <w:szCs w:val="24"/>
+        </w:rPr>
+        <w:t>ml_env</w:t>
+      </w:r>
+      <w:proofErr w:type="spellEnd"/>
+      <w:r>
+        <w:rPr>
+          <w:rFonts w:ascii="Cambria" w:hAnsi="Cambria"/>
+          <w:sz w:val="24"/>
+          <w:szCs w:val="24"/>
+        </w:rPr>
+        <w:t xml:space="preserve"> python=3</w:t>
+      </w:r>
+    </w:p>
+    <w:p>
+      <w:pPr>
+        <w:numPr>
+          <w:ilvl w:val="0"/>
+          <w:numId w:val="42"/>
+        </w:numPr>
+        <w:rPr>
+          <w:rFonts w:ascii="Cambria" w:hAnsi="Cambria"/>
+          <w:sz w:val="24"/>
+          <w:szCs w:val="24"/>
+        </w:rPr>
+      </w:pPr>
+      <w:r>
+        <w:rPr>
+          <w:rFonts w:ascii="Cambria" w:hAnsi="Cambria"/>
+          <w:sz w:val="24"/>
+          <w:szCs w:val="24"/>
+        </w:rPr>
+        <w:t>Activate environment:</w:t>
+      </w:r>
+    </w:p>
+    <w:p>
+      <w:pPr>
+        <w:numPr>
+          <w:ilvl w:val="0"/>
+          <w:numId w:val="42"/>
+        </w:numPr>
+        <w:tabs>
+          <w:tab w:val="clear" w:pos="720"/>
+        </w:tabs>
+        <w:rPr>
+          <w:rFonts w:ascii="Cambria" w:hAnsi="Cambria"/>
+          <w:sz w:val="24"/>
+          <w:szCs w:val="24"/>
+        </w:rPr>
+      </w:pPr>
+      <w:proofErr w:type="spellStart"/>
+      <w:r>
+        <w:rPr>
+          <w:rFonts w:ascii="Cambria" w:hAnsi="Cambria"/>
+          <w:sz w:val="24"/>
+          <w:szCs w:val="24"/>
+        </w:rPr>
+        <w:t>conda</w:t>
+      </w:r>
+      <w:proofErr w:type="spellEnd"/>
+      <w:r>
+        <w:rPr>
+          <w:rFonts w:ascii="Cambria" w:hAnsi="Cambria"/>
+          <w:sz w:val="24"/>
+          <w:szCs w:val="24"/>
+        </w:rPr>
+        <w:t xml:space="preserve"> activate </w:t>
+      </w:r>
+      <w:proofErr w:type="spellStart"/>
+      <w:r>
+        <w:rPr>
+          <w:rFonts w:ascii="Cambria" w:hAnsi="Cambria"/>
+          <w:sz w:val="24"/>
+          <w:szCs w:val="24"/>
+        </w:rPr>
+        <w:t>ml_env</w:t>
+      </w:r>
+      <w:proofErr w:type="spellEnd"/>
+    </w:p>
+    <w:p>
+      <w:pPr>
+        <w:numPr>
+          <w:ilvl w:val="0"/>
+          <w:numId w:val="42"/>
+        </w:numPr>
+        <w:rPr>
+          <w:rFonts w:ascii="Cambria" w:hAnsi="Cambria"/>
+          <w:sz w:val="24"/>
+          <w:szCs w:val="24"/>
+        </w:rPr>
+      </w:pPr>
+      <w:r>
+        <w:rPr>
+          <w:rFonts w:ascii="Cambria" w:hAnsi="Cambria"/>
+          <w:sz w:val="24"/>
+          <w:szCs w:val="24"/>
+        </w:rPr>
+        <w:t xml:space="preserve">Install </w:t>
+      </w:r>
+      <w:proofErr w:type="spellStart"/>
+      <w:r>
+        <w:rPr>
+          <w:rFonts w:ascii="Cambria" w:hAnsi="Cambria"/>
+          <w:sz w:val="24"/>
+          <w:szCs w:val="24"/>
+        </w:rPr>
+        <w:t>Jupyter</w:t>
+      </w:r>
+      <w:proofErr w:type="spellEnd"/>
+      <w:r>
+        <w:rPr>
+          <w:rFonts w:ascii="Cambria" w:hAnsi="Cambria"/>
+          <w:sz w:val="24"/>
+          <w:szCs w:val="24"/>
+        </w:rPr>
+        <w:t>:</w:t>
+      </w:r>
+    </w:p>
+    <w:p>
+      <w:pPr>
+        <w:numPr>
+          <w:ilvl w:val="0"/>
+          <w:numId w:val="42"/>
+        </w:numPr>
+        <w:tabs>
+          <w:tab w:val="clear" w:pos="720"/>
+        </w:tabs>
+        <w:rPr>
+          <w:rFonts w:ascii="Cambria" w:hAnsi="Cambria"/>
+          <w:sz w:val="24"/>
+          <w:szCs w:val="24"/>
+        </w:rPr>
+      </w:pPr>
+      <w:proofErr w:type="spellStart"/>
+      <w:r>
+        <w:rPr>
+          <w:rFonts w:ascii="Cambria" w:hAnsi="Cambria"/>
+          <w:sz w:val="24"/>
+          <w:szCs w:val="24"/>
+        </w:rPr>
+        <w:t>conda</w:t>
+      </w:r>
+      <w:proofErr w:type="spellEnd"/>
+      <w:r>
+        <w:rPr>
+          <w:rFonts w:ascii="Cambria" w:hAnsi="Cambria"/>
+          <w:sz w:val="24"/>
+          <w:szCs w:val="24"/>
+        </w:rPr>
+        <w:t xml:space="preserve"> install </w:t>
+      </w:r>
+      <w:proofErr w:type="spellStart"/>
+      <w:r>
+        <w:rPr>
+          <w:rFonts w:ascii="Cambria" w:hAnsi="Cambria"/>
+          <w:sz w:val="24"/>
+          <w:szCs w:val="24"/>
+        </w:rPr>
+        <w:t>jupyter</w:t>
+      </w:r>
+      <w:proofErr w:type="spellEnd"/>
+    </w:p>
+    <w:p>
+      <w:pPr>
+        <w:numPr>
+          <w:ilvl w:val="0"/>
+          <w:numId w:val="42"/>
+        </w:numPr>
+        <w:rPr>
+          <w:rFonts w:ascii="Cambria" w:hAnsi="Cambria"/>
+          <w:sz w:val="24"/>
+          <w:szCs w:val="24"/>
+        </w:rPr>
+      </w:pPr>
+      <w:r>
+        <w:rPr>
+          <w:rFonts w:ascii="Cambria" w:hAnsi="Cambria"/>
+          <w:sz w:val="24"/>
+          <w:szCs w:val="24"/>
+        </w:rPr>
+        <w:t xml:space="preserve">Start </w:t>
+      </w:r>
+      <w:proofErr w:type="spellStart"/>
+      <w:r>
+        <w:rPr>
+          <w:rFonts w:ascii="Cambria" w:hAnsi="Cambria"/>
+          <w:sz w:val="24"/>
+          <w:szCs w:val="24"/>
+        </w:rPr>
+        <w:t>Jupyter</w:t>
+      </w:r>
+      <w:proofErr w:type="spellEnd"/>
+      <w:r>
+        <w:rPr>
+          <w:rFonts w:ascii="Cambria" w:hAnsi="Cambria"/>
+          <w:sz w:val="24"/>
+          <w:szCs w:val="24"/>
+        </w:rPr>
+        <w:t>:</w:t>
+      </w:r>
+    </w:p>
+    <w:p>
+      <w:pPr>
+        <w:numPr>
+          <w:ilvl w:val="0"/>
+          <w:numId w:val="42"/>
+        </w:numPr>
+        <w:tabs>
+          <w:tab w:val="clear" w:pos="720"/>
+        </w:tabs>
+        <w:rPr>
+          <w:rFonts w:ascii="Cambria" w:hAnsi="Cambria"/>
+          <w:sz w:val="24"/>
+          <w:szCs w:val="24"/>
+        </w:rPr>
+      </w:pPr>
+      <w:proofErr w:type="spellStart"/>
+      <w:r>
+        <w:rPr>
+          <w:rFonts w:ascii="Cambria" w:hAnsi="Cambria"/>
+          <w:sz w:val="24"/>
+          <w:szCs w:val="24"/>
+        </w:rPr>
+        <w:t>jupyter</w:t>
+      </w:r>
+      <w:proofErr w:type="spellEnd"/>
+      <w:r>
+        <w:rPr>
+          <w:rFonts w:ascii="Cambria" w:hAnsi="Cambria"/>
+          <w:sz w:val="24"/>
+          <w:szCs w:val="24"/>
+        </w:rPr>
+        <w:t xml:space="preserve"> notebook</w:t>
+      </w:r>
+    </w:p>
+    <w:p>
+      <w:pPr>
+        <w:pStyle w:val="Heading3"/>
+        <w:rPr>
+          <w:rFonts w:ascii="Cambria" w:hAnsi="Cambria"/>
+          <w:sz w:val="24"/>
+          <w:szCs w:val="24"/>
+        </w:rPr>
+      </w:pPr>
+      <w:r>
+        <w:rPr>
+          <w:rFonts w:ascii="Cambria" w:hAnsi="Cambria"/>
+          <w:sz w:val="24"/>
+          <w:szCs w:val="24"/>
+        </w:rPr>
+        <w:t>Method 3: Using pip</w:t>
+      </w:r>
+    </w:p>
+    <w:p>
+      <w:pPr>
+        <w:numPr>
+          <w:ilvl w:val="0"/>
+          <w:numId w:val="43"/>
+        </w:numPr>
+        <w:rPr>
+          <w:rFonts w:ascii="Cambria" w:hAnsi="Cambria"/>
+          <w:sz w:val="24"/>
+          <w:szCs w:val="24"/>
+        </w:rPr>
+      </w:pPr>
+      <w:r>
+        <w:rPr>
+          <w:rFonts w:ascii="Cambria" w:hAnsi="Cambria"/>
+          <w:sz w:val="24"/>
+          <w:szCs w:val="24"/>
+        </w:rPr>
+        <w:t>Used when Conda is not available</w:t>
+      </w:r>
+    </w:p>
+    <w:p>
+      <w:pPr>
+        <w:pStyle w:val="Heading3"/>
+        <w:rPr>
+          <w:rFonts w:ascii="Cambria" w:hAnsi="Cambria"/>
+          <w:sz w:val="24"/>
+          <w:szCs w:val="24"/>
+        </w:rPr>
+      </w:pPr>
+      <w:r>
+        <w:rPr>
+          <w:rFonts w:ascii="Cambria" w:hAnsi="Cambria"/>
+          <w:sz w:val="24"/>
+          <w:szCs w:val="24"/>
+        </w:rPr>
+        <w:t>Steps:</w:t>
+      </w:r>
+    </w:p>
+    <w:p>
+      <w:pPr>
+        <w:rPr>
+          <w:rFonts w:ascii="Cambria" w:hAnsi="Cambria"/>
+          <w:sz w:val="24"/>
+          <w:szCs w:val="24"/>
+        </w:rPr>
+      </w:pPr>
+      <w:r>
+        <w:rPr>
+          <w:rFonts w:ascii="Cambria" w:hAnsi="Cambria"/>
+          <w:sz w:val="24"/>
+          <w:szCs w:val="24"/>
+        </w:rPr>
+        <w:t>pip install notebook</w:t>
+      </w:r>
+    </w:p>
+    <w:p>
+      <w:pPr>
+        <w:rPr>
+          <w:rFonts w:ascii="Cambria" w:hAnsi="Cambria"/>
+          <w:sz w:val="24"/>
+          <w:szCs w:val="24"/>
+        </w:rPr>
+      </w:pPr>
+      <w:proofErr w:type="spellStart"/>
+      <w:r>
+        <w:rPr>
+          <w:rFonts w:ascii="Cambria" w:hAnsi="Cambria"/>
+          <w:sz w:val="24"/>
+          <w:szCs w:val="24"/>
+        </w:rPr>
+        <w:t>jupyter</w:t>
+      </w:r>
+      <w:proofErr w:type="spellEnd"/>
+      <w:r>
+        <w:rPr>
+          <w:rFonts w:ascii="Cambria" w:hAnsi="Cambria"/>
+          <w:sz w:val="24"/>
+          <w:szCs w:val="24"/>
+        </w:rPr>
+        <w:t xml:space="preserve"> notebook</w:t>
+      </w:r>
+    </w:p>
+    <w:p>
+      <w:pPr>
+        <w:pStyle w:val="Heading2"/>
+        <w:rPr>
+          <w:rFonts w:ascii="Cambria" w:hAnsi="Cambria"/>
+          <w:sz w:val="24"/>
+          <w:szCs w:val="24"/>
+        </w:rPr>
+      </w:pPr>
+      <w:r>
+        <w:rPr>
+          <w:rFonts w:ascii="Cambria" w:hAnsi="Cambria"/>
+          <w:sz w:val="24"/>
+          <w:szCs w:val="24"/>
+        </w:rPr>
+        <w:t xml:space="preserve">Opening </w:t>
+      </w:r>
+      <w:proofErr w:type="spellStart"/>
+      <w:r>
+        <w:rPr>
+          <w:rFonts w:ascii="Cambria" w:hAnsi="Cambria"/>
+          <w:sz w:val="24"/>
+          <w:szCs w:val="24"/>
+        </w:rPr>
+        <w:t>Jupyter</w:t>
+      </w:r>
+      <w:proofErr w:type="spellEnd"/>
+      <w:r>
+        <w:rPr>
+          <w:rFonts w:ascii="Cambria" w:hAnsi="Cambria"/>
+          <w:sz w:val="24"/>
+          <w:szCs w:val="24"/>
+        </w:rPr>
+        <w:t xml:space="preserve"> Notebook</w:t>
+      </w:r>
+    </w:p>
+    <w:p>
+      <w:pPr>
+        <w:numPr>
+          <w:ilvl w:val="0"/>
+          <w:numId w:val="44"/>
+        </w:numPr>
+        <w:rPr>
+          <w:rFonts w:ascii="Cambria" w:hAnsi="Cambria"/>
+          <w:sz w:val="24"/>
+          <w:szCs w:val="24"/>
+        </w:rPr>
+      </w:pPr>
+      <w:r>
+        <w:rPr>
+          <w:rFonts w:ascii="Cambria" w:hAnsi="Cambria"/>
+          <w:sz w:val="24"/>
+          <w:szCs w:val="24"/>
+        </w:rPr>
+        <w:t>A browser window opens automatically</w:t>
+      </w:r>
+    </w:p>
+    <w:p>
+      <w:pPr>
+        <w:numPr>
+          <w:ilvl w:val="0"/>
+          <w:numId w:val="44"/>
+        </w:numPr>
+        <w:rPr>
+          <w:rFonts w:ascii="Cambria" w:hAnsi="Cambria"/>
+          <w:sz w:val="24"/>
+          <w:szCs w:val="24"/>
+        </w:rPr>
+      </w:pPr>
+      <w:r>
+        <w:rPr>
+          <w:rFonts w:ascii="Cambria" w:hAnsi="Cambria"/>
+          <w:sz w:val="24"/>
+          <w:szCs w:val="24"/>
+        </w:rPr>
+        <w:t>Create a new notebook:</w:t>
+      </w:r>
+    </w:p>
+    <w:p>
+      <w:pPr>
+        <w:numPr>
+          <w:ilvl w:val="1"/>
+          <w:numId w:val="44"/>
+        </w:numPr>
+        <w:rPr>
+          <w:rFonts w:ascii="Cambria" w:hAnsi="Cambria"/>
+          <w:sz w:val="24"/>
+          <w:szCs w:val="24"/>
+        </w:rPr>
+      </w:pPr>
+      <w:r>
+        <w:rPr>
+          <w:rFonts w:ascii="Cambria" w:hAnsi="Cambria"/>
+          <w:sz w:val="24"/>
+          <w:szCs w:val="24"/>
+        </w:rPr>
+        <w:t xml:space="preserve">Click </w:t>
+      </w:r>
+      <w:r>
+        <w:rPr>
+          <w:rFonts w:ascii="Cambria" w:hAnsi="Cambria"/>
+          <w:b/>
+          <w:bCs/>
+          <w:sz w:val="24"/>
+          <w:szCs w:val="24"/>
+        </w:rPr>
+        <w:t>New</w:t>
+      </w:r>
+    </w:p>
+    <w:p>
+      <w:pPr>
+        <w:numPr>
+          <w:ilvl w:val="1"/>
+          <w:numId w:val="44"/>
+        </w:numPr>
+        <w:rPr>
+          <w:rFonts w:ascii="Cambria" w:hAnsi="Cambria"/>
+          <w:sz w:val="24"/>
+          <w:szCs w:val="24"/>
+        </w:rPr>
+      </w:pPr>
+      <w:r>
+        <w:rPr>
+          <w:rFonts w:ascii="Cambria" w:hAnsi="Cambria"/>
+          <w:sz w:val="24"/>
+          <w:szCs w:val="24"/>
+        </w:rPr>
+        <w:t xml:space="preserve">Select </w:t>
+      </w:r>
+      <w:r>
+        <w:rPr>
+          <w:rFonts w:ascii="Cambria" w:hAnsi="Cambria"/>
+          <w:b/>
+          <w:bCs/>
+          <w:sz w:val="24"/>
+          <w:szCs w:val="24"/>
+        </w:rPr>
+        <w:t>Python 3</w:t>
+      </w:r>
+    </w:p>
+    <w:p>
+      <w:pPr>
+        <w:pStyle w:val="Heading2"/>
+        <w:rPr>
+          <w:rFonts w:ascii="Cambria" w:hAnsi="Cambria"/>
+          <w:sz w:val="24"/>
+          <w:szCs w:val="24"/>
+        </w:rPr>
+      </w:pPr>
+      <w:r>
+        <w:rPr>
+          <w:rFonts w:ascii="Cambria" w:hAnsi="Cambria"/>
+          <w:sz w:val="24"/>
+          <w:szCs w:val="24"/>
+        </w:rPr>
+        <w:t>Important Points</w:t>
+      </w:r>
+    </w:p>
+    <w:p>
+      <w:pPr>
+        <w:numPr>
+          <w:ilvl w:val="0"/>
+          <w:numId w:val="45"/>
+        </w:numPr>
+        <w:rPr>
+          <w:rFonts w:ascii="Cambria" w:hAnsi="Cambria"/>
+          <w:sz w:val="24"/>
+          <w:szCs w:val="24"/>
+        </w:rPr>
+      </w:pPr>
+      <w:proofErr w:type="spellStart"/>
+      <w:r>
+        <w:rPr>
+          <w:rFonts w:ascii="Cambria" w:hAnsi="Cambria"/>
+          <w:sz w:val="24"/>
+          <w:szCs w:val="24"/>
+        </w:rPr>
+        <w:t>Jupyter</w:t>
+      </w:r>
+      <w:proofErr w:type="spellEnd"/>
+      <w:r>
+        <w:rPr>
+          <w:rFonts w:ascii="Cambria" w:hAnsi="Cambria"/>
+          <w:sz w:val="24"/>
+          <w:szCs w:val="24"/>
+        </w:rPr>
+        <w:t xml:space="preserve"> runs in a </w:t>
+      </w:r>
+      <w:r>
+        <w:rPr>
+          <w:rFonts w:ascii="Cambria" w:hAnsi="Cambria"/>
+          <w:b/>
+          <w:bCs/>
+          <w:sz w:val="24"/>
+          <w:szCs w:val="24"/>
+        </w:rPr>
+        <w:t>browser</w:t>
+      </w:r>
+    </w:p>
+    <w:p>
+      <w:pPr>
+        <w:numPr>
+          <w:ilvl w:val="0"/>
+          <w:numId w:val="45"/>
+        </w:numPr>
+        <w:rPr>
+          <w:rFonts w:ascii="Cambria" w:hAnsi="Cambria"/>
+          <w:sz w:val="24"/>
+          <w:szCs w:val="24"/>
+        </w:rPr>
+      </w:pPr>
+      <w:r>
+        <w:rPr>
+          <w:rFonts w:ascii="Cambria" w:hAnsi="Cambria"/>
+          <w:sz w:val="24"/>
+          <w:szCs w:val="24"/>
+        </w:rPr>
+        <w:t>Files are saved as .</w:t>
+      </w:r>
+      <w:proofErr w:type="spellStart"/>
+      <w:r>
+        <w:rPr>
+          <w:rFonts w:ascii="Cambria" w:hAnsi="Cambria"/>
+          <w:sz w:val="24"/>
+          <w:szCs w:val="24"/>
+        </w:rPr>
+        <w:t>ipynb</w:t>
+      </w:r>
+      <w:proofErr w:type="spellEnd"/>
+    </w:p>
+    <w:p>
+      <w:pPr>
+        <w:numPr>
+          <w:ilvl w:val="0"/>
+          <w:numId w:val="45"/>
+        </w:numPr>
+        <w:rPr>
+          <w:rFonts w:ascii="Cambria" w:hAnsi="Cambria"/>
+          <w:sz w:val="24"/>
+          <w:szCs w:val="24"/>
+        </w:rPr>
+      </w:pPr>
+      <w:r>
+        <w:rPr>
+          <w:rFonts w:ascii="Cambria" w:hAnsi="Cambria"/>
+          <w:sz w:val="24"/>
+          <w:szCs w:val="24"/>
+        </w:rPr>
+        <w:t xml:space="preserve">Each block is called a </w:t>
+      </w:r>
+      <w:r>
+        <w:rPr>
+          <w:rFonts w:ascii="Cambria" w:hAnsi="Cambria"/>
+          <w:b/>
+          <w:bCs/>
+          <w:sz w:val="24"/>
+          <w:szCs w:val="24"/>
+        </w:rPr>
+        <w:t>cell</w:t>
+      </w:r>
+    </w:p>
+    <w:p>
+      <w:pPr>
+        <w:pStyle w:val="Heading2"/>
+        <w:rPr>
+          <w:rFonts w:ascii="Cambria" w:hAnsi="Cambria"/>
+          <w:sz w:val="24"/>
+          <w:szCs w:val="24"/>
+        </w:rPr>
+      </w:pPr>
+      <w:r>
+        <w:rPr>
+          <w:rFonts w:ascii="Cambria" w:hAnsi="Cambria"/>
+          <w:sz w:val="24"/>
+          <w:szCs w:val="24"/>
+        </w:rPr>
+        <w:t>Summary</w:t>
+      </w:r>
+    </w:p>
+    <w:p>
+      <w:pPr>
+        <w:numPr>
+          <w:ilvl w:val="0"/>
+          <w:numId w:val="46"/>
+        </w:numPr>
+        <w:rPr>
+          <w:rFonts w:ascii="Cambria" w:hAnsi="Cambria"/>
+          <w:sz w:val="24"/>
+          <w:szCs w:val="24"/>
+        </w:rPr>
+      </w:pPr>
+      <w:proofErr w:type="spellStart"/>
+      <w:r>
+        <w:rPr>
+          <w:rFonts w:ascii="Cambria" w:hAnsi="Cambria"/>
+          <w:sz w:val="24"/>
+          <w:szCs w:val="24"/>
+        </w:rPr>
+        <w:lastRenderedPageBreak/>
+        <w:t>Jupyter</w:t>
+      </w:r>
+      <w:proofErr w:type="spellEnd"/>
+      <w:r>
+        <w:rPr>
+          <w:rFonts w:ascii="Cambria" w:hAnsi="Cambria"/>
+          <w:sz w:val="24"/>
+          <w:szCs w:val="24"/>
+        </w:rPr>
+        <w:t xml:space="preserve"> Notebook is used for Python, Data Science, and ML</w:t>
+      </w:r>
+    </w:p>
+    <w:p>
+      <w:pPr>
+        <w:numPr>
+          <w:ilvl w:val="0"/>
+          <w:numId w:val="46"/>
+        </w:numPr>
+        <w:rPr>
+          <w:rFonts w:ascii="Cambria" w:hAnsi="Cambria"/>
+          <w:sz w:val="24"/>
+          <w:szCs w:val="24"/>
+        </w:rPr>
+      </w:pPr>
+      <w:r>
+        <w:rPr>
+          <w:rFonts w:ascii="Cambria" w:hAnsi="Cambria"/>
+          <w:sz w:val="24"/>
+          <w:szCs w:val="24"/>
+        </w:rPr>
+        <w:t xml:space="preserve">Best installed using </w:t>
+      </w:r>
+      <w:r>
+        <w:rPr>
+          <w:rFonts w:ascii="Cambria" w:hAnsi="Cambria"/>
+          <w:b/>
+          <w:bCs/>
+          <w:sz w:val="24"/>
+          <w:szCs w:val="24"/>
+        </w:rPr>
+        <w:t xml:space="preserve">Anaconda or </w:t>
+      </w:r>
+      <w:proofErr w:type="spellStart"/>
+      <w:r>
+        <w:rPr>
+          <w:rFonts w:ascii="Cambria" w:hAnsi="Cambria"/>
+          <w:b/>
+          <w:bCs/>
+          <w:sz w:val="24"/>
+          <w:szCs w:val="24"/>
+        </w:rPr>
+        <w:t>Miniconda</w:t>
+      </w:r>
+      <w:proofErr w:type="spellEnd"/>
+    </w:p>
+    <w:p>
+      <w:pPr>
+        <w:numPr>
+          <w:ilvl w:val="0"/>
+          <w:numId w:val="46"/>
+        </w:numPr>
+        <w:rPr>
+          <w:rFonts w:ascii="Cambria" w:hAnsi="Cambria"/>
+          <w:sz w:val="24"/>
+          <w:szCs w:val="24"/>
+        </w:rPr>
+      </w:pPr>
+      <w:r>
+        <w:rPr>
+          <w:rFonts w:ascii="Cambria" w:hAnsi="Cambria"/>
+          <w:sz w:val="24"/>
+          <w:szCs w:val="24"/>
+        </w:rPr>
+        <w:t>Easy to write, run, and test code</w:t>
+      </w:r>
+    </w:p>
+    <w:p>
+      <w:pPr>
+        <w:rPr>
+          <w:rFonts w:ascii="Cambria" w:hAnsi="Cambria"/>
+          <w:sz w:val="24"/>
+          <w:szCs w:val="24"/>
           <w:lang w:val="en-US"/>
         </w:rPr>
       </w:pPr>
@@ -1030,6 +3218,119 @@
     </w:lvl>
   </w:abstractNum>
   <w:abstractNum w:abstractNumId="2" w15:restartNumberingAfterBreak="0">
+    <w:nsid w:val="029D79C9"/>
+    <w:multiLevelType w:val="multilevel"/>
+    <w:tmpl w:val="E6447F84"/>
+    <w:lvl w:ilvl="0">
+      <w:start w:val="1"/>
+      <w:numFmt w:val="decimal"/>
+      <w:lvlText w:val="%1."/>
+      <w:lvlJc w:val="left"/>
+      <w:pPr>
+        <w:tabs>
+          <w:tab w:val="num" w:pos="720"/>
+        </w:tabs>
+        <w:ind w:left="720" w:hanging="360"/>
+      </w:pPr>
+    </w:lvl>
+    <w:lvl w:ilvl="1" w:tentative="1">
+      <w:start w:val="1"/>
+      <w:numFmt w:val="decimal"/>
+      <w:lvlText w:val="%2."/>
+      <w:lvlJc w:val="left"/>
+      <w:pPr>
+        <w:tabs>
+          <w:tab w:val="num" w:pos="1440"/>
+        </w:tabs>
+        <w:ind w:left="1440" w:hanging="360"/>
+      </w:pPr>
+    </w:lvl>
+    <w:lvl w:ilvl="2" w:tentative="1">
+      <w:start w:val="1"/>
+      <w:numFmt w:val="decimal"/>
+      <w:lvlText w:val="%3."/>
+      <w:lvlJc w:val="left"/>
+      <w:pPr>
+        <w:tabs>
+          <w:tab w:val="num" w:pos="2160"/>
+        </w:tabs>
+        <w:ind w:left="2160" w:hanging="360"/>
+      </w:pPr>
+    </w:lvl>
+    <w:lvl w:ilvl="3" w:tentative="1">
+      <w:start w:val="1"/>
+      <w:numFmt w:val="decimal"/>
+      <w:lvlText w:val="%4."/>
+      <w:lvlJc w:val="left"/>
+      <w:pPr>
+        <w:tabs>
+          <w:tab w:val="num" w:pos="2880"/>
+        </w:tabs>
+        <w:ind w:left="2880" w:hanging="360"/>
+      </w:pPr>
+    </w:lvl>
+    <w:lvl w:ilvl="4" w:tentative="1">
+      <w:start w:val="1"/>
+      <w:numFmt w:val="decimal"/>
+      <w:lvlText w:val="%5."/>
+      <w:lvlJc w:val="left"/>
+      <w:pPr>
+        <w:tabs>
+          <w:tab w:val="num" w:pos="3600"/>
+        </w:tabs>
+        <w:ind w:left="3600" w:hanging="360"/>
+      </w:pPr>
+    </w:lvl>
+    <w:lvl w:ilvl="5" w:tentative="1">
+      <w:start w:val="1"/>
+      <w:numFmt w:val="decimal"/>
+      <w:lvlText w:val="%6."/>
+      <w:lvlJc w:val="left"/>
+      <w:pPr>
+        <w:tabs>
+          <w:tab w:val="num" w:pos="4320"/>
+        </w:tabs>
+        <w:ind w:left="4320" w:hanging="360"/>
+      </w:pPr>
+    </w:lvl>
+    <w:lvl w:ilvl="6" w:tentative="1">
+      <w:start w:val="1"/>
+      <w:numFmt w:val="decimal"/>
+      <w:lvlText w:val="%7."/>
+      <w:lvlJc w:val="left"/>
+      <w:pPr>
+        <w:tabs>
+          <w:tab w:val="num" w:pos="5040"/>
+        </w:tabs>
+        <w:ind w:left="5040" w:hanging="360"/>
+      </w:pPr>
+    </w:lvl>
+    <w:lvl w:ilvl="7" w:tentative="1">
+      <w:start w:val="1"/>
+      <w:numFmt w:val="decimal"/>
+      <w:lvlText w:val="%8."/>
+      <w:lvlJc w:val="left"/>
+      <w:pPr>
+        <w:tabs>
+          <w:tab w:val="num" w:pos="5760"/>
+        </w:tabs>
+        <w:ind w:left="5760" w:hanging="360"/>
+      </w:pPr>
+    </w:lvl>
+    <w:lvl w:ilvl="8" w:tentative="1">
+      <w:start w:val="1"/>
+      <w:numFmt w:val="decimal"/>
+      <w:lvlText w:val="%9."/>
+      <w:lvlJc w:val="left"/>
+      <w:pPr>
+        <w:tabs>
+          <w:tab w:val="num" w:pos="6480"/>
+        </w:tabs>
+        <w:ind w:left="6480" w:hanging="360"/>
+      </w:pPr>
+    </w:lvl>
+  </w:abstractNum>
+  <w:abstractNum w:abstractNumId="3" w15:restartNumberingAfterBreak="0">
     <w:nsid w:val="036F604C"/>
     <w:multiLevelType w:val="multilevel"/>
     <w:tmpl w:val="11E6FEE6"/>
@@ -1178,7 +3479,7 @@
       </w:rPr>
     </w:lvl>
   </w:abstractNum>
-  <w:abstractNum w:abstractNumId="3" w15:restartNumberingAfterBreak="0">
+  <w:abstractNum w:abstractNumId="4" w15:restartNumberingAfterBreak="0">
     <w:nsid w:val="07A86D97"/>
     <w:multiLevelType w:val="multilevel"/>
     <w:tmpl w:val="211ECAEA"/>
@@ -1291,7 +3592,156 @@
       </w:pPr>
     </w:lvl>
   </w:abstractNum>
-  <w:abstractNum w:abstractNumId="4" w15:restartNumberingAfterBreak="0">
+  <w:abstractNum w:abstractNumId="5" w15:restartNumberingAfterBreak="0">
+    <w:nsid w:val="07B904C1"/>
+    <w:multiLevelType w:val="multilevel"/>
+    <w:tmpl w:val="1A64B580"/>
+    <w:lvl w:ilvl="0">
+      <w:start w:val="1"/>
+      <w:numFmt w:val="bullet"/>
+      <w:lvlText w:val=""/>
+      <w:lvlJc w:val="left"/>
+      <w:pPr>
+        <w:tabs>
+          <w:tab w:val="num" w:pos="720"/>
+        </w:tabs>
+        <w:ind w:left="720" w:hanging="360"/>
+      </w:pPr>
+      <w:rPr>
+        <w:rFonts w:ascii="Symbol" w:hAnsi="Symbol" w:hint="default"/>
+        <w:sz w:val="20"/>
+      </w:rPr>
+    </w:lvl>
+    <w:lvl w:ilvl="1" w:tentative="1">
+      <w:start w:val="1"/>
+      <w:numFmt w:val="bullet"/>
+      <w:lvlText w:val="o"/>
+      <w:lvlJc w:val="left"/>
+      <w:pPr>
+        <w:tabs>
+          <w:tab w:val="num" w:pos="1440"/>
+        </w:tabs>
+        <w:ind w:left="1440" w:hanging="360"/>
+      </w:pPr>
+      <w:rPr>
+        <w:rFonts w:ascii="Courier New" w:hAnsi="Courier New" w:hint="default"/>
+        <w:sz w:val="20"/>
+      </w:rPr>
+    </w:lvl>
+    <w:lvl w:ilvl="2" w:tentative="1">
+      <w:start w:val="1"/>
+      <w:numFmt w:val="bullet"/>
+      <w:lvlText w:val=""/>
+      <w:lvlJc w:val="left"/>
+      <w:pPr>
+        <w:tabs>
+          <w:tab w:val="num" w:pos="2160"/>
+        </w:tabs>
+        <w:ind w:left="2160" w:hanging="360"/>
+      </w:pPr>
+      <w:rPr>
+        <w:rFonts w:ascii="Wingdings" w:hAnsi="Wingdings" w:hint="default"/>
+        <w:sz w:val="20"/>
+      </w:rPr>
+    </w:lvl>
+    <w:lvl w:ilvl="3" w:tentative="1">
+      <w:start w:val="1"/>
+      <w:numFmt w:val="bullet"/>
+      <w:lvlText w:val=""/>
+      <w:lvlJc w:val="left"/>
+      <w:pPr>
+        <w:tabs>
+          <w:tab w:val="num" w:pos="2880"/>
+        </w:tabs>
+        <w:ind w:left="2880" w:hanging="360"/>
+      </w:pPr>
+      <w:rPr>
+        <w:rFonts w:ascii="Wingdings" w:hAnsi="Wingdings" w:hint="default"/>
+        <w:sz w:val="20"/>
+      </w:rPr>
+    </w:lvl>
+    <w:lvl w:ilvl="4" w:tentative="1">
+      <w:start w:val="1"/>
+      <w:numFmt w:val="bullet"/>
+      <w:lvlText w:val=""/>
+      <w:lvlJc w:val="left"/>
+      <w:pPr>
+        <w:tabs>
+          <w:tab w:val="num" w:pos="3600"/>
+        </w:tabs>
+        <w:ind w:left="3600" w:hanging="360"/>
+      </w:pPr>
+      <w:rPr>
+        <w:rFonts w:ascii="Wingdings" w:hAnsi="Wingdings" w:hint="default"/>
+        <w:sz w:val="20"/>
+      </w:rPr>
+    </w:lvl>
+    <w:lvl w:ilvl="5" w:tentative="1">
+      <w:start w:val="1"/>
+      <w:numFmt w:val="bullet"/>
+      <w:lvlText w:val=""/>
+      <w:lvlJc w:val="left"/>
+      <w:pPr>
+        <w:tabs>
+          <w:tab w:val="num" w:pos="4320"/>
+        </w:tabs>
+        <w:ind w:left="4320" w:hanging="360"/>
+      </w:pPr>
+      <w:rPr>
+        <w:rFonts w:ascii="Wingdings" w:hAnsi="Wingdings" w:hint="default"/>
+        <w:sz w:val="20"/>
+      </w:rPr>
+    </w:lvl>
+    <w:lvl w:ilvl="6" w:tentative="1">
+      <w:start w:val="1"/>
+      <w:numFmt w:val="bullet"/>
+      <w:lvlText w:val=""/>
+      <w:lvlJc w:val="left"/>
+      <w:pPr>
+        <w:tabs>
+          <w:tab w:val="num" w:pos="5040"/>
+        </w:tabs>
+        <w:ind w:left="5040" w:hanging="360"/>
+      </w:pPr>
+      <w:rPr>
+        <w:rFonts w:ascii="Wingdings" w:hAnsi="Wingdings" w:hint="default"/>
+        <w:sz w:val="20"/>
+      </w:rPr>
+    </w:lvl>
+    <w:lvl w:ilvl="7" w:tentative="1">
+      <w:start w:val="1"/>
+      <w:numFmt w:val="bullet"/>
+      <w:lvlText w:val=""/>
+      <w:lvlJc w:val="left"/>
+      <w:pPr>
+        <w:tabs>
+          <w:tab w:val="num" w:pos="5760"/>
+        </w:tabs>
+        <w:ind w:left="5760" w:hanging="360"/>
+      </w:pPr>
+      <w:rPr>
+        <w:rFonts w:ascii="Wingdings" w:hAnsi="Wingdings" w:hint="default"/>
+        <w:sz w:val="20"/>
+      </w:rPr>
+    </w:lvl>
+    <w:lvl w:ilvl="8" w:tentative="1">
+      <w:start w:val="1"/>
+      <w:numFmt w:val="bullet"/>
+      <w:lvlText w:val=""/>
+      <w:lvlJc w:val="left"/>
+      <w:pPr>
+        <w:tabs>
+          <w:tab w:val="num" w:pos="6480"/>
+        </w:tabs>
+        <w:ind w:left="6480" w:hanging="360"/>
+      </w:pPr>
+      <w:rPr>
+        <w:rFonts w:ascii="Wingdings" w:hAnsi="Wingdings" w:hint="default"/>
+        <w:sz w:val="20"/>
+      </w:rPr>
+    </w:lvl>
+  </w:abstractNum>
+  <w:abstractNum w:abstractNumId="6" w15:restartNumberingAfterBreak="0">
     <w:nsid w:val="08C35A7C"/>
     <w:multiLevelType w:val="multilevel"/>
     <w:tmpl w:val="3E54822E"/>
@@ -1440,7 +3890,7 @@
       </w:rPr>
     </w:lvl>
   </w:abstractNum>
-  <w:abstractNum w:abstractNumId="5" w15:restartNumberingAfterBreak="0">
+  <w:abstractNum w:abstractNumId="7" w15:restartNumberingAfterBreak="0">
     <w:nsid w:val="0D0764BB"/>
     <w:multiLevelType w:val="multilevel"/>
     <w:tmpl w:val="559833AE"/>
@@ -1589,7 +4039,7 @@
       </w:rPr>
     </w:lvl>
   </w:abstractNum>
-  <w:abstractNum w:abstractNumId="6" w15:restartNumberingAfterBreak="0">
+  <w:abstractNum w:abstractNumId="8" w15:restartNumberingAfterBreak="0">
     <w:nsid w:val="138A43B3"/>
     <w:multiLevelType w:val="multilevel"/>
     <w:tmpl w:val="BBB22260"/>
@@ -1738,7 +4188,269 @@
       </w:rPr>
     </w:lvl>
   </w:abstractNum>
-  <w:abstractNum w:abstractNumId="7" w15:restartNumberingAfterBreak="0">
+  <w:abstractNum w:abstractNumId="9" w15:restartNumberingAfterBreak="0">
+    <w:nsid w:val="162B26E9"/>
+    <w:multiLevelType w:val="multilevel"/>
+    <w:tmpl w:val="FEC0D5B6"/>
+    <w:lvl w:ilvl="0">
+      <w:start w:val="1"/>
+      <w:numFmt w:val="bullet"/>
+      <w:lvlText w:val=""/>
+      <w:lvlJc w:val="left"/>
+      <w:pPr>
+        <w:tabs>
+          <w:tab w:val="num" w:pos="720"/>
+        </w:tabs>
+        <w:ind w:left="720" w:hanging="360"/>
+      </w:pPr>
+      <w:rPr>
+        <w:rFonts w:ascii="Symbol" w:hAnsi="Symbol" w:hint="default"/>
+        <w:sz w:val="20"/>
+      </w:rPr>
+    </w:lvl>
+    <w:lvl w:ilvl="1" w:tentative="1">
+      <w:start w:val="1"/>
+      <w:numFmt w:val="bullet"/>
+      <w:lvlText w:val="o"/>
+      <w:lvlJc w:val="left"/>
+      <w:pPr>
+        <w:tabs>
+          <w:tab w:val="num" w:pos="1440"/>
+        </w:tabs>
+        <w:ind w:left="1440" w:hanging="360"/>
+      </w:pPr>
+      <w:rPr>
+        <w:rFonts w:ascii="Courier New" w:hAnsi="Courier New" w:hint="default"/>
+        <w:sz w:val="20"/>
+      </w:rPr>
+    </w:lvl>
+    <w:lvl w:ilvl="2" w:tentative="1">
+      <w:start w:val="1"/>
+      <w:numFmt w:val="bullet"/>
+      <w:lvlText w:val=""/>
+      <w:lvlJc w:val="left"/>
+      <w:pPr>
+        <w:tabs>
+          <w:tab w:val="num" w:pos="2160"/>
+        </w:tabs>
+        <w:ind w:left="2160" w:hanging="360"/>
+      </w:pPr>
+      <w:rPr>
+        <w:rFonts w:ascii="Wingdings" w:hAnsi="Wingdings" w:hint="default"/>
+        <w:sz w:val="20"/>
+      </w:rPr>
+    </w:lvl>
+    <w:lvl w:ilvl="3" w:tentative="1">
+      <w:start w:val="1"/>
+      <w:numFmt w:val="bullet"/>
+      <w:lvlText w:val=""/>
+      <w:lvlJc w:val="left"/>
+      <w:pPr>
+        <w:tabs>
+          <w:tab w:val="num" w:pos="2880"/>
+        </w:tabs>
+        <w:ind w:left="2880" w:hanging="360"/>
+      </w:pPr>
+      <w:rPr>
+        <w:rFonts w:ascii="Wingdings" w:hAnsi="Wingdings" w:hint="default"/>
+        <w:sz w:val="20"/>
+      </w:rPr>
+    </w:lvl>
+    <w:lvl w:ilvl="4" w:tentative="1">
+      <w:start w:val="1"/>
+      <w:numFmt w:val="bullet"/>
+      <w:lvlText w:val=""/>
+      <w:lvlJc w:val="left"/>
+      <w:pPr>
+        <w:tabs>
+          <w:tab w:val="num" w:pos="3600"/>
+        </w:tabs>
+        <w:ind w:left="3600" w:hanging="360"/>
+      </w:pPr>
+      <w:rPr>
+        <w:rFonts w:ascii="Wingdings" w:hAnsi="Wingdings" w:hint="default"/>
+        <w:sz w:val="20"/>
+      </w:rPr>
+    </w:lvl>
+    <w:lvl w:ilvl="5" w:tentative="1">
+      <w:start w:val="1"/>
+      <w:numFmt w:val="bullet"/>
+      <w:lvlText w:val=""/>
+      <w:lvlJc w:val="left"/>
+      <w:pPr>
+        <w:tabs>
+          <w:tab w:val="num" w:pos="4320"/>
+        </w:tabs>
+        <w:ind w:left="4320" w:hanging="360"/>
+      </w:pPr>
+      <w:rPr>
+        <w:rFonts w:ascii="Wingdings" w:hAnsi="Wingdings" w:hint="default"/>
+        <w:sz w:val="20"/>
+      </w:rPr>
+    </w:lvl>
+    <w:lvl w:ilvl="6" w:tentative="1">
+      <w:start w:val="1"/>
+      <w:numFmt w:val="bullet"/>
+      <w:lvlText w:val=""/>
+      <w:lvlJc w:val="left"/>
+      <w:pPr>
+        <w:tabs>
+          <w:tab w:val="num" w:pos="5040"/>
+        </w:tabs>
+        <w:ind w:left="5040" w:hanging="360"/>
+      </w:pPr>
+      <w:rPr>
+        <w:rFonts w:ascii="Wingdings" w:hAnsi="Wingdings" w:hint="default"/>
+        <w:sz w:val="20"/>
+      </w:rPr>
+    </w:lvl>
+    <w:lvl w:ilvl="7" w:tentative="1">
+      <w:start w:val="1"/>
+      <w:numFmt w:val="bullet"/>
+      <w:lvlText w:val=""/>
+      <w:lvlJc w:val="left"/>
+      <w:pPr>
+        <w:tabs>
+          <w:tab w:val="num" w:pos="5760"/>
+        </w:tabs>
+        <w:ind w:left="5760" w:hanging="360"/>
+      </w:pPr>
+      <w:rPr>
+        <w:rFonts w:ascii="Wingdings" w:hAnsi="Wingdings" w:hint="default"/>
+        <w:sz w:val="20"/>
+      </w:rPr>
+    </w:lvl>
+    <w:lvl w:ilvl="8" w:tentative="1">
+      <w:start w:val="1"/>
+      <w:numFmt w:val="bullet"/>
+      <w:lvlText w:val=""/>
+      <w:lvlJc w:val="left"/>
+      <w:pPr>
+        <w:tabs>
+          <w:tab w:val="num" w:pos="6480"/>
+        </w:tabs>
+        <w:ind w:left="6480" w:hanging="360"/>
+      </w:pPr>
+      <w:rPr>
+        <w:rFonts w:ascii="Wingdings" w:hAnsi="Wingdings" w:hint="default"/>
+        <w:sz w:val="20"/>
+      </w:rPr>
+    </w:lvl>
+  </w:abstractNum>
+  <w:abstractNum w:abstractNumId="10" w15:restartNumberingAfterBreak="0">
+    <w:nsid w:val="16946E5C"/>
+    <w:multiLevelType w:val="multilevel"/>
+    <w:tmpl w:val="1334FA8A"/>
+    <w:lvl w:ilvl="0">
+      <w:start w:val="1"/>
+      <w:numFmt w:val="decimal"/>
+      <w:lvlText w:val="%1."/>
+      <w:lvlJc w:val="left"/>
+      <w:pPr>
+        <w:tabs>
+          <w:tab w:val="num" w:pos="720"/>
+        </w:tabs>
+        <w:ind w:left="720" w:hanging="360"/>
+      </w:pPr>
+    </w:lvl>
+    <w:lvl w:ilvl="1" w:tentative="1">
+      <w:start w:val="1"/>
+      <w:numFmt w:val="decimal"/>
+      <w:lvlText w:val="%2."/>
+      <w:lvlJc w:val="left"/>
+      <w:pPr>
+        <w:tabs>
+          <w:tab w:val="num" w:pos="1440"/>
+        </w:tabs>
+        <w:ind w:left="1440" w:hanging="360"/>
+      </w:pPr>
+    </w:lvl>
+    <w:lvl w:ilvl="2" w:tentative="1">
+      <w:start w:val="1"/>
+      <w:numFmt w:val="decimal"/>
+      <w:lvlText w:val="%3."/>
+      <w:lvlJc w:val="left"/>
+      <w:pPr>
+        <w:tabs>
+          <w:tab w:val="num" w:pos="2160"/>
+        </w:tabs>
+        <w:ind w:left="2160" w:hanging="360"/>
+      </w:pPr>
+    </w:lvl>
+    <w:lvl w:ilvl="3" w:tentative="1">
+      <w:start w:val="1"/>
+      <w:numFmt w:val="decimal"/>
+      <w:lvlText w:val="%4."/>
+      <w:lvlJc w:val="left"/>
+      <w:pPr>
+        <w:tabs>
+          <w:tab w:val="num" w:pos="2880"/>
+        </w:tabs>
+        <w:ind w:left="2880" w:hanging="360"/>
+      </w:pPr>
+    </w:lvl>
+    <w:lvl w:ilvl="4" w:tentative="1">
+      <w:start w:val="1"/>
+      <w:numFmt w:val="decimal"/>
+      <w:lvlText w:val="%5."/>
+      <w:lvlJc w:val="left"/>
+      <w:pPr>
+        <w:tabs>
+          <w:tab w:val="num" w:pos="3600"/>
+        </w:tabs>
+        <w:ind w:left="3600" w:hanging="360"/>
+      </w:pPr>
+    </w:lvl>
+    <w:lvl w:ilvl="5" w:tentative="1">
+      <w:start w:val="1"/>
+      <w:numFmt w:val="decimal"/>
+      <w:lvlText w:val="%6."/>
+      <w:lvlJc w:val="left"/>
+      <w:pPr>
+        <w:tabs>
+          <w:tab w:val="num" w:pos="4320"/>
+        </w:tabs>
+        <w:ind w:left="4320" w:hanging="360"/>
+      </w:pPr>
+    </w:lvl>
+    <w:lvl w:ilvl="6" w:tentative="1">
+      <w:start w:val="1"/>
+      <w:numFmt w:val="decimal"/>
+      <w:lvlText w:val="%7."/>
+      <w:lvlJc w:val="left"/>
+      <w:pPr>
+        <w:tabs>
+          <w:tab w:val="num" w:pos="5040"/>
+        </w:tabs>
+        <w:ind w:left="5040" w:hanging="360"/>
+      </w:pPr>
+    </w:lvl>
+    <w:lvl w:ilvl="7" w:tentative="1">
+      <w:start w:val="1"/>
+      <w:numFmt w:val="decimal"/>
+      <w:lvlText w:val="%8."/>
+      <w:lvlJc w:val="left"/>
+      <w:pPr>
+        <w:tabs>
+          <w:tab w:val="num" w:pos="5760"/>
+        </w:tabs>
+        <w:ind w:left="5760" w:hanging="360"/>
+      </w:pPr>
+    </w:lvl>
+    <w:lvl w:ilvl="8" w:tentative="1">
+      <w:start w:val="1"/>
+      <w:numFmt w:val="decimal"/>
+      <w:lvlText w:val="%9."/>
+      <w:lvlJc w:val="left"/>
+      <w:pPr>
+        <w:tabs>
+          <w:tab w:val="num" w:pos="6480"/>
+        </w:tabs>
+        <w:ind w:left="6480" w:hanging="360"/>
+      </w:pPr>
+    </w:lvl>
+  </w:abstractNum>
+  <w:abstractNum w:abstractNumId="11" w15:restartNumberingAfterBreak="0">
     <w:nsid w:val="16986D98"/>
     <w:multiLevelType w:val="multilevel"/>
     <w:tmpl w:val="7AA47D30"/>
@@ -1851,7 +4563,7 @@
       </w:pPr>
     </w:lvl>
   </w:abstractNum>
-  <w:abstractNum w:abstractNumId="8" w15:restartNumberingAfterBreak="0">
+  <w:abstractNum w:abstractNumId="12" w15:restartNumberingAfterBreak="0">
     <w:nsid w:val="17135730"/>
     <w:multiLevelType w:val="multilevel"/>
     <w:tmpl w:val="3EFEE4E8"/>
@@ -1964,7 +4676,7 @@
       </w:pPr>
     </w:lvl>
   </w:abstractNum>
-  <w:abstractNum w:abstractNumId="9" w15:restartNumberingAfterBreak="0">
+  <w:abstractNum w:abstractNumId="13" w15:restartNumberingAfterBreak="0">
     <w:nsid w:val="1A404990"/>
     <w:multiLevelType w:val="multilevel"/>
     <w:tmpl w:val="B922EF98"/>
@@ -2113,7 +4825,7 @@
       </w:rPr>
     </w:lvl>
   </w:abstractNum>
-  <w:abstractNum w:abstractNumId="10" w15:restartNumberingAfterBreak="0">
+  <w:abstractNum w:abstractNumId="14" w15:restartNumberingAfterBreak="0">
     <w:nsid w:val="1B9A0C29"/>
     <w:multiLevelType w:val="multilevel"/>
     <w:tmpl w:val="75EE9222"/>
@@ -2262,7 +4974,7 @@
       </w:rPr>
     </w:lvl>
   </w:abstractNum>
-  <w:abstractNum w:abstractNumId="11" w15:restartNumberingAfterBreak="0">
+  <w:abstractNum w:abstractNumId="15" w15:restartNumberingAfterBreak="0">
     <w:nsid w:val="1D1F679A"/>
     <w:multiLevelType w:val="multilevel"/>
     <w:tmpl w:val="872882B4"/>
@@ -2411,7 +5123,7 @@
       </w:rPr>
     </w:lvl>
   </w:abstractNum>
-  <w:abstractNum w:abstractNumId="12" w15:restartNumberingAfterBreak="0">
+  <w:abstractNum w:abstractNumId="16" w15:restartNumberingAfterBreak="0">
     <w:nsid w:val="208831D8"/>
     <w:multiLevelType w:val="multilevel"/>
     <w:tmpl w:val="B6CC275A"/>
@@ -2528,7 +5240,7 @@
       </w:pPr>
     </w:lvl>
   </w:abstractNum>
-  <w:abstractNum w:abstractNumId="13" w15:restartNumberingAfterBreak="0">
+  <w:abstractNum w:abstractNumId="17" w15:restartNumberingAfterBreak="0">
     <w:nsid w:val="22EB3BFA"/>
     <w:multiLevelType w:val="multilevel"/>
     <w:tmpl w:val="664249B4"/>
@@ -2641,7 +5353,7 @@
       </w:pPr>
     </w:lvl>
   </w:abstractNum>
-  <w:abstractNum w:abstractNumId="14" w15:restartNumberingAfterBreak="0">
+  <w:abstractNum w:abstractNumId="18" w15:restartNumberingAfterBreak="0">
     <w:nsid w:val="23AF3784"/>
     <w:multiLevelType w:val="multilevel"/>
     <w:tmpl w:val="2116A9B8"/>
@@ -2790,7 +5502,7 @@
       </w:rPr>
     </w:lvl>
   </w:abstractNum>
-  <w:abstractNum w:abstractNumId="15" w15:restartNumberingAfterBreak="0">
+  <w:abstractNum w:abstractNumId="19" w15:restartNumberingAfterBreak="0">
     <w:nsid w:val="2E466AD5"/>
     <w:multiLevelType w:val="multilevel"/>
     <w:tmpl w:val="6512FEDA"/>
@@ -2939,7 +5651,7 @@
       </w:rPr>
     </w:lvl>
   </w:abstractNum>
-  <w:abstractNum w:abstractNumId="16" w15:restartNumberingAfterBreak="0">
+  <w:abstractNum w:abstractNumId="20" w15:restartNumberingAfterBreak="0">
     <w:nsid w:val="3240775B"/>
     <w:multiLevelType w:val="multilevel"/>
     <w:tmpl w:val="75F0EA36"/>
@@ -3052,7 +5764,7 @@
       </w:pPr>
     </w:lvl>
   </w:abstractNum>
-  <w:abstractNum w:abstractNumId="17" w15:restartNumberingAfterBreak="0">
+  <w:abstractNum w:abstractNumId="21" w15:restartNumberingAfterBreak="0">
     <w:nsid w:val="39884EF8"/>
     <w:multiLevelType w:val="multilevel"/>
     <w:tmpl w:val="6F988E00"/>
@@ -3165,7 +5877,7 @@
       </w:pPr>
     </w:lvl>
   </w:abstractNum>
-  <w:abstractNum w:abstractNumId="18" w15:restartNumberingAfterBreak="0">
+  <w:abstractNum w:abstractNumId="22" w15:restartNumberingAfterBreak="0">
     <w:nsid w:val="3B434317"/>
     <w:multiLevelType w:val="multilevel"/>
     <w:tmpl w:val="3C7E2F8E"/>
@@ -3314,7 +6026,7 @@
       </w:rPr>
     </w:lvl>
   </w:abstractNum>
-  <w:abstractNum w:abstractNumId="19" w15:restartNumberingAfterBreak="0">
+  <w:abstractNum w:abstractNumId="23" w15:restartNumberingAfterBreak="0">
     <w:nsid w:val="3DB0446D"/>
     <w:multiLevelType w:val="multilevel"/>
     <w:tmpl w:val="76CCE384"/>
@@ -3463,7 +6175,7 @@
       </w:rPr>
     </w:lvl>
   </w:abstractNum>
-  <w:abstractNum w:abstractNumId="20" w15:restartNumberingAfterBreak="0">
+  <w:abstractNum w:abstractNumId="24" w15:restartNumberingAfterBreak="0">
     <w:nsid w:val="3EDD58DF"/>
     <w:multiLevelType w:val="multilevel"/>
     <w:tmpl w:val="6BE48460"/>
@@ -3612,7 +6324,7 @@
       </w:rPr>
     </w:lvl>
   </w:abstractNum>
-  <w:abstractNum w:abstractNumId="21" w15:restartNumberingAfterBreak="0">
+  <w:abstractNum w:abstractNumId="25" w15:restartNumberingAfterBreak="0">
     <w:nsid w:val="459E70ED"/>
     <w:multiLevelType w:val="multilevel"/>
     <w:tmpl w:val="22F0A5C0"/>
@@ -3761,7 +6473,7 @@
       </w:rPr>
     </w:lvl>
   </w:abstractNum>
-  <w:abstractNum w:abstractNumId="22" w15:restartNumberingAfterBreak="0">
+  <w:abstractNum w:abstractNumId="26" w15:restartNumberingAfterBreak="0">
     <w:nsid w:val="47746C0E"/>
     <w:multiLevelType w:val="multilevel"/>
     <w:tmpl w:val="40F2D2F4"/>
@@ -3910,7 +6622,7 @@
       </w:rPr>
     </w:lvl>
   </w:abstractNum>
-  <w:abstractNum w:abstractNumId="23" w15:restartNumberingAfterBreak="0">
+  <w:abstractNum w:abstractNumId="27" w15:restartNumberingAfterBreak="0">
     <w:nsid w:val="4B682716"/>
     <w:multiLevelType w:val="multilevel"/>
     <w:tmpl w:val="5AD8A0E2"/>
@@ -4059,7 +6771,156 @@
       </w:rPr>
     </w:lvl>
   </w:abstractNum>
-  <w:abstractNum w:abstractNumId="24" w15:restartNumberingAfterBreak="0">
+  <w:abstractNum w:abstractNumId="28" w15:restartNumberingAfterBreak="0">
+    <w:nsid w:val="4D8828D4"/>
+    <w:multiLevelType w:val="multilevel"/>
+    <w:tmpl w:val="0FCEB732"/>
+    <w:lvl w:ilvl="0">
+      <w:start w:val="1"/>
+      <w:numFmt w:val="bullet"/>
+      <w:lvlText w:val=""/>
+      <w:lvlJc w:val="left"/>
+      <w:pPr>
+        <w:tabs>
+          <w:tab w:val="num" w:pos="720"/>
+        </w:tabs>
+        <w:ind w:left="720" w:hanging="360"/>
+      </w:pPr>
+      <w:rPr>
+        <w:rFonts w:ascii="Symbol" w:hAnsi="Symbol" w:hint="default"/>
+        <w:sz w:val="20"/>
+      </w:rPr>
+    </w:lvl>
+    <w:lvl w:ilvl="1">
+      <w:start w:val="1"/>
+      <w:numFmt w:val="bullet"/>
+      <w:lvlText w:val="o"/>
+      <w:lvlJc w:val="left"/>
+      <w:pPr>
+        <w:tabs>
+          <w:tab w:val="num" w:pos="1440"/>
+        </w:tabs>
+        <w:ind w:left="1440" w:hanging="360"/>
+      </w:pPr>
+      <w:rPr>
+        <w:rFonts w:ascii="Courier New" w:hAnsi="Courier New" w:hint="default"/>
+        <w:sz w:val="20"/>
+      </w:rPr>
+    </w:lvl>
+    <w:lvl w:ilvl="2" w:tentative="1">
+      <w:start w:val="1"/>
+      <w:numFmt w:val="bullet"/>
+      <w:lvlText w:val=""/>
+      <w:lvlJc w:val="left"/>
+      <w:pPr>
+        <w:tabs>
+          <w:tab w:val="num" w:pos="2160"/>
+        </w:tabs>
+        <w:ind w:left="2160" w:hanging="360"/>
+      </w:pPr>
+      <w:rPr>
+        <w:rFonts w:ascii="Wingdings" w:hAnsi="Wingdings" w:hint="default"/>
+        <w:sz w:val="20"/>
+      </w:rPr>
+    </w:lvl>
+    <w:lvl w:ilvl="3" w:tentative="1">
+      <w:start w:val="1"/>
+      <w:numFmt w:val="bullet"/>
+      <w:lvlText w:val=""/>
+      <w:lvlJc w:val="left"/>
+      <w:pPr>
+        <w:tabs>
+          <w:tab w:val="num" w:pos="2880"/>
+        </w:tabs>
+        <w:ind w:left="2880" w:hanging="360"/>
+      </w:pPr>
+      <w:rPr>
+        <w:rFonts w:ascii="Wingdings" w:hAnsi="Wingdings" w:hint="default"/>
+        <w:sz w:val="20"/>
+      </w:rPr>
+    </w:lvl>
+    <w:lvl w:ilvl="4" w:tentative="1">
+      <w:start w:val="1"/>
+      <w:numFmt w:val="bullet"/>
+      <w:lvlText w:val=""/>
+      <w:lvlJc w:val="left"/>
+      <w:pPr>
+        <w:tabs>
+          <w:tab w:val="num" w:pos="3600"/>
+        </w:tabs>
+        <w:ind w:left="3600" w:hanging="360"/>
+      </w:pPr>
+      <w:rPr>
+        <w:rFonts w:ascii="Wingdings" w:hAnsi="Wingdings" w:hint="default"/>
+        <w:sz w:val="20"/>
+      </w:rPr>
+    </w:lvl>
+    <w:lvl w:ilvl="5" w:tentative="1">
+      <w:start w:val="1"/>
+      <w:numFmt w:val="bullet"/>
+      <w:lvlText w:val=""/>
+      <w:lvlJc w:val="left"/>
+      <w:pPr>
+        <w:tabs>
+          <w:tab w:val="num" w:pos="4320"/>
+        </w:tabs>
+        <w:ind w:left="4320" w:hanging="360"/>
+      </w:pPr>
+      <w:rPr>
+        <w:rFonts w:ascii="Wingdings" w:hAnsi="Wingdings" w:hint="default"/>
+        <w:sz w:val="20"/>
+      </w:rPr>
+    </w:lvl>
+    <w:lvl w:ilvl="6" w:tentative="1">
+      <w:start w:val="1"/>
+      <w:numFmt w:val="bullet"/>
+      <w:lvlText w:val=""/>
+      <w:lvlJc w:val="left"/>
+      <w:pPr>
+        <w:tabs>
+          <w:tab w:val="num" w:pos="5040"/>
+        </w:tabs>
+        <w:ind w:left="5040" w:hanging="360"/>
+      </w:pPr>
+      <w:rPr>
+        <w:rFonts w:ascii="Wingdings" w:hAnsi="Wingdings" w:hint="default"/>
+        <w:sz w:val="20"/>
+      </w:rPr>
+    </w:lvl>
+    <w:lvl w:ilvl="7" w:tentative="1">
+      <w:start w:val="1"/>
+      <w:numFmt w:val="bullet"/>
+      <w:lvlText w:val=""/>
+      <w:lvlJc w:val="left"/>
+      <w:pPr>
+        <w:tabs>
+          <w:tab w:val="num" w:pos="5760"/>
+        </w:tabs>
+        <w:ind w:left="5760" w:hanging="360"/>
+      </w:pPr>
+      <w:rPr>
+        <w:rFonts w:ascii="Wingdings" w:hAnsi="Wingdings" w:hint="default"/>
+        <w:sz w:val="20"/>
+      </w:rPr>
+    </w:lvl>
+    <w:lvl w:ilvl="8" w:tentative="1">
+      <w:start w:val="1"/>
+      <w:numFmt w:val="bullet"/>
+      <w:lvlText w:val=""/>
+      <w:lvlJc w:val="left"/>
+      <w:pPr>
+        <w:tabs>
+          <w:tab w:val="num" w:pos="6480"/>
+        </w:tabs>
+        <w:ind w:left="6480" w:hanging="360"/>
+      </w:pPr>
+      <w:rPr>
+        <w:rFonts w:ascii="Wingdings" w:hAnsi="Wingdings" w:hint="default"/>
+        <w:sz w:val="20"/>
+      </w:rPr>
+    </w:lvl>
+  </w:abstractNum>
+  <w:abstractNum w:abstractNumId="29" w15:restartNumberingAfterBreak="0">
     <w:nsid w:val="4F053ECF"/>
     <w:multiLevelType w:val="multilevel"/>
     <w:tmpl w:val="747C4C96"/>
@@ -4208,7 +7069,156 @@
       </w:rPr>
     </w:lvl>
   </w:abstractNum>
-  <w:abstractNum w:abstractNumId="25" w15:restartNumberingAfterBreak="0">
+  <w:abstractNum w:abstractNumId="30" w15:restartNumberingAfterBreak="0">
+    <w:nsid w:val="4FA543EA"/>
+    <w:multiLevelType w:val="multilevel"/>
+    <w:tmpl w:val="4C68BF38"/>
+    <w:lvl w:ilvl="0">
+      <w:start w:val="1"/>
+      <w:numFmt w:val="bullet"/>
+      <w:lvlText w:val=""/>
+      <w:lvlJc w:val="left"/>
+      <w:pPr>
+        <w:tabs>
+          <w:tab w:val="num" w:pos="720"/>
+        </w:tabs>
+        <w:ind w:left="720" w:hanging="360"/>
+      </w:pPr>
+      <w:rPr>
+        <w:rFonts w:ascii="Symbol" w:hAnsi="Symbol" w:hint="default"/>
+        <w:sz w:val="20"/>
+      </w:rPr>
+    </w:lvl>
+    <w:lvl w:ilvl="1" w:tentative="1">
+      <w:start w:val="1"/>
+      <w:numFmt w:val="bullet"/>
+      <w:lvlText w:val="o"/>
+      <w:lvlJc w:val="left"/>
+      <w:pPr>
+        <w:tabs>
+          <w:tab w:val="num" w:pos="1440"/>
+        </w:tabs>
+        <w:ind w:left="1440" w:hanging="360"/>
+      </w:pPr>
+      <w:rPr>
+        <w:rFonts w:ascii="Courier New" w:hAnsi="Courier New" w:hint="default"/>
+        <w:sz w:val="20"/>
+      </w:rPr>
+    </w:lvl>
+    <w:lvl w:ilvl="2" w:tentative="1">
+      <w:start w:val="1"/>
+      <w:numFmt w:val="bullet"/>
+      <w:lvlText w:val=""/>
+      <w:lvlJc w:val="left"/>
+      <w:pPr>
+        <w:tabs>
+          <w:tab w:val="num" w:pos="2160"/>
+        </w:tabs>
+        <w:ind w:left="2160" w:hanging="360"/>
+      </w:pPr>
+      <w:rPr>
+        <w:rFonts w:ascii="Wingdings" w:hAnsi="Wingdings" w:hint="default"/>
+        <w:sz w:val="20"/>
+      </w:rPr>
+    </w:lvl>
+    <w:lvl w:ilvl="3" w:tentative="1">
+      <w:start w:val="1"/>
+      <w:numFmt w:val="bullet"/>
+      <w:lvlText w:val=""/>
+      <w:lvlJc w:val="left"/>
+      <w:pPr>
+        <w:tabs>
+          <w:tab w:val="num" w:pos="2880"/>
+        </w:tabs>
+        <w:ind w:left="2880" w:hanging="360"/>
+      </w:pPr>
+      <w:rPr>
+        <w:rFonts w:ascii="Wingdings" w:hAnsi="Wingdings" w:hint="default"/>
+        <w:sz w:val="20"/>
+      </w:rPr>
+    </w:lvl>
+    <w:lvl w:ilvl="4" w:tentative="1">
+      <w:start w:val="1"/>
+      <w:numFmt w:val="bullet"/>
+      <w:lvlText w:val=""/>
+      <w:lvlJc w:val="left"/>
+      <w:pPr>
+        <w:tabs>
+          <w:tab w:val="num" w:pos="3600"/>
+        </w:tabs>
+        <w:ind w:left="3600" w:hanging="360"/>
+      </w:pPr>
+      <w:rPr>
+        <w:rFonts w:ascii="Wingdings" w:hAnsi="Wingdings" w:hint="default"/>
+        <w:sz w:val="20"/>
+      </w:rPr>
+    </w:lvl>
+    <w:lvl w:ilvl="5" w:tentative="1">
+      <w:start w:val="1"/>
+      <w:numFmt w:val="bullet"/>
+      <w:lvlText w:val=""/>
+      <w:lvlJc w:val="left"/>
+      <w:pPr>
+        <w:tabs>
+          <w:tab w:val="num" w:pos="4320"/>
+        </w:tabs>
+        <w:ind w:left="4320" w:hanging="360"/>
+      </w:pPr>
+      <w:rPr>
+        <w:rFonts w:ascii="Wingdings" w:hAnsi="Wingdings" w:hint="default"/>
+        <w:sz w:val="20"/>
+      </w:rPr>
+    </w:lvl>
+    <w:lvl w:ilvl="6" w:tentative="1">
+      <w:start w:val="1"/>
+      <w:numFmt w:val="bullet"/>
+      <w:lvlText w:val=""/>
+      <w:lvlJc w:val="left"/>
+      <w:pPr>
+        <w:tabs>
+          <w:tab w:val="num" w:pos="5040"/>
+        </w:tabs>
+        <w:ind w:left="5040" w:hanging="360"/>
+      </w:pPr>
+      <w:rPr>
+        <w:rFonts w:ascii="Wingdings" w:hAnsi="Wingdings" w:hint="default"/>
+        <w:sz w:val="20"/>
+      </w:rPr>
+    </w:lvl>
+    <w:lvl w:ilvl="7" w:tentative="1">
+      <w:start w:val="1"/>
+      <w:numFmt w:val="bullet"/>
+      <w:lvlText w:val=""/>
+      <w:lvlJc w:val="left"/>
+      <w:pPr>
+        <w:tabs>
+          <w:tab w:val="num" w:pos="5760"/>
+        </w:tabs>
+        <w:ind w:left="5760" w:hanging="360"/>
+      </w:pPr>
+      <w:rPr>
+        <w:rFonts w:ascii="Wingdings" w:hAnsi="Wingdings" w:hint="default"/>
+        <w:sz w:val="20"/>
+      </w:rPr>
+    </w:lvl>
+    <w:lvl w:ilvl="8" w:tentative="1">
+      <w:start w:val="1"/>
+      <w:numFmt w:val="bullet"/>
+      <w:lvlText w:val=""/>
+      <w:lvlJc w:val="left"/>
+      <w:pPr>
+        <w:tabs>
+          <w:tab w:val="num" w:pos="6480"/>
+        </w:tabs>
+        <w:ind w:left="6480" w:hanging="360"/>
+      </w:pPr>
+      <w:rPr>
+        <w:rFonts w:ascii="Wingdings" w:hAnsi="Wingdings" w:hint="default"/>
+        <w:sz w:val="20"/>
+      </w:rPr>
+    </w:lvl>
+  </w:abstractNum>
+  <w:abstractNum w:abstractNumId="31" w15:restartNumberingAfterBreak="0">
     <w:nsid w:val="514E749D"/>
     <w:multiLevelType w:val="multilevel"/>
     <w:tmpl w:val="1C16BFB4"/>
@@ -4325,7 +7335,7 @@
       </w:pPr>
     </w:lvl>
   </w:abstractNum>
-  <w:abstractNum w:abstractNumId="26" w15:restartNumberingAfterBreak="0">
+  <w:abstractNum w:abstractNumId="32" w15:restartNumberingAfterBreak="0">
     <w:nsid w:val="56357515"/>
     <w:multiLevelType w:val="multilevel"/>
     <w:tmpl w:val="008414E4"/>
@@ -4474,7 +7484,7 @@
       </w:rPr>
     </w:lvl>
   </w:abstractNum>
-  <w:abstractNum w:abstractNumId="27" w15:restartNumberingAfterBreak="0">
+  <w:abstractNum w:abstractNumId="33" w15:restartNumberingAfterBreak="0">
     <w:nsid w:val="566E1090"/>
     <w:multiLevelType w:val="multilevel"/>
     <w:tmpl w:val="131437B6"/>
@@ -4623,7 +7633,7 @@
       </w:rPr>
     </w:lvl>
   </w:abstractNum>
-  <w:abstractNum w:abstractNumId="28" w15:restartNumberingAfterBreak="0">
+  <w:abstractNum w:abstractNumId="34" w15:restartNumberingAfterBreak="0">
     <w:nsid w:val="568856C6"/>
     <w:multiLevelType w:val="multilevel"/>
     <w:tmpl w:val="4EB03EA4"/>
@@ -4772,7 +7782,454 @@
       </w:rPr>
     </w:lvl>
   </w:abstractNum>
-  <w:abstractNum w:abstractNumId="29" w15:restartNumberingAfterBreak="0">
+  <w:abstractNum w:abstractNumId="35" w15:restartNumberingAfterBreak="0">
+    <w:nsid w:val="59211CEC"/>
+    <w:multiLevelType w:val="multilevel"/>
+    <w:tmpl w:val="8DEC1D24"/>
+    <w:lvl w:ilvl="0">
+      <w:start w:val="1"/>
+      <w:numFmt w:val="bullet"/>
+      <w:lvlText w:val=""/>
+      <w:lvlJc w:val="left"/>
+      <w:pPr>
+        <w:tabs>
+          <w:tab w:val="num" w:pos="720"/>
+        </w:tabs>
+        <w:ind w:left="720" w:hanging="360"/>
+      </w:pPr>
+      <w:rPr>
+        <w:rFonts w:ascii="Symbol" w:hAnsi="Symbol" w:hint="default"/>
+        <w:sz w:val="20"/>
+      </w:rPr>
+    </w:lvl>
+    <w:lvl w:ilvl="1" w:tentative="1">
+      <w:start w:val="1"/>
+      <w:numFmt w:val="bullet"/>
+      <w:lvlText w:val="o"/>
+      <w:lvlJc w:val="left"/>
+      <w:pPr>
+        <w:tabs>
+          <w:tab w:val="num" w:pos="1440"/>
+        </w:tabs>
+        <w:ind w:left="1440" w:hanging="360"/>
+      </w:pPr>
+      <w:rPr>
+        <w:rFonts w:ascii="Courier New" w:hAnsi="Courier New" w:hint="default"/>
+        <w:sz w:val="20"/>
+      </w:rPr>
+    </w:lvl>
+    <w:lvl w:ilvl="2" w:tentative="1">
+      <w:start w:val="1"/>
+      <w:numFmt w:val="bullet"/>
+      <w:lvlText w:val=""/>
+      <w:lvlJc w:val="left"/>
+      <w:pPr>
+        <w:tabs>
+          <w:tab w:val="num" w:pos="2160"/>
+        </w:tabs>
+        <w:ind w:left="2160" w:hanging="360"/>
+      </w:pPr>
+      <w:rPr>
+        <w:rFonts w:ascii="Wingdings" w:hAnsi="Wingdings" w:hint="default"/>
+        <w:sz w:val="20"/>
+      </w:rPr>
+    </w:lvl>
+    <w:lvl w:ilvl="3" w:tentative="1">
+      <w:start w:val="1"/>
+      <w:numFmt w:val="bullet"/>
+      <w:lvlText w:val=""/>
+      <w:lvlJc w:val="left"/>
+      <w:pPr>
+        <w:tabs>
+          <w:tab w:val="num" w:pos="2880"/>
+        </w:tabs>
+        <w:ind w:left="2880" w:hanging="360"/>
+      </w:pPr>
+      <w:rPr>
+        <w:rFonts w:ascii="Wingdings" w:hAnsi="Wingdings" w:hint="default"/>
+        <w:sz w:val="20"/>
+      </w:rPr>
+    </w:lvl>
+    <w:lvl w:ilvl="4" w:tentative="1">
+      <w:start w:val="1"/>
+      <w:numFmt w:val="bullet"/>
+      <w:lvlText w:val=""/>
+      <w:lvlJc w:val="left"/>
+      <w:pPr>
+        <w:tabs>
+          <w:tab w:val="num" w:pos="3600"/>
+        </w:tabs>
+        <w:ind w:left="3600" w:hanging="360"/>
+      </w:pPr>
+      <w:rPr>
+        <w:rFonts w:ascii="Wingdings" w:hAnsi="Wingdings" w:hint="default"/>
+        <w:sz w:val="20"/>
+      </w:rPr>
+    </w:lvl>
+    <w:lvl w:ilvl="5" w:tentative="1">
+      <w:start w:val="1"/>
+      <w:numFmt w:val="bullet"/>
+      <w:lvlText w:val=""/>
+      <w:lvlJc w:val="left"/>
+      <w:pPr>
+        <w:tabs>
+          <w:tab w:val="num" w:pos="4320"/>
+        </w:tabs>
+        <w:ind w:left="4320" w:hanging="360"/>
+      </w:pPr>
+      <w:rPr>
+        <w:rFonts w:ascii="Wingdings" w:hAnsi="Wingdings" w:hint="default"/>
+        <w:sz w:val="20"/>
+      </w:rPr>
+    </w:lvl>
+    <w:lvl w:ilvl="6" w:tentative="1">
+      <w:start w:val="1"/>
+      <w:numFmt w:val="bullet"/>
+      <w:lvlText w:val=""/>
+      <w:lvlJc w:val="left"/>
+      <w:pPr>
+        <w:tabs>
+          <w:tab w:val="num" w:pos="5040"/>
+        </w:tabs>
+        <w:ind w:left="5040" w:hanging="360"/>
+      </w:pPr>
+      <w:rPr>
+        <w:rFonts w:ascii="Wingdings" w:hAnsi="Wingdings" w:hint="default"/>
+        <w:sz w:val="20"/>
+      </w:rPr>
+    </w:lvl>
+    <w:lvl w:ilvl="7" w:tentative="1">
+      <w:start w:val="1"/>
+      <w:numFmt w:val="bullet"/>
+      <w:lvlText w:val=""/>
+      <w:lvlJc w:val="left"/>
+      <w:pPr>
+        <w:tabs>
+          <w:tab w:val="num" w:pos="5760"/>
+        </w:tabs>
+        <w:ind w:left="5760" w:hanging="360"/>
+      </w:pPr>
+      <w:rPr>
+        <w:rFonts w:ascii="Wingdings" w:hAnsi="Wingdings" w:hint="default"/>
+        <w:sz w:val="20"/>
+      </w:rPr>
+    </w:lvl>
+    <w:lvl w:ilvl="8" w:tentative="1">
+      <w:start w:val="1"/>
+      <w:numFmt w:val="bullet"/>
+      <w:lvlText w:val=""/>
+      <w:lvlJc w:val="left"/>
+      <w:pPr>
+        <w:tabs>
+          <w:tab w:val="num" w:pos="6480"/>
+        </w:tabs>
+        <w:ind w:left="6480" w:hanging="360"/>
+      </w:pPr>
+      <w:rPr>
+        <w:rFonts w:ascii="Wingdings" w:hAnsi="Wingdings" w:hint="default"/>
+        <w:sz w:val="20"/>
+      </w:rPr>
+    </w:lvl>
+  </w:abstractNum>
+  <w:abstractNum w:abstractNumId="36" w15:restartNumberingAfterBreak="0">
+    <w:nsid w:val="684A3858"/>
+    <w:multiLevelType w:val="multilevel"/>
+    <w:tmpl w:val="A26A6082"/>
+    <w:lvl w:ilvl="0">
+      <w:start w:val="1"/>
+      <w:numFmt w:val="bullet"/>
+      <w:lvlText w:val=""/>
+      <w:lvlJc w:val="left"/>
+      <w:pPr>
+        <w:tabs>
+          <w:tab w:val="num" w:pos="720"/>
+        </w:tabs>
+        <w:ind w:left="720" w:hanging="360"/>
+      </w:pPr>
+      <w:rPr>
+        <w:rFonts w:ascii="Symbol" w:hAnsi="Symbol" w:hint="default"/>
+        <w:sz w:val="20"/>
+      </w:rPr>
+    </w:lvl>
+    <w:lvl w:ilvl="1" w:tentative="1">
+      <w:start w:val="1"/>
+      <w:numFmt w:val="bullet"/>
+      <w:lvlText w:val="o"/>
+      <w:lvlJc w:val="left"/>
+      <w:pPr>
+        <w:tabs>
+          <w:tab w:val="num" w:pos="1440"/>
+        </w:tabs>
+        <w:ind w:left="1440" w:hanging="360"/>
+      </w:pPr>
+      <w:rPr>
+        <w:rFonts w:ascii="Courier New" w:hAnsi="Courier New" w:hint="default"/>
+        <w:sz w:val="20"/>
+      </w:rPr>
+    </w:lvl>
+    <w:lvl w:ilvl="2" w:tentative="1">
+      <w:start w:val="1"/>
+      <w:numFmt w:val="bullet"/>
+      <w:lvlText w:val=""/>
+      <w:lvlJc w:val="left"/>
+      <w:pPr>
+        <w:tabs>
+          <w:tab w:val="num" w:pos="2160"/>
+        </w:tabs>
+        <w:ind w:left="2160" w:hanging="360"/>
+      </w:pPr>
+      <w:rPr>
+        <w:rFonts w:ascii="Wingdings" w:hAnsi="Wingdings" w:hint="default"/>
+        <w:sz w:val="20"/>
+      </w:rPr>
+    </w:lvl>
+    <w:lvl w:ilvl="3" w:tentative="1">
+      <w:start w:val="1"/>
+      <w:numFmt w:val="bullet"/>
+      <w:lvlText w:val=""/>
+      <w:lvlJc w:val="left"/>
+      <w:pPr>
+        <w:tabs>
+          <w:tab w:val="num" w:pos="2880"/>
+        </w:tabs>
+        <w:ind w:left="2880" w:hanging="360"/>
+      </w:pPr>
+      <w:rPr>
+        <w:rFonts w:ascii="Wingdings" w:hAnsi="Wingdings" w:hint="default"/>
+        <w:sz w:val="20"/>
+      </w:rPr>
+    </w:lvl>
+    <w:lvl w:ilvl="4" w:tentative="1">
+      <w:start w:val="1"/>
+      <w:numFmt w:val="bullet"/>
+      <w:lvlText w:val=""/>
+      <w:lvlJc w:val="left"/>
+      <w:pPr>
+        <w:tabs>
+          <w:tab w:val="num" w:pos="3600"/>
+        </w:tabs>
+        <w:ind w:left="3600" w:hanging="360"/>
+      </w:pPr>
+      <w:rPr>
+        <w:rFonts w:ascii="Wingdings" w:hAnsi="Wingdings" w:hint="default"/>
+        <w:sz w:val="20"/>
+      </w:rPr>
+    </w:lvl>
+    <w:lvl w:ilvl="5" w:tentative="1">
+      <w:start w:val="1"/>
+      <w:numFmt w:val="bullet"/>
+      <w:lvlText w:val=""/>
+      <w:lvlJc w:val="left"/>
+      <w:pPr>
+        <w:tabs>
+          <w:tab w:val="num" w:pos="4320"/>
+        </w:tabs>
+        <w:ind w:left="4320" w:hanging="360"/>
+      </w:pPr>
+      <w:rPr>
+        <w:rFonts w:ascii="Wingdings" w:hAnsi="Wingdings" w:hint="default"/>
+        <w:sz w:val="20"/>
+      </w:rPr>
+    </w:lvl>
+    <w:lvl w:ilvl="6" w:tentative="1">
+      <w:start w:val="1"/>
+      <w:numFmt w:val="bullet"/>
+      <w:lvlText w:val=""/>
+      <w:lvlJc w:val="left"/>
+      <w:pPr>
+        <w:tabs>
+          <w:tab w:val="num" w:pos="5040"/>
+        </w:tabs>
+        <w:ind w:left="5040" w:hanging="360"/>
+      </w:pPr>
+      <w:rPr>
+        <w:rFonts w:ascii="Wingdings" w:hAnsi="Wingdings" w:hint="default"/>
+        <w:sz w:val="20"/>
+      </w:rPr>
+    </w:lvl>
+    <w:lvl w:ilvl="7" w:tentative="1">
+      <w:start w:val="1"/>
+      <w:numFmt w:val="bullet"/>
+      <w:lvlText w:val=""/>
+      <w:lvlJc w:val="left"/>
+      <w:pPr>
+        <w:tabs>
+          <w:tab w:val="num" w:pos="5760"/>
+        </w:tabs>
+        <w:ind w:left="5760" w:hanging="360"/>
+      </w:pPr>
+      <w:rPr>
+        <w:rFonts w:ascii="Wingdings" w:hAnsi="Wingdings" w:hint="default"/>
+        <w:sz w:val="20"/>
+      </w:rPr>
+    </w:lvl>
+    <w:lvl w:ilvl="8" w:tentative="1">
+      <w:start w:val="1"/>
+      <w:numFmt w:val="bullet"/>
+      <w:lvlText w:val=""/>
+      <w:lvlJc w:val="left"/>
+      <w:pPr>
+        <w:tabs>
+          <w:tab w:val="num" w:pos="6480"/>
+        </w:tabs>
+        <w:ind w:left="6480" w:hanging="360"/>
+      </w:pPr>
+      <w:rPr>
+        <w:rFonts w:ascii="Wingdings" w:hAnsi="Wingdings" w:hint="default"/>
+        <w:sz w:val="20"/>
+      </w:rPr>
+    </w:lvl>
+  </w:abstractNum>
+  <w:abstractNum w:abstractNumId="37" w15:restartNumberingAfterBreak="0">
+    <w:nsid w:val="69292A0C"/>
+    <w:multiLevelType w:val="multilevel"/>
+    <w:tmpl w:val="96BC2B6C"/>
+    <w:lvl w:ilvl="0">
+      <w:start w:val="1"/>
+      <w:numFmt w:val="bullet"/>
+      <w:lvlText w:val=""/>
+      <w:lvlJc w:val="left"/>
+      <w:pPr>
+        <w:tabs>
+          <w:tab w:val="num" w:pos="720"/>
+        </w:tabs>
+        <w:ind w:left="720" w:hanging="360"/>
+      </w:pPr>
+      <w:rPr>
+        <w:rFonts w:ascii="Symbol" w:hAnsi="Symbol" w:hint="default"/>
+        <w:sz w:val="20"/>
+      </w:rPr>
+    </w:lvl>
+    <w:lvl w:ilvl="1" w:tentative="1">
+      <w:start w:val="1"/>
+      <w:numFmt w:val="bullet"/>
+      <w:lvlText w:val="o"/>
+      <w:lvlJc w:val="left"/>
+      <w:pPr>
+        <w:tabs>
+          <w:tab w:val="num" w:pos="1440"/>
+        </w:tabs>
+        <w:ind w:left="1440" w:hanging="360"/>
+      </w:pPr>
+      <w:rPr>
+        <w:rFonts w:ascii="Courier New" w:hAnsi="Courier New" w:hint="default"/>
+        <w:sz w:val="20"/>
+      </w:rPr>
+    </w:lvl>
+    <w:lvl w:ilvl="2" w:tentative="1">
+      <w:start w:val="1"/>
+      <w:numFmt w:val="bullet"/>
+      <w:lvlText w:val=""/>
+      <w:lvlJc w:val="left"/>
+      <w:pPr>
+        <w:tabs>
+          <w:tab w:val="num" w:pos="2160"/>
+        </w:tabs>
+        <w:ind w:left="2160" w:hanging="360"/>
+      </w:pPr>
+      <w:rPr>
+        <w:rFonts w:ascii="Wingdings" w:hAnsi="Wingdings" w:hint="default"/>
+        <w:sz w:val="20"/>
+      </w:rPr>
+    </w:lvl>
+    <w:lvl w:ilvl="3" w:tentative="1">
+      <w:start w:val="1"/>
+      <w:numFmt w:val="bullet"/>
+      <w:lvlText w:val=""/>
+      <w:lvlJc w:val="left"/>
+      <w:pPr>
+        <w:tabs>
+          <w:tab w:val="num" w:pos="2880"/>
+        </w:tabs>
+        <w:ind w:left="2880" w:hanging="360"/>
+      </w:pPr>
+      <w:rPr>
+        <w:rFonts w:ascii="Wingdings" w:hAnsi="Wingdings" w:hint="default"/>
+        <w:sz w:val="20"/>
+      </w:rPr>
+    </w:lvl>
+    <w:lvl w:ilvl="4" w:tentative="1">
+      <w:start w:val="1"/>
+      <w:numFmt w:val="bullet"/>
+      <w:lvlText w:val=""/>
+      <w:lvlJc w:val="left"/>
+      <w:pPr>
+        <w:tabs>
+          <w:tab w:val="num" w:pos="3600"/>
+        </w:tabs>
+        <w:ind w:left="3600" w:hanging="360"/>
+      </w:pPr>
+      <w:rPr>
+        <w:rFonts w:ascii="Wingdings" w:hAnsi="Wingdings" w:hint="default"/>
+        <w:sz w:val="20"/>
+      </w:rPr>
+    </w:lvl>
+    <w:lvl w:ilvl="5" w:tentative="1">
+      <w:start w:val="1"/>
+      <w:numFmt w:val="bullet"/>
+      <w:lvlText w:val=""/>
+      <w:lvlJc w:val="left"/>
+      <w:pPr>
+        <w:tabs>
+          <w:tab w:val="num" w:pos="4320"/>
+        </w:tabs>
+        <w:ind w:left="4320" w:hanging="360"/>
+      </w:pPr>
+      <w:rPr>
+        <w:rFonts w:ascii="Wingdings" w:hAnsi="Wingdings" w:hint="default"/>
+        <w:sz w:val="20"/>
+      </w:rPr>
+    </w:lvl>
+    <w:lvl w:ilvl="6" w:tentative="1">
+      <w:start w:val="1"/>
+      <w:numFmt w:val="bullet"/>
+      <w:lvlText w:val=""/>
+      <w:lvlJc w:val="left"/>
+      <w:pPr>
+        <w:tabs>
+          <w:tab w:val="num" w:pos="5040"/>
+        </w:tabs>
+        <w:ind w:left="5040" w:hanging="360"/>
+      </w:pPr>
+      <w:rPr>
+        <w:rFonts w:ascii="Wingdings" w:hAnsi="Wingdings" w:hint="default"/>
+        <w:sz w:val="20"/>
+      </w:rPr>
+    </w:lvl>
+    <w:lvl w:ilvl="7" w:tentative="1">
+      <w:start w:val="1"/>
+      <w:numFmt w:val="bullet"/>
+      <w:lvlText w:val=""/>
+      <w:lvlJc w:val="left"/>
+      <w:pPr>
+        <w:tabs>
+          <w:tab w:val="num" w:pos="5760"/>
+        </w:tabs>
+        <w:ind w:left="5760" w:hanging="360"/>
+      </w:pPr>
+      <w:rPr>
+        <w:rFonts w:ascii="Wingdings" w:hAnsi="Wingdings" w:hint="default"/>
+        <w:sz w:val="20"/>
+      </w:rPr>
+    </w:lvl>
+    <w:lvl w:ilvl="8" w:tentative="1">
+      <w:start w:val="1"/>
+      <w:numFmt w:val="bullet"/>
+      <w:lvlText w:val=""/>
+      <w:lvlJc w:val="left"/>
+      <w:pPr>
+        <w:tabs>
+          <w:tab w:val="num" w:pos="6480"/>
+        </w:tabs>
+        <w:ind w:left="6480" w:hanging="360"/>
+      </w:pPr>
+      <w:rPr>
+        <w:rFonts w:ascii="Wingdings" w:hAnsi="Wingdings" w:hint="default"/>
+        <w:sz w:val="20"/>
+      </w:rPr>
+    </w:lvl>
+  </w:abstractNum>
+  <w:abstractNum w:abstractNumId="38" w15:restartNumberingAfterBreak="0">
     <w:nsid w:val="6B7D5CE3"/>
     <w:multiLevelType w:val="multilevel"/>
     <w:tmpl w:val="60E49F5A"/>
@@ -4921,7 +8378,7 @@
       </w:rPr>
     </w:lvl>
   </w:abstractNum>
-  <w:abstractNum w:abstractNumId="30" w15:restartNumberingAfterBreak="0">
+  <w:abstractNum w:abstractNumId="39" w15:restartNumberingAfterBreak="0">
     <w:nsid w:val="6BB66544"/>
     <w:multiLevelType w:val="multilevel"/>
     <w:tmpl w:val="4318805C"/>
@@ -5038,7 +8495,7 @@
       </w:pPr>
     </w:lvl>
   </w:abstractNum>
-  <w:abstractNum w:abstractNumId="31" w15:restartNumberingAfterBreak="0">
+  <w:abstractNum w:abstractNumId="40" w15:restartNumberingAfterBreak="0">
     <w:nsid w:val="6DF764E1"/>
     <w:multiLevelType w:val="multilevel"/>
     <w:tmpl w:val="CA1C12D4"/>
@@ -5155,7 +8612,7 @@
       </w:pPr>
     </w:lvl>
   </w:abstractNum>
-  <w:abstractNum w:abstractNumId="32" w15:restartNumberingAfterBreak="0">
+  <w:abstractNum w:abstractNumId="41" w15:restartNumberingAfterBreak="0">
     <w:nsid w:val="74717523"/>
     <w:multiLevelType w:val="multilevel"/>
     <w:tmpl w:val="33ACD430"/>
@@ -5304,7 +8761,7 @@
       </w:rPr>
     </w:lvl>
   </w:abstractNum>
-  <w:abstractNum w:abstractNumId="33" w15:restartNumberingAfterBreak="0">
+  <w:abstractNum w:abstractNumId="42" w15:restartNumberingAfterBreak="0">
     <w:nsid w:val="760D185A"/>
     <w:multiLevelType w:val="multilevel"/>
     <w:tmpl w:val="E97C0124"/>
@@ -5417,7 +8874,7 @@
       </w:pPr>
     </w:lvl>
   </w:abstractNum>
-  <w:abstractNum w:abstractNumId="34" w15:restartNumberingAfterBreak="0">
+  <w:abstractNum w:abstractNumId="43" w15:restartNumberingAfterBreak="0">
     <w:nsid w:val="770C4BC9"/>
     <w:multiLevelType w:val="multilevel"/>
     <w:tmpl w:val="3990D6C4"/>
@@ -5566,7 +9023,7 @@
       </w:rPr>
     </w:lvl>
   </w:abstractNum>
-  <w:abstractNum w:abstractNumId="35" w15:restartNumberingAfterBreak="0">
+  <w:abstractNum w:abstractNumId="44" w15:restartNumberingAfterBreak="0">
     <w:nsid w:val="7928444D"/>
     <w:multiLevelType w:val="multilevel"/>
     <w:tmpl w:val="F88C96C4"/>
@@ -5715,113 +9172,292 @@
       </w:rPr>
     </w:lvl>
   </w:abstractNum>
+  <w:abstractNum w:abstractNumId="45" w15:restartNumberingAfterBreak="0">
+    <w:nsid w:val="7B2A586A"/>
+    <w:multiLevelType w:val="multilevel"/>
+    <w:tmpl w:val="24FE7BF2"/>
+    <w:lvl w:ilvl="0">
+      <w:start w:val="1"/>
+      <w:numFmt w:val="bullet"/>
+      <w:lvlText w:val=""/>
+      <w:lvlJc w:val="left"/>
+      <w:pPr>
+        <w:tabs>
+          <w:tab w:val="num" w:pos="720"/>
+        </w:tabs>
+        <w:ind w:left="720" w:hanging="360"/>
+      </w:pPr>
+      <w:rPr>
+        <w:rFonts w:ascii="Symbol" w:hAnsi="Symbol" w:hint="default"/>
+        <w:sz w:val="20"/>
+      </w:rPr>
+    </w:lvl>
+    <w:lvl w:ilvl="1">
+      <w:start w:val="1"/>
+      <w:numFmt w:val="bullet"/>
+      <w:lvlText w:val="o"/>
+      <w:lvlJc w:val="left"/>
+      <w:pPr>
+        <w:tabs>
+          <w:tab w:val="num" w:pos="1440"/>
+        </w:tabs>
+        <w:ind w:left="1440" w:hanging="360"/>
+      </w:pPr>
+      <w:rPr>
+        <w:rFonts w:ascii="Courier New" w:hAnsi="Courier New" w:hint="default"/>
+        <w:sz w:val="20"/>
+      </w:rPr>
+    </w:lvl>
+    <w:lvl w:ilvl="2" w:tentative="1">
+      <w:start w:val="1"/>
+      <w:numFmt w:val="bullet"/>
+      <w:lvlText w:val=""/>
+      <w:lvlJc w:val="left"/>
+      <w:pPr>
+        <w:tabs>
+          <w:tab w:val="num" w:pos="2160"/>
+        </w:tabs>
+        <w:ind w:left="2160" w:hanging="360"/>
+      </w:pPr>
+      <w:rPr>
+        <w:rFonts w:ascii="Wingdings" w:hAnsi="Wingdings" w:hint="default"/>
+        <w:sz w:val="20"/>
+      </w:rPr>
+    </w:lvl>
+    <w:lvl w:ilvl="3" w:tentative="1">
+      <w:start w:val="1"/>
+      <w:numFmt w:val="bullet"/>
+      <w:lvlText w:val=""/>
+      <w:lvlJc w:val="left"/>
+      <w:pPr>
+        <w:tabs>
+          <w:tab w:val="num" w:pos="2880"/>
+        </w:tabs>
+        <w:ind w:left="2880" w:hanging="360"/>
+      </w:pPr>
+      <w:rPr>
+        <w:rFonts w:ascii="Wingdings" w:hAnsi="Wingdings" w:hint="default"/>
+        <w:sz w:val="20"/>
+      </w:rPr>
+    </w:lvl>
+    <w:lvl w:ilvl="4" w:tentative="1">
+      <w:start w:val="1"/>
+      <w:numFmt w:val="bullet"/>
+      <w:lvlText w:val=""/>
+      <w:lvlJc w:val="left"/>
+      <w:pPr>
+        <w:tabs>
+          <w:tab w:val="num" w:pos="3600"/>
+        </w:tabs>
+        <w:ind w:left="3600" w:hanging="360"/>
+      </w:pPr>
+      <w:rPr>
+        <w:rFonts w:ascii="Wingdings" w:hAnsi="Wingdings" w:hint="default"/>
+        <w:sz w:val="20"/>
+      </w:rPr>
+    </w:lvl>
+    <w:lvl w:ilvl="5" w:tentative="1">
+      <w:start w:val="1"/>
+      <w:numFmt w:val="bullet"/>
+      <w:lvlText w:val=""/>
+      <w:lvlJc w:val="left"/>
+      <w:pPr>
+        <w:tabs>
+          <w:tab w:val="num" w:pos="4320"/>
+        </w:tabs>
+        <w:ind w:left="4320" w:hanging="360"/>
+      </w:pPr>
+      <w:rPr>
+        <w:rFonts w:ascii="Wingdings" w:hAnsi="Wingdings" w:hint="default"/>
+        <w:sz w:val="20"/>
+      </w:rPr>
+    </w:lvl>
+    <w:lvl w:ilvl="6" w:tentative="1">
+      <w:start w:val="1"/>
+      <w:numFmt w:val="bullet"/>
+      <w:lvlText w:val=""/>
+      <w:lvlJc w:val="left"/>
+      <w:pPr>
+        <w:tabs>
+          <w:tab w:val="num" w:pos="5040"/>
+        </w:tabs>
+        <w:ind w:left="5040" w:hanging="360"/>
+      </w:pPr>
+      <w:rPr>
+        <w:rFonts w:ascii="Wingdings" w:hAnsi="Wingdings" w:hint="default"/>
+        <w:sz w:val="20"/>
+      </w:rPr>
+    </w:lvl>
+    <w:lvl w:ilvl="7" w:tentative="1">
+      <w:start w:val="1"/>
+      <w:numFmt w:val="bullet"/>
+      <w:lvlText w:val=""/>
+      <w:lvlJc w:val="left"/>
+      <w:pPr>
+        <w:tabs>
+          <w:tab w:val="num" w:pos="5760"/>
+        </w:tabs>
+        <w:ind w:left="5760" w:hanging="360"/>
+      </w:pPr>
+      <w:rPr>
+        <w:rFonts w:ascii="Wingdings" w:hAnsi="Wingdings" w:hint="default"/>
+        <w:sz w:val="20"/>
+      </w:rPr>
+    </w:lvl>
+    <w:lvl w:ilvl="8" w:tentative="1">
+      <w:start w:val="1"/>
+      <w:numFmt w:val="bullet"/>
+      <w:lvlText w:val=""/>
+      <w:lvlJc w:val="left"/>
+      <w:pPr>
+        <w:tabs>
+          <w:tab w:val="num" w:pos="6480"/>
+        </w:tabs>
+        <w:ind w:left="6480" w:hanging="360"/>
+      </w:pPr>
+      <w:rPr>
+        <w:rFonts w:ascii="Wingdings" w:hAnsi="Wingdings" w:hint="default"/>
+        <w:sz w:val="20"/>
+      </w:rPr>
+    </w:lvl>
+  </w:abstractNum>
   <w:num w:numId="1" w16cid:durableId="1649244922">
-    <w:abstractNumId w:val="19"/>
+    <w:abstractNumId w:val="23"/>
   </w:num>
   <w:num w:numId="2" w16cid:durableId="2071267873">
-    <w:abstractNumId w:val="12"/>
+    <w:abstractNumId w:val="16"/>
   </w:num>
   <w:num w:numId="3" w16cid:durableId="1654988784">
-    <w:abstractNumId w:val="20"/>
+    <w:abstractNumId w:val="24"/>
   </w:num>
   <w:num w:numId="4" w16cid:durableId="1114835507">
-    <w:abstractNumId w:val="35"/>
+    <w:abstractNumId w:val="44"/>
   </w:num>
   <w:num w:numId="5" w16cid:durableId="1727561296">
-    <w:abstractNumId w:val="34"/>
+    <w:abstractNumId w:val="43"/>
   </w:num>
   <w:num w:numId="6" w16cid:durableId="367728227">
-    <w:abstractNumId w:val="7"/>
+    <w:abstractNumId w:val="11"/>
   </w:num>
   <w:num w:numId="7" w16cid:durableId="545483306">
-    <w:abstractNumId w:val="33"/>
+    <w:abstractNumId w:val="42"/>
   </w:num>
   <w:num w:numId="8" w16cid:durableId="1509061742">
-    <w:abstractNumId w:val="15"/>
+    <w:abstractNumId w:val="19"/>
   </w:num>
   <w:num w:numId="9" w16cid:durableId="758916379">
     <w:abstractNumId w:val="1"/>
   </w:num>
   <w:num w:numId="10" w16cid:durableId="1260673338">
-    <w:abstractNumId w:val="27"/>
+    <w:abstractNumId w:val="33"/>
   </w:num>
   <w:num w:numId="11" w16cid:durableId="67269083">
+    <w:abstractNumId w:val="31"/>
+  </w:num>
+  <w:num w:numId="12" w16cid:durableId="933368110">
+    <w:abstractNumId w:val="18"/>
+  </w:num>
+  <w:num w:numId="13" w16cid:durableId="1021591697">
+    <w:abstractNumId w:val="34"/>
+  </w:num>
+  <w:num w:numId="14" w16cid:durableId="872035137">
     <w:abstractNumId w:val="25"/>
   </w:num>
-  <w:num w:numId="12" w16cid:durableId="933368110">
+  <w:num w:numId="15" w16cid:durableId="2064325988">
+    <w:abstractNumId w:val="4"/>
+  </w:num>
+  <w:num w:numId="16" w16cid:durableId="1623733165">
+    <w:abstractNumId w:val="20"/>
+  </w:num>
+  <w:num w:numId="17" w16cid:durableId="1839688044">
+    <w:abstractNumId w:val="22"/>
+  </w:num>
+  <w:num w:numId="18" w16cid:durableId="1637372428">
     <w:abstractNumId w:val="14"/>
   </w:num>
-  <w:num w:numId="13" w16cid:durableId="1021591697">
-    <w:abstractNumId w:val="28"/>
-  </w:num>
-  <w:num w:numId="14" w16cid:durableId="872035137">
-    <w:abstractNumId w:val="21"/>
-  </w:num>
-  <w:num w:numId="15" w16cid:durableId="2064325988">
-    <w:abstractNumId w:val="3"/>
-  </w:num>
-  <w:num w:numId="16" w16cid:durableId="1623733165">
-    <w:abstractNumId w:val="16"/>
-  </w:num>
-  <w:num w:numId="17" w16cid:durableId="1839688044">
-    <w:abstractNumId w:val="18"/>
-  </w:num>
-  <w:num w:numId="18" w16cid:durableId="1637372428">
-    <w:abstractNumId w:val="10"/>
-  </w:num>
   <w:num w:numId="19" w16cid:durableId="1633704154">
-    <w:abstractNumId w:val="4"/>
+    <w:abstractNumId w:val="6"/>
   </w:num>
   <w:num w:numId="20" w16cid:durableId="1665744683">
-    <w:abstractNumId w:val="30"/>
+    <w:abstractNumId w:val="39"/>
   </w:num>
   <w:num w:numId="21" w16cid:durableId="542787543">
-    <w:abstractNumId w:val="6"/>
+    <w:abstractNumId w:val="8"/>
   </w:num>
   <w:num w:numId="22" w16cid:durableId="1804687159">
-    <w:abstractNumId w:val="26"/>
+    <w:abstractNumId w:val="32"/>
   </w:num>
   <w:num w:numId="23" w16cid:durableId="395668434">
-    <w:abstractNumId w:val="9"/>
+    <w:abstractNumId w:val="13"/>
   </w:num>
   <w:num w:numId="24" w16cid:durableId="2045399338">
-    <w:abstractNumId w:val="13"/>
+    <w:abstractNumId w:val="17"/>
   </w:num>
   <w:num w:numId="25" w16cid:durableId="508719770">
     <w:abstractNumId w:val="0"/>
   </w:num>
   <w:num w:numId="26" w16cid:durableId="1280798846">
-    <w:abstractNumId w:val="24"/>
+    <w:abstractNumId w:val="29"/>
   </w:num>
   <w:num w:numId="27" w16cid:durableId="1468089472">
-    <w:abstractNumId w:val="32"/>
+    <w:abstractNumId w:val="41"/>
   </w:num>
   <w:num w:numId="28" w16cid:durableId="1534152908">
-    <w:abstractNumId w:val="11"/>
+    <w:abstractNumId w:val="15"/>
   </w:num>
   <w:num w:numId="29" w16cid:durableId="1673490874">
-    <w:abstractNumId w:val="31"/>
+    <w:abstractNumId w:val="40"/>
   </w:num>
   <w:num w:numId="30" w16cid:durableId="1080518115">
-    <w:abstractNumId w:val="22"/>
+    <w:abstractNumId w:val="26"/>
   </w:num>
   <w:num w:numId="31" w16cid:durableId="731271325">
+    <w:abstractNumId w:val="3"/>
+  </w:num>
+  <w:num w:numId="32" w16cid:durableId="1746874752">
+    <w:abstractNumId w:val="38"/>
+  </w:num>
+  <w:num w:numId="33" w16cid:durableId="561907328">
+    <w:abstractNumId w:val="21"/>
+  </w:num>
+  <w:num w:numId="34" w16cid:durableId="542715833">
+    <w:abstractNumId w:val="12"/>
+  </w:num>
+  <w:num w:numId="35" w16cid:durableId="86583119">
+    <w:abstractNumId w:val="7"/>
+  </w:num>
+  <w:num w:numId="36" w16cid:durableId="891617293">
+    <w:abstractNumId w:val="27"/>
+  </w:num>
+  <w:num w:numId="37" w16cid:durableId="1241335161">
+    <w:abstractNumId w:val="28"/>
+  </w:num>
+  <w:num w:numId="38" w16cid:durableId="900674086">
+    <w:abstractNumId w:val="5"/>
+  </w:num>
+  <w:num w:numId="39" w16cid:durableId="565452775">
+    <w:abstractNumId w:val="9"/>
+  </w:num>
+  <w:num w:numId="40" w16cid:durableId="467283869">
+    <w:abstractNumId w:val="10"/>
+  </w:num>
+  <w:num w:numId="41" w16cid:durableId="179785652">
+    <w:abstractNumId w:val="37"/>
+  </w:num>
+  <w:num w:numId="42" w16cid:durableId="1220170756">
     <w:abstractNumId w:val="2"/>
   </w:num>
-  <w:num w:numId="32" w16cid:durableId="1746874752">
-    <w:abstractNumId w:val="29"/>
+  <w:num w:numId="43" w16cid:durableId="2005433502">
+    <w:abstractNumId w:val="36"/>
   </w:num>
-  <w:num w:numId="33" w16cid:durableId="561907328">
-    <w:abstractNumId w:val="17"/>
+  <w:num w:numId="44" w16cid:durableId="1106195140">
+    <w:abstractNumId w:val="45"/>
   </w:num>
-  <w:num w:numId="34" w16cid:durableId="542715833">
-    <w:abstractNumId w:val="8"/>
+  <w:num w:numId="45" w16cid:durableId="833302752">
+    <w:abstractNumId w:val="35"/>
   </w:num>
-  <w:num w:numId="35" w16cid:durableId="86583119">
-    <w:abstractNumId w:val="5"/>
-  </w:num>
-  <w:num w:numId="36" w16cid:durableId="891617293">
-    <w:abstractNumId w:val="23"/>
+  <w:num w:numId="46" w16cid:durableId="537356218">
+    <w:abstractNumId w:val="30"/>
   </w:num>
 </w:numbering>
 </file>
@@ -6282,7 +9918,6 @@
     <w:next w:val="Normal"/>
     <w:link w:val="Heading3Char"/>
     <w:uiPriority w:val="9"/>
-    <w:semiHidden/>
     <w:unhideWhenUsed/>
     <w:qFormat/>
     <w:rsid w:val="00687691"/>
@@ -6490,7 +10125,6 @@
     <w:basedOn w:val="DefaultParagraphFont"/>
     <w:link w:val="Heading3"/>
     <w:uiPriority w:val="9"/>
-    <w:semiHidden/>
     <w:rsid w:val="00687691"/>
     <w:rPr>
       <w:caps/>

--- a/Section-11.docx
+++ b/Section-11.docx
@@ -1478,25 +1478,7 @@
           <w:sz w:val="24"/>
           <w:szCs w:val="24"/>
         </w:rPr>
-        <w:t xml:space="preserve">What is </w:t>
-      </w:r>
-      <w:proofErr w:type="spellStart"/>
-      <w:r>
-        <w:rPr>
-          <w:rFonts w:ascii="Cambria" w:hAnsi="Cambria"/>
-          <w:sz w:val="24"/>
-          <w:szCs w:val="24"/>
-        </w:rPr>
-        <w:t>Jupyter</w:t>
-      </w:r>
-      <w:proofErr w:type="spellEnd"/>
-      <w:r>
-        <w:rPr>
-          <w:rFonts w:ascii="Cambria" w:hAnsi="Cambria"/>
-          <w:sz w:val="24"/>
-          <w:szCs w:val="24"/>
-        </w:rPr>
-        <w:t xml:space="preserve"> Notebook?</w:t>
+        <w:t>What is Jupyter Notebook?</w:t>
       </w:r>
     </w:p>
     <w:p>
@@ -1707,25 +1689,7 @@
           <w:sz w:val="24"/>
           <w:szCs w:val="24"/>
         </w:rPr>
-        <w:t xml:space="preserve">Why Use </w:t>
-      </w:r>
-      <w:proofErr w:type="spellStart"/>
-      <w:r>
-        <w:rPr>
-          <w:rFonts w:ascii="Cambria" w:hAnsi="Cambria"/>
-          <w:sz w:val="24"/>
-          <w:szCs w:val="24"/>
-        </w:rPr>
-        <w:t>Jupyter</w:t>
-      </w:r>
-      <w:proofErr w:type="spellEnd"/>
-      <w:r>
-        <w:rPr>
-          <w:rFonts w:ascii="Cambria" w:hAnsi="Cambria"/>
-          <w:sz w:val="24"/>
-          <w:szCs w:val="24"/>
-        </w:rPr>
-        <w:t xml:space="preserve"> Notebook?</w:t>
+        <w:t>Why Use Jupyter Notebook?</w:t>
       </w:r>
     </w:p>
     <w:p>
@@ -1816,25 +1780,7 @@
           <w:sz w:val="24"/>
           <w:szCs w:val="24"/>
         </w:rPr>
-        <w:t xml:space="preserve">Methods to Install </w:t>
-      </w:r>
-      <w:proofErr w:type="spellStart"/>
-      <w:r>
-        <w:rPr>
-          <w:rFonts w:ascii="Cambria" w:hAnsi="Cambria"/>
-          <w:sz w:val="24"/>
-          <w:szCs w:val="24"/>
-        </w:rPr>
-        <w:t>Jupyter</w:t>
-      </w:r>
-      <w:proofErr w:type="spellEnd"/>
-      <w:r>
-        <w:rPr>
-          <w:rFonts w:ascii="Cambria" w:hAnsi="Cambria"/>
-          <w:sz w:val="24"/>
-          <w:szCs w:val="24"/>
-        </w:rPr>
-        <w:t xml:space="preserve"> Notebook</w:t>
+        <w:t>Methods to Install Jupyter Notebook</w:t>
       </w:r>
     </w:p>
     <w:p>
@@ -2069,18 +2015,8 @@
           <w:sz w:val="24"/>
           <w:szCs w:val="24"/>
         </w:rPr>
-        <w:t xml:space="preserve">Method 2: Using </w:t>
-      </w:r>
-      <w:proofErr w:type="spellStart"/>
-      <w:r>
-        <w:rPr>
-          <w:rFonts w:ascii="Cambria" w:hAnsi="Cambria"/>
-          <w:sz w:val="24"/>
-          <w:szCs w:val="24"/>
-        </w:rPr>
-        <w:t>Miniconda</w:t>
-      </w:r>
-      <w:proofErr w:type="spellEnd"/>
+        <w:t>Method 2: Using Miniconda</w:t>
+      </w:r>
     </w:p>
     <w:p>
       <w:pPr>
@@ -2573,25 +2509,7 @@
           <w:sz w:val="24"/>
           <w:szCs w:val="24"/>
         </w:rPr>
-        <w:t xml:space="preserve">Opening </w:t>
-      </w:r>
-      <w:proofErr w:type="spellStart"/>
-      <w:r>
-        <w:rPr>
-          <w:rFonts w:ascii="Cambria" w:hAnsi="Cambria"/>
-          <w:sz w:val="24"/>
-          <w:szCs w:val="24"/>
-        </w:rPr>
-        <w:t>Jupyter</w:t>
-      </w:r>
-      <w:proofErr w:type="spellEnd"/>
-      <w:r>
-        <w:rPr>
-          <w:rFonts w:ascii="Cambria" w:hAnsi="Cambria"/>
-          <w:sz w:val="24"/>
-          <w:szCs w:val="24"/>
-        </w:rPr>
-        <w:t xml:space="preserve"> Notebook</w:t>
+        <w:t>Opening Jupyter Notebook</w:t>
       </w:r>
     </w:p>
     <w:p>
@@ -2932,6 +2850,899 @@
         </w:rPr>
         <w:t>Easy to write, run, and test code</w:t>
       </w:r>
+    </w:p>
+    <w:p>
+      <w:pPr>
+        <w:pStyle w:val="Heading1"/>
+        <w:rPr>
+          <w:sz w:val="24"/>
+          <w:szCs w:val="24"/>
+        </w:rPr>
+      </w:pPr>
+      <w:r>
+        <w:rPr>
+          <w:sz w:val="24"/>
+          <w:szCs w:val="24"/>
+        </w:rPr>
+        <w:t>LOADING AND VISUALIZING DATA</w:t>
+      </w:r>
+    </w:p>
+    <w:p>
+      <w:pPr>
+        <w:rPr>
+          <w:rFonts w:ascii="Cambria" w:hAnsi="Cambria"/>
+          <w:sz w:val="24"/>
+          <w:szCs w:val="24"/>
+        </w:rPr>
+      </w:pPr>
+      <w:r>
+        <w:rPr>
+          <w:rFonts w:ascii="Cambria" w:hAnsi="Cambria"/>
+          <w:sz w:val="24"/>
+          <w:szCs w:val="24"/>
+        </w:rPr>
+        <w:t>Why We Load Data</w:t>
+      </w:r>
+    </w:p>
+    <w:p>
+      <w:pPr>
+        <w:rPr>
+          <w:rFonts w:ascii="Cambria" w:hAnsi="Cambria"/>
+          <w:sz w:val="24"/>
+          <w:szCs w:val="24"/>
+        </w:rPr>
+      </w:pPr>
+      <w:r>
+        <w:rPr>
+          <w:rFonts w:ascii="Cambria" w:hAnsi="Cambria"/>
+          <w:sz w:val="24"/>
+          <w:szCs w:val="24"/>
+        </w:rPr>
+        <w:t>Data is needed for analysis and machine learning</w:t>
+      </w:r>
+    </w:p>
+    <w:p>
+      <w:pPr>
+        <w:rPr>
+          <w:rFonts w:ascii="Cambria" w:hAnsi="Cambria"/>
+          <w:sz w:val="24"/>
+          <w:szCs w:val="24"/>
+        </w:rPr>
+      </w:pPr>
+      <w:r>
+        <w:rPr>
+          <w:rFonts w:ascii="Cambria" w:hAnsi="Cambria"/>
+          <w:sz w:val="24"/>
+          <w:szCs w:val="24"/>
+        </w:rPr>
+        <w:t>Data is usually stored in files like:</w:t>
+      </w:r>
+    </w:p>
+    <w:p>
+      <w:pPr>
+        <w:rPr>
+          <w:rFonts w:ascii="Cambria" w:hAnsi="Cambria"/>
+          <w:sz w:val="24"/>
+          <w:szCs w:val="24"/>
+        </w:rPr>
+      </w:pPr>
+      <w:r>
+        <w:rPr>
+          <w:rFonts w:ascii="Cambria" w:hAnsi="Cambria"/>
+          <w:sz w:val="24"/>
+          <w:szCs w:val="24"/>
+        </w:rPr>
+        <w:t>CSV</w:t>
+      </w:r>
+    </w:p>
+    <w:p>
+      <w:pPr>
+        <w:rPr>
+          <w:rFonts w:ascii="Cambria" w:hAnsi="Cambria"/>
+          <w:sz w:val="24"/>
+          <w:szCs w:val="24"/>
+        </w:rPr>
+      </w:pPr>
+      <w:r>
+        <w:rPr>
+          <w:rFonts w:ascii="Cambria" w:hAnsi="Cambria"/>
+          <w:sz w:val="24"/>
+          <w:szCs w:val="24"/>
+        </w:rPr>
+        <w:t>Excel</w:t>
+      </w:r>
+    </w:p>
+    <w:p>
+      <w:pPr>
+        <w:rPr>
+          <w:rFonts w:ascii="Cambria" w:hAnsi="Cambria"/>
+          <w:sz w:val="24"/>
+          <w:szCs w:val="24"/>
+        </w:rPr>
+      </w:pPr>
+      <w:r>
+        <w:rPr>
+          <w:rFonts w:ascii="Cambria" w:hAnsi="Cambria"/>
+          <w:sz w:val="24"/>
+          <w:szCs w:val="24"/>
+        </w:rPr>
+        <w:t>Text files</w:t>
+      </w:r>
+    </w:p>
+    <w:p>
+      <w:pPr>
+        <w:pStyle w:val="Heading2"/>
+        <w:rPr>
+          <w:sz w:val="24"/>
+          <w:szCs w:val="24"/>
+        </w:rPr>
+      </w:pPr>
+      <w:r>
+        <w:rPr>
+          <w:sz w:val="24"/>
+          <w:szCs w:val="24"/>
+        </w:rPr>
+        <w:t>Libraries Used</w:t>
+      </w:r>
+    </w:p>
+    <w:p>
+      <w:pPr>
+        <w:rPr>
+          <w:rFonts w:ascii="Cambria" w:hAnsi="Cambria"/>
+          <w:sz w:val="24"/>
+          <w:szCs w:val="24"/>
+        </w:rPr>
+      </w:pPr>
+      <w:r>
+        <w:rPr>
+          <w:rFonts w:ascii="Cambria" w:hAnsi="Cambria"/>
+          <w:sz w:val="24"/>
+          <w:szCs w:val="24"/>
+        </w:rPr>
+        <w:t>Pandas → load and handle data</w:t>
+      </w:r>
+    </w:p>
+    <w:p>
+      <w:pPr>
+        <w:rPr>
+          <w:rFonts w:ascii="Cambria" w:hAnsi="Cambria"/>
+          <w:sz w:val="24"/>
+          <w:szCs w:val="24"/>
+        </w:rPr>
+      </w:pPr>
+      <w:r>
+        <w:rPr>
+          <w:rFonts w:ascii="Cambria" w:hAnsi="Cambria"/>
+          <w:sz w:val="24"/>
+          <w:szCs w:val="24"/>
+        </w:rPr>
+        <w:t>Matplotlib → draw graphs</w:t>
+      </w:r>
+    </w:p>
+    <w:p>
+      <w:pPr>
+        <w:rPr>
+          <w:rFonts w:ascii="Cambria" w:hAnsi="Cambria"/>
+          <w:sz w:val="24"/>
+          <w:szCs w:val="24"/>
+        </w:rPr>
+      </w:pPr>
+      <w:r>
+        <w:rPr>
+          <w:rFonts w:ascii="Cambria" w:hAnsi="Cambria"/>
+          <w:sz w:val="24"/>
+          <w:szCs w:val="24"/>
+        </w:rPr>
+        <w:t>Seaborn → better-looking graphs</w:t>
+      </w:r>
+    </w:p>
+    <w:p>
+      <w:pPr>
+        <w:rPr>
+          <w:rFonts w:ascii="Cambria" w:hAnsi="Cambria"/>
+          <w:sz w:val="24"/>
+          <w:szCs w:val="24"/>
+        </w:rPr>
+      </w:pPr>
+      <w:r>
+        <w:rPr>
+          <w:rFonts w:ascii="Cambria" w:hAnsi="Cambria"/>
+          <w:sz w:val="24"/>
+          <w:szCs w:val="24"/>
+        </w:rPr>
+        <w:t>import pandas as pd</w:t>
+      </w:r>
+    </w:p>
+    <w:p>
+      <w:pPr>
+        <w:rPr>
+          <w:rFonts w:ascii="Cambria" w:hAnsi="Cambria"/>
+          <w:sz w:val="24"/>
+          <w:szCs w:val="24"/>
+        </w:rPr>
+      </w:pPr>
+      <w:r>
+        <w:rPr>
+          <w:rFonts w:ascii="Cambria" w:hAnsi="Cambria"/>
+          <w:sz w:val="24"/>
+          <w:szCs w:val="24"/>
+        </w:rPr>
+        <w:t>import matplotlib.pyplot as plt</w:t>
+      </w:r>
+    </w:p>
+    <w:p>
+      <w:pPr>
+        <w:rPr>
+          <w:rFonts w:ascii="Cambria" w:hAnsi="Cambria"/>
+          <w:sz w:val="24"/>
+          <w:szCs w:val="24"/>
+        </w:rPr>
+      </w:pPr>
+      <w:r>
+        <w:rPr>
+          <w:rFonts w:ascii="Cambria" w:hAnsi="Cambria"/>
+          <w:sz w:val="24"/>
+          <w:szCs w:val="24"/>
+        </w:rPr>
+        <w:t xml:space="preserve">import seaborn as </w:t>
+      </w:r>
+      <w:proofErr w:type="spellStart"/>
+      <w:r>
+        <w:rPr>
+          <w:rFonts w:ascii="Cambria" w:hAnsi="Cambria"/>
+          <w:sz w:val="24"/>
+          <w:szCs w:val="24"/>
+        </w:rPr>
+        <w:t>sns</w:t>
+      </w:r>
+      <w:proofErr w:type="spellEnd"/>
+    </w:p>
+    <w:p>
+      <w:pPr>
+        <w:pStyle w:val="Heading3"/>
+        <w:rPr>
+          <w:sz w:val="24"/>
+          <w:szCs w:val="24"/>
+        </w:rPr>
+      </w:pPr>
+      <w:r>
+        <w:rPr>
+          <w:sz w:val="24"/>
+          <w:szCs w:val="24"/>
+        </w:rPr>
+        <w:t>Loading Data</w:t>
+      </w:r>
+    </w:p>
+    <w:p>
+      <w:pPr>
+        <w:rPr>
+          <w:rFonts w:ascii="Cambria" w:hAnsi="Cambria"/>
+          <w:sz w:val="24"/>
+          <w:szCs w:val="24"/>
+        </w:rPr>
+      </w:pPr>
+      <w:r>
+        <w:rPr>
+          <w:rFonts w:ascii="Cambria" w:hAnsi="Cambria"/>
+          <w:sz w:val="24"/>
+          <w:szCs w:val="24"/>
+        </w:rPr>
+        <w:t>Load CSV File</w:t>
+      </w:r>
+    </w:p>
+    <w:p>
+      <w:pPr>
+        <w:rPr>
+          <w:rFonts w:ascii="Cambria" w:hAnsi="Cambria"/>
+          <w:sz w:val="24"/>
+          <w:szCs w:val="24"/>
+        </w:rPr>
+      </w:pPr>
+      <w:r>
+        <w:rPr>
+          <w:rFonts w:ascii="Cambria" w:hAnsi="Cambria"/>
+          <w:sz w:val="24"/>
+          <w:szCs w:val="24"/>
+        </w:rPr>
+        <w:t>df = pd.read_csv("data.csv")</w:t>
+      </w:r>
+    </w:p>
+    <w:p>
+      <w:pPr>
+        <w:pStyle w:val="Heading3"/>
+        <w:rPr>
+          <w:sz w:val="24"/>
+          <w:szCs w:val="24"/>
+        </w:rPr>
+      </w:pPr>
+      <w:r>
+        <w:rPr>
+          <w:sz w:val="24"/>
+          <w:szCs w:val="24"/>
+        </w:rPr>
+        <w:t>View Data</w:t>
+      </w:r>
+    </w:p>
+    <w:p>
+      <w:pPr>
+        <w:rPr>
+          <w:rFonts w:ascii="Cambria" w:hAnsi="Cambria"/>
+          <w:sz w:val="24"/>
+          <w:szCs w:val="24"/>
+        </w:rPr>
+      </w:pPr>
+      <w:r>
+        <w:rPr>
+          <w:rFonts w:ascii="Cambria" w:hAnsi="Cambria"/>
+          <w:sz w:val="24"/>
+          <w:szCs w:val="24"/>
+        </w:rPr>
+        <w:t>df.head()      # first 5 rows</w:t>
+      </w:r>
+    </w:p>
+    <w:p>
+      <w:pPr>
+        <w:rPr>
+          <w:rFonts w:ascii="Cambria" w:hAnsi="Cambria"/>
+          <w:sz w:val="24"/>
+          <w:szCs w:val="24"/>
+        </w:rPr>
+      </w:pPr>
+      <w:r>
+        <w:rPr>
+          <w:rFonts w:ascii="Cambria" w:hAnsi="Cambria"/>
+          <w:sz w:val="24"/>
+          <w:szCs w:val="24"/>
+        </w:rPr>
+        <w:t>df.tail()      # last 5 rows</w:t>
+      </w:r>
+    </w:p>
+    <w:p>
+      <w:pPr>
+        <w:rPr>
+          <w:rFonts w:ascii="Cambria" w:hAnsi="Cambria"/>
+          <w:sz w:val="24"/>
+          <w:szCs w:val="24"/>
+        </w:rPr>
+      </w:pPr>
+      <w:r>
+        <w:rPr>
+          <w:rFonts w:ascii="Cambria" w:hAnsi="Cambria"/>
+          <w:sz w:val="24"/>
+          <w:szCs w:val="24"/>
+        </w:rPr>
+        <w:t>df.info()      # data details</w:t>
+      </w:r>
+    </w:p>
+    <w:p>
+      <w:pPr>
+        <w:rPr>
+          <w:rFonts w:ascii="Cambria" w:hAnsi="Cambria"/>
+          <w:sz w:val="24"/>
+          <w:szCs w:val="24"/>
+        </w:rPr>
+      </w:pPr>
+      <w:r>
+        <w:rPr>
+          <w:rFonts w:ascii="Cambria" w:hAnsi="Cambria"/>
+          <w:sz w:val="24"/>
+          <w:szCs w:val="24"/>
+        </w:rPr>
+        <w:t>df.shape       # rows and columns</w:t>
+      </w:r>
+    </w:p>
+    <w:p>
+      <w:pPr>
+        <w:pStyle w:val="Heading3"/>
+        <w:rPr>
+          <w:sz w:val="24"/>
+          <w:szCs w:val="24"/>
+        </w:rPr>
+      </w:pPr>
+      <w:r>
+        <w:rPr>
+          <w:sz w:val="24"/>
+          <w:szCs w:val="24"/>
+        </w:rPr>
+        <w:t>Visualizing Data</w:t>
+      </w:r>
+    </w:p>
+    <w:p>
+      <w:pPr>
+        <w:pStyle w:val="Heading4"/>
+        <w:rPr>
+          <w:sz w:val="24"/>
+          <w:szCs w:val="24"/>
+        </w:rPr>
+      </w:pPr>
+      <w:r>
+        <w:rPr>
+          <w:sz w:val="24"/>
+          <w:szCs w:val="24"/>
+        </w:rPr>
+        <w:lastRenderedPageBreak/>
+        <w:t>Line Plot</w:t>
+      </w:r>
+    </w:p>
+    <w:p>
+      <w:pPr>
+        <w:rPr>
+          <w:rFonts w:ascii="Cambria" w:hAnsi="Cambria"/>
+          <w:sz w:val="24"/>
+          <w:szCs w:val="24"/>
+        </w:rPr>
+      </w:pPr>
+      <w:r>
+        <w:rPr>
+          <w:rFonts w:ascii="Cambria" w:hAnsi="Cambria"/>
+          <w:sz w:val="24"/>
+          <w:szCs w:val="24"/>
+        </w:rPr>
+        <w:t>plt.plot(df["age"], df["salary"])</w:t>
+      </w:r>
+    </w:p>
+    <w:p>
+      <w:pPr>
+        <w:rPr>
+          <w:rFonts w:ascii="Cambria" w:hAnsi="Cambria"/>
+          <w:sz w:val="24"/>
+          <w:szCs w:val="24"/>
+        </w:rPr>
+      </w:pPr>
+      <w:r>
+        <w:rPr>
+          <w:rFonts w:ascii="Cambria" w:hAnsi="Cambria"/>
+          <w:sz w:val="24"/>
+          <w:szCs w:val="24"/>
+        </w:rPr>
+        <w:t>plt.show()</w:t>
+      </w:r>
+    </w:p>
+    <w:p>
+      <w:pPr>
+        <w:rPr>
+          <w:rFonts w:ascii="Cambria" w:hAnsi="Cambria"/>
+          <w:sz w:val="24"/>
+          <w:szCs w:val="24"/>
+        </w:rPr>
+      </w:pPr>
+      <w:r>
+        <w:rPr>
+          <w:rFonts w:ascii="Cambria" w:hAnsi="Cambria"/>
+          <w:sz w:val="24"/>
+          <w:szCs w:val="24"/>
+        </w:rPr>
+        <w:t>Used to show trends</w:t>
+      </w:r>
+    </w:p>
+    <w:p>
+      <w:pPr>
+        <w:pStyle w:val="Heading4"/>
+        <w:rPr>
+          <w:sz w:val="24"/>
+          <w:szCs w:val="24"/>
+        </w:rPr>
+      </w:pPr>
+      <w:r>
+        <w:rPr>
+          <w:sz w:val="24"/>
+          <w:szCs w:val="24"/>
+        </w:rPr>
+        <w:t>Bar Chart</w:t>
+      </w:r>
+    </w:p>
+    <w:p>
+      <w:pPr>
+        <w:rPr>
+          <w:rFonts w:ascii="Cambria" w:hAnsi="Cambria"/>
+          <w:sz w:val="24"/>
+          <w:szCs w:val="24"/>
+        </w:rPr>
+      </w:pPr>
+      <w:r>
+        <w:rPr>
+          <w:rFonts w:ascii="Cambria" w:hAnsi="Cambria"/>
+          <w:sz w:val="24"/>
+          <w:szCs w:val="24"/>
+        </w:rPr>
+        <w:t>plt.bar(df["city"], df["sales"])</w:t>
+      </w:r>
+    </w:p>
+    <w:p>
+      <w:pPr>
+        <w:rPr>
+          <w:rFonts w:ascii="Cambria" w:hAnsi="Cambria"/>
+          <w:sz w:val="24"/>
+          <w:szCs w:val="24"/>
+        </w:rPr>
+      </w:pPr>
+      <w:r>
+        <w:rPr>
+          <w:rFonts w:ascii="Cambria" w:hAnsi="Cambria"/>
+          <w:sz w:val="24"/>
+          <w:szCs w:val="24"/>
+        </w:rPr>
+        <w:t>plt.show()</w:t>
+      </w:r>
+    </w:p>
+    <w:p>
+      <w:pPr>
+        <w:rPr>
+          <w:rFonts w:ascii="Cambria" w:hAnsi="Cambria"/>
+          <w:sz w:val="24"/>
+          <w:szCs w:val="24"/>
+        </w:rPr>
+      </w:pPr>
+      <w:r>
+        <w:rPr>
+          <w:rFonts w:ascii="Cambria" w:hAnsi="Cambria"/>
+          <w:sz w:val="24"/>
+          <w:szCs w:val="24"/>
+        </w:rPr>
+        <w:t>Used to compare values</w:t>
+      </w:r>
+    </w:p>
+    <w:p>
+      <w:pPr>
+        <w:pStyle w:val="Heading4"/>
+        <w:rPr>
+          <w:sz w:val="24"/>
+          <w:szCs w:val="24"/>
+        </w:rPr>
+      </w:pPr>
+      <w:r>
+        <w:rPr>
+          <w:sz w:val="24"/>
+          <w:szCs w:val="24"/>
+        </w:rPr>
+        <w:t>Histogram</w:t>
+      </w:r>
+    </w:p>
+    <w:p>
+      <w:pPr>
+        <w:rPr>
+          <w:rFonts w:ascii="Cambria" w:hAnsi="Cambria"/>
+          <w:sz w:val="24"/>
+          <w:szCs w:val="24"/>
+        </w:rPr>
+      </w:pPr>
+      <w:r>
+        <w:rPr>
+          <w:rFonts w:ascii="Cambria" w:hAnsi="Cambria"/>
+          <w:sz w:val="24"/>
+          <w:szCs w:val="24"/>
+        </w:rPr>
+        <w:t>plt.hist(df["age"])</w:t>
+      </w:r>
+    </w:p>
+    <w:p>
+      <w:pPr>
+        <w:rPr>
+          <w:rFonts w:ascii="Cambria" w:hAnsi="Cambria"/>
+          <w:sz w:val="24"/>
+          <w:szCs w:val="24"/>
+        </w:rPr>
+      </w:pPr>
+      <w:r>
+        <w:rPr>
+          <w:rFonts w:ascii="Cambria" w:hAnsi="Cambria"/>
+          <w:sz w:val="24"/>
+          <w:szCs w:val="24"/>
+        </w:rPr>
+        <w:t>plt.show()</w:t>
+      </w:r>
+    </w:p>
+    <w:p>
+      <w:pPr>
+        <w:rPr>
+          <w:rFonts w:ascii="Cambria" w:hAnsi="Cambria"/>
+          <w:sz w:val="24"/>
+          <w:szCs w:val="24"/>
+        </w:rPr>
+      </w:pPr>
+      <w:r>
+        <w:rPr>
+          <w:rFonts w:ascii="Cambria" w:hAnsi="Cambria"/>
+          <w:sz w:val="24"/>
+          <w:szCs w:val="24"/>
+        </w:rPr>
+        <w:t>Used to show data distribution</w:t>
+      </w:r>
+    </w:p>
+    <w:p>
+      <w:pPr>
+        <w:pStyle w:val="Heading4"/>
+        <w:rPr>
+          <w:sz w:val="24"/>
+          <w:szCs w:val="24"/>
+        </w:rPr>
+      </w:pPr>
+      <w:r>
+        <w:rPr>
+          <w:sz w:val="24"/>
+          <w:szCs w:val="24"/>
+        </w:rPr>
+        <w:t>Scatter Plot</w:t>
+      </w:r>
+    </w:p>
+    <w:p>
+      <w:pPr>
+        <w:rPr>
+          <w:rFonts w:ascii="Cambria" w:hAnsi="Cambria"/>
+          <w:sz w:val="24"/>
+          <w:szCs w:val="24"/>
+        </w:rPr>
+      </w:pPr>
+      <w:r>
+        <w:rPr>
+          <w:rFonts w:ascii="Cambria" w:hAnsi="Cambria"/>
+          <w:sz w:val="24"/>
+          <w:szCs w:val="24"/>
+        </w:rPr>
+        <w:t>plt.scatter(df["age"], df["salary"])</w:t>
+      </w:r>
+    </w:p>
+    <w:p>
+      <w:pPr>
+        <w:rPr>
+          <w:rFonts w:ascii="Cambria" w:hAnsi="Cambria"/>
+          <w:sz w:val="24"/>
+          <w:szCs w:val="24"/>
+        </w:rPr>
+      </w:pPr>
+      <w:r>
+        <w:rPr>
+          <w:rFonts w:ascii="Cambria" w:hAnsi="Cambria"/>
+          <w:sz w:val="24"/>
+          <w:szCs w:val="24"/>
+        </w:rPr>
+        <w:t>plt.show()</w:t>
+      </w:r>
+    </w:p>
+    <w:p>
+      <w:pPr>
+        <w:rPr>
+          <w:rFonts w:ascii="Cambria" w:hAnsi="Cambria"/>
+          <w:sz w:val="24"/>
+          <w:szCs w:val="24"/>
+        </w:rPr>
+      </w:pPr>
+      <w:r>
+        <w:rPr>
+          <w:rFonts w:ascii="Cambria" w:hAnsi="Cambria"/>
+          <w:sz w:val="24"/>
+          <w:szCs w:val="24"/>
+        </w:rPr>
+        <w:t>Used to see relationship</w:t>
+      </w:r>
+    </w:p>
+    <w:p>
+      <w:pPr>
+        <w:pStyle w:val="Heading4"/>
+        <w:rPr>
+          <w:sz w:val="24"/>
+          <w:szCs w:val="24"/>
+        </w:rPr>
+      </w:pPr>
+      <w:r>
+        <w:rPr>
+          <w:sz w:val="24"/>
+          <w:szCs w:val="24"/>
+        </w:rPr>
+        <w:t>Using Seaborn</w:t>
+      </w:r>
+    </w:p>
+    <w:p>
+      <w:pPr>
+        <w:rPr>
+          <w:rFonts w:ascii="Cambria" w:hAnsi="Cambria"/>
+          <w:sz w:val="24"/>
+          <w:szCs w:val="24"/>
+        </w:rPr>
+      </w:pPr>
+      <w:r>
+        <w:rPr>
+          <w:rFonts w:ascii="Cambria" w:hAnsi="Cambria"/>
+          <w:sz w:val="24"/>
+          <w:szCs w:val="24"/>
+        </w:rPr>
+        <w:t>sns.countplot(x="gender", data=df)</w:t>
+      </w:r>
+    </w:p>
+    <w:p>
+      <w:pPr>
+        <w:rPr>
+          <w:rFonts w:ascii="Cambria" w:hAnsi="Cambria"/>
+          <w:sz w:val="24"/>
+          <w:szCs w:val="24"/>
+        </w:rPr>
+      </w:pPr>
+      <w:r>
+        <w:rPr>
+          <w:rFonts w:ascii="Cambria" w:hAnsi="Cambria"/>
+          <w:sz w:val="24"/>
+          <w:szCs w:val="24"/>
+        </w:rPr>
+        <w:t>plt.show()</w:t>
+      </w:r>
+    </w:p>
+    <w:p>
+      <w:pPr>
+        <w:rPr>
+          <w:rFonts w:ascii="Cambria" w:hAnsi="Cambria"/>
+          <w:sz w:val="24"/>
+          <w:szCs w:val="24"/>
+        </w:rPr>
+      </w:pPr>
+      <w:r>
+        <w:rPr>
+          <w:rFonts w:ascii="Cambria" w:hAnsi="Cambria"/>
+          <w:sz w:val="24"/>
+          <w:szCs w:val="24"/>
+        </w:rPr>
+        <w:t>Easy and clean graphs</w:t>
+      </w:r>
+    </w:p>
+    <w:p>
+      <w:pPr>
+        <w:pStyle w:val="Heading2"/>
+        <w:rPr>
+          <w:sz w:val="24"/>
+          <w:szCs w:val="24"/>
+        </w:rPr>
+      </w:pPr>
+      <w:r>
+        <w:rPr>
+          <w:sz w:val="24"/>
+          <w:szCs w:val="24"/>
+        </w:rPr>
+        <w:t>Why Visualization is Important</w:t>
+      </w:r>
+    </w:p>
+    <w:p>
+      <w:pPr>
+        <w:rPr>
+          <w:rFonts w:ascii="Cambria" w:hAnsi="Cambria"/>
+          <w:sz w:val="24"/>
+          <w:szCs w:val="24"/>
+        </w:rPr>
+      </w:pPr>
+      <w:r>
+        <w:rPr>
+          <w:rFonts w:ascii="Cambria" w:hAnsi="Cambria"/>
+          <w:sz w:val="24"/>
+          <w:szCs w:val="24"/>
+        </w:rPr>
+        <w:t>Helps understand data</w:t>
+      </w:r>
+    </w:p>
+    <w:p>
+      <w:pPr>
+        <w:rPr>
+          <w:rFonts w:ascii="Cambria" w:hAnsi="Cambria"/>
+          <w:sz w:val="24"/>
+          <w:szCs w:val="24"/>
+        </w:rPr>
+      </w:pPr>
+      <w:r>
+        <w:rPr>
+          <w:rFonts w:ascii="Cambria" w:hAnsi="Cambria"/>
+          <w:sz w:val="24"/>
+          <w:szCs w:val="24"/>
+        </w:rPr>
+        <w:t>Finds patterns</w:t>
+      </w:r>
+    </w:p>
+    <w:p>
+      <w:pPr>
+        <w:rPr>
+          <w:rFonts w:ascii="Cambria" w:hAnsi="Cambria"/>
+          <w:sz w:val="24"/>
+          <w:szCs w:val="24"/>
+        </w:rPr>
+      </w:pPr>
+      <w:r>
+        <w:rPr>
+          <w:rFonts w:ascii="Cambria" w:hAnsi="Cambria"/>
+          <w:sz w:val="24"/>
+          <w:szCs w:val="24"/>
+        </w:rPr>
+        <w:t>Finds outliers</w:t>
+      </w:r>
+    </w:p>
+    <w:p>
+      <w:pPr>
+        <w:rPr>
+          <w:rFonts w:ascii="Cambria" w:hAnsi="Cambria"/>
+          <w:sz w:val="24"/>
+          <w:szCs w:val="24"/>
+        </w:rPr>
+      </w:pPr>
+      <w:r>
+        <w:rPr>
+          <w:rFonts w:ascii="Cambria" w:hAnsi="Cambria"/>
+          <w:sz w:val="24"/>
+          <w:szCs w:val="24"/>
+        </w:rPr>
+        <w:t>Makes results easy to explain</w:t>
+      </w:r>
+    </w:p>
+    <w:p>
+      <w:pPr>
+        <w:pStyle w:val="Heading2"/>
+        <w:rPr>
+          <w:sz w:val="24"/>
+          <w:szCs w:val="24"/>
+        </w:rPr>
+      </w:pPr>
+      <w:r>
+        <w:rPr>
+          <w:sz w:val="24"/>
+          <w:szCs w:val="24"/>
+        </w:rPr>
+        <w:t>Summary</w:t>
+      </w:r>
+    </w:p>
+    <w:p>
+      <w:pPr>
+        <w:rPr>
+          <w:rFonts w:ascii="Cambria" w:hAnsi="Cambria"/>
+          <w:sz w:val="24"/>
+          <w:szCs w:val="24"/>
+        </w:rPr>
+      </w:pPr>
+      <w:r>
+        <w:rPr>
+          <w:rFonts w:ascii="Cambria" w:hAnsi="Cambria"/>
+          <w:sz w:val="24"/>
+          <w:szCs w:val="24"/>
+        </w:rPr>
+        <w:t>Load data using Pandas</w:t>
+      </w:r>
+    </w:p>
+    <w:p>
+      <w:pPr>
+        <w:rPr>
+          <w:rFonts w:ascii="Cambria" w:hAnsi="Cambria"/>
+          <w:sz w:val="24"/>
+          <w:szCs w:val="24"/>
+        </w:rPr>
+      </w:pPr>
+      <w:r>
+        <w:rPr>
+          <w:rFonts w:ascii="Cambria" w:hAnsi="Cambria"/>
+          <w:sz w:val="24"/>
+          <w:szCs w:val="24"/>
+        </w:rPr>
+        <w:lastRenderedPageBreak/>
+        <w:t>Visualize data using Matplotlib and Seaborn</w:t>
+      </w:r>
+    </w:p>
+    <w:p>
+      <w:pPr>
+        <w:rPr>
+          <w:rFonts w:ascii="Cambria" w:hAnsi="Cambria"/>
+          <w:sz w:val="24"/>
+          <w:szCs w:val="24"/>
+        </w:rPr>
+      </w:pPr>
+      <w:r>
+        <w:rPr>
+          <w:rFonts w:ascii="Cambria" w:hAnsi="Cambria"/>
+          <w:sz w:val="24"/>
+          <w:szCs w:val="24"/>
+        </w:rPr>
+        <w:t>Graphs help understand data clearly</w:t>
+      </w:r>
+    </w:p>
+    <w:p>
+      <w:pPr>
+        <w:rPr>
+          <w:rFonts w:ascii="Cambria" w:hAnsi="Cambria"/>
+          <w:sz w:val="24"/>
+          <w:szCs w:val="24"/>
+        </w:rPr>
+      </w:pPr>
     </w:p>
     <w:p>
       <w:pPr>
@@ -4975,6 +5786,155 @@
     </w:lvl>
   </w:abstractNum>
   <w:abstractNum w:abstractNumId="15" w15:restartNumberingAfterBreak="0">
+    <w:nsid w:val="1CD5417A"/>
+    <w:multiLevelType w:val="multilevel"/>
+    <w:tmpl w:val="5F8E22E8"/>
+    <w:lvl w:ilvl="0">
+      <w:start w:val="1"/>
+      <w:numFmt w:val="bullet"/>
+      <w:lvlText w:val=""/>
+      <w:lvlJc w:val="left"/>
+      <w:pPr>
+        <w:tabs>
+          <w:tab w:val="num" w:pos="720"/>
+        </w:tabs>
+        <w:ind w:left="720" w:hanging="360"/>
+      </w:pPr>
+      <w:rPr>
+        <w:rFonts w:ascii="Symbol" w:hAnsi="Symbol" w:hint="default"/>
+        <w:sz w:val="20"/>
+      </w:rPr>
+    </w:lvl>
+    <w:lvl w:ilvl="1" w:tentative="1">
+      <w:start w:val="1"/>
+      <w:numFmt w:val="bullet"/>
+      <w:lvlText w:val="o"/>
+      <w:lvlJc w:val="left"/>
+      <w:pPr>
+        <w:tabs>
+          <w:tab w:val="num" w:pos="1440"/>
+        </w:tabs>
+        <w:ind w:left="1440" w:hanging="360"/>
+      </w:pPr>
+      <w:rPr>
+        <w:rFonts w:ascii="Courier New" w:hAnsi="Courier New" w:hint="default"/>
+        <w:sz w:val="20"/>
+      </w:rPr>
+    </w:lvl>
+    <w:lvl w:ilvl="2" w:tentative="1">
+      <w:start w:val="1"/>
+      <w:numFmt w:val="bullet"/>
+      <w:lvlText w:val=""/>
+      <w:lvlJc w:val="left"/>
+      <w:pPr>
+        <w:tabs>
+          <w:tab w:val="num" w:pos="2160"/>
+        </w:tabs>
+        <w:ind w:left="2160" w:hanging="360"/>
+      </w:pPr>
+      <w:rPr>
+        <w:rFonts w:ascii="Wingdings" w:hAnsi="Wingdings" w:hint="default"/>
+        <w:sz w:val="20"/>
+      </w:rPr>
+    </w:lvl>
+    <w:lvl w:ilvl="3" w:tentative="1">
+      <w:start w:val="1"/>
+      <w:numFmt w:val="bullet"/>
+      <w:lvlText w:val=""/>
+      <w:lvlJc w:val="left"/>
+      <w:pPr>
+        <w:tabs>
+          <w:tab w:val="num" w:pos="2880"/>
+        </w:tabs>
+        <w:ind w:left="2880" w:hanging="360"/>
+      </w:pPr>
+      <w:rPr>
+        <w:rFonts w:ascii="Wingdings" w:hAnsi="Wingdings" w:hint="default"/>
+        <w:sz w:val="20"/>
+      </w:rPr>
+    </w:lvl>
+    <w:lvl w:ilvl="4" w:tentative="1">
+      <w:start w:val="1"/>
+      <w:numFmt w:val="bullet"/>
+      <w:lvlText w:val=""/>
+      <w:lvlJc w:val="left"/>
+      <w:pPr>
+        <w:tabs>
+          <w:tab w:val="num" w:pos="3600"/>
+        </w:tabs>
+        <w:ind w:left="3600" w:hanging="360"/>
+      </w:pPr>
+      <w:rPr>
+        <w:rFonts w:ascii="Wingdings" w:hAnsi="Wingdings" w:hint="default"/>
+        <w:sz w:val="20"/>
+      </w:rPr>
+    </w:lvl>
+    <w:lvl w:ilvl="5" w:tentative="1">
+      <w:start w:val="1"/>
+      <w:numFmt w:val="bullet"/>
+      <w:lvlText w:val=""/>
+      <w:lvlJc w:val="left"/>
+      <w:pPr>
+        <w:tabs>
+          <w:tab w:val="num" w:pos="4320"/>
+        </w:tabs>
+        <w:ind w:left="4320" w:hanging="360"/>
+      </w:pPr>
+      <w:rPr>
+        <w:rFonts w:ascii="Wingdings" w:hAnsi="Wingdings" w:hint="default"/>
+        <w:sz w:val="20"/>
+      </w:rPr>
+    </w:lvl>
+    <w:lvl w:ilvl="6" w:tentative="1">
+      <w:start w:val="1"/>
+      <w:numFmt w:val="bullet"/>
+      <w:lvlText w:val=""/>
+      <w:lvlJc w:val="left"/>
+      <w:pPr>
+        <w:tabs>
+          <w:tab w:val="num" w:pos="5040"/>
+        </w:tabs>
+        <w:ind w:left="5040" w:hanging="360"/>
+      </w:pPr>
+      <w:rPr>
+        <w:rFonts w:ascii="Wingdings" w:hAnsi="Wingdings" w:hint="default"/>
+        <w:sz w:val="20"/>
+      </w:rPr>
+    </w:lvl>
+    <w:lvl w:ilvl="7" w:tentative="1">
+      <w:start w:val="1"/>
+      <w:numFmt w:val="bullet"/>
+      <w:lvlText w:val=""/>
+      <w:lvlJc w:val="left"/>
+      <w:pPr>
+        <w:tabs>
+          <w:tab w:val="num" w:pos="5760"/>
+        </w:tabs>
+        <w:ind w:left="5760" w:hanging="360"/>
+      </w:pPr>
+      <w:rPr>
+        <w:rFonts w:ascii="Wingdings" w:hAnsi="Wingdings" w:hint="default"/>
+        <w:sz w:val="20"/>
+      </w:rPr>
+    </w:lvl>
+    <w:lvl w:ilvl="8" w:tentative="1">
+      <w:start w:val="1"/>
+      <w:numFmt w:val="bullet"/>
+      <w:lvlText w:val=""/>
+      <w:lvlJc w:val="left"/>
+      <w:pPr>
+        <w:tabs>
+          <w:tab w:val="num" w:pos="6480"/>
+        </w:tabs>
+        <w:ind w:left="6480" w:hanging="360"/>
+      </w:pPr>
+      <w:rPr>
+        <w:rFonts w:ascii="Wingdings" w:hAnsi="Wingdings" w:hint="default"/>
+        <w:sz w:val="20"/>
+      </w:rPr>
+    </w:lvl>
+  </w:abstractNum>
+  <w:abstractNum w:abstractNumId="16" w15:restartNumberingAfterBreak="0">
     <w:nsid w:val="1D1F679A"/>
     <w:multiLevelType w:val="multilevel"/>
     <w:tmpl w:val="872882B4"/>
@@ -5123,7 +6083,7 @@
       </w:rPr>
     </w:lvl>
   </w:abstractNum>
-  <w:abstractNum w:abstractNumId="16" w15:restartNumberingAfterBreak="0">
+  <w:abstractNum w:abstractNumId="17" w15:restartNumberingAfterBreak="0">
     <w:nsid w:val="208831D8"/>
     <w:multiLevelType w:val="multilevel"/>
     <w:tmpl w:val="B6CC275A"/>
@@ -5240,7 +6200,7 @@
       </w:pPr>
     </w:lvl>
   </w:abstractNum>
-  <w:abstractNum w:abstractNumId="17" w15:restartNumberingAfterBreak="0">
+  <w:abstractNum w:abstractNumId="18" w15:restartNumberingAfterBreak="0">
     <w:nsid w:val="22EB3BFA"/>
     <w:multiLevelType w:val="multilevel"/>
     <w:tmpl w:val="664249B4"/>
@@ -5353,7 +6313,7 @@
       </w:pPr>
     </w:lvl>
   </w:abstractNum>
-  <w:abstractNum w:abstractNumId="18" w15:restartNumberingAfterBreak="0">
+  <w:abstractNum w:abstractNumId="19" w15:restartNumberingAfterBreak="0">
     <w:nsid w:val="23AF3784"/>
     <w:multiLevelType w:val="multilevel"/>
     <w:tmpl w:val="2116A9B8"/>
@@ -5502,7 +6462,7 @@
       </w:rPr>
     </w:lvl>
   </w:abstractNum>
-  <w:abstractNum w:abstractNumId="19" w15:restartNumberingAfterBreak="0">
+  <w:abstractNum w:abstractNumId="20" w15:restartNumberingAfterBreak="0">
     <w:nsid w:val="2E466AD5"/>
     <w:multiLevelType w:val="multilevel"/>
     <w:tmpl w:val="6512FEDA"/>
@@ -5651,7 +6611,7 @@
       </w:rPr>
     </w:lvl>
   </w:abstractNum>
-  <w:abstractNum w:abstractNumId="20" w15:restartNumberingAfterBreak="0">
+  <w:abstractNum w:abstractNumId="21" w15:restartNumberingAfterBreak="0">
     <w:nsid w:val="3240775B"/>
     <w:multiLevelType w:val="multilevel"/>
     <w:tmpl w:val="75F0EA36"/>
@@ -5764,7 +6724,156 @@
       </w:pPr>
     </w:lvl>
   </w:abstractNum>
-  <w:abstractNum w:abstractNumId="21" w15:restartNumberingAfterBreak="0">
+  <w:abstractNum w:abstractNumId="22" w15:restartNumberingAfterBreak="0">
+    <w:nsid w:val="344A38D0"/>
+    <w:multiLevelType w:val="multilevel"/>
+    <w:tmpl w:val="A560F222"/>
+    <w:lvl w:ilvl="0">
+      <w:start w:val="1"/>
+      <w:numFmt w:val="bullet"/>
+      <w:lvlText w:val=""/>
+      <w:lvlJc w:val="left"/>
+      <w:pPr>
+        <w:tabs>
+          <w:tab w:val="num" w:pos="720"/>
+        </w:tabs>
+        <w:ind w:left="720" w:hanging="360"/>
+      </w:pPr>
+      <w:rPr>
+        <w:rFonts w:ascii="Symbol" w:hAnsi="Symbol" w:hint="default"/>
+        <w:sz w:val="20"/>
+      </w:rPr>
+    </w:lvl>
+    <w:lvl w:ilvl="1" w:tentative="1">
+      <w:start w:val="1"/>
+      <w:numFmt w:val="bullet"/>
+      <w:lvlText w:val="o"/>
+      <w:lvlJc w:val="left"/>
+      <w:pPr>
+        <w:tabs>
+          <w:tab w:val="num" w:pos="1440"/>
+        </w:tabs>
+        <w:ind w:left="1440" w:hanging="360"/>
+      </w:pPr>
+      <w:rPr>
+        <w:rFonts w:ascii="Courier New" w:hAnsi="Courier New" w:hint="default"/>
+        <w:sz w:val="20"/>
+      </w:rPr>
+    </w:lvl>
+    <w:lvl w:ilvl="2" w:tentative="1">
+      <w:start w:val="1"/>
+      <w:numFmt w:val="bullet"/>
+      <w:lvlText w:val=""/>
+      <w:lvlJc w:val="left"/>
+      <w:pPr>
+        <w:tabs>
+          <w:tab w:val="num" w:pos="2160"/>
+        </w:tabs>
+        <w:ind w:left="2160" w:hanging="360"/>
+      </w:pPr>
+      <w:rPr>
+        <w:rFonts w:ascii="Wingdings" w:hAnsi="Wingdings" w:hint="default"/>
+        <w:sz w:val="20"/>
+      </w:rPr>
+    </w:lvl>
+    <w:lvl w:ilvl="3" w:tentative="1">
+      <w:start w:val="1"/>
+      <w:numFmt w:val="bullet"/>
+      <w:lvlText w:val=""/>
+      <w:lvlJc w:val="left"/>
+      <w:pPr>
+        <w:tabs>
+          <w:tab w:val="num" w:pos="2880"/>
+        </w:tabs>
+        <w:ind w:left="2880" w:hanging="360"/>
+      </w:pPr>
+      <w:rPr>
+        <w:rFonts w:ascii="Wingdings" w:hAnsi="Wingdings" w:hint="default"/>
+        <w:sz w:val="20"/>
+      </w:rPr>
+    </w:lvl>
+    <w:lvl w:ilvl="4" w:tentative="1">
+      <w:start w:val="1"/>
+      <w:numFmt w:val="bullet"/>
+      <w:lvlText w:val=""/>
+      <w:lvlJc w:val="left"/>
+      <w:pPr>
+        <w:tabs>
+          <w:tab w:val="num" w:pos="3600"/>
+        </w:tabs>
+        <w:ind w:left="3600" w:hanging="360"/>
+      </w:pPr>
+      <w:rPr>
+        <w:rFonts w:ascii="Wingdings" w:hAnsi="Wingdings" w:hint="default"/>
+        <w:sz w:val="20"/>
+      </w:rPr>
+    </w:lvl>
+    <w:lvl w:ilvl="5" w:tentative="1">
+      <w:start w:val="1"/>
+      <w:numFmt w:val="bullet"/>
+      <w:lvlText w:val=""/>
+      <w:lvlJc w:val="left"/>
+      <w:pPr>
+        <w:tabs>
+          <w:tab w:val="num" w:pos="4320"/>
+        </w:tabs>
+        <w:ind w:left="4320" w:hanging="360"/>
+      </w:pPr>
+      <w:rPr>
+        <w:rFonts w:ascii="Wingdings" w:hAnsi="Wingdings" w:hint="default"/>
+        <w:sz w:val="20"/>
+      </w:rPr>
+    </w:lvl>
+    <w:lvl w:ilvl="6" w:tentative="1">
+      <w:start w:val="1"/>
+      <w:numFmt w:val="bullet"/>
+      <w:lvlText w:val=""/>
+      <w:lvlJc w:val="left"/>
+      <w:pPr>
+        <w:tabs>
+          <w:tab w:val="num" w:pos="5040"/>
+        </w:tabs>
+        <w:ind w:left="5040" w:hanging="360"/>
+      </w:pPr>
+      <w:rPr>
+        <w:rFonts w:ascii="Wingdings" w:hAnsi="Wingdings" w:hint="default"/>
+        <w:sz w:val="20"/>
+      </w:rPr>
+    </w:lvl>
+    <w:lvl w:ilvl="7" w:tentative="1">
+      <w:start w:val="1"/>
+      <w:numFmt w:val="bullet"/>
+      <w:lvlText w:val=""/>
+      <w:lvlJc w:val="left"/>
+      <w:pPr>
+        <w:tabs>
+          <w:tab w:val="num" w:pos="5760"/>
+        </w:tabs>
+        <w:ind w:left="5760" w:hanging="360"/>
+      </w:pPr>
+      <w:rPr>
+        <w:rFonts w:ascii="Wingdings" w:hAnsi="Wingdings" w:hint="default"/>
+        <w:sz w:val="20"/>
+      </w:rPr>
+    </w:lvl>
+    <w:lvl w:ilvl="8" w:tentative="1">
+      <w:start w:val="1"/>
+      <w:numFmt w:val="bullet"/>
+      <w:lvlText w:val=""/>
+      <w:lvlJc w:val="left"/>
+      <w:pPr>
+        <w:tabs>
+          <w:tab w:val="num" w:pos="6480"/>
+        </w:tabs>
+        <w:ind w:left="6480" w:hanging="360"/>
+      </w:pPr>
+      <w:rPr>
+        <w:rFonts w:ascii="Wingdings" w:hAnsi="Wingdings" w:hint="default"/>
+        <w:sz w:val="20"/>
+      </w:rPr>
+    </w:lvl>
+  </w:abstractNum>
+  <w:abstractNum w:abstractNumId="23" w15:restartNumberingAfterBreak="0">
     <w:nsid w:val="39884EF8"/>
     <w:multiLevelType w:val="multilevel"/>
     <w:tmpl w:val="6F988E00"/>
@@ -5877,7 +6986,7 @@
       </w:pPr>
     </w:lvl>
   </w:abstractNum>
-  <w:abstractNum w:abstractNumId="22" w15:restartNumberingAfterBreak="0">
+  <w:abstractNum w:abstractNumId="24" w15:restartNumberingAfterBreak="0">
     <w:nsid w:val="3B434317"/>
     <w:multiLevelType w:val="multilevel"/>
     <w:tmpl w:val="3C7E2F8E"/>
@@ -6026,7 +7135,7 @@
       </w:rPr>
     </w:lvl>
   </w:abstractNum>
-  <w:abstractNum w:abstractNumId="23" w15:restartNumberingAfterBreak="0">
+  <w:abstractNum w:abstractNumId="25" w15:restartNumberingAfterBreak="0">
     <w:nsid w:val="3DB0446D"/>
     <w:multiLevelType w:val="multilevel"/>
     <w:tmpl w:val="76CCE384"/>
@@ -6175,7 +7284,7 @@
       </w:rPr>
     </w:lvl>
   </w:abstractNum>
-  <w:abstractNum w:abstractNumId="24" w15:restartNumberingAfterBreak="0">
+  <w:abstractNum w:abstractNumId="26" w15:restartNumberingAfterBreak="0">
     <w:nsid w:val="3EDD58DF"/>
     <w:multiLevelType w:val="multilevel"/>
     <w:tmpl w:val="6BE48460"/>
@@ -6324,7 +7433,305 @@
       </w:rPr>
     </w:lvl>
   </w:abstractNum>
-  <w:abstractNum w:abstractNumId="25" w15:restartNumberingAfterBreak="0">
+  <w:abstractNum w:abstractNumId="27" w15:restartNumberingAfterBreak="0">
+    <w:nsid w:val="4394359F"/>
+    <w:multiLevelType w:val="multilevel"/>
+    <w:tmpl w:val="B27271B4"/>
+    <w:lvl w:ilvl="0">
+      <w:start w:val="1"/>
+      <w:numFmt w:val="bullet"/>
+      <w:lvlText w:val=""/>
+      <w:lvlJc w:val="left"/>
+      <w:pPr>
+        <w:tabs>
+          <w:tab w:val="num" w:pos="720"/>
+        </w:tabs>
+        <w:ind w:left="720" w:hanging="360"/>
+      </w:pPr>
+      <w:rPr>
+        <w:rFonts w:ascii="Symbol" w:hAnsi="Symbol" w:hint="default"/>
+        <w:sz w:val="20"/>
+      </w:rPr>
+    </w:lvl>
+    <w:lvl w:ilvl="1">
+      <w:start w:val="1"/>
+      <w:numFmt w:val="bullet"/>
+      <w:lvlText w:val="o"/>
+      <w:lvlJc w:val="left"/>
+      <w:pPr>
+        <w:tabs>
+          <w:tab w:val="num" w:pos="1440"/>
+        </w:tabs>
+        <w:ind w:left="1440" w:hanging="360"/>
+      </w:pPr>
+      <w:rPr>
+        <w:rFonts w:ascii="Courier New" w:hAnsi="Courier New" w:hint="default"/>
+        <w:sz w:val="20"/>
+      </w:rPr>
+    </w:lvl>
+    <w:lvl w:ilvl="2" w:tentative="1">
+      <w:start w:val="1"/>
+      <w:numFmt w:val="bullet"/>
+      <w:lvlText w:val=""/>
+      <w:lvlJc w:val="left"/>
+      <w:pPr>
+        <w:tabs>
+          <w:tab w:val="num" w:pos="2160"/>
+        </w:tabs>
+        <w:ind w:left="2160" w:hanging="360"/>
+      </w:pPr>
+      <w:rPr>
+        <w:rFonts w:ascii="Wingdings" w:hAnsi="Wingdings" w:hint="default"/>
+        <w:sz w:val="20"/>
+      </w:rPr>
+    </w:lvl>
+    <w:lvl w:ilvl="3" w:tentative="1">
+      <w:start w:val="1"/>
+      <w:numFmt w:val="bullet"/>
+      <w:lvlText w:val=""/>
+      <w:lvlJc w:val="left"/>
+      <w:pPr>
+        <w:tabs>
+          <w:tab w:val="num" w:pos="2880"/>
+        </w:tabs>
+        <w:ind w:left="2880" w:hanging="360"/>
+      </w:pPr>
+      <w:rPr>
+        <w:rFonts w:ascii="Wingdings" w:hAnsi="Wingdings" w:hint="default"/>
+        <w:sz w:val="20"/>
+      </w:rPr>
+    </w:lvl>
+    <w:lvl w:ilvl="4" w:tentative="1">
+      <w:start w:val="1"/>
+      <w:numFmt w:val="bullet"/>
+      <w:lvlText w:val=""/>
+      <w:lvlJc w:val="left"/>
+      <w:pPr>
+        <w:tabs>
+          <w:tab w:val="num" w:pos="3600"/>
+        </w:tabs>
+        <w:ind w:left="3600" w:hanging="360"/>
+      </w:pPr>
+      <w:rPr>
+        <w:rFonts w:ascii="Wingdings" w:hAnsi="Wingdings" w:hint="default"/>
+        <w:sz w:val="20"/>
+      </w:rPr>
+    </w:lvl>
+    <w:lvl w:ilvl="5" w:tentative="1">
+      <w:start w:val="1"/>
+      <w:numFmt w:val="bullet"/>
+      <w:lvlText w:val=""/>
+      <w:lvlJc w:val="left"/>
+      <w:pPr>
+        <w:tabs>
+          <w:tab w:val="num" w:pos="4320"/>
+        </w:tabs>
+        <w:ind w:left="4320" w:hanging="360"/>
+      </w:pPr>
+      <w:rPr>
+        <w:rFonts w:ascii="Wingdings" w:hAnsi="Wingdings" w:hint="default"/>
+        <w:sz w:val="20"/>
+      </w:rPr>
+    </w:lvl>
+    <w:lvl w:ilvl="6" w:tentative="1">
+      <w:start w:val="1"/>
+      <w:numFmt w:val="bullet"/>
+      <w:lvlText w:val=""/>
+      <w:lvlJc w:val="left"/>
+      <w:pPr>
+        <w:tabs>
+          <w:tab w:val="num" w:pos="5040"/>
+        </w:tabs>
+        <w:ind w:left="5040" w:hanging="360"/>
+      </w:pPr>
+      <w:rPr>
+        <w:rFonts w:ascii="Wingdings" w:hAnsi="Wingdings" w:hint="default"/>
+        <w:sz w:val="20"/>
+      </w:rPr>
+    </w:lvl>
+    <w:lvl w:ilvl="7" w:tentative="1">
+      <w:start w:val="1"/>
+      <w:numFmt w:val="bullet"/>
+      <w:lvlText w:val=""/>
+      <w:lvlJc w:val="left"/>
+      <w:pPr>
+        <w:tabs>
+          <w:tab w:val="num" w:pos="5760"/>
+        </w:tabs>
+        <w:ind w:left="5760" w:hanging="360"/>
+      </w:pPr>
+      <w:rPr>
+        <w:rFonts w:ascii="Wingdings" w:hAnsi="Wingdings" w:hint="default"/>
+        <w:sz w:val="20"/>
+      </w:rPr>
+    </w:lvl>
+    <w:lvl w:ilvl="8" w:tentative="1">
+      <w:start w:val="1"/>
+      <w:numFmt w:val="bullet"/>
+      <w:lvlText w:val=""/>
+      <w:lvlJc w:val="left"/>
+      <w:pPr>
+        <w:tabs>
+          <w:tab w:val="num" w:pos="6480"/>
+        </w:tabs>
+        <w:ind w:left="6480" w:hanging="360"/>
+      </w:pPr>
+      <w:rPr>
+        <w:rFonts w:ascii="Wingdings" w:hAnsi="Wingdings" w:hint="default"/>
+        <w:sz w:val="20"/>
+      </w:rPr>
+    </w:lvl>
+  </w:abstractNum>
+  <w:abstractNum w:abstractNumId="28" w15:restartNumberingAfterBreak="0">
+    <w:nsid w:val="439917D1"/>
+    <w:multiLevelType w:val="multilevel"/>
+    <w:tmpl w:val="E6389644"/>
+    <w:lvl w:ilvl="0">
+      <w:start w:val="1"/>
+      <w:numFmt w:val="bullet"/>
+      <w:lvlText w:val=""/>
+      <w:lvlJc w:val="left"/>
+      <w:pPr>
+        <w:tabs>
+          <w:tab w:val="num" w:pos="720"/>
+        </w:tabs>
+        <w:ind w:left="720" w:hanging="360"/>
+      </w:pPr>
+      <w:rPr>
+        <w:rFonts w:ascii="Symbol" w:hAnsi="Symbol" w:hint="default"/>
+        <w:sz w:val="20"/>
+      </w:rPr>
+    </w:lvl>
+    <w:lvl w:ilvl="1" w:tentative="1">
+      <w:start w:val="1"/>
+      <w:numFmt w:val="bullet"/>
+      <w:lvlText w:val="o"/>
+      <w:lvlJc w:val="left"/>
+      <w:pPr>
+        <w:tabs>
+          <w:tab w:val="num" w:pos="1440"/>
+        </w:tabs>
+        <w:ind w:left="1440" w:hanging="360"/>
+      </w:pPr>
+      <w:rPr>
+        <w:rFonts w:ascii="Courier New" w:hAnsi="Courier New" w:hint="default"/>
+        <w:sz w:val="20"/>
+      </w:rPr>
+    </w:lvl>
+    <w:lvl w:ilvl="2" w:tentative="1">
+      <w:start w:val="1"/>
+      <w:numFmt w:val="bullet"/>
+      <w:lvlText w:val=""/>
+      <w:lvlJc w:val="left"/>
+      <w:pPr>
+        <w:tabs>
+          <w:tab w:val="num" w:pos="2160"/>
+        </w:tabs>
+        <w:ind w:left="2160" w:hanging="360"/>
+      </w:pPr>
+      <w:rPr>
+        <w:rFonts w:ascii="Wingdings" w:hAnsi="Wingdings" w:hint="default"/>
+        <w:sz w:val="20"/>
+      </w:rPr>
+    </w:lvl>
+    <w:lvl w:ilvl="3" w:tentative="1">
+      <w:start w:val="1"/>
+      <w:numFmt w:val="bullet"/>
+      <w:lvlText w:val=""/>
+      <w:lvlJc w:val="left"/>
+      <w:pPr>
+        <w:tabs>
+          <w:tab w:val="num" w:pos="2880"/>
+        </w:tabs>
+        <w:ind w:left="2880" w:hanging="360"/>
+      </w:pPr>
+      <w:rPr>
+        <w:rFonts w:ascii="Wingdings" w:hAnsi="Wingdings" w:hint="default"/>
+        <w:sz w:val="20"/>
+      </w:rPr>
+    </w:lvl>
+    <w:lvl w:ilvl="4" w:tentative="1">
+      <w:start w:val="1"/>
+      <w:numFmt w:val="bullet"/>
+      <w:lvlText w:val=""/>
+      <w:lvlJc w:val="left"/>
+      <w:pPr>
+        <w:tabs>
+          <w:tab w:val="num" w:pos="3600"/>
+        </w:tabs>
+        <w:ind w:left="3600" w:hanging="360"/>
+      </w:pPr>
+      <w:rPr>
+        <w:rFonts w:ascii="Wingdings" w:hAnsi="Wingdings" w:hint="default"/>
+        <w:sz w:val="20"/>
+      </w:rPr>
+    </w:lvl>
+    <w:lvl w:ilvl="5" w:tentative="1">
+      <w:start w:val="1"/>
+      <w:numFmt w:val="bullet"/>
+      <w:lvlText w:val=""/>
+      <w:lvlJc w:val="left"/>
+      <w:pPr>
+        <w:tabs>
+          <w:tab w:val="num" w:pos="4320"/>
+        </w:tabs>
+        <w:ind w:left="4320" w:hanging="360"/>
+      </w:pPr>
+      <w:rPr>
+        <w:rFonts w:ascii="Wingdings" w:hAnsi="Wingdings" w:hint="default"/>
+        <w:sz w:val="20"/>
+      </w:rPr>
+    </w:lvl>
+    <w:lvl w:ilvl="6" w:tentative="1">
+      <w:start w:val="1"/>
+      <w:numFmt w:val="bullet"/>
+      <w:lvlText w:val=""/>
+      <w:lvlJc w:val="left"/>
+      <w:pPr>
+        <w:tabs>
+          <w:tab w:val="num" w:pos="5040"/>
+        </w:tabs>
+        <w:ind w:left="5040" w:hanging="360"/>
+      </w:pPr>
+      <w:rPr>
+        <w:rFonts w:ascii="Wingdings" w:hAnsi="Wingdings" w:hint="default"/>
+        <w:sz w:val="20"/>
+      </w:rPr>
+    </w:lvl>
+    <w:lvl w:ilvl="7" w:tentative="1">
+      <w:start w:val="1"/>
+      <w:numFmt w:val="bullet"/>
+      <w:lvlText w:val=""/>
+      <w:lvlJc w:val="left"/>
+      <w:pPr>
+        <w:tabs>
+          <w:tab w:val="num" w:pos="5760"/>
+        </w:tabs>
+        <w:ind w:left="5760" w:hanging="360"/>
+      </w:pPr>
+      <w:rPr>
+        <w:rFonts w:ascii="Wingdings" w:hAnsi="Wingdings" w:hint="default"/>
+        <w:sz w:val="20"/>
+      </w:rPr>
+    </w:lvl>
+    <w:lvl w:ilvl="8" w:tentative="1">
+      <w:start w:val="1"/>
+      <w:numFmt w:val="bullet"/>
+      <w:lvlText w:val=""/>
+      <w:lvlJc w:val="left"/>
+      <w:pPr>
+        <w:tabs>
+          <w:tab w:val="num" w:pos="6480"/>
+        </w:tabs>
+        <w:ind w:left="6480" w:hanging="360"/>
+      </w:pPr>
+      <w:rPr>
+        <w:rFonts w:ascii="Wingdings" w:hAnsi="Wingdings" w:hint="default"/>
+        <w:sz w:val="20"/>
+      </w:rPr>
+    </w:lvl>
+  </w:abstractNum>
+  <w:abstractNum w:abstractNumId="29" w15:restartNumberingAfterBreak="0">
     <w:nsid w:val="459E70ED"/>
     <w:multiLevelType w:val="multilevel"/>
     <w:tmpl w:val="22F0A5C0"/>
@@ -6473,7 +7880,7 @@
       </w:rPr>
     </w:lvl>
   </w:abstractNum>
-  <w:abstractNum w:abstractNumId="26" w15:restartNumberingAfterBreak="0">
+  <w:abstractNum w:abstractNumId="30" w15:restartNumberingAfterBreak="0">
     <w:nsid w:val="47746C0E"/>
     <w:multiLevelType w:val="multilevel"/>
     <w:tmpl w:val="40F2D2F4"/>
@@ -6622,7 +8029,305 @@
       </w:rPr>
     </w:lvl>
   </w:abstractNum>
-  <w:abstractNum w:abstractNumId="27" w15:restartNumberingAfterBreak="0">
+  <w:abstractNum w:abstractNumId="31" w15:restartNumberingAfterBreak="0">
+    <w:nsid w:val="492E2057"/>
+    <w:multiLevelType w:val="multilevel"/>
+    <w:tmpl w:val="BB6E10F2"/>
+    <w:lvl w:ilvl="0">
+      <w:start w:val="1"/>
+      <w:numFmt w:val="bullet"/>
+      <w:lvlText w:val=""/>
+      <w:lvlJc w:val="left"/>
+      <w:pPr>
+        <w:tabs>
+          <w:tab w:val="num" w:pos="720"/>
+        </w:tabs>
+        <w:ind w:left="720" w:hanging="360"/>
+      </w:pPr>
+      <w:rPr>
+        <w:rFonts w:ascii="Symbol" w:hAnsi="Symbol" w:hint="default"/>
+        <w:sz w:val="20"/>
+      </w:rPr>
+    </w:lvl>
+    <w:lvl w:ilvl="1" w:tentative="1">
+      <w:start w:val="1"/>
+      <w:numFmt w:val="bullet"/>
+      <w:lvlText w:val="o"/>
+      <w:lvlJc w:val="left"/>
+      <w:pPr>
+        <w:tabs>
+          <w:tab w:val="num" w:pos="1440"/>
+        </w:tabs>
+        <w:ind w:left="1440" w:hanging="360"/>
+      </w:pPr>
+      <w:rPr>
+        <w:rFonts w:ascii="Courier New" w:hAnsi="Courier New" w:hint="default"/>
+        <w:sz w:val="20"/>
+      </w:rPr>
+    </w:lvl>
+    <w:lvl w:ilvl="2" w:tentative="1">
+      <w:start w:val="1"/>
+      <w:numFmt w:val="bullet"/>
+      <w:lvlText w:val=""/>
+      <w:lvlJc w:val="left"/>
+      <w:pPr>
+        <w:tabs>
+          <w:tab w:val="num" w:pos="2160"/>
+        </w:tabs>
+        <w:ind w:left="2160" w:hanging="360"/>
+      </w:pPr>
+      <w:rPr>
+        <w:rFonts w:ascii="Wingdings" w:hAnsi="Wingdings" w:hint="default"/>
+        <w:sz w:val="20"/>
+      </w:rPr>
+    </w:lvl>
+    <w:lvl w:ilvl="3" w:tentative="1">
+      <w:start w:val="1"/>
+      <w:numFmt w:val="bullet"/>
+      <w:lvlText w:val=""/>
+      <w:lvlJc w:val="left"/>
+      <w:pPr>
+        <w:tabs>
+          <w:tab w:val="num" w:pos="2880"/>
+        </w:tabs>
+        <w:ind w:left="2880" w:hanging="360"/>
+      </w:pPr>
+      <w:rPr>
+        <w:rFonts w:ascii="Wingdings" w:hAnsi="Wingdings" w:hint="default"/>
+        <w:sz w:val="20"/>
+      </w:rPr>
+    </w:lvl>
+    <w:lvl w:ilvl="4" w:tentative="1">
+      <w:start w:val="1"/>
+      <w:numFmt w:val="bullet"/>
+      <w:lvlText w:val=""/>
+      <w:lvlJc w:val="left"/>
+      <w:pPr>
+        <w:tabs>
+          <w:tab w:val="num" w:pos="3600"/>
+        </w:tabs>
+        <w:ind w:left="3600" w:hanging="360"/>
+      </w:pPr>
+      <w:rPr>
+        <w:rFonts w:ascii="Wingdings" w:hAnsi="Wingdings" w:hint="default"/>
+        <w:sz w:val="20"/>
+      </w:rPr>
+    </w:lvl>
+    <w:lvl w:ilvl="5" w:tentative="1">
+      <w:start w:val="1"/>
+      <w:numFmt w:val="bullet"/>
+      <w:lvlText w:val=""/>
+      <w:lvlJc w:val="left"/>
+      <w:pPr>
+        <w:tabs>
+          <w:tab w:val="num" w:pos="4320"/>
+        </w:tabs>
+        <w:ind w:left="4320" w:hanging="360"/>
+      </w:pPr>
+      <w:rPr>
+        <w:rFonts w:ascii="Wingdings" w:hAnsi="Wingdings" w:hint="default"/>
+        <w:sz w:val="20"/>
+      </w:rPr>
+    </w:lvl>
+    <w:lvl w:ilvl="6" w:tentative="1">
+      <w:start w:val="1"/>
+      <w:numFmt w:val="bullet"/>
+      <w:lvlText w:val=""/>
+      <w:lvlJc w:val="left"/>
+      <w:pPr>
+        <w:tabs>
+          <w:tab w:val="num" w:pos="5040"/>
+        </w:tabs>
+        <w:ind w:left="5040" w:hanging="360"/>
+      </w:pPr>
+      <w:rPr>
+        <w:rFonts w:ascii="Wingdings" w:hAnsi="Wingdings" w:hint="default"/>
+        <w:sz w:val="20"/>
+      </w:rPr>
+    </w:lvl>
+    <w:lvl w:ilvl="7" w:tentative="1">
+      <w:start w:val="1"/>
+      <w:numFmt w:val="bullet"/>
+      <w:lvlText w:val=""/>
+      <w:lvlJc w:val="left"/>
+      <w:pPr>
+        <w:tabs>
+          <w:tab w:val="num" w:pos="5760"/>
+        </w:tabs>
+        <w:ind w:left="5760" w:hanging="360"/>
+      </w:pPr>
+      <w:rPr>
+        <w:rFonts w:ascii="Wingdings" w:hAnsi="Wingdings" w:hint="default"/>
+        <w:sz w:val="20"/>
+      </w:rPr>
+    </w:lvl>
+    <w:lvl w:ilvl="8" w:tentative="1">
+      <w:start w:val="1"/>
+      <w:numFmt w:val="bullet"/>
+      <w:lvlText w:val=""/>
+      <w:lvlJc w:val="left"/>
+      <w:pPr>
+        <w:tabs>
+          <w:tab w:val="num" w:pos="6480"/>
+        </w:tabs>
+        <w:ind w:left="6480" w:hanging="360"/>
+      </w:pPr>
+      <w:rPr>
+        <w:rFonts w:ascii="Wingdings" w:hAnsi="Wingdings" w:hint="default"/>
+        <w:sz w:val="20"/>
+      </w:rPr>
+    </w:lvl>
+  </w:abstractNum>
+  <w:abstractNum w:abstractNumId="32" w15:restartNumberingAfterBreak="0">
+    <w:nsid w:val="4A2E1736"/>
+    <w:multiLevelType w:val="multilevel"/>
+    <w:tmpl w:val="5C42B20E"/>
+    <w:lvl w:ilvl="0">
+      <w:start w:val="1"/>
+      <w:numFmt w:val="bullet"/>
+      <w:lvlText w:val=""/>
+      <w:lvlJc w:val="left"/>
+      <w:pPr>
+        <w:tabs>
+          <w:tab w:val="num" w:pos="720"/>
+        </w:tabs>
+        <w:ind w:left="720" w:hanging="360"/>
+      </w:pPr>
+      <w:rPr>
+        <w:rFonts w:ascii="Symbol" w:hAnsi="Symbol" w:hint="default"/>
+        <w:sz w:val="20"/>
+      </w:rPr>
+    </w:lvl>
+    <w:lvl w:ilvl="1" w:tentative="1">
+      <w:start w:val="1"/>
+      <w:numFmt w:val="bullet"/>
+      <w:lvlText w:val="o"/>
+      <w:lvlJc w:val="left"/>
+      <w:pPr>
+        <w:tabs>
+          <w:tab w:val="num" w:pos="1440"/>
+        </w:tabs>
+        <w:ind w:left="1440" w:hanging="360"/>
+      </w:pPr>
+      <w:rPr>
+        <w:rFonts w:ascii="Courier New" w:hAnsi="Courier New" w:hint="default"/>
+        <w:sz w:val="20"/>
+      </w:rPr>
+    </w:lvl>
+    <w:lvl w:ilvl="2" w:tentative="1">
+      <w:start w:val="1"/>
+      <w:numFmt w:val="bullet"/>
+      <w:lvlText w:val=""/>
+      <w:lvlJc w:val="left"/>
+      <w:pPr>
+        <w:tabs>
+          <w:tab w:val="num" w:pos="2160"/>
+        </w:tabs>
+        <w:ind w:left="2160" w:hanging="360"/>
+      </w:pPr>
+      <w:rPr>
+        <w:rFonts w:ascii="Wingdings" w:hAnsi="Wingdings" w:hint="default"/>
+        <w:sz w:val="20"/>
+      </w:rPr>
+    </w:lvl>
+    <w:lvl w:ilvl="3" w:tentative="1">
+      <w:start w:val="1"/>
+      <w:numFmt w:val="bullet"/>
+      <w:lvlText w:val=""/>
+      <w:lvlJc w:val="left"/>
+      <w:pPr>
+        <w:tabs>
+          <w:tab w:val="num" w:pos="2880"/>
+        </w:tabs>
+        <w:ind w:left="2880" w:hanging="360"/>
+      </w:pPr>
+      <w:rPr>
+        <w:rFonts w:ascii="Wingdings" w:hAnsi="Wingdings" w:hint="default"/>
+        <w:sz w:val="20"/>
+      </w:rPr>
+    </w:lvl>
+    <w:lvl w:ilvl="4" w:tentative="1">
+      <w:start w:val="1"/>
+      <w:numFmt w:val="bullet"/>
+      <w:lvlText w:val=""/>
+      <w:lvlJc w:val="left"/>
+      <w:pPr>
+        <w:tabs>
+          <w:tab w:val="num" w:pos="3600"/>
+        </w:tabs>
+        <w:ind w:left="3600" w:hanging="360"/>
+      </w:pPr>
+      <w:rPr>
+        <w:rFonts w:ascii="Wingdings" w:hAnsi="Wingdings" w:hint="default"/>
+        <w:sz w:val="20"/>
+      </w:rPr>
+    </w:lvl>
+    <w:lvl w:ilvl="5" w:tentative="1">
+      <w:start w:val="1"/>
+      <w:numFmt w:val="bullet"/>
+      <w:lvlText w:val=""/>
+      <w:lvlJc w:val="left"/>
+      <w:pPr>
+        <w:tabs>
+          <w:tab w:val="num" w:pos="4320"/>
+        </w:tabs>
+        <w:ind w:left="4320" w:hanging="360"/>
+      </w:pPr>
+      <w:rPr>
+        <w:rFonts w:ascii="Wingdings" w:hAnsi="Wingdings" w:hint="default"/>
+        <w:sz w:val="20"/>
+      </w:rPr>
+    </w:lvl>
+    <w:lvl w:ilvl="6" w:tentative="1">
+      <w:start w:val="1"/>
+      <w:numFmt w:val="bullet"/>
+      <w:lvlText w:val=""/>
+      <w:lvlJc w:val="left"/>
+      <w:pPr>
+        <w:tabs>
+          <w:tab w:val="num" w:pos="5040"/>
+        </w:tabs>
+        <w:ind w:left="5040" w:hanging="360"/>
+      </w:pPr>
+      <w:rPr>
+        <w:rFonts w:ascii="Wingdings" w:hAnsi="Wingdings" w:hint="default"/>
+        <w:sz w:val="20"/>
+      </w:rPr>
+    </w:lvl>
+    <w:lvl w:ilvl="7" w:tentative="1">
+      <w:start w:val="1"/>
+      <w:numFmt w:val="bullet"/>
+      <w:lvlText w:val=""/>
+      <w:lvlJc w:val="left"/>
+      <w:pPr>
+        <w:tabs>
+          <w:tab w:val="num" w:pos="5760"/>
+        </w:tabs>
+        <w:ind w:left="5760" w:hanging="360"/>
+      </w:pPr>
+      <w:rPr>
+        <w:rFonts w:ascii="Wingdings" w:hAnsi="Wingdings" w:hint="default"/>
+        <w:sz w:val="20"/>
+      </w:rPr>
+    </w:lvl>
+    <w:lvl w:ilvl="8" w:tentative="1">
+      <w:start w:val="1"/>
+      <w:numFmt w:val="bullet"/>
+      <w:lvlText w:val=""/>
+      <w:lvlJc w:val="left"/>
+      <w:pPr>
+        <w:tabs>
+          <w:tab w:val="num" w:pos="6480"/>
+        </w:tabs>
+        <w:ind w:left="6480" w:hanging="360"/>
+      </w:pPr>
+      <w:rPr>
+        <w:rFonts w:ascii="Wingdings" w:hAnsi="Wingdings" w:hint="default"/>
+        <w:sz w:val="20"/>
+      </w:rPr>
+    </w:lvl>
+  </w:abstractNum>
+  <w:abstractNum w:abstractNumId="33" w15:restartNumberingAfterBreak="0">
     <w:nsid w:val="4B682716"/>
     <w:multiLevelType w:val="multilevel"/>
     <w:tmpl w:val="5AD8A0E2"/>
@@ -6771,7 +8476,7 @@
       </w:rPr>
     </w:lvl>
   </w:abstractNum>
-  <w:abstractNum w:abstractNumId="28" w15:restartNumberingAfterBreak="0">
+  <w:abstractNum w:abstractNumId="34" w15:restartNumberingAfterBreak="0">
     <w:nsid w:val="4D8828D4"/>
     <w:multiLevelType w:val="multilevel"/>
     <w:tmpl w:val="0FCEB732"/>
@@ -6920,7 +8625,7 @@
       </w:rPr>
     </w:lvl>
   </w:abstractNum>
-  <w:abstractNum w:abstractNumId="29" w15:restartNumberingAfterBreak="0">
+  <w:abstractNum w:abstractNumId="35" w15:restartNumberingAfterBreak="0">
     <w:nsid w:val="4F053ECF"/>
     <w:multiLevelType w:val="multilevel"/>
     <w:tmpl w:val="747C4C96"/>
@@ -7069,7 +8774,7 @@
       </w:rPr>
     </w:lvl>
   </w:abstractNum>
-  <w:abstractNum w:abstractNumId="30" w15:restartNumberingAfterBreak="0">
+  <w:abstractNum w:abstractNumId="36" w15:restartNumberingAfterBreak="0">
     <w:nsid w:val="4FA543EA"/>
     <w:multiLevelType w:val="multilevel"/>
     <w:tmpl w:val="4C68BF38"/>
@@ -7218,7 +8923,7 @@
       </w:rPr>
     </w:lvl>
   </w:abstractNum>
-  <w:abstractNum w:abstractNumId="31" w15:restartNumberingAfterBreak="0">
+  <w:abstractNum w:abstractNumId="37" w15:restartNumberingAfterBreak="0">
     <w:nsid w:val="514E749D"/>
     <w:multiLevelType w:val="multilevel"/>
     <w:tmpl w:val="1C16BFB4"/>
@@ -7335,7 +9040,7 @@
       </w:pPr>
     </w:lvl>
   </w:abstractNum>
-  <w:abstractNum w:abstractNumId="32" w15:restartNumberingAfterBreak="0">
+  <w:abstractNum w:abstractNumId="38" w15:restartNumberingAfterBreak="0">
     <w:nsid w:val="56357515"/>
     <w:multiLevelType w:val="multilevel"/>
     <w:tmpl w:val="008414E4"/>
@@ -7484,7 +9189,7 @@
       </w:rPr>
     </w:lvl>
   </w:abstractNum>
-  <w:abstractNum w:abstractNumId="33" w15:restartNumberingAfterBreak="0">
+  <w:abstractNum w:abstractNumId="39" w15:restartNumberingAfterBreak="0">
     <w:nsid w:val="566E1090"/>
     <w:multiLevelType w:val="multilevel"/>
     <w:tmpl w:val="131437B6"/>
@@ -7633,7 +9338,7 @@
       </w:rPr>
     </w:lvl>
   </w:abstractNum>
-  <w:abstractNum w:abstractNumId="34" w15:restartNumberingAfterBreak="0">
+  <w:abstractNum w:abstractNumId="40" w15:restartNumberingAfterBreak="0">
     <w:nsid w:val="568856C6"/>
     <w:multiLevelType w:val="multilevel"/>
     <w:tmpl w:val="4EB03EA4"/>
@@ -7782,7 +9487,7 @@
       </w:rPr>
     </w:lvl>
   </w:abstractNum>
-  <w:abstractNum w:abstractNumId="35" w15:restartNumberingAfterBreak="0">
+  <w:abstractNum w:abstractNumId="41" w15:restartNumberingAfterBreak="0">
     <w:nsid w:val="59211CEC"/>
     <w:multiLevelType w:val="multilevel"/>
     <w:tmpl w:val="8DEC1D24"/>
@@ -7931,7 +9636,305 @@
       </w:rPr>
     </w:lvl>
   </w:abstractNum>
-  <w:abstractNum w:abstractNumId="36" w15:restartNumberingAfterBreak="0">
+  <w:abstractNum w:abstractNumId="42" w15:restartNumberingAfterBreak="0">
+    <w:nsid w:val="5E0D609C"/>
+    <w:multiLevelType w:val="multilevel"/>
+    <w:tmpl w:val="04940068"/>
+    <w:lvl w:ilvl="0">
+      <w:start w:val="1"/>
+      <w:numFmt w:val="bullet"/>
+      <w:lvlText w:val=""/>
+      <w:lvlJc w:val="left"/>
+      <w:pPr>
+        <w:tabs>
+          <w:tab w:val="num" w:pos="720"/>
+        </w:tabs>
+        <w:ind w:left="720" w:hanging="360"/>
+      </w:pPr>
+      <w:rPr>
+        <w:rFonts w:ascii="Symbol" w:hAnsi="Symbol" w:hint="default"/>
+        <w:sz w:val="20"/>
+      </w:rPr>
+    </w:lvl>
+    <w:lvl w:ilvl="1" w:tentative="1">
+      <w:start w:val="1"/>
+      <w:numFmt w:val="bullet"/>
+      <w:lvlText w:val="o"/>
+      <w:lvlJc w:val="left"/>
+      <w:pPr>
+        <w:tabs>
+          <w:tab w:val="num" w:pos="1440"/>
+        </w:tabs>
+        <w:ind w:left="1440" w:hanging="360"/>
+      </w:pPr>
+      <w:rPr>
+        <w:rFonts w:ascii="Courier New" w:hAnsi="Courier New" w:hint="default"/>
+        <w:sz w:val="20"/>
+      </w:rPr>
+    </w:lvl>
+    <w:lvl w:ilvl="2" w:tentative="1">
+      <w:start w:val="1"/>
+      <w:numFmt w:val="bullet"/>
+      <w:lvlText w:val=""/>
+      <w:lvlJc w:val="left"/>
+      <w:pPr>
+        <w:tabs>
+          <w:tab w:val="num" w:pos="2160"/>
+        </w:tabs>
+        <w:ind w:left="2160" w:hanging="360"/>
+      </w:pPr>
+      <w:rPr>
+        <w:rFonts w:ascii="Wingdings" w:hAnsi="Wingdings" w:hint="default"/>
+        <w:sz w:val="20"/>
+      </w:rPr>
+    </w:lvl>
+    <w:lvl w:ilvl="3" w:tentative="1">
+      <w:start w:val="1"/>
+      <w:numFmt w:val="bullet"/>
+      <w:lvlText w:val=""/>
+      <w:lvlJc w:val="left"/>
+      <w:pPr>
+        <w:tabs>
+          <w:tab w:val="num" w:pos="2880"/>
+        </w:tabs>
+        <w:ind w:left="2880" w:hanging="360"/>
+      </w:pPr>
+      <w:rPr>
+        <w:rFonts w:ascii="Wingdings" w:hAnsi="Wingdings" w:hint="default"/>
+        <w:sz w:val="20"/>
+      </w:rPr>
+    </w:lvl>
+    <w:lvl w:ilvl="4" w:tentative="1">
+      <w:start w:val="1"/>
+      <w:numFmt w:val="bullet"/>
+      <w:lvlText w:val=""/>
+      <w:lvlJc w:val="left"/>
+      <w:pPr>
+        <w:tabs>
+          <w:tab w:val="num" w:pos="3600"/>
+        </w:tabs>
+        <w:ind w:left="3600" w:hanging="360"/>
+      </w:pPr>
+      <w:rPr>
+        <w:rFonts w:ascii="Wingdings" w:hAnsi="Wingdings" w:hint="default"/>
+        <w:sz w:val="20"/>
+      </w:rPr>
+    </w:lvl>
+    <w:lvl w:ilvl="5" w:tentative="1">
+      <w:start w:val="1"/>
+      <w:numFmt w:val="bullet"/>
+      <w:lvlText w:val=""/>
+      <w:lvlJc w:val="left"/>
+      <w:pPr>
+        <w:tabs>
+          <w:tab w:val="num" w:pos="4320"/>
+        </w:tabs>
+        <w:ind w:left="4320" w:hanging="360"/>
+      </w:pPr>
+      <w:rPr>
+        <w:rFonts w:ascii="Wingdings" w:hAnsi="Wingdings" w:hint="default"/>
+        <w:sz w:val="20"/>
+      </w:rPr>
+    </w:lvl>
+    <w:lvl w:ilvl="6" w:tentative="1">
+      <w:start w:val="1"/>
+      <w:numFmt w:val="bullet"/>
+      <w:lvlText w:val=""/>
+      <w:lvlJc w:val="left"/>
+      <w:pPr>
+        <w:tabs>
+          <w:tab w:val="num" w:pos="5040"/>
+        </w:tabs>
+        <w:ind w:left="5040" w:hanging="360"/>
+      </w:pPr>
+      <w:rPr>
+        <w:rFonts w:ascii="Wingdings" w:hAnsi="Wingdings" w:hint="default"/>
+        <w:sz w:val="20"/>
+      </w:rPr>
+    </w:lvl>
+    <w:lvl w:ilvl="7" w:tentative="1">
+      <w:start w:val="1"/>
+      <w:numFmt w:val="bullet"/>
+      <w:lvlText w:val=""/>
+      <w:lvlJc w:val="left"/>
+      <w:pPr>
+        <w:tabs>
+          <w:tab w:val="num" w:pos="5760"/>
+        </w:tabs>
+        <w:ind w:left="5760" w:hanging="360"/>
+      </w:pPr>
+      <w:rPr>
+        <w:rFonts w:ascii="Wingdings" w:hAnsi="Wingdings" w:hint="default"/>
+        <w:sz w:val="20"/>
+      </w:rPr>
+    </w:lvl>
+    <w:lvl w:ilvl="8" w:tentative="1">
+      <w:start w:val="1"/>
+      <w:numFmt w:val="bullet"/>
+      <w:lvlText w:val=""/>
+      <w:lvlJc w:val="left"/>
+      <w:pPr>
+        <w:tabs>
+          <w:tab w:val="num" w:pos="6480"/>
+        </w:tabs>
+        <w:ind w:left="6480" w:hanging="360"/>
+      </w:pPr>
+      <w:rPr>
+        <w:rFonts w:ascii="Wingdings" w:hAnsi="Wingdings" w:hint="default"/>
+        <w:sz w:val="20"/>
+      </w:rPr>
+    </w:lvl>
+  </w:abstractNum>
+  <w:abstractNum w:abstractNumId="43" w15:restartNumberingAfterBreak="0">
+    <w:nsid w:val="62565AAD"/>
+    <w:multiLevelType w:val="multilevel"/>
+    <w:tmpl w:val="CC6495CE"/>
+    <w:lvl w:ilvl="0">
+      <w:start w:val="1"/>
+      <w:numFmt w:val="bullet"/>
+      <w:lvlText w:val=""/>
+      <w:lvlJc w:val="left"/>
+      <w:pPr>
+        <w:tabs>
+          <w:tab w:val="num" w:pos="720"/>
+        </w:tabs>
+        <w:ind w:left="720" w:hanging="360"/>
+      </w:pPr>
+      <w:rPr>
+        <w:rFonts w:ascii="Symbol" w:hAnsi="Symbol" w:hint="default"/>
+        <w:sz w:val="20"/>
+      </w:rPr>
+    </w:lvl>
+    <w:lvl w:ilvl="1" w:tentative="1">
+      <w:start w:val="1"/>
+      <w:numFmt w:val="bullet"/>
+      <w:lvlText w:val="o"/>
+      <w:lvlJc w:val="left"/>
+      <w:pPr>
+        <w:tabs>
+          <w:tab w:val="num" w:pos="1440"/>
+        </w:tabs>
+        <w:ind w:left="1440" w:hanging="360"/>
+      </w:pPr>
+      <w:rPr>
+        <w:rFonts w:ascii="Courier New" w:hAnsi="Courier New" w:hint="default"/>
+        <w:sz w:val="20"/>
+      </w:rPr>
+    </w:lvl>
+    <w:lvl w:ilvl="2" w:tentative="1">
+      <w:start w:val="1"/>
+      <w:numFmt w:val="bullet"/>
+      <w:lvlText w:val=""/>
+      <w:lvlJc w:val="left"/>
+      <w:pPr>
+        <w:tabs>
+          <w:tab w:val="num" w:pos="2160"/>
+        </w:tabs>
+        <w:ind w:left="2160" w:hanging="360"/>
+      </w:pPr>
+      <w:rPr>
+        <w:rFonts w:ascii="Wingdings" w:hAnsi="Wingdings" w:hint="default"/>
+        <w:sz w:val="20"/>
+      </w:rPr>
+    </w:lvl>
+    <w:lvl w:ilvl="3" w:tentative="1">
+      <w:start w:val="1"/>
+      <w:numFmt w:val="bullet"/>
+      <w:lvlText w:val=""/>
+      <w:lvlJc w:val="left"/>
+      <w:pPr>
+        <w:tabs>
+          <w:tab w:val="num" w:pos="2880"/>
+        </w:tabs>
+        <w:ind w:left="2880" w:hanging="360"/>
+      </w:pPr>
+      <w:rPr>
+        <w:rFonts w:ascii="Wingdings" w:hAnsi="Wingdings" w:hint="default"/>
+        <w:sz w:val="20"/>
+      </w:rPr>
+    </w:lvl>
+    <w:lvl w:ilvl="4" w:tentative="1">
+      <w:start w:val="1"/>
+      <w:numFmt w:val="bullet"/>
+      <w:lvlText w:val=""/>
+      <w:lvlJc w:val="left"/>
+      <w:pPr>
+        <w:tabs>
+          <w:tab w:val="num" w:pos="3600"/>
+        </w:tabs>
+        <w:ind w:left="3600" w:hanging="360"/>
+      </w:pPr>
+      <w:rPr>
+        <w:rFonts w:ascii="Wingdings" w:hAnsi="Wingdings" w:hint="default"/>
+        <w:sz w:val="20"/>
+      </w:rPr>
+    </w:lvl>
+    <w:lvl w:ilvl="5" w:tentative="1">
+      <w:start w:val="1"/>
+      <w:numFmt w:val="bullet"/>
+      <w:lvlText w:val=""/>
+      <w:lvlJc w:val="left"/>
+      <w:pPr>
+        <w:tabs>
+          <w:tab w:val="num" w:pos="4320"/>
+        </w:tabs>
+        <w:ind w:left="4320" w:hanging="360"/>
+      </w:pPr>
+      <w:rPr>
+        <w:rFonts w:ascii="Wingdings" w:hAnsi="Wingdings" w:hint="default"/>
+        <w:sz w:val="20"/>
+      </w:rPr>
+    </w:lvl>
+    <w:lvl w:ilvl="6" w:tentative="1">
+      <w:start w:val="1"/>
+      <w:numFmt w:val="bullet"/>
+      <w:lvlText w:val=""/>
+      <w:lvlJc w:val="left"/>
+      <w:pPr>
+        <w:tabs>
+          <w:tab w:val="num" w:pos="5040"/>
+        </w:tabs>
+        <w:ind w:left="5040" w:hanging="360"/>
+      </w:pPr>
+      <w:rPr>
+        <w:rFonts w:ascii="Wingdings" w:hAnsi="Wingdings" w:hint="default"/>
+        <w:sz w:val="20"/>
+      </w:rPr>
+    </w:lvl>
+    <w:lvl w:ilvl="7" w:tentative="1">
+      <w:start w:val="1"/>
+      <w:numFmt w:val="bullet"/>
+      <w:lvlText w:val=""/>
+      <w:lvlJc w:val="left"/>
+      <w:pPr>
+        <w:tabs>
+          <w:tab w:val="num" w:pos="5760"/>
+        </w:tabs>
+        <w:ind w:left="5760" w:hanging="360"/>
+      </w:pPr>
+      <w:rPr>
+        <w:rFonts w:ascii="Wingdings" w:hAnsi="Wingdings" w:hint="default"/>
+        <w:sz w:val="20"/>
+      </w:rPr>
+    </w:lvl>
+    <w:lvl w:ilvl="8" w:tentative="1">
+      <w:start w:val="1"/>
+      <w:numFmt w:val="bullet"/>
+      <w:lvlText w:val=""/>
+      <w:lvlJc w:val="left"/>
+      <w:pPr>
+        <w:tabs>
+          <w:tab w:val="num" w:pos="6480"/>
+        </w:tabs>
+        <w:ind w:left="6480" w:hanging="360"/>
+      </w:pPr>
+      <w:rPr>
+        <w:rFonts w:ascii="Wingdings" w:hAnsi="Wingdings" w:hint="default"/>
+        <w:sz w:val="20"/>
+      </w:rPr>
+    </w:lvl>
+  </w:abstractNum>
+  <w:abstractNum w:abstractNumId="44" w15:restartNumberingAfterBreak="0">
     <w:nsid w:val="684A3858"/>
     <w:multiLevelType w:val="multilevel"/>
     <w:tmpl w:val="A26A6082"/>
@@ -8080,7 +10083,7 @@
       </w:rPr>
     </w:lvl>
   </w:abstractNum>
-  <w:abstractNum w:abstractNumId="37" w15:restartNumberingAfterBreak="0">
+  <w:abstractNum w:abstractNumId="45" w15:restartNumberingAfterBreak="0">
     <w:nsid w:val="69292A0C"/>
     <w:multiLevelType w:val="multilevel"/>
     <w:tmpl w:val="96BC2B6C"/>
@@ -8229,7 +10232,7 @@
       </w:rPr>
     </w:lvl>
   </w:abstractNum>
-  <w:abstractNum w:abstractNumId="38" w15:restartNumberingAfterBreak="0">
+  <w:abstractNum w:abstractNumId="46" w15:restartNumberingAfterBreak="0">
     <w:nsid w:val="6B7D5CE3"/>
     <w:multiLevelType w:val="multilevel"/>
     <w:tmpl w:val="60E49F5A"/>
@@ -8378,7 +10381,7 @@
       </w:rPr>
     </w:lvl>
   </w:abstractNum>
-  <w:abstractNum w:abstractNumId="39" w15:restartNumberingAfterBreak="0">
+  <w:abstractNum w:abstractNumId="47" w15:restartNumberingAfterBreak="0">
     <w:nsid w:val="6BB66544"/>
     <w:multiLevelType w:val="multilevel"/>
     <w:tmpl w:val="4318805C"/>
@@ -8495,7 +10498,7 @@
       </w:pPr>
     </w:lvl>
   </w:abstractNum>
-  <w:abstractNum w:abstractNumId="40" w15:restartNumberingAfterBreak="0">
+  <w:abstractNum w:abstractNumId="48" w15:restartNumberingAfterBreak="0">
     <w:nsid w:val="6DF764E1"/>
     <w:multiLevelType w:val="multilevel"/>
     <w:tmpl w:val="CA1C12D4"/>
@@ -8612,7 +10615,7 @@
       </w:pPr>
     </w:lvl>
   </w:abstractNum>
-  <w:abstractNum w:abstractNumId="41" w15:restartNumberingAfterBreak="0">
+  <w:abstractNum w:abstractNumId="49" w15:restartNumberingAfterBreak="0">
     <w:nsid w:val="74717523"/>
     <w:multiLevelType w:val="multilevel"/>
     <w:tmpl w:val="33ACD430"/>
@@ -8761,7 +10764,7 @@
       </w:rPr>
     </w:lvl>
   </w:abstractNum>
-  <w:abstractNum w:abstractNumId="42" w15:restartNumberingAfterBreak="0">
+  <w:abstractNum w:abstractNumId="50" w15:restartNumberingAfterBreak="0">
     <w:nsid w:val="760D185A"/>
     <w:multiLevelType w:val="multilevel"/>
     <w:tmpl w:val="E97C0124"/>
@@ -8874,7 +10877,7 @@
       </w:pPr>
     </w:lvl>
   </w:abstractNum>
-  <w:abstractNum w:abstractNumId="43" w15:restartNumberingAfterBreak="0">
+  <w:abstractNum w:abstractNumId="51" w15:restartNumberingAfterBreak="0">
     <w:nsid w:val="770C4BC9"/>
     <w:multiLevelType w:val="multilevel"/>
     <w:tmpl w:val="3990D6C4"/>
@@ -9023,7 +11026,7 @@
       </w:rPr>
     </w:lvl>
   </w:abstractNum>
-  <w:abstractNum w:abstractNumId="44" w15:restartNumberingAfterBreak="0">
+  <w:abstractNum w:abstractNumId="52" w15:restartNumberingAfterBreak="0">
     <w:nsid w:val="7928444D"/>
     <w:multiLevelType w:val="multilevel"/>
     <w:tmpl w:val="F88C96C4"/>
@@ -9172,7 +11175,7 @@
       </w:rPr>
     </w:lvl>
   </w:abstractNum>
-  <w:abstractNum w:abstractNumId="45" w15:restartNumberingAfterBreak="0">
+  <w:abstractNum w:abstractNumId="53" w15:restartNumberingAfterBreak="0">
     <w:nsid w:val="7B2A586A"/>
     <w:multiLevelType w:val="multilevel"/>
     <w:tmpl w:val="24FE7BF2"/>
@@ -9321,56 +11324,205 @@
       </w:rPr>
     </w:lvl>
   </w:abstractNum>
+  <w:abstractNum w:abstractNumId="54" w15:restartNumberingAfterBreak="0">
+    <w:nsid w:val="7CA17383"/>
+    <w:multiLevelType w:val="multilevel"/>
+    <w:tmpl w:val="7D02206C"/>
+    <w:lvl w:ilvl="0">
+      <w:start w:val="1"/>
+      <w:numFmt w:val="bullet"/>
+      <w:lvlText w:val=""/>
+      <w:lvlJc w:val="left"/>
+      <w:pPr>
+        <w:tabs>
+          <w:tab w:val="num" w:pos="720"/>
+        </w:tabs>
+        <w:ind w:left="720" w:hanging="360"/>
+      </w:pPr>
+      <w:rPr>
+        <w:rFonts w:ascii="Symbol" w:hAnsi="Symbol" w:hint="default"/>
+        <w:sz w:val="20"/>
+      </w:rPr>
+    </w:lvl>
+    <w:lvl w:ilvl="1" w:tentative="1">
+      <w:start w:val="1"/>
+      <w:numFmt w:val="bullet"/>
+      <w:lvlText w:val="o"/>
+      <w:lvlJc w:val="left"/>
+      <w:pPr>
+        <w:tabs>
+          <w:tab w:val="num" w:pos="1440"/>
+        </w:tabs>
+        <w:ind w:left="1440" w:hanging="360"/>
+      </w:pPr>
+      <w:rPr>
+        <w:rFonts w:ascii="Courier New" w:hAnsi="Courier New" w:hint="default"/>
+        <w:sz w:val="20"/>
+      </w:rPr>
+    </w:lvl>
+    <w:lvl w:ilvl="2" w:tentative="1">
+      <w:start w:val="1"/>
+      <w:numFmt w:val="bullet"/>
+      <w:lvlText w:val=""/>
+      <w:lvlJc w:val="left"/>
+      <w:pPr>
+        <w:tabs>
+          <w:tab w:val="num" w:pos="2160"/>
+        </w:tabs>
+        <w:ind w:left="2160" w:hanging="360"/>
+      </w:pPr>
+      <w:rPr>
+        <w:rFonts w:ascii="Wingdings" w:hAnsi="Wingdings" w:hint="default"/>
+        <w:sz w:val="20"/>
+      </w:rPr>
+    </w:lvl>
+    <w:lvl w:ilvl="3" w:tentative="1">
+      <w:start w:val="1"/>
+      <w:numFmt w:val="bullet"/>
+      <w:lvlText w:val=""/>
+      <w:lvlJc w:val="left"/>
+      <w:pPr>
+        <w:tabs>
+          <w:tab w:val="num" w:pos="2880"/>
+        </w:tabs>
+        <w:ind w:left="2880" w:hanging="360"/>
+      </w:pPr>
+      <w:rPr>
+        <w:rFonts w:ascii="Wingdings" w:hAnsi="Wingdings" w:hint="default"/>
+        <w:sz w:val="20"/>
+      </w:rPr>
+    </w:lvl>
+    <w:lvl w:ilvl="4" w:tentative="1">
+      <w:start w:val="1"/>
+      <w:numFmt w:val="bullet"/>
+      <w:lvlText w:val=""/>
+      <w:lvlJc w:val="left"/>
+      <w:pPr>
+        <w:tabs>
+          <w:tab w:val="num" w:pos="3600"/>
+        </w:tabs>
+        <w:ind w:left="3600" w:hanging="360"/>
+      </w:pPr>
+      <w:rPr>
+        <w:rFonts w:ascii="Wingdings" w:hAnsi="Wingdings" w:hint="default"/>
+        <w:sz w:val="20"/>
+      </w:rPr>
+    </w:lvl>
+    <w:lvl w:ilvl="5" w:tentative="1">
+      <w:start w:val="1"/>
+      <w:numFmt w:val="bullet"/>
+      <w:lvlText w:val=""/>
+      <w:lvlJc w:val="left"/>
+      <w:pPr>
+        <w:tabs>
+          <w:tab w:val="num" w:pos="4320"/>
+        </w:tabs>
+        <w:ind w:left="4320" w:hanging="360"/>
+      </w:pPr>
+      <w:rPr>
+        <w:rFonts w:ascii="Wingdings" w:hAnsi="Wingdings" w:hint="default"/>
+        <w:sz w:val="20"/>
+      </w:rPr>
+    </w:lvl>
+    <w:lvl w:ilvl="6" w:tentative="1">
+      <w:start w:val="1"/>
+      <w:numFmt w:val="bullet"/>
+      <w:lvlText w:val=""/>
+      <w:lvlJc w:val="left"/>
+      <w:pPr>
+        <w:tabs>
+          <w:tab w:val="num" w:pos="5040"/>
+        </w:tabs>
+        <w:ind w:left="5040" w:hanging="360"/>
+      </w:pPr>
+      <w:rPr>
+        <w:rFonts w:ascii="Wingdings" w:hAnsi="Wingdings" w:hint="default"/>
+        <w:sz w:val="20"/>
+      </w:rPr>
+    </w:lvl>
+    <w:lvl w:ilvl="7" w:tentative="1">
+      <w:start w:val="1"/>
+      <w:numFmt w:val="bullet"/>
+      <w:lvlText w:val=""/>
+      <w:lvlJc w:val="left"/>
+      <w:pPr>
+        <w:tabs>
+          <w:tab w:val="num" w:pos="5760"/>
+        </w:tabs>
+        <w:ind w:left="5760" w:hanging="360"/>
+      </w:pPr>
+      <w:rPr>
+        <w:rFonts w:ascii="Wingdings" w:hAnsi="Wingdings" w:hint="default"/>
+        <w:sz w:val="20"/>
+      </w:rPr>
+    </w:lvl>
+    <w:lvl w:ilvl="8" w:tentative="1">
+      <w:start w:val="1"/>
+      <w:numFmt w:val="bullet"/>
+      <w:lvlText w:val=""/>
+      <w:lvlJc w:val="left"/>
+      <w:pPr>
+        <w:tabs>
+          <w:tab w:val="num" w:pos="6480"/>
+        </w:tabs>
+        <w:ind w:left="6480" w:hanging="360"/>
+      </w:pPr>
+      <w:rPr>
+        <w:rFonts w:ascii="Wingdings" w:hAnsi="Wingdings" w:hint="default"/>
+        <w:sz w:val="20"/>
+      </w:rPr>
+    </w:lvl>
+  </w:abstractNum>
   <w:num w:numId="1" w16cid:durableId="1649244922">
-    <w:abstractNumId w:val="23"/>
+    <w:abstractNumId w:val="25"/>
   </w:num>
   <w:num w:numId="2" w16cid:durableId="2071267873">
-    <w:abstractNumId w:val="16"/>
+    <w:abstractNumId w:val="17"/>
   </w:num>
   <w:num w:numId="3" w16cid:durableId="1654988784">
-    <w:abstractNumId w:val="24"/>
+    <w:abstractNumId w:val="26"/>
   </w:num>
   <w:num w:numId="4" w16cid:durableId="1114835507">
-    <w:abstractNumId w:val="44"/>
+    <w:abstractNumId w:val="52"/>
   </w:num>
   <w:num w:numId="5" w16cid:durableId="1727561296">
-    <w:abstractNumId w:val="43"/>
+    <w:abstractNumId w:val="51"/>
   </w:num>
   <w:num w:numId="6" w16cid:durableId="367728227">
     <w:abstractNumId w:val="11"/>
   </w:num>
   <w:num w:numId="7" w16cid:durableId="545483306">
-    <w:abstractNumId w:val="42"/>
+    <w:abstractNumId w:val="50"/>
   </w:num>
   <w:num w:numId="8" w16cid:durableId="1509061742">
-    <w:abstractNumId w:val="19"/>
+    <w:abstractNumId w:val="20"/>
   </w:num>
   <w:num w:numId="9" w16cid:durableId="758916379">
     <w:abstractNumId w:val="1"/>
   </w:num>
   <w:num w:numId="10" w16cid:durableId="1260673338">
-    <w:abstractNumId w:val="33"/>
+    <w:abstractNumId w:val="39"/>
   </w:num>
   <w:num w:numId="11" w16cid:durableId="67269083">
-    <w:abstractNumId w:val="31"/>
+    <w:abstractNumId w:val="37"/>
   </w:num>
   <w:num w:numId="12" w16cid:durableId="933368110">
-    <w:abstractNumId w:val="18"/>
+    <w:abstractNumId w:val="19"/>
   </w:num>
   <w:num w:numId="13" w16cid:durableId="1021591697">
-    <w:abstractNumId w:val="34"/>
+    <w:abstractNumId w:val="40"/>
   </w:num>
   <w:num w:numId="14" w16cid:durableId="872035137">
-    <w:abstractNumId w:val="25"/>
+    <w:abstractNumId w:val="29"/>
   </w:num>
   <w:num w:numId="15" w16cid:durableId="2064325988">
     <w:abstractNumId w:val="4"/>
   </w:num>
   <w:num w:numId="16" w16cid:durableId="1623733165">
-    <w:abstractNumId w:val="20"/>
+    <w:abstractNumId w:val="21"/>
   </w:num>
   <w:num w:numId="17" w16cid:durableId="1839688044">
-    <w:abstractNumId w:val="22"/>
+    <w:abstractNumId w:val="24"/>
   </w:num>
   <w:num w:numId="18" w16cid:durableId="1637372428">
     <w:abstractNumId w:val="14"/>
@@ -9379,46 +11531,46 @@
     <w:abstractNumId w:val="6"/>
   </w:num>
   <w:num w:numId="20" w16cid:durableId="1665744683">
-    <w:abstractNumId w:val="39"/>
+    <w:abstractNumId w:val="47"/>
   </w:num>
   <w:num w:numId="21" w16cid:durableId="542787543">
     <w:abstractNumId w:val="8"/>
   </w:num>
   <w:num w:numId="22" w16cid:durableId="1804687159">
-    <w:abstractNumId w:val="32"/>
+    <w:abstractNumId w:val="38"/>
   </w:num>
   <w:num w:numId="23" w16cid:durableId="395668434">
     <w:abstractNumId w:val="13"/>
   </w:num>
   <w:num w:numId="24" w16cid:durableId="2045399338">
-    <w:abstractNumId w:val="17"/>
+    <w:abstractNumId w:val="18"/>
   </w:num>
   <w:num w:numId="25" w16cid:durableId="508719770">
     <w:abstractNumId w:val="0"/>
   </w:num>
   <w:num w:numId="26" w16cid:durableId="1280798846">
-    <w:abstractNumId w:val="29"/>
+    <w:abstractNumId w:val="35"/>
   </w:num>
   <w:num w:numId="27" w16cid:durableId="1468089472">
-    <w:abstractNumId w:val="41"/>
+    <w:abstractNumId w:val="49"/>
   </w:num>
   <w:num w:numId="28" w16cid:durableId="1534152908">
-    <w:abstractNumId w:val="15"/>
+    <w:abstractNumId w:val="16"/>
   </w:num>
   <w:num w:numId="29" w16cid:durableId="1673490874">
-    <w:abstractNumId w:val="40"/>
+    <w:abstractNumId w:val="48"/>
   </w:num>
   <w:num w:numId="30" w16cid:durableId="1080518115">
-    <w:abstractNumId w:val="26"/>
+    <w:abstractNumId w:val="30"/>
   </w:num>
   <w:num w:numId="31" w16cid:durableId="731271325">
     <w:abstractNumId w:val="3"/>
   </w:num>
   <w:num w:numId="32" w16cid:durableId="1746874752">
-    <w:abstractNumId w:val="38"/>
+    <w:abstractNumId w:val="46"/>
   </w:num>
   <w:num w:numId="33" w16cid:durableId="561907328">
-    <w:abstractNumId w:val="21"/>
+    <w:abstractNumId w:val="23"/>
   </w:num>
   <w:num w:numId="34" w16cid:durableId="542715833">
     <w:abstractNumId w:val="12"/>
@@ -9427,10 +11579,10 @@
     <w:abstractNumId w:val="7"/>
   </w:num>
   <w:num w:numId="36" w16cid:durableId="891617293">
-    <w:abstractNumId w:val="27"/>
+    <w:abstractNumId w:val="33"/>
   </w:num>
   <w:num w:numId="37" w16cid:durableId="1241335161">
-    <w:abstractNumId w:val="28"/>
+    <w:abstractNumId w:val="34"/>
   </w:num>
   <w:num w:numId="38" w16cid:durableId="900674086">
     <w:abstractNumId w:val="5"/>
@@ -9442,22 +11594,49 @@
     <w:abstractNumId w:val="10"/>
   </w:num>
   <w:num w:numId="41" w16cid:durableId="179785652">
-    <w:abstractNumId w:val="37"/>
+    <w:abstractNumId w:val="45"/>
   </w:num>
   <w:num w:numId="42" w16cid:durableId="1220170756">
     <w:abstractNumId w:val="2"/>
   </w:num>
   <w:num w:numId="43" w16cid:durableId="2005433502">
+    <w:abstractNumId w:val="44"/>
+  </w:num>
+  <w:num w:numId="44" w16cid:durableId="1106195140">
+    <w:abstractNumId w:val="53"/>
+  </w:num>
+  <w:num w:numId="45" w16cid:durableId="833302752">
+    <w:abstractNumId w:val="41"/>
+  </w:num>
+  <w:num w:numId="46" w16cid:durableId="537356218">
     <w:abstractNumId w:val="36"/>
   </w:num>
-  <w:num w:numId="44" w16cid:durableId="1106195140">
-    <w:abstractNumId w:val="45"/>
+  <w:num w:numId="47" w16cid:durableId="1178471873">
+    <w:abstractNumId w:val="27"/>
   </w:num>
-  <w:num w:numId="45" w16cid:durableId="833302752">
-    <w:abstractNumId w:val="35"/>
+  <w:num w:numId="48" w16cid:durableId="12731448">
+    <w:abstractNumId w:val="42"/>
   </w:num>
-  <w:num w:numId="46" w16cid:durableId="537356218">
-    <w:abstractNumId w:val="30"/>
+  <w:num w:numId="49" w16cid:durableId="1237713707">
+    <w:abstractNumId w:val="43"/>
+  </w:num>
+  <w:num w:numId="50" w16cid:durableId="893656437">
+    <w:abstractNumId w:val="32"/>
+  </w:num>
+  <w:num w:numId="51" w16cid:durableId="1239290805">
+    <w:abstractNumId w:val="31"/>
+  </w:num>
+  <w:num w:numId="52" w16cid:durableId="465009284">
+    <w:abstractNumId w:val="28"/>
+  </w:num>
+  <w:num w:numId="53" w16cid:durableId="145585987">
+    <w:abstractNumId w:val="54"/>
+  </w:num>
+  <w:num w:numId="54" w16cid:durableId="893807831">
+    <w:abstractNumId w:val="15"/>
+  </w:num>
+  <w:num w:numId="55" w16cid:durableId="1214387566">
+    <w:abstractNumId w:val="22"/>
   </w:num>
 </w:numbering>
 </file>
@@ -9940,7 +12119,6 @@
     <w:next w:val="Normal"/>
     <w:link w:val="Heading4Char"/>
     <w:uiPriority w:val="9"/>
-    <w:semiHidden/>
     <w:unhideWhenUsed/>
     <w:qFormat/>
     <w:rsid w:val="00687691"/>
@@ -10137,7 +12315,6 @@
     <w:basedOn w:val="DefaultParagraphFont"/>
     <w:link w:val="Heading4"/>
     <w:uiPriority w:val="9"/>
-    <w:semiHidden/>
     <w:rsid w:val="00687691"/>
     <w:rPr>
       <w:caps/>

--- a/Section-11.docx
+++ b/Section-11.docx
@@ -7,15 +7,16 @@
         <w:pStyle w:val="Heading1"/>
         <w:rPr>
           <w:rFonts w:ascii="Cambria" w:hAnsi="Cambria"/>
-          <w:sz w:val="24"/>
-          <w:szCs w:val="24"/>
-        </w:rPr>
-      </w:pPr>
-      <w:r>
-        <w:rPr>
-          <w:rFonts w:ascii="Cambria" w:hAnsi="Cambria"/>
-          <w:sz w:val="24"/>
-          <w:szCs w:val="24"/>
+          <w:sz w:val="20"/>
+          <w:szCs w:val="20"/>
+        </w:rPr>
+      </w:pPr>
+      <w:r>
+        <w:rPr>
+          <w:rFonts w:ascii="Cambria" w:hAnsi="Cambria"/>
+          <w:caps w:val="0"/>
+          <w:sz w:val="20"/>
+          <w:szCs w:val="20"/>
         </w:rPr>
         <w:t>MR CONDA</w:t>
       </w:r>
@@ -25,17 +26,14 @@
         <w:pStyle w:val="Heading2"/>
         <w:rPr>
           <w:rFonts w:ascii="Cambria" w:hAnsi="Cambria"/>
-          <w:sz w:val="24"/>
-          <w:szCs w:val="24"/>
-        </w:rPr>
-      </w:pPr>
-      <w:r>
-        <w:rPr>
-          <w:rFonts w:ascii="Cambria" w:hAnsi="Cambria"/>
-          <w:sz w:val="24"/>
-          <w:szCs w:val="24"/>
-        </w:rPr>
-        <w:t>What is Mr Conda?</w:t>
+        </w:rPr>
+      </w:pPr>
+      <w:r>
+        <w:rPr>
+          <w:rFonts w:ascii="Cambria" w:hAnsi="Cambria"/>
+          <w:caps w:val="0"/>
+        </w:rPr>
+        <w:t>WHAT IS MR CONDA?</w:t>
       </w:r>
     </w:p>
     <w:p>
@@ -46,8 +44,6 @@
         </w:numPr>
         <w:rPr>
           <w:rFonts w:ascii="Cambria" w:hAnsi="Cambria"/>
-          <w:sz w:val="24"/>
-          <w:szCs w:val="24"/>
         </w:rPr>
       </w:pPr>
       <w:r>
@@ -55,54 +51,42 @@
           <w:rFonts w:ascii="Cambria" w:hAnsi="Cambria"/>
           <w:b/>
           <w:bCs/>
-          <w:sz w:val="24"/>
-          <w:szCs w:val="24"/>
-        </w:rPr>
-        <w:t>Mr Conda</w:t>
-      </w:r>
-      <w:r>
-        <w:rPr>
-          <w:rFonts w:ascii="Cambria" w:hAnsi="Cambria"/>
-          <w:sz w:val="24"/>
-          <w:szCs w:val="24"/>
-        </w:rPr>
-        <w:t xml:space="preserve"> is a tool used to </w:t>
+        </w:rPr>
+        <w:t>MR CONDA</w:t>
+      </w:r>
+      <w:r>
+        <w:rPr>
+          <w:rFonts w:ascii="Cambria" w:hAnsi="Cambria"/>
+        </w:rPr>
+        <w:t xml:space="preserve"> IS A TOOL USED TO </w:t>
       </w:r>
       <w:r>
         <w:rPr>
           <w:rFonts w:ascii="Cambria" w:hAnsi="Cambria"/>
           <w:b/>
           <w:bCs/>
-          <w:sz w:val="24"/>
-          <w:szCs w:val="24"/>
-        </w:rPr>
-        <w:t>install libraries</w:t>
-      </w:r>
-      <w:r>
-        <w:rPr>
-          <w:rFonts w:ascii="Cambria" w:hAnsi="Cambria"/>
-          <w:sz w:val="24"/>
-          <w:szCs w:val="24"/>
-        </w:rPr>
-        <w:t xml:space="preserve"> and </w:t>
+        </w:rPr>
+        <w:t>INSTALL LIBRARIES</w:t>
+      </w:r>
+      <w:r>
+        <w:rPr>
+          <w:rFonts w:ascii="Cambria" w:hAnsi="Cambria"/>
+        </w:rPr>
+        <w:t xml:space="preserve"> AND </w:t>
       </w:r>
       <w:r>
         <w:rPr>
           <w:rFonts w:ascii="Cambria" w:hAnsi="Cambria"/>
           <w:b/>
           <w:bCs/>
-          <w:sz w:val="24"/>
-          <w:szCs w:val="24"/>
-        </w:rPr>
-        <w:t>create environments</w:t>
-      </w:r>
-      <w:r>
-        <w:rPr>
-          <w:rFonts w:ascii="Cambria" w:hAnsi="Cambria"/>
-          <w:sz w:val="24"/>
-          <w:szCs w:val="24"/>
-        </w:rPr>
-        <w:t xml:space="preserve"> for machine learning projects.</w:t>
+        </w:rPr>
+        <w:t>CREATE ENVIRONMENTS</w:t>
+      </w:r>
+      <w:r>
+        <w:rPr>
+          <w:rFonts w:ascii="Cambria" w:hAnsi="Cambria"/>
+        </w:rPr>
+        <w:t xml:space="preserve"> FOR MACHINE LEARNING PROJECTS.</w:t>
       </w:r>
     </w:p>
     <w:p>
@@ -113,17 +97,13 @@
         </w:numPr>
         <w:rPr>
           <w:rFonts w:ascii="Cambria" w:hAnsi="Cambria"/>
-          <w:sz w:val="24"/>
-          <w:szCs w:val="24"/>
-        </w:rPr>
-      </w:pPr>
-      <w:r>
-        <w:rPr>
-          <w:rFonts w:ascii="Cambria" w:hAnsi="Cambria"/>
-          <w:sz w:val="24"/>
-          <w:szCs w:val="24"/>
-        </w:rPr>
-        <w:t>It helps manage project dependencies easily.</w:t>
+        </w:rPr>
+      </w:pPr>
+      <w:r>
+        <w:rPr>
+          <w:rFonts w:ascii="Cambria" w:hAnsi="Cambria"/>
+        </w:rPr>
+        <w:t>IT HELPS MANAGE PROJECT DEPENDENCIES EASILY.</w:t>
       </w:r>
     </w:p>
     <w:p>
@@ -134,35 +114,27 @@
         </w:numPr>
         <w:rPr>
           <w:rFonts w:ascii="Cambria" w:hAnsi="Cambria"/>
-          <w:sz w:val="24"/>
-          <w:szCs w:val="24"/>
-        </w:rPr>
-      </w:pPr>
-      <w:r>
-        <w:rPr>
-          <w:rFonts w:ascii="Cambria" w:hAnsi="Cambria"/>
-          <w:sz w:val="24"/>
-          <w:szCs w:val="24"/>
-        </w:rPr>
-        <w:t xml:space="preserve">It downloads required libraries </w:t>
+        </w:rPr>
+      </w:pPr>
+      <w:r>
+        <w:rPr>
+          <w:rFonts w:ascii="Cambria" w:hAnsi="Cambria"/>
+        </w:rPr>
+        <w:t xml:space="preserve">IT DOWNLOADS REQUIRED LIBRARIES </w:t>
       </w:r>
       <w:r>
         <w:rPr>
           <w:rFonts w:ascii="Cambria" w:hAnsi="Cambria"/>
           <w:b/>
           <w:bCs/>
-          <w:sz w:val="24"/>
-          <w:szCs w:val="24"/>
-        </w:rPr>
-        <w:t>from the internet</w:t>
-      </w:r>
-      <w:r>
-        <w:rPr>
-          <w:rFonts w:ascii="Cambria" w:hAnsi="Cambria"/>
-          <w:sz w:val="24"/>
-          <w:szCs w:val="24"/>
-        </w:rPr>
-        <w:t xml:space="preserve"> and adds them to your project.</w:t>
+        </w:rPr>
+        <w:t>FROM THE INTERNET</w:t>
+      </w:r>
+      <w:r>
+        <w:rPr>
+          <w:rFonts w:ascii="Cambria" w:hAnsi="Cambria"/>
+        </w:rPr>
+        <w:t xml:space="preserve"> AND ADDS THEM TO YOUR PROJECT.</w:t>
       </w:r>
     </w:p>
     <w:p>
@@ -170,50 +142,43 @@
         <w:pStyle w:val="Heading1"/>
         <w:rPr>
           <w:rFonts w:ascii="Cambria" w:hAnsi="Cambria"/>
-          <w:sz w:val="24"/>
-          <w:szCs w:val="24"/>
-        </w:rPr>
-      </w:pPr>
-      <w:r>
-        <w:rPr>
-          <w:rFonts w:ascii="Cambria" w:hAnsi="Cambria"/>
-          <w:sz w:val="24"/>
-          <w:szCs w:val="24"/>
-        </w:rPr>
-        <w:t>Machine Learning Project Overview</w:t>
-      </w:r>
-    </w:p>
-    <w:p>
-      <w:pPr>
-        <w:rPr>
-          <w:rFonts w:ascii="Cambria" w:hAnsi="Cambria"/>
-          <w:sz w:val="24"/>
-          <w:szCs w:val="24"/>
-        </w:rPr>
-      </w:pPr>
-      <w:r>
-        <w:rPr>
-          <w:rFonts w:ascii="Cambria" w:hAnsi="Cambria"/>
-          <w:sz w:val="24"/>
-          <w:szCs w:val="24"/>
-        </w:rPr>
-        <w:t xml:space="preserve">A machine learning project usually has </w:t>
+          <w:sz w:val="20"/>
+          <w:szCs w:val="20"/>
+        </w:rPr>
+      </w:pPr>
+      <w:r>
+        <w:rPr>
+          <w:rFonts w:ascii="Cambria" w:hAnsi="Cambria"/>
+          <w:caps w:val="0"/>
+          <w:sz w:val="20"/>
+          <w:szCs w:val="20"/>
+        </w:rPr>
+        <w:t>MACHINE LEARNING PROJECT OVERVIEW</w:t>
+      </w:r>
+    </w:p>
+    <w:p>
+      <w:pPr>
+        <w:rPr>
+          <w:rFonts w:ascii="Cambria" w:hAnsi="Cambria"/>
+        </w:rPr>
+      </w:pPr>
+      <w:r>
+        <w:rPr>
+          <w:rFonts w:ascii="Cambria" w:hAnsi="Cambria"/>
+        </w:rPr>
+        <w:t xml:space="preserve">A MACHINE LEARNING PROJECT USUALLY HAS </w:t>
       </w:r>
       <w:r>
         <w:rPr>
           <w:rFonts w:ascii="Cambria" w:hAnsi="Cambria"/>
           <w:b/>
           <w:bCs/>
-          <w:sz w:val="24"/>
-          <w:szCs w:val="24"/>
-        </w:rPr>
-        <w:t>two main parts</w:t>
-      </w:r>
-      <w:r>
-        <w:rPr>
-          <w:rFonts w:ascii="Cambria" w:hAnsi="Cambria"/>
-          <w:sz w:val="24"/>
-          <w:szCs w:val="24"/>
+        </w:rPr>
+        <w:t>TWO MAIN PARTS</w:t>
+      </w:r>
+      <w:r>
+        <w:rPr>
+          <w:rFonts w:ascii="Cambria" w:hAnsi="Cambria"/>
         </w:rPr>
         <w:t>:</w:t>
       </w:r>
@@ -226,8 +191,6 @@
         </w:numPr>
         <w:rPr>
           <w:rFonts w:ascii="Cambria" w:hAnsi="Cambria"/>
-          <w:sz w:val="24"/>
-          <w:szCs w:val="24"/>
         </w:rPr>
       </w:pPr>
       <w:r>
@@ -235,10 +198,8 @@
           <w:rFonts w:ascii="Cambria" w:hAnsi="Cambria"/>
           <w:b/>
           <w:bCs/>
-          <w:sz w:val="24"/>
-          <w:szCs w:val="24"/>
-        </w:rPr>
-        <w:t>Data Analysis</w:t>
+        </w:rPr>
+        <w:t>DATA ANALYSIS</w:t>
       </w:r>
     </w:p>
     <w:p>
@@ -251,17 +212,13 @@
         <w:contextualSpacing/>
         <w:rPr>
           <w:rFonts w:ascii="Cambria" w:hAnsi="Cambria"/>
-          <w:sz w:val="24"/>
-          <w:szCs w:val="24"/>
-        </w:rPr>
-      </w:pPr>
-      <w:r>
-        <w:rPr>
-          <w:rFonts w:ascii="Cambria" w:hAnsi="Cambria"/>
-          <w:sz w:val="24"/>
-          <w:szCs w:val="24"/>
-        </w:rPr>
-        <w:t>Understanding data</w:t>
+        </w:rPr>
+      </w:pPr>
+      <w:r>
+        <w:rPr>
+          <w:rFonts w:ascii="Cambria" w:hAnsi="Cambria"/>
+        </w:rPr>
+        <w:t>UNDERSTANDING DATA</w:t>
       </w:r>
     </w:p>
     <w:p>
@@ -274,17 +231,13 @@
         <w:contextualSpacing/>
         <w:rPr>
           <w:rFonts w:ascii="Cambria" w:hAnsi="Cambria"/>
-          <w:sz w:val="24"/>
-          <w:szCs w:val="24"/>
-        </w:rPr>
-      </w:pPr>
-      <w:r>
-        <w:rPr>
-          <w:rFonts w:ascii="Cambria" w:hAnsi="Cambria"/>
-          <w:sz w:val="24"/>
-          <w:szCs w:val="24"/>
-        </w:rPr>
-        <w:t>Cleaning data</w:t>
+        </w:rPr>
+      </w:pPr>
+      <w:r>
+        <w:rPr>
+          <w:rFonts w:ascii="Cambria" w:hAnsi="Cambria"/>
+        </w:rPr>
+        <w:t>CLEANING DATA</w:t>
       </w:r>
     </w:p>
     <w:p>
@@ -297,17 +250,13 @@
         <w:contextualSpacing/>
         <w:rPr>
           <w:rFonts w:ascii="Cambria" w:hAnsi="Cambria"/>
-          <w:sz w:val="24"/>
-          <w:szCs w:val="24"/>
-        </w:rPr>
-      </w:pPr>
-      <w:r>
-        <w:rPr>
-          <w:rFonts w:ascii="Cambria" w:hAnsi="Cambria"/>
-          <w:sz w:val="24"/>
-          <w:szCs w:val="24"/>
-        </w:rPr>
-        <w:t>Visualizing data</w:t>
+        </w:rPr>
+      </w:pPr>
+      <w:r>
+        <w:rPr>
+          <w:rFonts w:ascii="Cambria" w:hAnsi="Cambria"/>
+        </w:rPr>
+        <w:t>VISUALIZING DATA</w:t>
       </w:r>
     </w:p>
     <w:p>
@@ -318,8 +267,6 @@
         </w:numPr>
         <w:rPr>
           <w:rFonts w:ascii="Cambria" w:hAnsi="Cambria"/>
-          <w:sz w:val="24"/>
-          <w:szCs w:val="24"/>
         </w:rPr>
       </w:pPr>
       <w:r>
@@ -327,10 +274,8 @@
           <w:rFonts w:ascii="Cambria" w:hAnsi="Cambria"/>
           <w:b/>
           <w:bCs/>
-          <w:sz w:val="24"/>
-          <w:szCs w:val="24"/>
-        </w:rPr>
-        <w:t>Machine Learning</w:t>
+        </w:rPr>
+        <w:t>MACHINE LEARNING</w:t>
       </w:r>
     </w:p>
     <w:p>
@@ -341,17 +286,13 @@
         </w:numPr>
         <w:rPr>
           <w:rFonts w:ascii="Cambria" w:hAnsi="Cambria"/>
-          <w:sz w:val="24"/>
-          <w:szCs w:val="24"/>
-        </w:rPr>
-      </w:pPr>
-      <w:r>
-        <w:rPr>
-          <w:rFonts w:ascii="Cambria" w:hAnsi="Cambria"/>
-          <w:sz w:val="24"/>
-          <w:szCs w:val="24"/>
-        </w:rPr>
-        <w:t>Training models</w:t>
+        </w:rPr>
+      </w:pPr>
+      <w:r>
+        <w:rPr>
+          <w:rFonts w:ascii="Cambria" w:hAnsi="Cambria"/>
+        </w:rPr>
+        <w:t>TRAINING MODELS</w:t>
       </w:r>
     </w:p>
     <w:p>
@@ -362,17 +303,13 @@
         </w:numPr>
         <w:rPr>
           <w:rFonts w:ascii="Cambria" w:hAnsi="Cambria"/>
-          <w:sz w:val="24"/>
-          <w:szCs w:val="24"/>
-        </w:rPr>
-      </w:pPr>
-      <w:r>
-        <w:rPr>
-          <w:rFonts w:ascii="Cambria" w:hAnsi="Cambria"/>
-          <w:sz w:val="24"/>
-          <w:szCs w:val="24"/>
-        </w:rPr>
-        <w:t>Testing models</w:t>
+        </w:rPr>
+      </w:pPr>
+      <w:r>
+        <w:rPr>
+          <w:rFonts w:ascii="Cambria" w:hAnsi="Cambria"/>
+        </w:rPr>
+        <w:t>TESTING MODELS</w:t>
       </w:r>
     </w:p>
     <w:p>
@@ -383,17 +320,13 @@
         </w:numPr>
         <w:rPr>
           <w:rFonts w:ascii="Cambria" w:hAnsi="Cambria"/>
-          <w:sz w:val="24"/>
-          <w:szCs w:val="24"/>
-        </w:rPr>
-      </w:pPr>
-      <w:r>
-        <w:rPr>
-          <w:rFonts w:ascii="Cambria" w:hAnsi="Cambria"/>
-          <w:sz w:val="24"/>
-          <w:szCs w:val="24"/>
-        </w:rPr>
-        <w:t>Making predictions</w:t>
+        </w:rPr>
+      </w:pPr>
+      <w:r>
+        <w:rPr>
+          <w:rFonts w:ascii="Cambria" w:hAnsi="Cambria"/>
+        </w:rPr>
+        <w:t>MAKING PREDICTIONS</w:t>
       </w:r>
     </w:p>
     <w:p>
@@ -401,17 +334,18 @@
         <w:pStyle w:val="Heading1"/>
         <w:rPr>
           <w:rFonts w:ascii="Cambria" w:hAnsi="Cambria"/>
-          <w:sz w:val="24"/>
-          <w:szCs w:val="24"/>
-        </w:rPr>
-      </w:pPr>
-      <w:r>
-        <w:rPr>
-          <w:rFonts w:ascii="Cambria" w:hAnsi="Cambria"/>
-          <w:sz w:val="24"/>
-          <w:szCs w:val="24"/>
-        </w:rPr>
-        <w:t>Tools for Data Science Environment</w:t>
+          <w:sz w:val="20"/>
+          <w:szCs w:val="20"/>
+        </w:rPr>
+      </w:pPr>
+      <w:r>
+        <w:rPr>
+          <w:rFonts w:ascii="Cambria" w:hAnsi="Cambria"/>
+          <w:caps w:val="0"/>
+          <w:sz w:val="20"/>
+          <w:szCs w:val="20"/>
+        </w:rPr>
+        <w:t>TOOLS FOR DATA SCIENCE ENVIRONMENT</w:t>
       </w:r>
     </w:p>
     <w:p>
@@ -419,17 +353,14 @@
         <w:pStyle w:val="Heading2"/>
         <w:rPr>
           <w:rFonts w:ascii="Cambria" w:hAnsi="Cambria"/>
-          <w:sz w:val="24"/>
-          <w:szCs w:val="24"/>
-        </w:rPr>
-      </w:pPr>
-      <w:r>
-        <w:rPr>
-          <w:rFonts w:ascii="Cambria" w:hAnsi="Cambria"/>
-          <w:sz w:val="24"/>
-          <w:szCs w:val="24"/>
-        </w:rPr>
-        <w:t>Anaconda</w:t>
+        </w:rPr>
+      </w:pPr>
+      <w:r>
+        <w:rPr>
+          <w:rFonts w:ascii="Cambria" w:hAnsi="Cambria"/>
+          <w:caps w:val="0"/>
+        </w:rPr>
+        <w:t>ANACONDA</w:t>
       </w:r>
     </w:p>
     <w:p>
@@ -440,17 +371,13 @@
         </w:numPr>
         <w:rPr>
           <w:rFonts w:ascii="Cambria" w:hAnsi="Cambria"/>
-          <w:sz w:val="24"/>
-          <w:szCs w:val="24"/>
-        </w:rPr>
-      </w:pPr>
-      <w:r>
-        <w:rPr>
-          <w:rFonts w:ascii="Cambria" w:hAnsi="Cambria"/>
-          <w:sz w:val="24"/>
-          <w:szCs w:val="24"/>
-        </w:rPr>
-        <w:t>A complete data science environment</w:t>
+        </w:rPr>
+      </w:pPr>
+      <w:r>
+        <w:rPr>
+          <w:rFonts w:ascii="Cambria" w:hAnsi="Cambria"/>
+        </w:rPr>
+        <w:t>A COMPLETE DATA SCIENCE ENVIRONMENT</w:t>
       </w:r>
     </w:p>
     <w:p>
@@ -461,17 +388,13 @@
         </w:numPr>
         <w:rPr>
           <w:rFonts w:ascii="Cambria" w:hAnsi="Cambria"/>
-          <w:sz w:val="24"/>
-          <w:szCs w:val="24"/>
-        </w:rPr>
-      </w:pPr>
-      <w:r>
-        <w:rPr>
-          <w:rFonts w:ascii="Cambria" w:hAnsi="Cambria"/>
-          <w:sz w:val="24"/>
-          <w:szCs w:val="24"/>
-        </w:rPr>
-        <w:t>Comes with many pre-installed libraries</w:t>
+        </w:rPr>
+      </w:pPr>
+      <w:r>
+        <w:rPr>
+          <w:rFonts w:ascii="Cambria" w:hAnsi="Cambria"/>
+        </w:rPr>
+        <w:t>COMES WITH MANY PRE-INSTALLED LIBRARIES</w:t>
       </w:r>
     </w:p>
     <w:p>
@@ -482,17 +405,13 @@
         </w:numPr>
         <w:rPr>
           <w:rFonts w:ascii="Cambria" w:hAnsi="Cambria"/>
-          <w:sz w:val="24"/>
-          <w:szCs w:val="24"/>
-        </w:rPr>
-      </w:pPr>
-      <w:r>
-        <w:rPr>
-          <w:rFonts w:ascii="Cambria" w:hAnsi="Cambria"/>
-          <w:sz w:val="24"/>
-          <w:szCs w:val="24"/>
-        </w:rPr>
-        <w:t>Easy to use for beginners</w:t>
+        </w:rPr>
+      </w:pPr>
+      <w:r>
+        <w:rPr>
+          <w:rFonts w:ascii="Cambria" w:hAnsi="Cambria"/>
+        </w:rPr>
+        <w:t>EASY TO USE FOR BEGINNERS</w:t>
       </w:r>
     </w:p>
     <w:p>
@@ -503,51 +422,39 @@
         </w:numPr>
         <w:rPr>
           <w:rFonts w:ascii="Cambria" w:hAnsi="Cambria"/>
-          <w:sz w:val="24"/>
-          <w:szCs w:val="24"/>
-        </w:rPr>
-      </w:pPr>
-      <w:r>
-        <w:rPr>
-          <w:rFonts w:ascii="Cambria" w:hAnsi="Cambria"/>
-          <w:sz w:val="24"/>
-          <w:szCs w:val="24"/>
-        </w:rPr>
-        <w:t xml:space="preserve"> Takes </w:t>
+        </w:rPr>
+      </w:pPr>
+      <w:r>
+        <w:rPr>
+          <w:rFonts w:ascii="Cambria" w:hAnsi="Cambria"/>
+        </w:rPr>
+        <w:t xml:space="preserve"> TAKES </w:t>
       </w:r>
       <w:r>
         <w:rPr>
           <w:rFonts w:ascii="Cambria" w:hAnsi="Cambria"/>
           <w:b/>
           <w:bCs/>
-          <w:sz w:val="24"/>
-          <w:szCs w:val="24"/>
-        </w:rPr>
-        <w:t>a lot of storage</w:t>
-      </w:r>
-      <w:r>
-        <w:rPr>
-          <w:rFonts w:ascii="Cambria" w:hAnsi="Cambria"/>
-          <w:sz w:val="24"/>
-          <w:szCs w:val="24"/>
-        </w:rPr>
-        <w:t xml:space="preserve"> (around </w:t>
+        </w:rPr>
+        <w:t>A LOT OF STORAGE</w:t>
+      </w:r>
+      <w:r>
+        <w:rPr>
+          <w:rFonts w:ascii="Cambria" w:hAnsi="Cambria"/>
+        </w:rPr>
+        <w:t xml:space="preserve"> (AROUND </w:t>
       </w:r>
       <w:r>
         <w:rPr>
           <w:rFonts w:ascii="Cambria" w:hAnsi="Cambria"/>
           <w:b/>
           <w:bCs/>
-          <w:sz w:val="24"/>
-          <w:szCs w:val="24"/>
         </w:rPr>
         <w:t>3 GB</w:t>
       </w:r>
       <w:r>
         <w:rPr>
           <w:rFonts w:ascii="Cambria" w:hAnsi="Cambria"/>
-          <w:sz w:val="24"/>
-          <w:szCs w:val="24"/>
         </w:rPr>
         <w:t>)</w:t>
       </w:r>
@@ -557,17 +464,14 @@
         <w:pStyle w:val="Heading2"/>
         <w:rPr>
           <w:rFonts w:ascii="Cambria" w:hAnsi="Cambria"/>
-          <w:sz w:val="24"/>
-          <w:szCs w:val="24"/>
-        </w:rPr>
-      </w:pPr>
-      <w:r>
-        <w:rPr>
-          <w:rFonts w:ascii="Cambria" w:hAnsi="Cambria"/>
-          <w:sz w:val="24"/>
-          <w:szCs w:val="24"/>
-        </w:rPr>
-        <w:t>Miniconda</w:t>
+        </w:rPr>
+      </w:pPr>
+      <w:r>
+        <w:rPr>
+          <w:rFonts w:ascii="Cambria" w:hAnsi="Cambria"/>
+          <w:caps w:val="0"/>
+        </w:rPr>
+        <w:t>MINICONDA</w:t>
       </w:r>
     </w:p>
     <w:p>
@@ -578,17 +482,13 @@
         </w:numPr>
         <w:rPr>
           <w:rFonts w:ascii="Cambria" w:hAnsi="Cambria"/>
-          <w:sz w:val="24"/>
-          <w:szCs w:val="24"/>
-        </w:rPr>
-      </w:pPr>
-      <w:r>
-        <w:rPr>
-          <w:rFonts w:ascii="Cambria" w:hAnsi="Cambria"/>
-          <w:sz w:val="24"/>
-          <w:szCs w:val="24"/>
-        </w:rPr>
-        <w:t>A lightweight version of Anaconda</w:t>
+        </w:rPr>
+      </w:pPr>
+      <w:r>
+        <w:rPr>
+          <w:rFonts w:ascii="Cambria" w:hAnsi="Cambria"/>
+        </w:rPr>
+        <w:t>A LIGHTWEIGHT VERSION OF ANACONDA</w:t>
       </w:r>
     </w:p>
     <w:p>
@@ -599,17 +499,13 @@
         </w:numPr>
         <w:rPr>
           <w:rFonts w:ascii="Cambria" w:hAnsi="Cambria"/>
-          <w:sz w:val="24"/>
-          <w:szCs w:val="24"/>
-        </w:rPr>
-      </w:pPr>
-      <w:r>
-        <w:rPr>
-          <w:rFonts w:ascii="Cambria" w:hAnsi="Cambria"/>
-          <w:sz w:val="24"/>
-          <w:szCs w:val="24"/>
-        </w:rPr>
-        <w:t>Only includes basic tools</w:t>
+        </w:rPr>
+      </w:pPr>
+      <w:r>
+        <w:rPr>
+          <w:rFonts w:ascii="Cambria" w:hAnsi="Cambria"/>
+        </w:rPr>
+        <w:t>ONLY INCLUDES BASIC TOOLS</w:t>
       </w:r>
     </w:p>
     <w:p>
@@ -620,51 +516,39 @@
         </w:numPr>
         <w:rPr>
           <w:rFonts w:ascii="Cambria" w:hAnsi="Cambria"/>
-          <w:sz w:val="24"/>
-          <w:szCs w:val="24"/>
-        </w:rPr>
-      </w:pPr>
-      <w:r>
-        <w:rPr>
-          <w:rFonts w:ascii="Cambria" w:hAnsi="Cambria"/>
-          <w:sz w:val="24"/>
-          <w:szCs w:val="24"/>
-        </w:rPr>
-        <w:t xml:space="preserve">Takes </w:t>
+        </w:rPr>
+      </w:pPr>
+      <w:r>
+        <w:rPr>
+          <w:rFonts w:ascii="Cambria" w:hAnsi="Cambria"/>
+        </w:rPr>
+        <w:t xml:space="preserve">TAKES </w:t>
       </w:r>
       <w:r>
         <w:rPr>
           <w:rFonts w:ascii="Cambria" w:hAnsi="Cambria"/>
           <w:b/>
           <w:bCs/>
-          <w:sz w:val="24"/>
-          <w:szCs w:val="24"/>
-        </w:rPr>
-        <w:t>very less storage</w:t>
-      </w:r>
-      <w:r>
-        <w:rPr>
-          <w:rFonts w:ascii="Cambria" w:hAnsi="Cambria"/>
-          <w:sz w:val="24"/>
-          <w:szCs w:val="24"/>
-        </w:rPr>
-        <w:t xml:space="preserve"> (around </w:t>
+        </w:rPr>
+        <w:t>VERY LESS STORAGE</w:t>
+      </w:r>
+      <w:r>
+        <w:rPr>
+          <w:rFonts w:ascii="Cambria" w:hAnsi="Cambria"/>
+        </w:rPr>
+        <w:t xml:space="preserve"> (AROUND </w:t>
       </w:r>
       <w:r>
         <w:rPr>
           <w:rFonts w:ascii="Cambria" w:hAnsi="Cambria"/>
           <w:b/>
           <w:bCs/>
-          <w:sz w:val="24"/>
-          <w:szCs w:val="24"/>
         </w:rPr>
         <w:t>200 MB</w:t>
       </w:r>
       <w:r>
         <w:rPr>
           <w:rFonts w:ascii="Cambria" w:hAnsi="Cambria"/>
-          <w:sz w:val="24"/>
-          <w:szCs w:val="24"/>
         </w:rPr>
         <w:t>)</w:t>
       </w:r>
@@ -677,27 +561,21 @@
         </w:numPr>
         <w:rPr>
           <w:rFonts w:ascii="Cambria" w:hAnsi="Cambria"/>
-          <w:sz w:val="24"/>
-          <w:szCs w:val="24"/>
-        </w:rPr>
-      </w:pPr>
-      <w:r>
-        <w:rPr>
-          <w:rFonts w:ascii="Cambria" w:hAnsi="Cambria"/>
-          <w:sz w:val="24"/>
-          <w:szCs w:val="24"/>
-        </w:rPr>
-        <w:t xml:space="preserve">Libraries are installed </w:t>
+        </w:rPr>
+      </w:pPr>
+      <w:r>
+        <w:rPr>
+          <w:rFonts w:ascii="Cambria" w:hAnsi="Cambria"/>
+        </w:rPr>
+        <w:t xml:space="preserve">LIBRARIES ARE INSTALLED </w:t>
       </w:r>
       <w:r>
         <w:rPr>
           <w:rFonts w:ascii="Cambria" w:hAnsi="Cambria"/>
           <w:b/>
           <w:bCs/>
-          <w:sz w:val="24"/>
-          <w:szCs w:val="24"/>
-        </w:rPr>
-        <w:t>only when needed</w:t>
+        </w:rPr>
+        <w:t>ONLY WHEN NEEDED</w:t>
       </w:r>
     </w:p>
     <w:p>
@@ -705,18 +583,14 @@
         <w:pStyle w:val="Heading2"/>
         <w:rPr>
           <w:rFonts w:ascii="Cambria" w:hAnsi="Cambria"/>
-          <w:sz w:val="24"/>
-          <w:szCs w:val="24"/>
-        </w:rPr>
-      </w:pPr>
-      <w:r>
-        <w:rPr>
-          <w:rFonts w:ascii="Cambria" w:hAnsi="Cambria"/>
-          <w:sz w:val="24"/>
-          <w:szCs w:val="24"/>
-        </w:rPr>
-        <w:lastRenderedPageBreak/>
-        <w:t>Mr Conda</w:t>
+        </w:rPr>
+      </w:pPr>
+      <w:r>
+        <w:rPr>
+          <w:rFonts w:ascii="Cambria" w:hAnsi="Cambria"/>
+          <w:caps w:val="0"/>
+        </w:rPr>
+        <w:t>MR CONDA</w:t>
       </w:r>
     </w:p>
     <w:p>
@@ -727,46 +601,28 @@
         </w:numPr>
         <w:rPr>
           <w:rFonts w:ascii="Cambria" w:hAnsi="Cambria"/>
-          <w:sz w:val="24"/>
-          <w:szCs w:val="24"/>
-        </w:rPr>
-      </w:pPr>
-      <w:r>
-        <w:rPr>
-          <w:rFonts w:ascii="Cambria" w:hAnsi="Cambria"/>
-          <w:sz w:val="24"/>
-          <w:szCs w:val="24"/>
-        </w:rPr>
-        <w:t xml:space="preserve">Works as a </w:t>
+        </w:rPr>
+      </w:pPr>
+      <w:r>
+        <w:rPr>
+          <w:rFonts w:ascii="Cambria" w:hAnsi="Cambria"/>
+        </w:rPr>
+        <w:t xml:space="preserve">WORKS AS A </w:t>
       </w:r>
       <w:r>
         <w:rPr>
           <w:rFonts w:ascii="Cambria" w:hAnsi="Cambria"/>
           <w:b/>
           <w:bCs/>
-          <w:sz w:val="24"/>
-          <w:szCs w:val="24"/>
-        </w:rPr>
-        <w:t>helper tool</w:t>
-      </w:r>
-      <w:r>
-        <w:rPr>
-          <w:rFonts w:ascii="Cambria" w:hAnsi="Cambria"/>
-          <w:sz w:val="24"/>
-          <w:szCs w:val="24"/>
-        </w:rPr>
-        <w:t xml:space="preserve"> for </w:t>
-      </w:r>
-      <w:proofErr w:type="spellStart"/>
-      <w:r>
-        <w:rPr>
-          <w:rFonts w:ascii="Cambria" w:hAnsi="Cambria"/>
-          <w:sz w:val="24"/>
-          <w:szCs w:val="24"/>
-        </w:rPr>
-        <w:t>Miniconda</w:t>
-      </w:r>
-      <w:proofErr w:type="spellEnd"/>
+        </w:rPr>
+        <w:t>HELPER TOOL</w:t>
+      </w:r>
+      <w:r>
+        <w:rPr>
+          <w:rFonts w:ascii="Cambria" w:hAnsi="Cambria"/>
+        </w:rPr>
+        <w:t xml:space="preserve"> FOR MINICONDA</w:t>
+      </w:r>
     </w:p>
     <w:p>
       <w:pPr>
@@ -776,17 +632,13 @@
         </w:numPr>
         <w:rPr>
           <w:rFonts w:ascii="Cambria" w:hAnsi="Cambria"/>
-          <w:sz w:val="24"/>
-          <w:szCs w:val="24"/>
-        </w:rPr>
-      </w:pPr>
-      <w:r>
-        <w:rPr>
-          <w:rFonts w:ascii="Cambria" w:hAnsi="Cambria"/>
-          <w:sz w:val="24"/>
-          <w:szCs w:val="24"/>
-        </w:rPr>
-        <w:t>Makes environment and library management easier</w:t>
+        </w:rPr>
+      </w:pPr>
+      <w:r>
+        <w:rPr>
+          <w:rFonts w:ascii="Cambria" w:hAnsi="Cambria"/>
+        </w:rPr>
+        <w:t>MAKES ENVIRONMENT AND LIBRARY MANAGEMENT EASIER</w:t>
       </w:r>
     </w:p>
     <w:p>
@@ -797,27 +649,22 @@
         </w:numPr>
         <w:rPr>
           <w:rFonts w:ascii="Cambria" w:hAnsi="Cambria"/>
-          <w:sz w:val="24"/>
-          <w:szCs w:val="24"/>
-        </w:rPr>
-      </w:pPr>
-      <w:r>
-        <w:rPr>
-          <w:rFonts w:ascii="Cambria" w:hAnsi="Cambria"/>
-          <w:sz w:val="24"/>
-          <w:szCs w:val="24"/>
-        </w:rPr>
-        <w:t xml:space="preserve">Preferred for </w:t>
+        </w:rPr>
+      </w:pPr>
+      <w:r>
+        <w:rPr>
+          <w:rFonts w:ascii="Cambria" w:hAnsi="Cambria"/>
+        </w:rPr>
+        <w:lastRenderedPageBreak/>
+        <w:t xml:space="preserve">PREFERRED FOR </w:t>
       </w:r>
       <w:r>
         <w:rPr>
           <w:rFonts w:ascii="Cambria" w:hAnsi="Cambria"/>
           <w:b/>
           <w:bCs/>
-          <w:sz w:val="24"/>
-          <w:szCs w:val="24"/>
-        </w:rPr>
-        <w:t>machine learning projects</w:t>
+        </w:rPr>
+        <w:t>MACHINE LEARNING PROJECTS</w:t>
       </w:r>
     </w:p>
     <w:p>
@@ -825,34 +672,31 @@
         <w:pStyle w:val="Heading1"/>
         <w:rPr>
           <w:rFonts w:ascii="Cambria" w:hAnsi="Cambria"/>
-          <w:sz w:val="24"/>
-          <w:szCs w:val="24"/>
-        </w:rPr>
-      </w:pPr>
-      <w:r>
-        <w:rPr>
-          <w:rFonts w:ascii="Cambria" w:hAnsi="Cambria"/>
-          <w:sz w:val="24"/>
-          <w:szCs w:val="24"/>
-        </w:rPr>
-        <w:t>Setting Up a Machine Learning Project</w:t>
-      </w:r>
-    </w:p>
-    <w:p>
-      <w:pPr>
-        <w:rPr>
-          <w:rFonts w:ascii="Cambria" w:hAnsi="Cambria"/>
-          <w:sz w:val="24"/>
-          <w:szCs w:val="24"/>
-        </w:rPr>
-      </w:pPr>
-      <w:r>
-        <w:rPr>
-          <w:rFonts w:ascii="Cambria" w:hAnsi="Cambria"/>
-          <w:sz w:val="24"/>
-          <w:szCs w:val="24"/>
-        </w:rPr>
-        <w:t>Basic steps:</w:t>
+          <w:sz w:val="20"/>
+          <w:szCs w:val="20"/>
+        </w:rPr>
+      </w:pPr>
+      <w:r>
+        <w:rPr>
+          <w:rFonts w:ascii="Cambria" w:hAnsi="Cambria"/>
+          <w:caps w:val="0"/>
+          <w:sz w:val="20"/>
+          <w:szCs w:val="20"/>
+        </w:rPr>
+        <w:t>SETTING UP A MACHINE LEARNING PROJECT</w:t>
+      </w:r>
+    </w:p>
+    <w:p>
+      <w:pPr>
+        <w:rPr>
+          <w:rFonts w:ascii="Cambria" w:hAnsi="Cambria"/>
+        </w:rPr>
+      </w:pPr>
+      <w:r>
+        <w:rPr>
+          <w:rFonts w:ascii="Cambria" w:hAnsi="Cambria"/>
+        </w:rPr>
+        <w:t>BASIC STEPS:</w:t>
       </w:r>
     </w:p>
     <w:p>
@@ -863,30 +707,22 @@
         </w:numPr>
         <w:rPr>
           <w:rFonts w:ascii="Cambria" w:hAnsi="Cambria"/>
-          <w:sz w:val="24"/>
-          <w:szCs w:val="24"/>
-        </w:rPr>
-      </w:pPr>
-      <w:r>
-        <w:rPr>
-          <w:rFonts w:ascii="Cambria" w:hAnsi="Cambria"/>
-          <w:sz w:val="24"/>
-          <w:szCs w:val="24"/>
-        </w:rPr>
-        <w:t xml:space="preserve">Install </w:t>
-      </w:r>
-      <w:proofErr w:type="spellStart"/>
+        </w:rPr>
+      </w:pPr>
+      <w:r>
+        <w:rPr>
+          <w:rFonts w:ascii="Cambria" w:hAnsi="Cambria"/>
+        </w:rPr>
+        <w:t xml:space="preserve">INSTALL </w:t>
+      </w:r>
       <w:r>
         <w:rPr>
           <w:rFonts w:ascii="Cambria" w:hAnsi="Cambria"/>
           <w:b/>
           <w:bCs/>
-          <w:sz w:val="24"/>
-          <w:szCs w:val="24"/>
-        </w:rPr>
-        <w:t>Miniconda</w:t>
-      </w:r>
-      <w:proofErr w:type="spellEnd"/>
+        </w:rPr>
+        <w:t>MINICONDA</w:t>
+      </w:r>
     </w:p>
     <w:p>
       <w:pPr>
@@ -896,35 +732,27 @@
         </w:numPr>
         <w:rPr>
           <w:rFonts w:ascii="Cambria" w:hAnsi="Cambria"/>
-          <w:sz w:val="24"/>
-          <w:szCs w:val="24"/>
-        </w:rPr>
-      </w:pPr>
-      <w:r>
-        <w:rPr>
-          <w:rFonts w:ascii="Cambria" w:hAnsi="Cambria"/>
-          <w:sz w:val="24"/>
-          <w:szCs w:val="24"/>
-        </w:rPr>
-        <w:t xml:space="preserve">Use </w:t>
+        </w:rPr>
+      </w:pPr>
+      <w:r>
+        <w:rPr>
+          <w:rFonts w:ascii="Cambria" w:hAnsi="Cambria"/>
+        </w:rPr>
+        <w:t xml:space="preserve">USE </w:t>
       </w:r>
       <w:r>
         <w:rPr>
           <w:rFonts w:ascii="Cambria" w:hAnsi="Cambria"/>
           <w:b/>
           <w:bCs/>
-          <w:sz w:val="24"/>
-          <w:szCs w:val="24"/>
-        </w:rPr>
-        <w:t>Mr Conda</w:t>
-      </w:r>
-      <w:r>
-        <w:rPr>
-          <w:rFonts w:ascii="Cambria" w:hAnsi="Cambria"/>
-          <w:sz w:val="24"/>
-          <w:szCs w:val="24"/>
-        </w:rPr>
-        <w:t xml:space="preserve"> to create an environment</w:t>
+        </w:rPr>
+        <w:t>MR CONDA</w:t>
+      </w:r>
+      <w:r>
+        <w:rPr>
+          <w:rFonts w:ascii="Cambria" w:hAnsi="Cambria"/>
+        </w:rPr>
+        <w:t xml:space="preserve"> TO CREATE AN ENVIRONMENT</w:t>
       </w:r>
     </w:p>
     <w:p>
@@ -935,17 +763,13 @@
         </w:numPr>
         <w:rPr>
           <w:rFonts w:ascii="Cambria" w:hAnsi="Cambria"/>
-          <w:sz w:val="24"/>
-          <w:szCs w:val="24"/>
-        </w:rPr>
-      </w:pPr>
-      <w:r>
-        <w:rPr>
-          <w:rFonts w:ascii="Cambria" w:hAnsi="Cambria"/>
-          <w:sz w:val="24"/>
-          <w:szCs w:val="24"/>
-        </w:rPr>
-        <w:t>Install required libraries (NumPy, Pandas, Scikit-learn, etc.)</w:t>
+        </w:rPr>
+      </w:pPr>
+      <w:r>
+        <w:rPr>
+          <w:rFonts w:ascii="Cambria" w:hAnsi="Cambria"/>
+        </w:rPr>
+        <w:t>INSTALL REQUIRED LIBRARIES (NUMPY, PANDAS, SCIKIT-LEARN, ETC.)</w:t>
       </w:r>
     </w:p>
     <w:p>
@@ -956,17 +780,13 @@
         </w:numPr>
         <w:rPr>
           <w:rFonts w:ascii="Cambria" w:hAnsi="Cambria"/>
-          <w:sz w:val="24"/>
-          <w:szCs w:val="24"/>
-        </w:rPr>
-      </w:pPr>
-      <w:r>
-        <w:rPr>
-          <w:rFonts w:ascii="Cambria" w:hAnsi="Cambria"/>
-          <w:sz w:val="24"/>
-          <w:szCs w:val="24"/>
-        </w:rPr>
-        <w:t>Start data analysis</w:t>
+        </w:rPr>
+      </w:pPr>
+      <w:r>
+        <w:rPr>
+          <w:rFonts w:ascii="Cambria" w:hAnsi="Cambria"/>
+        </w:rPr>
+        <w:t>START DATA ANALYSIS</w:t>
       </w:r>
     </w:p>
     <w:p>
@@ -977,17 +797,13 @@
         </w:numPr>
         <w:rPr>
           <w:rFonts w:ascii="Cambria" w:hAnsi="Cambria"/>
-          <w:sz w:val="24"/>
-          <w:szCs w:val="24"/>
-        </w:rPr>
-      </w:pPr>
-      <w:r>
-        <w:rPr>
-          <w:rFonts w:ascii="Cambria" w:hAnsi="Cambria"/>
-          <w:sz w:val="24"/>
-          <w:szCs w:val="24"/>
-        </w:rPr>
-        <w:t>Train machine learning models</w:t>
+        </w:rPr>
+      </w:pPr>
+      <w:r>
+        <w:rPr>
+          <w:rFonts w:ascii="Cambria" w:hAnsi="Cambria"/>
+        </w:rPr>
+        <w:t>TRAIN MACHINE LEARNING MODELS</w:t>
       </w:r>
     </w:p>
     <w:p>
@@ -995,17 +811,18 @@
         <w:pStyle w:val="Heading1"/>
         <w:rPr>
           <w:rFonts w:ascii="Cambria" w:hAnsi="Cambria"/>
-          <w:sz w:val="24"/>
-          <w:szCs w:val="24"/>
-        </w:rPr>
-      </w:pPr>
-      <w:r>
-        <w:rPr>
-          <w:rFonts w:ascii="Cambria" w:hAnsi="Cambria"/>
-          <w:sz w:val="24"/>
-          <w:szCs w:val="24"/>
-        </w:rPr>
-        <w:t>Blueprint of a Machine Learning Project</w:t>
+          <w:sz w:val="20"/>
+          <w:szCs w:val="20"/>
+        </w:rPr>
+      </w:pPr>
+      <w:r>
+        <w:rPr>
+          <w:rFonts w:ascii="Cambria" w:hAnsi="Cambria"/>
+          <w:caps w:val="0"/>
+          <w:sz w:val="20"/>
+          <w:szCs w:val="20"/>
+        </w:rPr>
+        <w:t>BLUEPRINT OF A MACHINE LEARNING PROJECT</w:t>
       </w:r>
     </w:p>
     <w:p>
@@ -1016,17 +833,13 @@
         </w:numPr>
         <w:rPr>
           <w:rFonts w:ascii="Cambria" w:hAnsi="Cambria"/>
-          <w:sz w:val="24"/>
-          <w:szCs w:val="24"/>
-        </w:rPr>
-      </w:pPr>
-      <w:r>
-        <w:rPr>
-          <w:rFonts w:ascii="Cambria" w:hAnsi="Cambria"/>
-          <w:sz w:val="24"/>
-          <w:szCs w:val="24"/>
-        </w:rPr>
-        <w:t>Problem Definition</w:t>
+        </w:rPr>
+      </w:pPr>
+      <w:r>
+        <w:rPr>
+          <w:rFonts w:ascii="Cambria" w:hAnsi="Cambria"/>
+        </w:rPr>
+        <w:t>PROBLEM DEFINITION</w:t>
       </w:r>
     </w:p>
     <w:p>
@@ -1037,17 +850,13 @@
         </w:numPr>
         <w:rPr>
           <w:rFonts w:ascii="Cambria" w:hAnsi="Cambria"/>
-          <w:sz w:val="24"/>
-          <w:szCs w:val="24"/>
-        </w:rPr>
-      </w:pPr>
-      <w:r>
-        <w:rPr>
-          <w:rFonts w:ascii="Cambria" w:hAnsi="Cambria"/>
-          <w:sz w:val="24"/>
-          <w:szCs w:val="24"/>
-        </w:rPr>
-        <w:t>Data Collection</w:t>
+        </w:rPr>
+      </w:pPr>
+      <w:r>
+        <w:rPr>
+          <w:rFonts w:ascii="Cambria" w:hAnsi="Cambria"/>
+        </w:rPr>
+        <w:t>DATA COLLECTION</w:t>
       </w:r>
     </w:p>
     <w:p>
@@ -1058,17 +867,13 @@
         </w:numPr>
         <w:rPr>
           <w:rFonts w:ascii="Cambria" w:hAnsi="Cambria"/>
-          <w:sz w:val="24"/>
-          <w:szCs w:val="24"/>
-        </w:rPr>
-      </w:pPr>
-      <w:r>
-        <w:rPr>
-          <w:rFonts w:ascii="Cambria" w:hAnsi="Cambria"/>
-          <w:sz w:val="24"/>
-          <w:szCs w:val="24"/>
-        </w:rPr>
-        <w:t>Data Analysis</w:t>
+        </w:rPr>
+      </w:pPr>
+      <w:r>
+        <w:rPr>
+          <w:rFonts w:ascii="Cambria" w:hAnsi="Cambria"/>
+        </w:rPr>
+        <w:t>DATA ANALYSIS</w:t>
       </w:r>
     </w:p>
     <w:p>
@@ -1079,17 +884,13 @@
         </w:numPr>
         <w:rPr>
           <w:rFonts w:ascii="Cambria" w:hAnsi="Cambria"/>
-          <w:sz w:val="24"/>
-          <w:szCs w:val="24"/>
-        </w:rPr>
-      </w:pPr>
-      <w:r>
-        <w:rPr>
-          <w:rFonts w:ascii="Cambria" w:hAnsi="Cambria"/>
-          <w:sz w:val="24"/>
-          <w:szCs w:val="24"/>
-        </w:rPr>
-        <w:t>Feature Selection</w:t>
+        </w:rPr>
+      </w:pPr>
+      <w:r>
+        <w:rPr>
+          <w:rFonts w:ascii="Cambria" w:hAnsi="Cambria"/>
+        </w:rPr>
+        <w:t>FEATURE SELECTION</w:t>
       </w:r>
     </w:p>
     <w:p>
@@ -1100,17 +901,13 @@
         </w:numPr>
         <w:rPr>
           <w:rFonts w:ascii="Cambria" w:hAnsi="Cambria"/>
-          <w:sz w:val="24"/>
-          <w:szCs w:val="24"/>
-        </w:rPr>
-      </w:pPr>
-      <w:r>
-        <w:rPr>
-          <w:rFonts w:ascii="Cambria" w:hAnsi="Cambria"/>
-          <w:sz w:val="24"/>
-          <w:szCs w:val="24"/>
-        </w:rPr>
-        <w:t>Model Training</w:t>
+        </w:rPr>
+      </w:pPr>
+      <w:r>
+        <w:rPr>
+          <w:rFonts w:ascii="Cambria" w:hAnsi="Cambria"/>
+        </w:rPr>
+        <w:t>MODEL TRAINING</w:t>
       </w:r>
     </w:p>
     <w:p>
@@ -1121,17 +918,13 @@
         </w:numPr>
         <w:rPr>
           <w:rFonts w:ascii="Cambria" w:hAnsi="Cambria"/>
-          <w:sz w:val="24"/>
-          <w:szCs w:val="24"/>
-        </w:rPr>
-      </w:pPr>
-      <w:r>
-        <w:rPr>
-          <w:rFonts w:ascii="Cambria" w:hAnsi="Cambria"/>
-          <w:sz w:val="24"/>
-          <w:szCs w:val="24"/>
-        </w:rPr>
-        <w:t>Model Evaluation</w:t>
+        </w:rPr>
+      </w:pPr>
+      <w:r>
+        <w:rPr>
+          <w:rFonts w:ascii="Cambria" w:hAnsi="Cambria"/>
+        </w:rPr>
+        <w:t>MODEL EVALUATION</w:t>
       </w:r>
     </w:p>
     <w:p>
@@ -1142,17 +935,13 @@
         </w:numPr>
         <w:rPr>
           <w:rFonts w:ascii="Cambria" w:hAnsi="Cambria"/>
-          <w:sz w:val="24"/>
-          <w:szCs w:val="24"/>
-        </w:rPr>
-      </w:pPr>
-      <w:r>
-        <w:rPr>
-          <w:rFonts w:ascii="Cambria" w:hAnsi="Cambria"/>
-          <w:sz w:val="24"/>
-          <w:szCs w:val="24"/>
-        </w:rPr>
-        <w:t>Deployment</w:t>
+        </w:rPr>
+      </w:pPr>
+      <w:r>
+        <w:rPr>
+          <w:rFonts w:ascii="Cambria" w:hAnsi="Cambria"/>
+        </w:rPr>
+        <w:t>DEPLOYMENT</w:t>
       </w:r>
     </w:p>
     <w:p>
@@ -1160,17 +949,14 @@
         <w:pStyle w:val="Heading2"/>
         <w:rPr>
           <w:rFonts w:ascii="Cambria" w:hAnsi="Cambria"/>
-          <w:sz w:val="24"/>
-          <w:szCs w:val="24"/>
-        </w:rPr>
-      </w:pPr>
-      <w:r>
-        <w:rPr>
-          <w:rFonts w:ascii="Cambria" w:hAnsi="Cambria"/>
-          <w:sz w:val="24"/>
-          <w:szCs w:val="24"/>
-        </w:rPr>
-        <w:t>Installing Conda (Overview)</w:t>
+        </w:rPr>
+      </w:pPr>
+      <w:r>
+        <w:rPr>
+          <w:rFonts w:ascii="Cambria" w:hAnsi="Cambria"/>
+          <w:caps w:val="0"/>
+        </w:rPr>
+        <w:t>INSTALLING CONDA (OVERVIEW)</w:t>
       </w:r>
     </w:p>
     <w:p>
@@ -1181,48 +967,36 @@
         </w:numPr>
         <w:rPr>
           <w:rFonts w:ascii="Cambria" w:hAnsi="Cambria"/>
-          <w:sz w:val="24"/>
-          <w:szCs w:val="24"/>
-        </w:rPr>
-      </w:pPr>
-      <w:r>
-        <w:rPr>
-          <w:rFonts w:ascii="Cambria" w:hAnsi="Cambria"/>
-          <w:sz w:val="24"/>
-          <w:szCs w:val="24"/>
-        </w:rPr>
-        <w:t xml:space="preserve">Download </w:t>
+        </w:rPr>
+      </w:pPr>
+      <w:r>
+        <w:rPr>
+          <w:rFonts w:ascii="Cambria" w:hAnsi="Cambria"/>
+        </w:rPr>
+        <w:t xml:space="preserve">DOWNLOAD </w:t>
       </w:r>
       <w:r>
         <w:rPr>
           <w:rFonts w:ascii="Cambria" w:hAnsi="Cambria"/>
           <w:b/>
           <w:bCs/>
-          <w:sz w:val="24"/>
-          <w:szCs w:val="24"/>
-        </w:rPr>
-        <w:t>Anaconda</w:t>
-      </w:r>
-      <w:r>
-        <w:rPr>
-          <w:rFonts w:ascii="Cambria" w:hAnsi="Cambria"/>
-          <w:sz w:val="24"/>
-          <w:szCs w:val="24"/>
-        </w:rPr>
-        <w:t xml:space="preserve"> or </w:t>
-      </w:r>
-      <w:proofErr w:type="spellStart"/>
+        </w:rPr>
+        <w:t>ANACONDA</w:t>
+      </w:r>
+      <w:r>
+        <w:rPr>
+          <w:rFonts w:ascii="Cambria" w:hAnsi="Cambria"/>
+        </w:rPr>
+        <w:t xml:space="preserve"> OR </w:t>
+      </w:r>
       <w:r>
         <w:rPr>
           <w:rFonts w:ascii="Cambria" w:hAnsi="Cambria"/>
           <w:b/>
           <w:bCs/>
-          <w:sz w:val="24"/>
-          <w:szCs w:val="24"/>
-        </w:rPr>
-        <w:t>Miniconda</w:t>
-      </w:r>
-      <w:proofErr w:type="spellEnd"/>
+        </w:rPr>
+        <w:t>MINICONDA</w:t>
+      </w:r>
     </w:p>
     <w:p>
       <w:pPr>
@@ -1232,17 +1006,13 @@
         </w:numPr>
         <w:rPr>
           <w:rFonts w:ascii="Cambria" w:hAnsi="Cambria"/>
-          <w:sz w:val="24"/>
-          <w:szCs w:val="24"/>
-        </w:rPr>
-      </w:pPr>
-      <w:r>
-        <w:rPr>
-          <w:rFonts w:ascii="Cambria" w:hAnsi="Cambria"/>
-          <w:sz w:val="24"/>
-          <w:szCs w:val="24"/>
-        </w:rPr>
-        <w:t>Install it on your system</w:t>
+        </w:rPr>
+      </w:pPr>
+      <w:r>
+        <w:rPr>
+          <w:rFonts w:ascii="Cambria" w:hAnsi="Cambria"/>
+        </w:rPr>
+        <w:t>INSTALL IT ON YOUR SYSTEM</w:t>
       </w:r>
     </w:p>
     <w:p>
@@ -1253,17 +1023,13 @@
         </w:numPr>
         <w:rPr>
           <w:rFonts w:ascii="Cambria" w:hAnsi="Cambria"/>
-          <w:sz w:val="24"/>
-          <w:szCs w:val="24"/>
-        </w:rPr>
-      </w:pPr>
-      <w:r>
-        <w:rPr>
-          <w:rFonts w:ascii="Cambria" w:hAnsi="Cambria"/>
-          <w:sz w:val="24"/>
-          <w:szCs w:val="24"/>
-        </w:rPr>
-        <w:t>Open the Conda terminal</w:t>
+        </w:rPr>
+      </w:pPr>
+      <w:r>
+        <w:rPr>
+          <w:rFonts w:ascii="Cambria" w:hAnsi="Cambria"/>
+        </w:rPr>
+        <w:t>OPEN THE CONDA TERMINAL</w:t>
       </w:r>
     </w:p>
     <w:p>
@@ -1274,17 +1040,13 @@
         </w:numPr>
         <w:rPr>
           <w:rFonts w:ascii="Cambria" w:hAnsi="Cambria"/>
-          <w:sz w:val="24"/>
-          <w:szCs w:val="24"/>
-        </w:rPr>
-      </w:pPr>
-      <w:r>
-        <w:rPr>
-          <w:rFonts w:ascii="Cambria" w:hAnsi="Cambria"/>
-          <w:sz w:val="24"/>
-          <w:szCs w:val="24"/>
-        </w:rPr>
-        <w:t>Create a new environment for your project</w:t>
+        </w:rPr>
+      </w:pPr>
+      <w:r>
+        <w:rPr>
+          <w:rFonts w:ascii="Cambria" w:hAnsi="Cambria"/>
+        </w:rPr>
+        <w:t>CREATE A NEW ENVIRONMENT FOR YOUR PROJECT</w:t>
       </w:r>
     </w:p>
     <w:p>
@@ -1295,17 +1057,13 @@
         </w:numPr>
         <w:rPr>
           <w:rFonts w:ascii="Cambria" w:hAnsi="Cambria"/>
-          <w:sz w:val="24"/>
-          <w:szCs w:val="24"/>
-        </w:rPr>
-      </w:pPr>
-      <w:r>
-        <w:rPr>
-          <w:rFonts w:ascii="Cambria" w:hAnsi="Cambria"/>
-          <w:sz w:val="24"/>
-          <w:szCs w:val="24"/>
-        </w:rPr>
-        <w:t>Install required libraries</w:t>
+        </w:rPr>
+      </w:pPr>
+      <w:r>
+        <w:rPr>
+          <w:rFonts w:ascii="Cambria" w:hAnsi="Cambria"/>
+        </w:rPr>
+        <w:t>INSTALL REQUIRED LIBRARIES</w:t>
       </w:r>
     </w:p>
     <w:p>
@@ -1313,17 +1071,14 @@
         <w:pStyle w:val="Heading2"/>
         <w:rPr>
           <w:rFonts w:ascii="Cambria" w:hAnsi="Cambria"/>
-          <w:sz w:val="24"/>
-          <w:szCs w:val="24"/>
-        </w:rPr>
-      </w:pPr>
-      <w:r>
-        <w:rPr>
-          <w:rFonts w:ascii="Cambria" w:hAnsi="Cambria"/>
-          <w:sz w:val="24"/>
-          <w:szCs w:val="24"/>
-        </w:rPr>
-        <w:t>Summary</w:t>
+        </w:rPr>
+      </w:pPr>
+      <w:r>
+        <w:rPr>
+          <w:rFonts w:ascii="Cambria" w:hAnsi="Cambria"/>
+          <w:caps w:val="0"/>
+        </w:rPr>
+        <w:t>SUMMARY</w:t>
       </w:r>
     </w:p>
     <w:p>
@@ -1334,8 +1089,6 @@
         </w:numPr>
         <w:rPr>
           <w:rFonts w:ascii="Cambria" w:hAnsi="Cambria"/>
-          <w:sz w:val="24"/>
-          <w:szCs w:val="24"/>
         </w:rPr>
       </w:pPr>
       <w:r>
@@ -1343,19 +1096,14 @@
           <w:rFonts w:ascii="Cambria" w:hAnsi="Cambria"/>
           <w:b/>
           <w:bCs/>
-          <w:sz w:val="24"/>
-          <w:szCs w:val="24"/>
-        </w:rPr>
-        <w:lastRenderedPageBreak/>
-        <w:t>Mr Conda</w:t>
-      </w:r>
-      <w:r>
-        <w:rPr>
-          <w:rFonts w:ascii="Cambria" w:hAnsi="Cambria"/>
-          <w:sz w:val="24"/>
-          <w:szCs w:val="24"/>
-        </w:rPr>
-        <w:t xml:space="preserve"> helps manage machine learning environments</w:t>
+        </w:rPr>
+        <w:t>MR CONDA</w:t>
+      </w:r>
+      <w:r>
+        <w:rPr>
+          <w:rFonts w:ascii="Cambria" w:hAnsi="Cambria"/>
+        </w:rPr>
+        <w:t xml:space="preserve"> HELPS MANAGE MACHINE LEARNING ENVIRONMENTS</w:t>
       </w:r>
     </w:p>
     <w:p>
@@ -1366,8 +1114,6 @@
         </w:numPr>
         <w:rPr>
           <w:rFonts w:ascii="Cambria" w:hAnsi="Cambria"/>
-          <w:sz w:val="24"/>
-          <w:szCs w:val="24"/>
         </w:rPr>
       </w:pPr>
       <w:r>
@@ -1375,18 +1121,14 @@
           <w:rFonts w:ascii="Cambria" w:hAnsi="Cambria"/>
           <w:b/>
           <w:bCs/>
-          <w:sz w:val="24"/>
-          <w:szCs w:val="24"/>
-        </w:rPr>
-        <w:t>Anaconda</w:t>
-      </w:r>
-      <w:r>
-        <w:rPr>
-          <w:rFonts w:ascii="Cambria" w:hAnsi="Cambria"/>
-          <w:sz w:val="24"/>
-          <w:szCs w:val="24"/>
-        </w:rPr>
-        <w:t xml:space="preserve"> is heavy but beginner-friendly</w:t>
+        </w:rPr>
+        <w:t>ANACONDA</w:t>
+      </w:r>
+      <w:r>
+        <w:rPr>
+          <w:rFonts w:ascii="Cambria" w:hAnsi="Cambria"/>
+        </w:rPr>
+        <w:t xml:space="preserve"> IS HEAVY BUT BEGINNER-FRIENDLY</w:t>
       </w:r>
     </w:p>
     <w:p>
@@ -1397,29 +1139,21 @@
         </w:numPr>
         <w:rPr>
           <w:rFonts w:ascii="Cambria" w:hAnsi="Cambria"/>
-          <w:sz w:val="24"/>
-          <w:szCs w:val="24"/>
-        </w:rPr>
-      </w:pPr>
-      <w:proofErr w:type="spellStart"/>
+        </w:rPr>
+      </w:pPr>
       <w:r>
         <w:rPr>
           <w:rFonts w:ascii="Cambria" w:hAnsi="Cambria"/>
           <w:b/>
           <w:bCs/>
-          <w:sz w:val="24"/>
-          <w:szCs w:val="24"/>
-        </w:rPr>
-        <w:t>Miniconda</w:t>
-      </w:r>
-      <w:proofErr w:type="spellEnd"/>
-      <w:r>
-        <w:rPr>
-          <w:rFonts w:ascii="Cambria" w:hAnsi="Cambria"/>
-          <w:sz w:val="24"/>
-          <w:szCs w:val="24"/>
-        </w:rPr>
-        <w:t xml:space="preserve"> is lightweight and flexible</w:t>
+        </w:rPr>
+        <w:t>MINICONDA</w:t>
+      </w:r>
+      <w:r>
+        <w:rPr>
+          <w:rFonts w:ascii="Cambria" w:hAnsi="Cambria"/>
+        </w:rPr>
+        <w:t xml:space="preserve"> IS LIGHTWEIGHT AND FLEXIBLE</w:t>
       </w:r>
     </w:p>
     <w:p>
@@ -1430,17 +1164,13 @@
         </w:numPr>
         <w:rPr>
           <w:rFonts w:ascii="Cambria" w:hAnsi="Cambria"/>
-          <w:sz w:val="24"/>
-          <w:szCs w:val="24"/>
-        </w:rPr>
-      </w:pPr>
-      <w:r>
-        <w:rPr>
-          <w:rFonts w:ascii="Cambria" w:hAnsi="Cambria"/>
-          <w:sz w:val="24"/>
-          <w:szCs w:val="24"/>
-        </w:rPr>
-        <w:t>Proper environment setup is important for clean and efficient projects</w:t>
+        </w:rPr>
+      </w:pPr>
+      <w:r>
+        <w:rPr>
+          <w:rFonts w:ascii="Cambria" w:hAnsi="Cambria"/>
+        </w:rPr>
+        <w:t>PROPER ENVIRONMENT SETUP IS IMPORTANT FOR CLEAN AND EFFICIENT PROJECTS</w:t>
       </w:r>
     </w:p>
     <w:p>
@@ -1448,19 +1178,20 @@
         <w:pStyle w:val="Heading1"/>
         <w:rPr>
           <w:rFonts w:ascii="Cambria" w:hAnsi="Cambria"/>
-          <w:sz w:val="24"/>
-          <w:szCs w:val="24"/>
+          <w:sz w:val="20"/>
+          <w:szCs w:val="20"/>
           <w:lang w:val="en-US"/>
         </w:rPr>
       </w:pPr>
       <w:r>
         <w:rPr>
           <w:rFonts w:ascii="Cambria" w:hAnsi="Cambria"/>
-          <w:sz w:val="24"/>
-          <w:szCs w:val="24"/>
+          <w:caps w:val="0"/>
+          <w:sz w:val="20"/>
+          <w:szCs w:val="20"/>
           <w:lang w:val="en-US"/>
         </w:rPr>
-        <w:t>Installing Jupyter Notebook</w:t>
+        <w:t>INSTALLING JUPYTER NOTEBOOK</w:t>
       </w:r>
     </w:p>
     <w:p>
@@ -1468,17 +1199,14 @@
         <w:pStyle w:val="Heading2"/>
         <w:rPr>
           <w:rFonts w:ascii="Cambria" w:hAnsi="Cambria"/>
-          <w:sz w:val="24"/>
-          <w:szCs w:val="24"/>
-        </w:rPr>
-      </w:pPr>
-      <w:r>
-        <w:rPr>
-          <w:rFonts w:ascii="Cambria" w:hAnsi="Cambria"/>
-          <w:sz w:val="24"/>
-          <w:szCs w:val="24"/>
-        </w:rPr>
-        <w:t>What is Jupyter Notebook?</w:t>
+        </w:rPr>
+      </w:pPr>
+      <w:r>
+        <w:rPr>
+          <w:rFonts w:ascii="Cambria" w:hAnsi="Cambria"/>
+          <w:caps w:val="0"/>
+        </w:rPr>
+        <w:t>WHAT IS JUPYTER NOTEBOOK?</w:t>
       </w:r>
     </w:p>
     <w:p>
@@ -1489,43 +1217,26 @@
         </w:numPr>
         <w:rPr>
           <w:rFonts w:ascii="Cambria" w:hAnsi="Cambria"/>
-          <w:sz w:val="24"/>
-          <w:szCs w:val="24"/>
-        </w:rPr>
-      </w:pPr>
-      <w:proofErr w:type="spellStart"/>
-      <w:r>
-        <w:rPr>
-          <w:rFonts w:ascii="Cambria" w:hAnsi="Cambria"/>
-          <w:sz w:val="24"/>
-          <w:szCs w:val="24"/>
-        </w:rPr>
-        <w:t>Jupyter</w:t>
-      </w:r>
-      <w:proofErr w:type="spellEnd"/>
-      <w:r>
-        <w:rPr>
-          <w:rFonts w:ascii="Cambria" w:hAnsi="Cambria"/>
-          <w:sz w:val="24"/>
-          <w:szCs w:val="24"/>
-        </w:rPr>
-        <w:t xml:space="preserve"> Notebook is a </w:t>
+        </w:rPr>
+      </w:pPr>
+      <w:r>
+        <w:rPr>
+          <w:rFonts w:ascii="Cambria" w:hAnsi="Cambria"/>
+        </w:rPr>
+        <w:lastRenderedPageBreak/>
+        <w:t xml:space="preserve">JUPYTER NOTEBOOK IS A </w:t>
       </w:r>
       <w:r>
         <w:rPr>
           <w:rFonts w:ascii="Cambria" w:hAnsi="Cambria"/>
           <w:b/>
           <w:bCs/>
-          <w:sz w:val="24"/>
-          <w:szCs w:val="24"/>
-        </w:rPr>
-        <w:t>web-based tool</w:t>
-      </w:r>
-      <w:r>
-        <w:rPr>
-          <w:rFonts w:ascii="Cambria" w:hAnsi="Cambria"/>
-          <w:sz w:val="24"/>
-          <w:szCs w:val="24"/>
+        </w:rPr>
+        <w:t>WEB-BASED TOOL</w:t>
+      </w:r>
+      <w:r>
+        <w:rPr>
+          <w:rFonts w:ascii="Cambria" w:hAnsi="Cambria"/>
         </w:rPr>
         <w:t>.</w:t>
       </w:r>
@@ -1538,17 +1249,13 @@
         </w:numPr>
         <w:rPr>
           <w:rFonts w:ascii="Cambria" w:hAnsi="Cambria"/>
-          <w:sz w:val="24"/>
-          <w:szCs w:val="24"/>
-        </w:rPr>
-      </w:pPr>
-      <w:r>
-        <w:rPr>
-          <w:rFonts w:ascii="Cambria" w:hAnsi="Cambria"/>
-          <w:sz w:val="24"/>
-          <w:szCs w:val="24"/>
-        </w:rPr>
-        <w:t>It is used for:</w:t>
+        </w:rPr>
+      </w:pPr>
+      <w:r>
+        <w:rPr>
+          <w:rFonts w:ascii="Cambria" w:hAnsi="Cambria"/>
+        </w:rPr>
+        <w:t>IT IS USED FOR:</w:t>
       </w:r>
     </w:p>
     <w:p>
@@ -1559,17 +1266,13 @@
         </w:numPr>
         <w:rPr>
           <w:rFonts w:ascii="Cambria" w:hAnsi="Cambria"/>
-          <w:sz w:val="24"/>
-          <w:szCs w:val="24"/>
-        </w:rPr>
-      </w:pPr>
-      <w:r>
-        <w:rPr>
-          <w:rFonts w:ascii="Cambria" w:hAnsi="Cambria"/>
-          <w:sz w:val="24"/>
-          <w:szCs w:val="24"/>
-        </w:rPr>
-        <w:t>Writing Python code</w:t>
+        </w:rPr>
+      </w:pPr>
+      <w:r>
+        <w:rPr>
+          <w:rFonts w:ascii="Cambria" w:hAnsi="Cambria"/>
+        </w:rPr>
+        <w:t>WRITING PYTHON CODE</w:t>
       </w:r>
     </w:p>
     <w:p>
@@ -1580,17 +1283,13 @@
         </w:numPr>
         <w:rPr>
           <w:rFonts w:ascii="Cambria" w:hAnsi="Cambria"/>
-          <w:sz w:val="24"/>
-          <w:szCs w:val="24"/>
-        </w:rPr>
-      </w:pPr>
-      <w:r>
-        <w:rPr>
-          <w:rFonts w:ascii="Cambria" w:hAnsi="Cambria"/>
-          <w:sz w:val="24"/>
-          <w:szCs w:val="24"/>
-        </w:rPr>
-        <w:t>Data analysis</w:t>
+        </w:rPr>
+      </w:pPr>
+      <w:r>
+        <w:rPr>
+          <w:rFonts w:ascii="Cambria" w:hAnsi="Cambria"/>
+        </w:rPr>
+        <w:t>DATA ANALYSIS</w:t>
       </w:r>
     </w:p>
     <w:p>
@@ -1601,17 +1300,13 @@
         </w:numPr>
         <w:rPr>
           <w:rFonts w:ascii="Cambria" w:hAnsi="Cambria"/>
-          <w:sz w:val="24"/>
-          <w:szCs w:val="24"/>
-        </w:rPr>
-      </w:pPr>
-      <w:r>
-        <w:rPr>
-          <w:rFonts w:ascii="Cambria" w:hAnsi="Cambria"/>
-          <w:sz w:val="24"/>
-          <w:szCs w:val="24"/>
-        </w:rPr>
-        <w:t>Machine learning</w:t>
+        </w:rPr>
+      </w:pPr>
+      <w:r>
+        <w:rPr>
+          <w:rFonts w:ascii="Cambria" w:hAnsi="Cambria"/>
+        </w:rPr>
+        <w:t>MACHINE LEARNING</w:t>
       </w:r>
     </w:p>
     <w:p>
@@ -1622,17 +1317,13 @@
         </w:numPr>
         <w:rPr>
           <w:rFonts w:ascii="Cambria" w:hAnsi="Cambria"/>
-          <w:sz w:val="24"/>
-          <w:szCs w:val="24"/>
-        </w:rPr>
-      </w:pPr>
-      <w:r>
-        <w:rPr>
-          <w:rFonts w:ascii="Cambria" w:hAnsi="Cambria"/>
-          <w:sz w:val="24"/>
-          <w:szCs w:val="24"/>
-        </w:rPr>
-        <w:t>Visualization</w:t>
+        </w:rPr>
+      </w:pPr>
+      <w:r>
+        <w:rPr>
+          <w:rFonts w:ascii="Cambria" w:hAnsi="Cambria"/>
+        </w:rPr>
+        <w:t>VISUALIZATION</w:t>
       </w:r>
     </w:p>
     <w:p>
@@ -1643,33 +1334,25 @@
         </w:numPr>
         <w:rPr>
           <w:rFonts w:ascii="Cambria" w:hAnsi="Cambria"/>
-          <w:sz w:val="24"/>
-          <w:szCs w:val="24"/>
-        </w:rPr>
-      </w:pPr>
-      <w:r>
-        <w:rPr>
-          <w:rFonts w:ascii="Cambria" w:hAnsi="Cambria"/>
-          <w:sz w:val="24"/>
-          <w:szCs w:val="24"/>
-        </w:rPr>
-        <w:t xml:space="preserve">Code and output appear </w:t>
+        </w:rPr>
+      </w:pPr>
+      <w:r>
+        <w:rPr>
+          <w:rFonts w:ascii="Cambria" w:hAnsi="Cambria"/>
+        </w:rPr>
+        <w:t xml:space="preserve">CODE AND OUTPUT APPEAR </w:t>
       </w:r>
       <w:r>
         <w:rPr>
           <w:rFonts w:ascii="Cambria" w:hAnsi="Cambria"/>
           <w:b/>
           <w:bCs/>
-          <w:sz w:val="24"/>
-          <w:szCs w:val="24"/>
-        </w:rPr>
-        <w:t>in the same place</w:t>
-      </w:r>
-      <w:r>
-        <w:rPr>
-          <w:rFonts w:ascii="Cambria" w:hAnsi="Cambria"/>
-          <w:sz w:val="24"/>
-          <w:szCs w:val="24"/>
+        </w:rPr>
+        <w:t>IN THE SAME PLACE</w:t>
+      </w:r>
+      <w:r>
+        <w:rPr>
+          <w:rFonts w:ascii="Cambria" w:hAnsi="Cambria"/>
         </w:rPr>
         <w:t>.</w:t>
       </w:r>
@@ -1679,17 +1362,14 @@
         <w:pStyle w:val="Heading2"/>
         <w:rPr>
           <w:rFonts w:ascii="Cambria" w:hAnsi="Cambria"/>
-          <w:sz w:val="24"/>
-          <w:szCs w:val="24"/>
-        </w:rPr>
-      </w:pPr>
-      <w:r>
-        <w:rPr>
-          <w:rFonts w:ascii="Cambria" w:hAnsi="Cambria"/>
-          <w:sz w:val="24"/>
-          <w:szCs w:val="24"/>
-        </w:rPr>
-        <w:t>Why Use Jupyter Notebook?</w:t>
+        </w:rPr>
+      </w:pPr>
+      <w:r>
+        <w:rPr>
+          <w:rFonts w:ascii="Cambria" w:hAnsi="Cambria"/>
+          <w:caps w:val="0"/>
+        </w:rPr>
+        <w:t>WHY USE JUPYTER NOTEBOOK?</w:t>
       </w:r>
     </w:p>
     <w:p>
@@ -1700,17 +1380,13 @@
         </w:numPr>
         <w:rPr>
           <w:rFonts w:ascii="Cambria" w:hAnsi="Cambria"/>
-          <w:sz w:val="24"/>
-          <w:szCs w:val="24"/>
-        </w:rPr>
-      </w:pPr>
-      <w:r>
-        <w:rPr>
-          <w:rFonts w:ascii="Cambria" w:hAnsi="Cambria"/>
-          <w:sz w:val="24"/>
-          <w:szCs w:val="24"/>
-        </w:rPr>
-        <w:t>Easy to use for beginners</w:t>
+        </w:rPr>
+      </w:pPr>
+      <w:r>
+        <w:rPr>
+          <w:rFonts w:ascii="Cambria" w:hAnsi="Cambria"/>
+        </w:rPr>
+        <w:t>EASY TO USE FOR BEGINNERS</w:t>
       </w:r>
     </w:p>
     <w:p>
@@ -1721,17 +1397,13 @@
         </w:numPr>
         <w:rPr>
           <w:rFonts w:ascii="Cambria" w:hAnsi="Cambria"/>
-          <w:sz w:val="24"/>
-          <w:szCs w:val="24"/>
-        </w:rPr>
-      </w:pPr>
-      <w:r>
-        <w:rPr>
-          <w:rFonts w:ascii="Cambria" w:hAnsi="Cambria"/>
-          <w:sz w:val="24"/>
-          <w:szCs w:val="24"/>
-        </w:rPr>
-        <w:t>Shows code, output, and notes together</w:t>
+        </w:rPr>
+      </w:pPr>
+      <w:r>
+        <w:rPr>
+          <w:rFonts w:ascii="Cambria" w:hAnsi="Cambria"/>
+        </w:rPr>
+        <w:t>SHOWS CODE, OUTPUT, AND NOTES TOGETHER</w:t>
       </w:r>
     </w:p>
     <w:p>
@@ -1742,27 +1414,21 @@
         </w:numPr>
         <w:rPr>
           <w:rFonts w:ascii="Cambria" w:hAnsi="Cambria"/>
-          <w:sz w:val="24"/>
-          <w:szCs w:val="24"/>
-        </w:rPr>
-      </w:pPr>
-      <w:r>
-        <w:rPr>
-          <w:rFonts w:ascii="Cambria" w:hAnsi="Cambria"/>
-          <w:sz w:val="24"/>
-          <w:szCs w:val="24"/>
-        </w:rPr>
-        <w:t xml:space="preserve">Very useful for </w:t>
+        </w:rPr>
+      </w:pPr>
+      <w:r>
+        <w:rPr>
+          <w:rFonts w:ascii="Cambria" w:hAnsi="Cambria"/>
+        </w:rPr>
+        <w:t xml:space="preserve">VERY USEFUL FOR </w:t>
       </w:r>
       <w:r>
         <w:rPr>
           <w:rFonts w:ascii="Cambria" w:hAnsi="Cambria"/>
           <w:b/>
           <w:bCs/>
-          <w:sz w:val="24"/>
-          <w:szCs w:val="24"/>
-        </w:rPr>
-        <w:t>data science and ML projects</w:t>
+        </w:rPr>
+        <w:t>DATA SCIENCE AND ML PROJECTS</w:t>
       </w:r>
     </w:p>
     <w:p>
@@ -1770,17 +1436,14 @@
         <w:pStyle w:val="Heading2"/>
         <w:rPr>
           <w:rFonts w:ascii="Cambria" w:hAnsi="Cambria"/>
-          <w:sz w:val="24"/>
-          <w:szCs w:val="24"/>
-        </w:rPr>
-      </w:pPr>
-      <w:r>
-        <w:rPr>
-          <w:rFonts w:ascii="Cambria" w:hAnsi="Cambria"/>
-          <w:sz w:val="24"/>
-          <w:szCs w:val="24"/>
-        </w:rPr>
-        <w:t>Methods to Install Jupyter Notebook</w:t>
+        </w:rPr>
+      </w:pPr>
+      <w:r>
+        <w:rPr>
+          <w:rFonts w:ascii="Cambria" w:hAnsi="Cambria"/>
+          <w:caps w:val="0"/>
+        </w:rPr>
+        <w:t>METHODS TO INSTALL JUPYTER NOTEBOOK</w:t>
       </w:r>
     </w:p>
     <w:p>
@@ -1788,17 +1451,14 @@
         <w:pStyle w:val="Heading3"/>
         <w:rPr>
           <w:rFonts w:ascii="Cambria" w:hAnsi="Cambria"/>
-          <w:sz w:val="24"/>
-          <w:szCs w:val="24"/>
-        </w:rPr>
-      </w:pPr>
-      <w:r>
-        <w:rPr>
-          <w:rFonts w:ascii="Cambria" w:hAnsi="Cambria"/>
-          <w:sz w:val="24"/>
-          <w:szCs w:val="24"/>
-        </w:rPr>
-        <w:t>Method 1: Using Anaconda (Recommended)</w:t>
+        </w:rPr>
+      </w:pPr>
+      <w:r>
+        <w:rPr>
+          <w:rFonts w:ascii="Cambria" w:hAnsi="Cambria"/>
+          <w:caps w:val="0"/>
+        </w:rPr>
+        <w:t>METHOD 1: USING ANACONDA (RECOMMENDED)</w:t>
       </w:r>
     </w:p>
     <w:p>
@@ -1809,37 +1469,21 @@
         </w:numPr>
         <w:rPr>
           <w:rFonts w:ascii="Cambria" w:hAnsi="Cambria"/>
-          <w:sz w:val="24"/>
-          <w:szCs w:val="24"/>
-        </w:rPr>
-      </w:pPr>
-      <w:proofErr w:type="spellStart"/>
-      <w:r>
-        <w:rPr>
-          <w:rFonts w:ascii="Cambria" w:hAnsi="Cambria"/>
-          <w:sz w:val="24"/>
-          <w:szCs w:val="24"/>
-        </w:rPr>
-        <w:t>Jupyter</w:t>
-      </w:r>
-      <w:proofErr w:type="spellEnd"/>
-      <w:r>
-        <w:rPr>
-          <w:rFonts w:ascii="Cambria" w:hAnsi="Cambria"/>
-          <w:sz w:val="24"/>
-          <w:szCs w:val="24"/>
-        </w:rPr>
-        <w:t xml:space="preserve"> Notebook comes </w:t>
+        </w:rPr>
+      </w:pPr>
+      <w:r>
+        <w:rPr>
+          <w:rFonts w:ascii="Cambria" w:hAnsi="Cambria"/>
+        </w:rPr>
+        <w:t xml:space="preserve">JUPYTER NOTEBOOK COMES </w:t>
       </w:r>
       <w:r>
         <w:rPr>
           <w:rFonts w:ascii="Cambria" w:hAnsi="Cambria"/>
           <w:b/>
           <w:bCs/>
-          <w:sz w:val="24"/>
-          <w:szCs w:val="24"/>
-        </w:rPr>
-        <w:t>pre-installed</w:t>
+        </w:rPr>
+        <w:t>PRE-INSTALLED</w:t>
       </w:r>
     </w:p>
     <w:p>
@@ -1850,17 +1494,13 @@
         </w:numPr>
         <w:rPr>
           <w:rFonts w:ascii="Cambria" w:hAnsi="Cambria"/>
-          <w:sz w:val="24"/>
-          <w:szCs w:val="24"/>
-        </w:rPr>
-      </w:pPr>
-      <w:r>
-        <w:rPr>
-          <w:rFonts w:ascii="Cambria" w:hAnsi="Cambria"/>
-          <w:sz w:val="24"/>
-          <w:szCs w:val="24"/>
-        </w:rPr>
-        <w:t>No extra setup required</w:t>
+        </w:rPr>
+      </w:pPr>
+      <w:r>
+        <w:rPr>
+          <w:rFonts w:ascii="Cambria" w:hAnsi="Cambria"/>
+        </w:rPr>
+        <w:t>NO EXTRA SETUP REQUIRED</w:t>
       </w:r>
     </w:p>
     <w:p>
@@ -1868,17 +1508,14 @@
         <w:pStyle w:val="Heading3"/>
         <w:rPr>
           <w:rFonts w:ascii="Cambria" w:hAnsi="Cambria"/>
-          <w:sz w:val="24"/>
-          <w:szCs w:val="24"/>
-        </w:rPr>
-      </w:pPr>
-      <w:r>
-        <w:rPr>
-          <w:rFonts w:ascii="Cambria" w:hAnsi="Cambria"/>
-          <w:sz w:val="24"/>
-          <w:szCs w:val="24"/>
-        </w:rPr>
-        <w:t>Steps:</w:t>
+        </w:rPr>
+      </w:pPr>
+      <w:r>
+        <w:rPr>
+          <w:rFonts w:ascii="Cambria" w:hAnsi="Cambria"/>
+          <w:caps w:val="0"/>
+        </w:rPr>
+        <w:t>STEPS:</w:t>
       </w:r>
     </w:p>
     <w:p>
@@ -1889,27 +1526,21 @@
         </w:numPr>
         <w:rPr>
           <w:rFonts w:ascii="Cambria" w:hAnsi="Cambria"/>
-          <w:sz w:val="24"/>
-          <w:szCs w:val="24"/>
-        </w:rPr>
-      </w:pPr>
-      <w:r>
-        <w:rPr>
-          <w:rFonts w:ascii="Cambria" w:hAnsi="Cambria"/>
-          <w:sz w:val="24"/>
-          <w:szCs w:val="24"/>
-        </w:rPr>
-        <w:t xml:space="preserve">Install </w:t>
+        </w:rPr>
+      </w:pPr>
+      <w:r>
+        <w:rPr>
+          <w:rFonts w:ascii="Cambria" w:hAnsi="Cambria"/>
+        </w:rPr>
+        <w:t xml:space="preserve">INSTALL </w:t>
       </w:r>
       <w:r>
         <w:rPr>
           <w:rFonts w:ascii="Cambria" w:hAnsi="Cambria"/>
           <w:b/>
           <w:bCs/>
-          <w:sz w:val="24"/>
-          <w:szCs w:val="24"/>
-        </w:rPr>
-        <w:t>Anaconda</w:t>
+        </w:rPr>
+        <w:t>ANACONDA</w:t>
       </w:r>
     </w:p>
     <w:p>
@@ -1920,27 +1551,21 @@
         </w:numPr>
         <w:rPr>
           <w:rFonts w:ascii="Cambria" w:hAnsi="Cambria"/>
-          <w:sz w:val="24"/>
-          <w:szCs w:val="24"/>
-        </w:rPr>
-      </w:pPr>
-      <w:r>
-        <w:rPr>
-          <w:rFonts w:ascii="Cambria" w:hAnsi="Cambria"/>
-          <w:sz w:val="24"/>
-          <w:szCs w:val="24"/>
-        </w:rPr>
-        <w:t xml:space="preserve">Open </w:t>
+        </w:rPr>
+      </w:pPr>
+      <w:r>
+        <w:rPr>
+          <w:rFonts w:ascii="Cambria" w:hAnsi="Cambria"/>
+        </w:rPr>
+        <w:t xml:space="preserve">OPEN </w:t>
       </w:r>
       <w:r>
         <w:rPr>
           <w:rFonts w:ascii="Cambria" w:hAnsi="Cambria"/>
           <w:b/>
           <w:bCs/>
-          <w:sz w:val="24"/>
-          <w:szCs w:val="24"/>
-        </w:rPr>
-        <w:t>Anaconda Navigator</w:t>
+        </w:rPr>
+        <w:t>ANACONDA NAVIGATOR</w:t>
       </w:r>
     </w:p>
     <w:p>
@@ -1951,53 +1576,27 @@
         </w:numPr>
         <w:rPr>
           <w:rFonts w:ascii="Cambria" w:hAnsi="Cambria"/>
-          <w:sz w:val="24"/>
-          <w:szCs w:val="24"/>
-        </w:rPr>
-      </w:pPr>
-      <w:r>
-        <w:rPr>
-          <w:rFonts w:ascii="Cambria" w:hAnsi="Cambria"/>
-          <w:sz w:val="24"/>
-          <w:szCs w:val="24"/>
-        </w:rPr>
-        <w:t xml:space="preserve">Click </w:t>
+        </w:rPr>
+      </w:pPr>
+      <w:r>
+        <w:rPr>
+          <w:rFonts w:ascii="Cambria" w:hAnsi="Cambria"/>
+        </w:rPr>
+        <w:t xml:space="preserve">CLICK </w:t>
       </w:r>
       <w:r>
         <w:rPr>
           <w:rFonts w:ascii="Cambria" w:hAnsi="Cambria"/>
           <w:b/>
           <w:bCs/>
-          <w:sz w:val="24"/>
-          <w:szCs w:val="24"/>
-        </w:rPr>
-        <w:t>Launch</w:t>
-      </w:r>
-      <w:r>
-        <w:rPr>
-          <w:rFonts w:ascii="Cambria" w:hAnsi="Cambria"/>
-          <w:sz w:val="24"/>
-          <w:szCs w:val="24"/>
-        </w:rPr>
-        <w:t xml:space="preserve"> on </w:t>
-      </w:r>
-      <w:proofErr w:type="spellStart"/>
-      <w:r>
-        <w:rPr>
-          <w:rFonts w:ascii="Cambria" w:hAnsi="Cambria"/>
-          <w:sz w:val="24"/>
-          <w:szCs w:val="24"/>
-        </w:rPr>
-        <w:t>Jupyter</w:t>
-      </w:r>
-      <w:proofErr w:type="spellEnd"/>
-      <w:r>
-        <w:rPr>
-          <w:rFonts w:ascii="Cambria" w:hAnsi="Cambria"/>
-          <w:sz w:val="24"/>
-          <w:szCs w:val="24"/>
-        </w:rPr>
-        <w:t xml:space="preserve"> Notebook</w:t>
+        </w:rPr>
+        <w:t>LAUNCH</w:t>
+      </w:r>
+      <w:r>
+        <w:rPr>
+          <w:rFonts w:ascii="Cambria" w:hAnsi="Cambria"/>
+        </w:rPr>
+        <w:t xml:space="preserve"> ON JUPYTER NOTEBOOK</w:t>
       </w:r>
     </w:p>
     <w:p>
@@ -2005,17 +1604,14 @@
         <w:pStyle w:val="Heading3"/>
         <w:rPr>
           <w:rFonts w:ascii="Cambria" w:hAnsi="Cambria"/>
-          <w:sz w:val="24"/>
-          <w:szCs w:val="24"/>
-        </w:rPr>
-      </w:pPr>
-      <w:r>
-        <w:rPr>
-          <w:rFonts w:ascii="Cambria" w:hAnsi="Cambria"/>
-          <w:sz w:val="24"/>
-          <w:szCs w:val="24"/>
-        </w:rPr>
-        <w:t>Method 2: Using Miniconda</w:t>
+        </w:rPr>
+      </w:pPr>
+      <w:r>
+        <w:rPr>
+          <w:rFonts w:ascii="Cambria" w:hAnsi="Cambria"/>
+          <w:caps w:val="0"/>
+        </w:rPr>
+        <w:t>METHOD 2: USING MINICONDA</w:t>
       </w:r>
     </w:p>
     <w:p>
@@ -2026,28 +1622,13 @@
         </w:numPr>
         <w:rPr>
           <w:rFonts w:ascii="Cambria" w:hAnsi="Cambria"/>
-          <w:sz w:val="24"/>
-          <w:szCs w:val="24"/>
-        </w:rPr>
-      </w:pPr>
-      <w:proofErr w:type="spellStart"/>
-      <w:r>
-        <w:rPr>
-          <w:rFonts w:ascii="Cambria" w:hAnsi="Cambria"/>
-          <w:sz w:val="24"/>
-          <w:szCs w:val="24"/>
-        </w:rPr>
-        <w:lastRenderedPageBreak/>
-        <w:t>Jupyter</w:t>
-      </w:r>
-      <w:proofErr w:type="spellEnd"/>
-      <w:r>
-        <w:rPr>
-          <w:rFonts w:ascii="Cambria" w:hAnsi="Cambria"/>
-          <w:sz w:val="24"/>
-          <w:szCs w:val="24"/>
-        </w:rPr>
-        <w:t xml:space="preserve"> is installed manually</w:t>
+        </w:rPr>
+      </w:pPr>
+      <w:r>
+        <w:rPr>
+          <w:rFonts w:ascii="Cambria" w:hAnsi="Cambria"/>
+        </w:rPr>
+        <w:t>JUPYTER IS INSTALLED MANUALLY</w:t>
       </w:r>
     </w:p>
     <w:p>
@@ -2055,17 +1636,14 @@
         <w:pStyle w:val="Heading3"/>
         <w:rPr>
           <w:rFonts w:ascii="Cambria" w:hAnsi="Cambria"/>
-          <w:sz w:val="24"/>
-          <w:szCs w:val="24"/>
-        </w:rPr>
-      </w:pPr>
-      <w:r>
-        <w:rPr>
-          <w:rFonts w:ascii="Cambria" w:hAnsi="Cambria"/>
-          <w:sz w:val="24"/>
-          <w:szCs w:val="24"/>
-        </w:rPr>
-        <w:t>Steps:</w:t>
+        </w:rPr>
+      </w:pPr>
+      <w:r>
+        <w:rPr>
+          <w:rFonts w:ascii="Cambria" w:hAnsi="Cambria"/>
+          <w:caps w:val="0"/>
+        </w:rPr>
+        <w:t>STEPS:</w:t>
       </w:r>
     </w:p>
     <w:p>
@@ -2076,27 +1654,21 @@
         </w:numPr>
         <w:rPr>
           <w:rFonts w:ascii="Cambria" w:hAnsi="Cambria"/>
-          <w:sz w:val="24"/>
-          <w:szCs w:val="24"/>
-        </w:rPr>
-      </w:pPr>
-      <w:r>
-        <w:rPr>
-          <w:rFonts w:ascii="Cambria" w:hAnsi="Cambria"/>
-          <w:sz w:val="24"/>
-          <w:szCs w:val="24"/>
-        </w:rPr>
-        <w:t xml:space="preserve">Open </w:t>
+        </w:rPr>
+      </w:pPr>
+      <w:r>
+        <w:rPr>
+          <w:rFonts w:ascii="Cambria" w:hAnsi="Cambria"/>
+        </w:rPr>
+        <w:t xml:space="preserve">OPEN </w:t>
       </w:r>
       <w:r>
         <w:rPr>
           <w:rFonts w:ascii="Cambria" w:hAnsi="Cambria"/>
           <w:b/>
           <w:bCs/>
-          <w:sz w:val="24"/>
-          <w:szCs w:val="24"/>
-        </w:rPr>
-        <w:t>Conda Terminal</w:t>
+        </w:rPr>
+        <w:t>CONDA TERMINAL</w:t>
       </w:r>
     </w:p>
     <w:p>
@@ -2107,17 +1679,13 @@
         </w:numPr>
         <w:rPr>
           <w:rFonts w:ascii="Cambria" w:hAnsi="Cambria"/>
-          <w:sz w:val="24"/>
-          <w:szCs w:val="24"/>
-        </w:rPr>
-      </w:pPr>
-      <w:r>
-        <w:rPr>
-          <w:rFonts w:ascii="Cambria" w:hAnsi="Cambria"/>
-          <w:sz w:val="24"/>
-          <w:szCs w:val="24"/>
-        </w:rPr>
-        <w:t>Create environment:</w:t>
+        </w:rPr>
+      </w:pPr>
+      <w:r>
+        <w:rPr>
+          <w:rFonts w:ascii="Cambria" w:hAnsi="Cambria"/>
+        </w:rPr>
+        <w:t>CREATE ENVIRONMENT:</w:t>
       </w:r>
     </w:p>
     <w:p>
@@ -2131,45 +1699,13 @@
         </w:tabs>
         <w:rPr>
           <w:rFonts w:ascii="Cambria" w:hAnsi="Cambria"/>
-          <w:sz w:val="24"/>
-          <w:szCs w:val="24"/>
-        </w:rPr>
-      </w:pPr>
-      <w:proofErr w:type="spellStart"/>
-      <w:r>
-        <w:rPr>
-          <w:rFonts w:ascii="Cambria" w:hAnsi="Cambria"/>
-          <w:sz w:val="24"/>
-          <w:szCs w:val="24"/>
-        </w:rPr>
-        <w:t>conda</w:t>
-      </w:r>
-      <w:proofErr w:type="spellEnd"/>
-      <w:r>
-        <w:rPr>
-          <w:rFonts w:ascii="Cambria" w:hAnsi="Cambria"/>
-          <w:sz w:val="24"/>
-          <w:szCs w:val="24"/>
-        </w:rPr>
-        <w:t xml:space="preserve"> create -n </w:t>
-      </w:r>
-      <w:proofErr w:type="spellStart"/>
-      <w:r>
-        <w:rPr>
-          <w:rFonts w:ascii="Cambria" w:hAnsi="Cambria"/>
-          <w:sz w:val="24"/>
-          <w:szCs w:val="24"/>
-        </w:rPr>
-        <w:t>ml_env</w:t>
-      </w:r>
-      <w:proofErr w:type="spellEnd"/>
-      <w:r>
-        <w:rPr>
-          <w:rFonts w:ascii="Cambria" w:hAnsi="Cambria"/>
-          <w:sz w:val="24"/>
-          <w:szCs w:val="24"/>
-        </w:rPr>
-        <w:t xml:space="preserve"> python=3</w:t>
+        </w:rPr>
+      </w:pPr>
+      <w:r>
+        <w:rPr>
+          <w:rFonts w:ascii="Cambria" w:hAnsi="Cambria"/>
+        </w:rPr>
+        <w:t>CONDA CREATE -N ML_ENV PYTHON=3</w:t>
       </w:r>
     </w:p>
     <w:p>
@@ -2180,17 +1716,13 @@
         </w:numPr>
         <w:rPr>
           <w:rFonts w:ascii="Cambria" w:hAnsi="Cambria"/>
-          <w:sz w:val="24"/>
-          <w:szCs w:val="24"/>
-        </w:rPr>
-      </w:pPr>
-      <w:r>
-        <w:rPr>
-          <w:rFonts w:ascii="Cambria" w:hAnsi="Cambria"/>
-          <w:sz w:val="24"/>
-          <w:szCs w:val="24"/>
-        </w:rPr>
-        <w:t>Activate environment:</w:t>
+        </w:rPr>
+      </w:pPr>
+      <w:r>
+        <w:rPr>
+          <w:rFonts w:ascii="Cambria" w:hAnsi="Cambria"/>
+        </w:rPr>
+        <w:t>ACTIVATE ENVIRONMENT:</w:t>
       </w:r>
     </w:p>
     <w:p>
@@ -2204,38 +1736,14 @@
         </w:tabs>
         <w:rPr>
           <w:rFonts w:ascii="Cambria" w:hAnsi="Cambria"/>
-          <w:sz w:val="24"/>
-          <w:szCs w:val="24"/>
-        </w:rPr>
-      </w:pPr>
-      <w:proofErr w:type="spellStart"/>
-      <w:r>
-        <w:rPr>
-          <w:rFonts w:ascii="Cambria" w:hAnsi="Cambria"/>
-          <w:sz w:val="24"/>
-          <w:szCs w:val="24"/>
-        </w:rPr>
-        <w:t>conda</w:t>
-      </w:r>
-      <w:proofErr w:type="spellEnd"/>
-      <w:r>
-        <w:rPr>
-          <w:rFonts w:ascii="Cambria" w:hAnsi="Cambria"/>
-          <w:sz w:val="24"/>
-          <w:szCs w:val="24"/>
-        </w:rPr>
-        <w:t xml:space="preserve"> activate </w:t>
-      </w:r>
-      <w:proofErr w:type="spellStart"/>
-      <w:r>
-        <w:rPr>
-          <w:rFonts w:ascii="Cambria" w:hAnsi="Cambria"/>
-          <w:sz w:val="24"/>
-          <w:szCs w:val="24"/>
-        </w:rPr>
-        <w:t>ml_env</w:t>
-      </w:r>
-      <w:proofErr w:type="spellEnd"/>
+        </w:rPr>
+      </w:pPr>
+      <w:r>
+        <w:rPr>
+          <w:rFonts w:ascii="Cambria" w:hAnsi="Cambria"/>
+        </w:rPr>
+        <w:t>CONDA ACTIVATE ML_ENV</w:t>
+      </w:r>
     </w:p>
     <w:p>
       <w:pPr>
@@ -2245,35 +1753,13 @@
         </w:numPr>
         <w:rPr>
           <w:rFonts w:ascii="Cambria" w:hAnsi="Cambria"/>
-          <w:sz w:val="24"/>
-          <w:szCs w:val="24"/>
-        </w:rPr>
-      </w:pPr>
-      <w:r>
-        <w:rPr>
-          <w:rFonts w:ascii="Cambria" w:hAnsi="Cambria"/>
-          <w:sz w:val="24"/>
-          <w:szCs w:val="24"/>
-        </w:rPr>
-        <w:t xml:space="preserve">Install </w:t>
-      </w:r>
-      <w:proofErr w:type="spellStart"/>
-      <w:r>
-        <w:rPr>
-          <w:rFonts w:ascii="Cambria" w:hAnsi="Cambria"/>
-          <w:sz w:val="24"/>
-          <w:szCs w:val="24"/>
-        </w:rPr>
-        <w:t>Jupyter</w:t>
-      </w:r>
-      <w:proofErr w:type="spellEnd"/>
-      <w:r>
-        <w:rPr>
-          <w:rFonts w:ascii="Cambria" w:hAnsi="Cambria"/>
-          <w:sz w:val="24"/>
-          <w:szCs w:val="24"/>
-        </w:rPr>
-        <w:t>:</w:t>
+        </w:rPr>
+      </w:pPr>
+      <w:r>
+        <w:rPr>
+          <w:rFonts w:ascii="Cambria" w:hAnsi="Cambria"/>
+        </w:rPr>
+        <w:t>INSTALL JUPYTER:</w:t>
       </w:r>
     </w:p>
     <w:p>
@@ -2287,38 +1773,14 @@
         </w:tabs>
         <w:rPr>
           <w:rFonts w:ascii="Cambria" w:hAnsi="Cambria"/>
-          <w:sz w:val="24"/>
-          <w:szCs w:val="24"/>
-        </w:rPr>
-      </w:pPr>
-      <w:proofErr w:type="spellStart"/>
-      <w:r>
-        <w:rPr>
-          <w:rFonts w:ascii="Cambria" w:hAnsi="Cambria"/>
-          <w:sz w:val="24"/>
-          <w:szCs w:val="24"/>
-        </w:rPr>
-        <w:t>conda</w:t>
-      </w:r>
-      <w:proofErr w:type="spellEnd"/>
-      <w:r>
-        <w:rPr>
-          <w:rFonts w:ascii="Cambria" w:hAnsi="Cambria"/>
-          <w:sz w:val="24"/>
-          <w:szCs w:val="24"/>
-        </w:rPr>
-        <w:t xml:space="preserve"> install </w:t>
-      </w:r>
-      <w:proofErr w:type="spellStart"/>
-      <w:r>
-        <w:rPr>
-          <w:rFonts w:ascii="Cambria" w:hAnsi="Cambria"/>
-          <w:sz w:val="24"/>
-          <w:szCs w:val="24"/>
-        </w:rPr>
-        <w:t>jupyter</w:t>
-      </w:r>
-      <w:proofErr w:type="spellEnd"/>
+        </w:rPr>
+      </w:pPr>
+      <w:r>
+        <w:rPr>
+          <w:rFonts w:ascii="Cambria" w:hAnsi="Cambria"/>
+        </w:rPr>
+        <w:t>CONDA INSTALL JUPYTER</w:t>
+      </w:r>
     </w:p>
     <w:p>
       <w:pPr>
@@ -2328,35 +1790,14 @@
         </w:numPr>
         <w:rPr>
           <w:rFonts w:ascii="Cambria" w:hAnsi="Cambria"/>
-          <w:sz w:val="24"/>
-          <w:szCs w:val="24"/>
-        </w:rPr>
-      </w:pPr>
-      <w:r>
-        <w:rPr>
-          <w:rFonts w:ascii="Cambria" w:hAnsi="Cambria"/>
-          <w:sz w:val="24"/>
-          <w:szCs w:val="24"/>
-        </w:rPr>
-        <w:t xml:space="preserve">Start </w:t>
-      </w:r>
-      <w:proofErr w:type="spellStart"/>
-      <w:r>
-        <w:rPr>
-          <w:rFonts w:ascii="Cambria" w:hAnsi="Cambria"/>
-          <w:sz w:val="24"/>
-          <w:szCs w:val="24"/>
-        </w:rPr>
-        <w:t>Jupyter</w:t>
-      </w:r>
-      <w:proofErr w:type="spellEnd"/>
-      <w:r>
-        <w:rPr>
-          <w:rFonts w:ascii="Cambria" w:hAnsi="Cambria"/>
-          <w:sz w:val="24"/>
-          <w:szCs w:val="24"/>
-        </w:rPr>
-        <w:t>:</w:t>
+        </w:rPr>
+      </w:pPr>
+      <w:r>
+        <w:rPr>
+          <w:rFonts w:ascii="Cambria" w:hAnsi="Cambria"/>
+        </w:rPr>
+        <w:lastRenderedPageBreak/>
+        <w:t>START JUPYTER:</w:t>
       </w:r>
     </w:p>
     <w:p>
@@ -2370,27 +1811,13 @@
         </w:tabs>
         <w:rPr>
           <w:rFonts w:ascii="Cambria" w:hAnsi="Cambria"/>
-          <w:sz w:val="24"/>
-          <w:szCs w:val="24"/>
-        </w:rPr>
-      </w:pPr>
-      <w:proofErr w:type="spellStart"/>
-      <w:r>
-        <w:rPr>
-          <w:rFonts w:ascii="Cambria" w:hAnsi="Cambria"/>
-          <w:sz w:val="24"/>
-          <w:szCs w:val="24"/>
-        </w:rPr>
-        <w:t>jupyter</w:t>
-      </w:r>
-      <w:proofErr w:type="spellEnd"/>
-      <w:r>
-        <w:rPr>
-          <w:rFonts w:ascii="Cambria" w:hAnsi="Cambria"/>
-          <w:sz w:val="24"/>
-          <w:szCs w:val="24"/>
-        </w:rPr>
-        <w:t xml:space="preserve"> notebook</w:t>
+        </w:rPr>
+      </w:pPr>
+      <w:r>
+        <w:rPr>
+          <w:rFonts w:ascii="Cambria" w:hAnsi="Cambria"/>
+        </w:rPr>
+        <w:t>JUPYTER NOTEBOOK</w:t>
       </w:r>
     </w:p>
     <w:p>
@@ -2398,17 +1825,14 @@
         <w:pStyle w:val="Heading3"/>
         <w:rPr>
           <w:rFonts w:ascii="Cambria" w:hAnsi="Cambria"/>
-          <w:sz w:val="24"/>
-          <w:szCs w:val="24"/>
-        </w:rPr>
-      </w:pPr>
-      <w:r>
-        <w:rPr>
-          <w:rFonts w:ascii="Cambria" w:hAnsi="Cambria"/>
-          <w:sz w:val="24"/>
-          <w:szCs w:val="24"/>
-        </w:rPr>
-        <w:t>Method 3: Using pip</w:t>
+        </w:rPr>
+      </w:pPr>
+      <w:r>
+        <w:rPr>
+          <w:rFonts w:ascii="Cambria" w:hAnsi="Cambria"/>
+          <w:caps w:val="0"/>
+        </w:rPr>
+        <w:t>METHOD 3: USING PIP</w:t>
       </w:r>
     </w:p>
     <w:p>
@@ -2419,17 +1843,13 @@
         </w:numPr>
         <w:rPr>
           <w:rFonts w:ascii="Cambria" w:hAnsi="Cambria"/>
-          <w:sz w:val="24"/>
-          <w:szCs w:val="24"/>
-        </w:rPr>
-      </w:pPr>
-      <w:r>
-        <w:rPr>
-          <w:rFonts w:ascii="Cambria" w:hAnsi="Cambria"/>
-          <w:sz w:val="24"/>
-          <w:szCs w:val="24"/>
-        </w:rPr>
-        <w:t>Used when Conda is not available</w:t>
+        </w:rPr>
+      </w:pPr>
+      <w:r>
+        <w:rPr>
+          <w:rFonts w:ascii="Cambria" w:hAnsi="Cambria"/>
+        </w:rPr>
+        <w:t>USED WHEN CONDA IS NOT AVAILABLE</w:t>
       </w:r>
     </w:p>
     <w:p>
@@ -2437,61 +1857,40 @@
         <w:pStyle w:val="Heading3"/>
         <w:rPr>
           <w:rFonts w:ascii="Cambria" w:hAnsi="Cambria"/>
-          <w:sz w:val="24"/>
-          <w:szCs w:val="24"/>
-        </w:rPr>
-      </w:pPr>
-      <w:r>
-        <w:rPr>
-          <w:rFonts w:ascii="Cambria" w:hAnsi="Cambria"/>
-          <w:sz w:val="24"/>
-          <w:szCs w:val="24"/>
-        </w:rPr>
-        <w:t>Steps:</w:t>
-      </w:r>
-    </w:p>
-    <w:p>
-      <w:pPr>
-        <w:rPr>
-          <w:rFonts w:ascii="Cambria" w:hAnsi="Cambria"/>
-          <w:sz w:val="24"/>
-          <w:szCs w:val="24"/>
-        </w:rPr>
-      </w:pPr>
-      <w:r>
-        <w:rPr>
-          <w:rFonts w:ascii="Cambria" w:hAnsi="Cambria"/>
-          <w:sz w:val="24"/>
-          <w:szCs w:val="24"/>
-        </w:rPr>
-        <w:t>pip install notebook</w:t>
-      </w:r>
-    </w:p>
-    <w:p>
-      <w:pPr>
-        <w:rPr>
-          <w:rFonts w:ascii="Cambria" w:hAnsi="Cambria"/>
-          <w:sz w:val="24"/>
-          <w:szCs w:val="24"/>
-        </w:rPr>
-      </w:pPr>
-      <w:proofErr w:type="spellStart"/>
-      <w:r>
-        <w:rPr>
-          <w:rFonts w:ascii="Cambria" w:hAnsi="Cambria"/>
-          <w:sz w:val="24"/>
-          <w:szCs w:val="24"/>
-        </w:rPr>
-        <w:t>jupyter</w:t>
-      </w:r>
-      <w:proofErr w:type="spellEnd"/>
-      <w:r>
-        <w:rPr>
-          <w:rFonts w:ascii="Cambria" w:hAnsi="Cambria"/>
-          <w:sz w:val="24"/>
-          <w:szCs w:val="24"/>
-        </w:rPr>
-        <w:t xml:space="preserve"> notebook</w:t>
+        </w:rPr>
+      </w:pPr>
+      <w:r>
+        <w:rPr>
+          <w:rFonts w:ascii="Cambria" w:hAnsi="Cambria"/>
+          <w:caps w:val="0"/>
+        </w:rPr>
+        <w:t>STEPS:</w:t>
+      </w:r>
+    </w:p>
+    <w:p>
+      <w:pPr>
+        <w:rPr>
+          <w:rFonts w:ascii="Cambria" w:hAnsi="Cambria"/>
+        </w:rPr>
+      </w:pPr>
+      <w:r>
+        <w:rPr>
+          <w:rFonts w:ascii="Cambria" w:hAnsi="Cambria"/>
+        </w:rPr>
+        <w:t>PIP INSTALL NOTEBOOK</w:t>
+      </w:r>
+    </w:p>
+    <w:p>
+      <w:pPr>
+        <w:rPr>
+          <w:rFonts w:ascii="Cambria" w:hAnsi="Cambria"/>
+        </w:rPr>
+      </w:pPr>
+      <w:r>
+        <w:rPr>
+          <w:rFonts w:ascii="Cambria" w:hAnsi="Cambria"/>
+        </w:rPr>
+        <w:t>JUPYTER NOTEBOOK</w:t>
       </w:r>
     </w:p>
     <w:p>
@@ -2499,17 +1898,14 @@
         <w:pStyle w:val="Heading2"/>
         <w:rPr>
           <w:rFonts w:ascii="Cambria" w:hAnsi="Cambria"/>
-          <w:sz w:val="24"/>
-          <w:szCs w:val="24"/>
-        </w:rPr>
-      </w:pPr>
-      <w:r>
-        <w:rPr>
-          <w:rFonts w:ascii="Cambria" w:hAnsi="Cambria"/>
-          <w:sz w:val="24"/>
-          <w:szCs w:val="24"/>
-        </w:rPr>
-        <w:t>Opening Jupyter Notebook</w:t>
+        </w:rPr>
+      </w:pPr>
+      <w:r>
+        <w:rPr>
+          <w:rFonts w:ascii="Cambria" w:hAnsi="Cambria"/>
+          <w:caps w:val="0"/>
+        </w:rPr>
+        <w:t>OPENING JUPYTER NOTEBOOK</w:t>
       </w:r>
     </w:p>
     <w:p>
@@ -2520,17 +1916,13 @@
         </w:numPr>
         <w:rPr>
           <w:rFonts w:ascii="Cambria" w:hAnsi="Cambria"/>
-          <w:sz w:val="24"/>
-          <w:szCs w:val="24"/>
-        </w:rPr>
-      </w:pPr>
-      <w:r>
-        <w:rPr>
-          <w:rFonts w:ascii="Cambria" w:hAnsi="Cambria"/>
-          <w:sz w:val="24"/>
-          <w:szCs w:val="24"/>
-        </w:rPr>
-        <w:t>A browser window opens automatically</w:t>
+        </w:rPr>
+      </w:pPr>
+      <w:r>
+        <w:rPr>
+          <w:rFonts w:ascii="Cambria" w:hAnsi="Cambria"/>
+        </w:rPr>
+        <w:t>A BROWSER WINDOW OPENS AUTOMATICALLY</w:t>
       </w:r>
     </w:p>
     <w:p>
@@ -2541,17 +1933,13 @@
         </w:numPr>
         <w:rPr>
           <w:rFonts w:ascii="Cambria" w:hAnsi="Cambria"/>
-          <w:sz w:val="24"/>
-          <w:szCs w:val="24"/>
-        </w:rPr>
-      </w:pPr>
-      <w:r>
-        <w:rPr>
-          <w:rFonts w:ascii="Cambria" w:hAnsi="Cambria"/>
-          <w:sz w:val="24"/>
-          <w:szCs w:val="24"/>
-        </w:rPr>
-        <w:t>Create a new notebook:</w:t>
+        </w:rPr>
+      </w:pPr>
+      <w:r>
+        <w:rPr>
+          <w:rFonts w:ascii="Cambria" w:hAnsi="Cambria"/>
+        </w:rPr>
+        <w:t>CREATE A NEW NOTEBOOK:</w:t>
       </w:r>
     </w:p>
     <w:p>
@@ -2562,27 +1950,21 @@
         </w:numPr>
         <w:rPr>
           <w:rFonts w:ascii="Cambria" w:hAnsi="Cambria"/>
-          <w:sz w:val="24"/>
-          <w:szCs w:val="24"/>
-        </w:rPr>
-      </w:pPr>
-      <w:r>
-        <w:rPr>
-          <w:rFonts w:ascii="Cambria" w:hAnsi="Cambria"/>
-          <w:sz w:val="24"/>
-          <w:szCs w:val="24"/>
-        </w:rPr>
-        <w:t xml:space="preserve">Click </w:t>
+        </w:rPr>
+      </w:pPr>
+      <w:r>
+        <w:rPr>
+          <w:rFonts w:ascii="Cambria" w:hAnsi="Cambria"/>
+        </w:rPr>
+        <w:t xml:space="preserve">CLICK </w:t>
       </w:r>
       <w:r>
         <w:rPr>
           <w:rFonts w:ascii="Cambria" w:hAnsi="Cambria"/>
           <w:b/>
           <w:bCs/>
-          <w:sz w:val="24"/>
-          <w:szCs w:val="24"/>
-        </w:rPr>
-        <w:t>New</w:t>
+        </w:rPr>
+        <w:t>NEW</w:t>
       </w:r>
     </w:p>
     <w:p>
@@ -2593,27 +1975,21 @@
         </w:numPr>
         <w:rPr>
           <w:rFonts w:ascii="Cambria" w:hAnsi="Cambria"/>
-          <w:sz w:val="24"/>
-          <w:szCs w:val="24"/>
-        </w:rPr>
-      </w:pPr>
-      <w:r>
-        <w:rPr>
-          <w:rFonts w:ascii="Cambria" w:hAnsi="Cambria"/>
-          <w:sz w:val="24"/>
-          <w:szCs w:val="24"/>
-        </w:rPr>
-        <w:t xml:space="preserve">Select </w:t>
+        </w:rPr>
+      </w:pPr>
+      <w:r>
+        <w:rPr>
+          <w:rFonts w:ascii="Cambria" w:hAnsi="Cambria"/>
+        </w:rPr>
+        <w:t xml:space="preserve">SELECT </w:t>
       </w:r>
       <w:r>
         <w:rPr>
           <w:rFonts w:ascii="Cambria" w:hAnsi="Cambria"/>
           <w:b/>
           <w:bCs/>
-          <w:sz w:val="24"/>
-          <w:szCs w:val="24"/>
-        </w:rPr>
-        <w:t>Python 3</w:t>
+        </w:rPr>
+        <w:t>PYTHON 3</w:t>
       </w:r>
     </w:p>
     <w:p>
@@ -2621,17 +1997,14 @@
         <w:pStyle w:val="Heading2"/>
         <w:rPr>
           <w:rFonts w:ascii="Cambria" w:hAnsi="Cambria"/>
-          <w:sz w:val="24"/>
-          <w:szCs w:val="24"/>
-        </w:rPr>
-      </w:pPr>
-      <w:r>
-        <w:rPr>
-          <w:rFonts w:ascii="Cambria" w:hAnsi="Cambria"/>
-          <w:sz w:val="24"/>
-          <w:szCs w:val="24"/>
-        </w:rPr>
-        <w:t>Important Points</w:t>
+        </w:rPr>
+      </w:pPr>
+      <w:r>
+        <w:rPr>
+          <w:rFonts w:ascii="Cambria" w:hAnsi="Cambria"/>
+          <w:caps w:val="0"/>
+        </w:rPr>
+        <w:t>IMPORTANT POINTS</w:t>
       </w:r>
     </w:p>
     <w:p>
@@ -2642,37 +2015,21 @@
         </w:numPr>
         <w:rPr>
           <w:rFonts w:ascii="Cambria" w:hAnsi="Cambria"/>
-          <w:sz w:val="24"/>
-          <w:szCs w:val="24"/>
-        </w:rPr>
-      </w:pPr>
-      <w:proofErr w:type="spellStart"/>
-      <w:r>
-        <w:rPr>
-          <w:rFonts w:ascii="Cambria" w:hAnsi="Cambria"/>
-          <w:sz w:val="24"/>
-          <w:szCs w:val="24"/>
-        </w:rPr>
-        <w:t>Jupyter</w:t>
-      </w:r>
-      <w:proofErr w:type="spellEnd"/>
-      <w:r>
-        <w:rPr>
-          <w:rFonts w:ascii="Cambria" w:hAnsi="Cambria"/>
-          <w:sz w:val="24"/>
-          <w:szCs w:val="24"/>
-        </w:rPr>
-        <w:t xml:space="preserve"> runs in a </w:t>
+        </w:rPr>
+      </w:pPr>
+      <w:r>
+        <w:rPr>
+          <w:rFonts w:ascii="Cambria" w:hAnsi="Cambria"/>
+        </w:rPr>
+        <w:t xml:space="preserve">JUPYTER RUNS IN A </w:t>
       </w:r>
       <w:r>
         <w:rPr>
           <w:rFonts w:ascii="Cambria" w:hAnsi="Cambria"/>
           <w:b/>
           <w:bCs/>
-          <w:sz w:val="24"/>
-          <w:szCs w:val="24"/>
-        </w:rPr>
-        <w:t>browser</w:t>
+        </w:rPr>
+        <w:t>BROWSER</w:t>
       </w:r>
     </w:p>
     <w:p>
@@ -2683,28 +2040,14 @@
         </w:numPr>
         <w:rPr>
           <w:rFonts w:ascii="Cambria" w:hAnsi="Cambria"/>
-          <w:sz w:val="24"/>
-          <w:szCs w:val="24"/>
-        </w:rPr>
-      </w:pPr>
-      <w:r>
-        <w:rPr>
-          <w:rFonts w:ascii="Cambria" w:hAnsi="Cambria"/>
-          <w:sz w:val="24"/>
-          <w:szCs w:val="24"/>
-        </w:rPr>
-        <w:t>Files are saved as .</w:t>
-      </w:r>
-      <w:proofErr w:type="spellStart"/>
-      <w:r>
-        <w:rPr>
-          <w:rFonts w:ascii="Cambria" w:hAnsi="Cambria"/>
-          <w:sz w:val="24"/>
-          <w:szCs w:val="24"/>
-        </w:rPr>
-        <w:t>ipynb</w:t>
-      </w:r>
-      <w:proofErr w:type="spellEnd"/>
+        </w:rPr>
+      </w:pPr>
+      <w:r>
+        <w:rPr>
+          <w:rFonts w:ascii="Cambria" w:hAnsi="Cambria"/>
+        </w:rPr>
+        <w:t>FILES ARE SAVED AS .IPYNB</w:t>
+      </w:r>
     </w:p>
     <w:p>
       <w:pPr>
@@ -2714,27 +2057,21 @@
         </w:numPr>
         <w:rPr>
           <w:rFonts w:ascii="Cambria" w:hAnsi="Cambria"/>
-          <w:sz w:val="24"/>
-          <w:szCs w:val="24"/>
-        </w:rPr>
-      </w:pPr>
-      <w:r>
-        <w:rPr>
-          <w:rFonts w:ascii="Cambria" w:hAnsi="Cambria"/>
-          <w:sz w:val="24"/>
-          <w:szCs w:val="24"/>
-        </w:rPr>
-        <w:t xml:space="preserve">Each block is called a </w:t>
+        </w:rPr>
+      </w:pPr>
+      <w:r>
+        <w:rPr>
+          <w:rFonts w:ascii="Cambria" w:hAnsi="Cambria"/>
+        </w:rPr>
+        <w:t xml:space="preserve">EACH BLOCK IS CALLED A </w:t>
       </w:r>
       <w:r>
         <w:rPr>
           <w:rFonts w:ascii="Cambria" w:hAnsi="Cambria"/>
           <w:b/>
           <w:bCs/>
-          <w:sz w:val="24"/>
-          <w:szCs w:val="24"/>
-        </w:rPr>
-        <w:t>cell</w:t>
+        </w:rPr>
+        <w:t>CELL</w:t>
       </w:r>
     </w:p>
     <w:p>
@@ -2742,17 +2079,14 @@
         <w:pStyle w:val="Heading2"/>
         <w:rPr>
           <w:rFonts w:ascii="Cambria" w:hAnsi="Cambria"/>
-          <w:sz w:val="24"/>
-          <w:szCs w:val="24"/>
-        </w:rPr>
-      </w:pPr>
-      <w:r>
-        <w:rPr>
-          <w:rFonts w:ascii="Cambria" w:hAnsi="Cambria"/>
-          <w:sz w:val="24"/>
-          <w:szCs w:val="24"/>
-        </w:rPr>
-        <w:t>Summary</w:t>
+        </w:rPr>
+      </w:pPr>
+      <w:r>
+        <w:rPr>
+          <w:rFonts w:ascii="Cambria" w:hAnsi="Cambria"/>
+          <w:caps w:val="0"/>
+        </w:rPr>
+        <w:t>SUMMARY</w:t>
       </w:r>
     </w:p>
     <w:p>
@@ -2763,28 +2097,13 @@
         </w:numPr>
         <w:rPr>
           <w:rFonts w:ascii="Cambria" w:hAnsi="Cambria"/>
-          <w:sz w:val="24"/>
-          <w:szCs w:val="24"/>
-        </w:rPr>
-      </w:pPr>
-      <w:proofErr w:type="spellStart"/>
-      <w:r>
-        <w:rPr>
-          <w:rFonts w:ascii="Cambria" w:hAnsi="Cambria"/>
-          <w:sz w:val="24"/>
-          <w:szCs w:val="24"/>
-        </w:rPr>
-        <w:lastRenderedPageBreak/>
-        <w:t>Jupyter</w:t>
-      </w:r>
-      <w:proofErr w:type="spellEnd"/>
-      <w:r>
-        <w:rPr>
-          <w:rFonts w:ascii="Cambria" w:hAnsi="Cambria"/>
-          <w:sz w:val="24"/>
-          <w:szCs w:val="24"/>
-        </w:rPr>
-        <w:t xml:space="preserve"> Notebook is used for Python, Data Science, and ML</w:t>
+        </w:rPr>
+      </w:pPr>
+      <w:r>
+        <w:rPr>
+          <w:rFonts w:ascii="Cambria" w:hAnsi="Cambria"/>
+        </w:rPr>
+        <w:t>JUPYTER NOTEBOOK IS USED FOR PYTHON, DATA SCIENCE, AND ML</w:t>
       </w:r>
     </w:p>
     <w:p>
@@ -2795,40 +2114,22 @@
         </w:numPr>
         <w:rPr>
           <w:rFonts w:ascii="Cambria" w:hAnsi="Cambria"/>
-          <w:sz w:val="24"/>
-          <w:szCs w:val="24"/>
-        </w:rPr>
-      </w:pPr>
-      <w:r>
-        <w:rPr>
-          <w:rFonts w:ascii="Cambria" w:hAnsi="Cambria"/>
-          <w:sz w:val="24"/>
-          <w:szCs w:val="24"/>
-        </w:rPr>
-        <w:t xml:space="preserve">Best installed using </w:t>
+        </w:rPr>
+      </w:pPr>
+      <w:r>
+        <w:rPr>
+          <w:rFonts w:ascii="Cambria" w:hAnsi="Cambria"/>
+        </w:rPr>
+        <w:t xml:space="preserve">BEST INSTALLED USING </w:t>
       </w:r>
       <w:r>
         <w:rPr>
           <w:rFonts w:ascii="Cambria" w:hAnsi="Cambria"/>
           <w:b/>
           <w:bCs/>
-          <w:sz w:val="24"/>
-          <w:szCs w:val="24"/>
-        </w:rPr>
-        <w:t xml:space="preserve">Anaconda or </w:t>
-      </w:r>
-      <w:proofErr w:type="spellStart"/>
-      <w:r>
-        <w:rPr>
-          <w:rFonts w:ascii="Cambria" w:hAnsi="Cambria"/>
-          <w:b/>
-          <w:bCs/>
-          <w:sz w:val="24"/>
-          <w:szCs w:val="24"/>
-        </w:rPr>
-        <w:t>Miniconda</w:t>
-      </w:r>
-      <w:proofErr w:type="spellEnd"/>
+        </w:rPr>
+        <w:t>ANACONDA OR MINICONDA</w:t>
+      </w:r>
     </w:p>
     <w:p>
       <w:pPr>
@@ -2838,31 +2139,30 @@
         </w:numPr>
         <w:rPr>
           <w:rFonts w:ascii="Cambria" w:hAnsi="Cambria"/>
-          <w:sz w:val="24"/>
-          <w:szCs w:val="24"/>
-        </w:rPr>
-      </w:pPr>
-      <w:r>
-        <w:rPr>
-          <w:rFonts w:ascii="Cambria" w:hAnsi="Cambria"/>
-          <w:sz w:val="24"/>
-          <w:szCs w:val="24"/>
-        </w:rPr>
-        <w:t>Easy to write, run, and test code</w:t>
+        </w:rPr>
+      </w:pPr>
+      <w:r>
+        <w:rPr>
+          <w:rFonts w:ascii="Cambria" w:hAnsi="Cambria"/>
+        </w:rPr>
+        <w:t>EASY TO WRITE, RUN, AND TEST CODE</w:t>
       </w:r>
     </w:p>
     <w:p>
       <w:pPr>
         <w:pStyle w:val="Heading1"/>
         <w:rPr>
-          <w:sz w:val="24"/>
-          <w:szCs w:val="24"/>
-        </w:rPr>
-      </w:pPr>
-      <w:r>
-        <w:rPr>
-          <w:sz w:val="24"/>
-          <w:szCs w:val="24"/>
+          <w:rFonts w:ascii="Cambria" w:hAnsi="Cambria"/>
+          <w:sz w:val="20"/>
+          <w:szCs w:val="20"/>
+        </w:rPr>
+      </w:pPr>
+      <w:r>
+        <w:rPr>
+          <w:rFonts w:ascii="Cambria" w:hAnsi="Cambria"/>
+          <w:caps w:val="0"/>
+          <w:sz w:val="20"/>
+          <w:szCs w:val="20"/>
         </w:rPr>
         <w:t>LOADING AND VISUALIZING DATA</w:t>
       </w:r>
@@ -2871,66 +2171,50 @@
       <w:pPr>
         <w:rPr>
           <w:rFonts w:ascii="Cambria" w:hAnsi="Cambria"/>
-          <w:sz w:val="24"/>
-          <w:szCs w:val="24"/>
-        </w:rPr>
-      </w:pPr>
-      <w:r>
-        <w:rPr>
-          <w:rFonts w:ascii="Cambria" w:hAnsi="Cambria"/>
-          <w:sz w:val="24"/>
-          <w:szCs w:val="24"/>
-        </w:rPr>
-        <w:t>Why We Load Data</w:t>
-      </w:r>
-    </w:p>
-    <w:p>
-      <w:pPr>
-        <w:rPr>
-          <w:rFonts w:ascii="Cambria" w:hAnsi="Cambria"/>
-          <w:sz w:val="24"/>
-          <w:szCs w:val="24"/>
-        </w:rPr>
-      </w:pPr>
-      <w:r>
-        <w:rPr>
-          <w:rFonts w:ascii="Cambria" w:hAnsi="Cambria"/>
-          <w:sz w:val="24"/>
-          <w:szCs w:val="24"/>
-        </w:rPr>
-        <w:t>Data is needed for analysis and machine learning</w:t>
-      </w:r>
-    </w:p>
-    <w:p>
-      <w:pPr>
-        <w:rPr>
-          <w:rFonts w:ascii="Cambria" w:hAnsi="Cambria"/>
-          <w:sz w:val="24"/>
-          <w:szCs w:val="24"/>
-        </w:rPr>
-      </w:pPr>
-      <w:r>
-        <w:rPr>
-          <w:rFonts w:ascii="Cambria" w:hAnsi="Cambria"/>
-          <w:sz w:val="24"/>
-          <w:szCs w:val="24"/>
-        </w:rPr>
-        <w:t>Data is usually stored in files like:</w:t>
-      </w:r>
-    </w:p>
-    <w:p>
-      <w:pPr>
-        <w:rPr>
-          <w:rFonts w:ascii="Cambria" w:hAnsi="Cambria"/>
-          <w:sz w:val="24"/>
-          <w:szCs w:val="24"/>
-        </w:rPr>
-      </w:pPr>
-      <w:r>
-        <w:rPr>
-          <w:rFonts w:ascii="Cambria" w:hAnsi="Cambria"/>
-          <w:sz w:val="24"/>
-          <w:szCs w:val="24"/>
+        </w:rPr>
+      </w:pPr>
+      <w:r>
+        <w:rPr>
+          <w:rFonts w:ascii="Cambria" w:hAnsi="Cambria"/>
+        </w:rPr>
+        <w:t>WHY WE LOAD DATA</w:t>
+      </w:r>
+    </w:p>
+    <w:p>
+      <w:pPr>
+        <w:rPr>
+          <w:rFonts w:ascii="Cambria" w:hAnsi="Cambria"/>
+        </w:rPr>
+      </w:pPr>
+      <w:r>
+        <w:rPr>
+          <w:rFonts w:ascii="Cambria" w:hAnsi="Cambria"/>
+        </w:rPr>
+        <w:t>DATA IS NEEDED FOR ANALYSIS AND MACHINE LEARNING</w:t>
+      </w:r>
+    </w:p>
+    <w:p>
+      <w:pPr>
+        <w:rPr>
+          <w:rFonts w:ascii="Cambria" w:hAnsi="Cambria"/>
+        </w:rPr>
+      </w:pPr>
+      <w:r>
+        <w:rPr>
+          <w:rFonts w:ascii="Cambria" w:hAnsi="Cambria"/>
+        </w:rPr>
+        <w:t>DATA IS USUALLY STORED IN FILES LIKE:</w:t>
+      </w:r>
+    </w:p>
+    <w:p>
+      <w:pPr>
+        <w:rPr>
+          <w:rFonts w:ascii="Cambria" w:hAnsi="Cambria"/>
+        </w:rPr>
+      </w:pPr>
+      <w:r>
+        <w:rPr>
+          <w:rFonts w:ascii="Cambria" w:hAnsi="Cambria"/>
         </w:rPr>
         <w:t>CSV</w:t>
       </w:r>
@@ -2939,817 +2223,648 @@
       <w:pPr>
         <w:rPr>
           <w:rFonts w:ascii="Cambria" w:hAnsi="Cambria"/>
-          <w:sz w:val="24"/>
-          <w:szCs w:val="24"/>
-        </w:rPr>
-      </w:pPr>
-      <w:r>
-        <w:rPr>
-          <w:rFonts w:ascii="Cambria" w:hAnsi="Cambria"/>
-          <w:sz w:val="24"/>
-          <w:szCs w:val="24"/>
-        </w:rPr>
-        <w:t>Excel</w:t>
-      </w:r>
-    </w:p>
-    <w:p>
-      <w:pPr>
-        <w:rPr>
-          <w:rFonts w:ascii="Cambria" w:hAnsi="Cambria"/>
-          <w:sz w:val="24"/>
-          <w:szCs w:val="24"/>
-        </w:rPr>
-      </w:pPr>
-      <w:r>
-        <w:rPr>
-          <w:rFonts w:ascii="Cambria" w:hAnsi="Cambria"/>
-          <w:sz w:val="24"/>
-          <w:szCs w:val="24"/>
-        </w:rPr>
-        <w:t>Text files</w:t>
+        </w:rPr>
+      </w:pPr>
+      <w:r>
+        <w:rPr>
+          <w:rFonts w:ascii="Cambria" w:hAnsi="Cambria"/>
+        </w:rPr>
+        <w:t>EXCEL</w:t>
+      </w:r>
+    </w:p>
+    <w:p>
+      <w:pPr>
+        <w:rPr>
+          <w:rFonts w:ascii="Cambria" w:hAnsi="Cambria"/>
+        </w:rPr>
+      </w:pPr>
+      <w:r>
+        <w:rPr>
+          <w:rFonts w:ascii="Cambria" w:hAnsi="Cambria"/>
+        </w:rPr>
+        <w:t>TEXT FILES</w:t>
       </w:r>
     </w:p>
     <w:p>
       <w:pPr>
         <w:pStyle w:val="Heading2"/>
         <w:rPr>
-          <w:sz w:val="24"/>
-          <w:szCs w:val="24"/>
-        </w:rPr>
-      </w:pPr>
-      <w:r>
-        <w:rPr>
-          <w:sz w:val="24"/>
-          <w:szCs w:val="24"/>
-        </w:rPr>
-        <w:t>Libraries Used</w:t>
-      </w:r>
-    </w:p>
-    <w:p>
-      <w:pPr>
-        <w:rPr>
-          <w:rFonts w:ascii="Cambria" w:hAnsi="Cambria"/>
-          <w:sz w:val="24"/>
-          <w:szCs w:val="24"/>
-        </w:rPr>
-      </w:pPr>
-      <w:r>
-        <w:rPr>
-          <w:rFonts w:ascii="Cambria" w:hAnsi="Cambria"/>
-          <w:sz w:val="24"/>
-          <w:szCs w:val="24"/>
-        </w:rPr>
-        <w:t>Pandas → load and handle data</w:t>
-      </w:r>
-    </w:p>
-    <w:p>
-      <w:pPr>
-        <w:rPr>
-          <w:rFonts w:ascii="Cambria" w:hAnsi="Cambria"/>
-          <w:sz w:val="24"/>
-          <w:szCs w:val="24"/>
-        </w:rPr>
-      </w:pPr>
-      <w:r>
-        <w:rPr>
-          <w:rFonts w:ascii="Cambria" w:hAnsi="Cambria"/>
-          <w:sz w:val="24"/>
-          <w:szCs w:val="24"/>
-        </w:rPr>
-        <w:t>Matplotlib → draw graphs</w:t>
-      </w:r>
-    </w:p>
-    <w:p>
-      <w:pPr>
-        <w:rPr>
-          <w:rFonts w:ascii="Cambria" w:hAnsi="Cambria"/>
-          <w:sz w:val="24"/>
-          <w:szCs w:val="24"/>
-        </w:rPr>
-      </w:pPr>
-      <w:r>
-        <w:rPr>
-          <w:rFonts w:ascii="Cambria" w:hAnsi="Cambria"/>
-          <w:sz w:val="24"/>
-          <w:szCs w:val="24"/>
-        </w:rPr>
-        <w:t>Seaborn → better-looking graphs</w:t>
-      </w:r>
-    </w:p>
-    <w:p>
-      <w:pPr>
-        <w:rPr>
-          <w:rFonts w:ascii="Cambria" w:hAnsi="Cambria"/>
-          <w:sz w:val="24"/>
-          <w:szCs w:val="24"/>
-        </w:rPr>
-      </w:pPr>
-      <w:r>
-        <w:rPr>
-          <w:rFonts w:ascii="Cambria" w:hAnsi="Cambria"/>
-          <w:sz w:val="24"/>
-          <w:szCs w:val="24"/>
-        </w:rPr>
-        <w:t>import pandas as pd</w:t>
-      </w:r>
-    </w:p>
-    <w:p>
-      <w:pPr>
-        <w:rPr>
-          <w:rFonts w:ascii="Cambria" w:hAnsi="Cambria"/>
-          <w:sz w:val="24"/>
-          <w:szCs w:val="24"/>
-        </w:rPr>
-      </w:pPr>
-      <w:r>
-        <w:rPr>
-          <w:rFonts w:ascii="Cambria" w:hAnsi="Cambria"/>
-          <w:sz w:val="24"/>
-          <w:szCs w:val="24"/>
-        </w:rPr>
-        <w:t>import matplotlib.pyplot as plt</w:t>
-      </w:r>
-    </w:p>
-    <w:p>
-      <w:pPr>
-        <w:rPr>
-          <w:rFonts w:ascii="Cambria" w:hAnsi="Cambria"/>
-          <w:sz w:val="24"/>
-          <w:szCs w:val="24"/>
-        </w:rPr>
-      </w:pPr>
-      <w:r>
-        <w:rPr>
-          <w:rFonts w:ascii="Cambria" w:hAnsi="Cambria"/>
-          <w:sz w:val="24"/>
-          <w:szCs w:val="24"/>
-        </w:rPr>
-        <w:t xml:space="preserve">import seaborn as </w:t>
-      </w:r>
-      <w:proofErr w:type="spellStart"/>
-      <w:r>
-        <w:rPr>
-          <w:rFonts w:ascii="Cambria" w:hAnsi="Cambria"/>
-          <w:sz w:val="24"/>
-          <w:szCs w:val="24"/>
-        </w:rPr>
-        <w:t>sns</w:t>
-      </w:r>
-      <w:proofErr w:type="spellEnd"/>
+          <w:rFonts w:ascii="Cambria" w:hAnsi="Cambria"/>
+        </w:rPr>
+      </w:pPr>
+      <w:r>
+        <w:rPr>
+          <w:rFonts w:ascii="Cambria" w:hAnsi="Cambria"/>
+          <w:caps w:val="0"/>
+        </w:rPr>
+        <w:t>LIBRARIES USED</w:t>
+      </w:r>
+    </w:p>
+    <w:p>
+      <w:pPr>
+        <w:rPr>
+          <w:rFonts w:ascii="Cambria" w:hAnsi="Cambria"/>
+        </w:rPr>
+      </w:pPr>
+      <w:r>
+        <w:rPr>
+          <w:rFonts w:ascii="Cambria" w:hAnsi="Cambria"/>
+        </w:rPr>
+        <w:t>PANDAS → LOAD AND HANDLE DATA</w:t>
+      </w:r>
+    </w:p>
+    <w:p>
+      <w:pPr>
+        <w:rPr>
+          <w:rFonts w:ascii="Cambria" w:hAnsi="Cambria"/>
+        </w:rPr>
+      </w:pPr>
+      <w:r>
+        <w:rPr>
+          <w:rFonts w:ascii="Cambria" w:hAnsi="Cambria"/>
+        </w:rPr>
+        <w:lastRenderedPageBreak/>
+        <w:t>MATPLOTLIB → DRAW GRAPHS</w:t>
+      </w:r>
+    </w:p>
+    <w:p>
+      <w:pPr>
+        <w:rPr>
+          <w:rFonts w:ascii="Cambria" w:hAnsi="Cambria"/>
+        </w:rPr>
+      </w:pPr>
+      <w:r>
+        <w:rPr>
+          <w:rFonts w:ascii="Cambria" w:hAnsi="Cambria"/>
+        </w:rPr>
+        <w:t>SEABORN → BETTER-LOOKING GRAPHS</w:t>
+      </w:r>
+    </w:p>
+    <w:p>
+      <w:pPr>
+        <w:rPr>
+          <w:rFonts w:ascii="Cambria" w:hAnsi="Cambria"/>
+        </w:rPr>
+      </w:pPr>
+      <w:r>
+        <w:rPr>
+          <w:rFonts w:ascii="Cambria" w:hAnsi="Cambria"/>
+        </w:rPr>
+        <w:t>IMPORT PANDAS AS PD</w:t>
+      </w:r>
+    </w:p>
+    <w:p>
+      <w:pPr>
+        <w:rPr>
+          <w:rFonts w:ascii="Cambria" w:hAnsi="Cambria"/>
+        </w:rPr>
+      </w:pPr>
+      <w:r>
+        <w:rPr>
+          <w:rFonts w:ascii="Cambria" w:hAnsi="Cambria"/>
+        </w:rPr>
+        <w:t>IMPORT MATPLOTLIB.PYPLOT AS PLT</w:t>
+      </w:r>
+    </w:p>
+    <w:p>
+      <w:pPr>
+        <w:rPr>
+          <w:rFonts w:ascii="Cambria" w:hAnsi="Cambria"/>
+        </w:rPr>
+      </w:pPr>
+      <w:r>
+        <w:rPr>
+          <w:rFonts w:ascii="Cambria" w:hAnsi="Cambria"/>
+        </w:rPr>
+        <w:t>IMPORT SEABORN AS SNS</w:t>
+      </w:r>
     </w:p>
     <w:p>
       <w:pPr>
         <w:pStyle w:val="Heading3"/>
         <w:rPr>
-          <w:sz w:val="24"/>
-          <w:szCs w:val="24"/>
-        </w:rPr>
-      </w:pPr>
-      <w:r>
-        <w:rPr>
-          <w:sz w:val="24"/>
-          <w:szCs w:val="24"/>
-        </w:rPr>
-        <w:t>Loading Data</w:t>
-      </w:r>
-    </w:p>
-    <w:p>
-      <w:pPr>
-        <w:rPr>
-          <w:rFonts w:ascii="Cambria" w:hAnsi="Cambria"/>
-          <w:sz w:val="24"/>
-          <w:szCs w:val="24"/>
-        </w:rPr>
-      </w:pPr>
-      <w:r>
-        <w:rPr>
-          <w:rFonts w:ascii="Cambria" w:hAnsi="Cambria"/>
-          <w:sz w:val="24"/>
-          <w:szCs w:val="24"/>
-        </w:rPr>
-        <w:t>Load CSV File</w:t>
-      </w:r>
-    </w:p>
-    <w:p>
-      <w:pPr>
-        <w:rPr>
-          <w:rFonts w:ascii="Cambria" w:hAnsi="Cambria"/>
-          <w:sz w:val="24"/>
-          <w:szCs w:val="24"/>
-        </w:rPr>
-      </w:pPr>
-      <w:r>
-        <w:rPr>
-          <w:rFonts w:ascii="Cambria" w:hAnsi="Cambria"/>
-          <w:sz w:val="24"/>
-          <w:szCs w:val="24"/>
-        </w:rPr>
-        <w:t>df = pd.read_csv("data.csv")</w:t>
+          <w:rFonts w:ascii="Cambria" w:hAnsi="Cambria"/>
+        </w:rPr>
+      </w:pPr>
+      <w:r>
+        <w:rPr>
+          <w:rFonts w:ascii="Cambria" w:hAnsi="Cambria"/>
+          <w:caps w:val="0"/>
+        </w:rPr>
+        <w:t>LOADING DATA</w:t>
+      </w:r>
+    </w:p>
+    <w:p>
+      <w:pPr>
+        <w:rPr>
+          <w:rFonts w:ascii="Cambria" w:hAnsi="Cambria"/>
+        </w:rPr>
+      </w:pPr>
+      <w:r>
+        <w:rPr>
+          <w:rFonts w:ascii="Cambria" w:hAnsi="Cambria"/>
+        </w:rPr>
+        <w:t>LOAD CSV FILE</w:t>
+      </w:r>
+    </w:p>
+    <w:p>
+      <w:pPr>
+        <w:rPr>
+          <w:rFonts w:ascii="Cambria" w:hAnsi="Cambria"/>
+        </w:rPr>
+      </w:pPr>
+      <w:r>
+        <w:rPr>
+          <w:rFonts w:ascii="Cambria" w:hAnsi="Cambria"/>
+        </w:rPr>
+        <w:t>DF = PD.READ_CSV("DATA.CSV")</w:t>
       </w:r>
     </w:p>
     <w:p>
       <w:pPr>
         <w:pStyle w:val="Heading3"/>
         <w:rPr>
-          <w:sz w:val="24"/>
-          <w:szCs w:val="24"/>
-        </w:rPr>
-      </w:pPr>
-      <w:r>
-        <w:rPr>
-          <w:sz w:val="24"/>
-          <w:szCs w:val="24"/>
-        </w:rPr>
-        <w:t>View Data</w:t>
-      </w:r>
-    </w:p>
-    <w:p>
-      <w:pPr>
-        <w:rPr>
-          <w:rFonts w:ascii="Cambria" w:hAnsi="Cambria"/>
-          <w:sz w:val="24"/>
-          <w:szCs w:val="24"/>
-        </w:rPr>
-      </w:pPr>
-      <w:r>
-        <w:rPr>
-          <w:rFonts w:ascii="Cambria" w:hAnsi="Cambria"/>
-          <w:sz w:val="24"/>
-          <w:szCs w:val="24"/>
-        </w:rPr>
-        <w:t>df.head()      # first 5 rows</w:t>
-      </w:r>
-    </w:p>
-    <w:p>
-      <w:pPr>
-        <w:rPr>
-          <w:rFonts w:ascii="Cambria" w:hAnsi="Cambria"/>
-          <w:sz w:val="24"/>
-          <w:szCs w:val="24"/>
-        </w:rPr>
-      </w:pPr>
-      <w:r>
-        <w:rPr>
-          <w:rFonts w:ascii="Cambria" w:hAnsi="Cambria"/>
-          <w:sz w:val="24"/>
-          <w:szCs w:val="24"/>
-        </w:rPr>
-        <w:t>df.tail()      # last 5 rows</w:t>
-      </w:r>
-    </w:p>
-    <w:p>
-      <w:pPr>
-        <w:rPr>
-          <w:rFonts w:ascii="Cambria" w:hAnsi="Cambria"/>
-          <w:sz w:val="24"/>
-          <w:szCs w:val="24"/>
-        </w:rPr>
-      </w:pPr>
-      <w:r>
-        <w:rPr>
-          <w:rFonts w:ascii="Cambria" w:hAnsi="Cambria"/>
-          <w:sz w:val="24"/>
-          <w:szCs w:val="24"/>
-        </w:rPr>
-        <w:t>df.info()      # data details</w:t>
-      </w:r>
-    </w:p>
-    <w:p>
-      <w:pPr>
-        <w:rPr>
-          <w:rFonts w:ascii="Cambria" w:hAnsi="Cambria"/>
-          <w:sz w:val="24"/>
-          <w:szCs w:val="24"/>
-        </w:rPr>
-      </w:pPr>
-      <w:r>
-        <w:rPr>
-          <w:rFonts w:ascii="Cambria" w:hAnsi="Cambria"/>
-          <w:sz w:val="24"/>
-          <w:szCs w:val="24"/>
-        </w:rPr>
-        <w:t>df.shape       # rows and columns</w:t>
+          <w:rFonts w:ascii="Cambria" w:hAnsi="Cambria"/>
+        </w:rPr>
+      </w:pPr>
+      <w:r>
+        <w:rPr>
+          <w:rFonts w:ascii="Cambria" w:hAnsi="Cambria"/>
+          <w:caps w:val="0"/>
+        </w:rPr>
+        <w:t>VIEW DATA</w:t>
+      </w:r>
+    </w:p>
+    <w:p>
+      <w:pPr>
+        <w:rPr>
+          <w:rFonts w:ascii="Cambria" w:hAnsi="Cambria"/>
+        </w:rPr>
+      </w:pPr>
+      <w:r>
+        <w:rPr>
+          <w:rFonts w:ascii="Cambria" w:hAnsi="Cambria"/>
+        </w:rPr>
+        <w:t>DF.HEAD()      # FIRST 5 ROWS</w:t>
+      </w:r>
+    </w:p>
+    <w:p>
+      <w:pPr>
+        <w:rPr>
+          <w:rFonts w:ascii="Cambria" w:hAnsi="Cambria"/>
+        </w:rPr>
+      </w:pPr>
+      <w:r>
+        <w:rPr>
+          <w:rFonts w:ascii="Cambria" w:hAnsi="Cambria"/>
+        </w:rPr>
+        <w:t>DF.TAIL()      # LAST 5 ROWS</w:t>
+      </w:r>
+    </w:p>
+    <w:p>
+      <w:pPr>
+        <w:rPr>
+          <w:rFonts w:ascii="Cambria" w:hAnsi="Cambria"/>
+        </w:rPr>
+      </w:pPr>
+      <w:r>
+        <w:rPr>
+          <w:rFonts w:ascii="Cambria" w:hAnsi="Cambria"/>
+        </w:rPr>
+        <w:t>DF.INFO()      # DATA DETAILS</w:t>
+      </w:r>
+    </w:p>
+    <w:p>
+      <w:pPr>
+        <w:rPr>
+          <w:rFonts w:ascii="Cambria" w:hAnsi="Cambria"/>
+        </w:rPr>
+      </w:pPr>
+      <w:r>
+        <w:rPr>
+          <w:rFonts w:ascii="Cambria" w:hAnsi="Cambria"/>
+        </w:rPr>
+        <w:t>DF.SHAPE       # ROWS AND COLUMNS</w:t>
       </w:r>
     </w:p>
     <w:p>
       <w:pPr>
         <w:pStyle w:val="Heading3"/>
         <w:rPr>
-          <w:sz w:val="24"/>
-          <w:szCs w:val="24"/>
-        </w:rPr>
-      </w:pPr>
-      <w:r>
-        <w:rPr>
-          <w:sz w:val="24"/>
-          <w:szCs w:val="24"/>
-        </w:rPr>
-        <w:t>Visualizing Data</w:t>
+          <w:rFonts w:ascii="Cambria" w:hAnsi="Cambria"/>
+        </w:rPr>
+      </w:pPr>
+      <w:r>
+        <w:rPr>
+          <w:rFonts w:ascii="Cambria" w:hAnsi="Cambria"/>
+          <w:caps w:val="0"/>
+        </w:rPr>
+        <w:t>VISUALIZING DATA</w:t>
       </w:r>
     </w:p>
     <w:p>
       <w:pPr>
         <w:pStyle w:val="Heading4"/>
         <w:rPr>
-          <w:sz w:val="24"/>
-          <w:szCs w:val="24"/>
-        </w:rPr>
-      </w:pPr>
-      <w:r>
-        <w:rPr>
-          <w:sz w:val="24"/>
-          <w:szCs w:val="24"/>
+          <w:rFonts w:ascii="Cambria" w:hAnsi="Cambria"/>
+        </w:rPr>
+      </w:pPr>
+      <w:r>
+        <w:rPr>
+          <w:rFonts w:ascii="Cambria" w:hAnsi="Cambria"/>
+          <w:caps w:val="0"/>
+        </w:rPr>
+        <w:t>LINE PLOT</w:t>
+      </w:r>
+    </w:p>
+    <w:p>
+      <w:pPr>
+        <w:rPr>
+          <w:rFonts w:ascii="Cambria" w:hAnsi="Cambria"/>
+        </w:rPr>
+      </w:pPr>
+      <w:r>
+        <w:rPr>
+          <w:rFonts w:ascii="Cambria" w:hAnsi="Cambria"/>
+        </w:rPr>
+        <w:t>PLT.PLOT(DF["AGE"], DF["SALARY"])</w:t>
+      </w:r>
+    </w:p>
+    <w:p>
+      <w:pPr>
+        <w:rPr>
+          <w:rFonts w:ascii="Cambria" w:hAnsi="Cambria"/>
+        </w:rPr>
+      </w:pPr>
+      <w:r>
+        <w:rPr>
+          <w:rFonts w:ascii="Cambria" w:hAnsi="Cambria"/>
+        </w:rPr>
+        <w:t>PLT.SHOW()</w:t>
+      </w:r>
+    </w:p>
+    <w:p>
+      <w:pPr>
+        <w:rPr>
+          <w:rFonts w:ascii="Cambria" w:hAnsi="Cambria"/>
+        </w:rPr>
+      </w:pPr>
+      <w:r>
+        <w:rPr>
+          <w:rFonts w:ascii="Cambria" w:hAnsi="Cambria"/>
+        </w:rPr>
+        <w:t>USED TO SHOW TRENDS</w:t>
+      </w:r>
+    </w:p>
+    <w:p>
+      <w:pPr>
+        <w:pStyle w:val="Heading4"/>
+        <w:rPr>
+          <w:rFonts w:ascii="Cambria" w:hAnsi="Cambria"/>
+        </w:rPr>
+      </w:pPr>
+      <w:r>
+        <w:rPr>
+          <w:rFonts w:ascii="Cambria" w:hAnsi="Cambria"/>
+          <w:caps w:val="0"/>
+        </w:rPr>
+        <w:t>BAR CHART</w:t>
+      </w:r>
+    </w:p>
+    <w:p>
+      <w:pPr>
+        <w:rPr>
+          <w:rFonts w:ascii="Cambria" w:hAnsi="Cambria"/>
+        </w:rPr>
+      </w:pPr>
+      <w:r>
+        <w:rPr>
+          <w:rFonts w:ascii="Cambria" w:hAnsi="Cambria"/>
+        </w:rPr>
+        <w:t>PLT.BAR(DF["CITY"], DF["SALES"])</w:t>
+      </w:r>
+    </w:p>
+    <w:p>
+      <w:pPr>
+        <w:rPr>
+          <w:rFonts w:ascii="Cambria" w:hAnsi="Cambria"/>
+        </w:rPr>
+      </w:pPr>
+      <w:r>
+        <w:rPr>
+          <w:rFonts w:ascii="Cambria" w:hAnsi="Cambria"/>
+        </w:rPr>
+        <w:t>PLT.SHOW()</w:t>
+      </w:r>
+    </w:p>
+    <w:p>
+      <w:pPr>
+        <w:rPr>
+          <w:rFonts w:ascii="Cambria" w:hAnsi="Cambria"/>
+        </w:rPr>
+      </w:pPr>
+      <w:r>
+        <w:rPr>
+          <w:rFonts w:ascii="Cambria" w:hAnsi="Cambria"/>
+        </w:rPr>
+        <w:t>USED TO COMPARE VALUES</w:t>
+      </w:r>
+    </w:p>
+    <w:p>
+      <w:pPr>
+        <w:pStyle w:val="Heading4"/>
+        <w:rPr>
+          <w:rFonts w:ascii="Cambria" w:hAnsi="Cambria"/>
+        </w:rPr>
+      </w:pPr>
+      <w:r>
+        <w:rPr>
+          <w:rFonts w:ascii="Cambria" w:hAnsi="Cambria"/>
+          <w:caps w:val="0"/>
+        </w:rPr>
+        <w:t>HISTOGRAM</w:t>
+      </w:r>
+    </w:p>
+    <w:p>
+      <w:pPr>
+        <w:rPr>
+          <w:rFonts w:ascii="Cambria" w:hAnsi="Cambria"/>
+        </w:rPr>
+      </w:pPr>
+      <w:r>
+        <w:rPr>
+          <w:rFonts w:ascii="Cambria" w:hAnsi="Cambria"/>
+        </w:rPr>
+        <w:t>PLT.HIST(DF["AGE"])</w:t>
+      </w:r>
+    </w:p>
+    <w:p>
+      <w:pPr>
+        <w:rPr>
+          <w:rFonts w:ascii="Cambria" w:hAnsi="Cambria"/>
+        </w:rPr>
+      </w:pPr>
+      <w:r>
+        <w:rPr>
+          <w:rFonts w:ascii="Cambria" w:hAnsi="Cambria"/>
+        </w:rPr>
+        <w:t>PLT.SHOW()</w:t>
+      </w:r>
+    </w:p>
+    <w:p>
+      <w:pPr>
+        <w:rPr>
+          <w:rFonts w:ascii="Cambria" w:hAnsi="Cambria"/>
+        </w:rPr>
+      </w:pPr>
+      <w:r>
+        <w:rPr>
+          <w:rFonts w:ascii="Cambria" w:hAnsi="Cambria"/>
+        </w:rPr>
+        <w:t>USED TO SHOW DATA DISTRIBUTION</w:t>
+      </w:r>
+    </w:p>
+    <w:p>
+      <w:pPr>
+        <w:pStyle w:val="Heading4"/>
+        <w:rPr>
+          <w:rFonts w:ascii="Cambria" w:hAnsi="Cambria"/>
+        </w:rPr>
+      </w:pPr>
+      <w:r>
+        <w:rPr>
+          <w:rFonts w:ascii="Cambria" w:hAnsi="Cambria"/>
+          <w:caps w:val="0"/>
+        </w:rPr>
+        <w:t>SCATTER PLOT</w:t>
+      </w:r>
+    </w:p>
+    <w:p>
+      <w:pPr>
+        <w:rPr>
+          <w:rFonts w:ascii="Cambria" w:hAnsi="Cambria"/>
+        </w:rPr>
+      </w:pPr>
+      <w:r>
+        <w:rPr>
+          <w:rFonts w:ascii="Cambria" w:hAnsi="Cambria"/>
+        </w:rPr>
+        <w:t>PLT.SCATTER(DF["AGE"], DF["SALARY"])</w:t>
+      </w:r>
+    </w:p>
+    <w:p>
+      <w:pPr>
+        <w:rPr>
+          <w:rFonts w:ascii="Cambria" w:hAnsi="Cambria"/>
+        </w:rPr>
+      </w:pPr>
+      <w:r>
+        <w:rPr>
+          <w:rFonts w:ascii="Cambria" w:hAnsi="Cambria"/>
+        </w:rPr>
+        <w:t>PLT.SHOW()</w:t>
+      </w:r>
+    </w:p>
+    <w:p>
+      <w:pPr>
+        <w:rPr>
+          <w:rFonts w:ascii="Cambria" w:hAnsi="Cambria"/>
+        </w:rPr>
+      </w:pPr>
+      <w:r>
+        <w:rPr>
+          <w:rFonts w:ascii="Cambria" w:hAnsi="Cambria"/>
+        </w:rPr>
+        <w:t>USED TO SEE RELATIONSHIP</w:t>
+      </w:r>
+    </w:p>
+    <w:p>
+      <w:pPr>
+        <w:pStyle w:val="Heading4"/>
+        <w:rPr>
+          <w:rFonts w:ascii="Cambria" w:hAnsi="Cambria"/>
+        </w:rPr>
+      </w:pPr>
+      <w:r>
+        <w:rPr>
+          <w:rFonts w:ascii="Cambria" w:hAnsi="Cambria"/>
+          <w:caps w:val="0"/>
         </w:rPr>
         <w:lastRenderedPageBreak/>
-        <w:t>Line Plot</w:t>
-      </w:r>
-    </w:p>
-    <w:p>
-      <w:pPr>
-        <w:rPr>
-          <w:rFonts w:ascii="Cambria" w:hAnsi="Cambria"/>
-          <w:sz w:val="24"/>
-          <w:szCs w:val="24"/>
-        </w:rPr>
-      </w:pPr>
-      <w:r>
-        <w:rPr>
-          <w:rFonts w:ascii="Cambria" w:hAnsi="Cambria"/>
-          <w:sz w:val="24"/>
-          <w:szCs w:val="24"/>
-        </w:rPr>
-        <w:t>plt.plot(df["age"], df["salary"])</w:t>
-      </w:r>
-    </w:p>
-    <w:p>
-      <w:pPr>
-        <w:rPr>
-          <w:rFonts w:ascii="Cambria" w:hAnsi="Cambria"/>
-          <w:sz w:val="24"/>
-          <w:szCs w:val="24"/>
-        </w:rPr>
-      </w:pPr>
-      <w:r>
-        <w:rPr>
-          <w:rFonts w:ascii="Cambria" w:hAnsi="Cambria"/>
-          <w:sz w:val="24"/>
-          <w:szCs w:val="24"/>
-        </w:rPr>
-        <w:t>plt.show()</w:t>
-      </w:r>
-    </w:p>
-    <w:p>
-      <w:pPr>
-        <w:rPr>
-          <w:rFonts w:ascii="Cambria" w:hAnsi="Cambria"/>
-          <w:sz w:val="24"/>
-          <w:szCs w:val="24"/>
-        </w:rPr>
-      </w:pPr>
-      <w:r>
-        <w:rPr>
-          <w:rFonts w:ascii="Cambria" w:hAnsi="Cambria"/>
-          <w:sz w:val="24"/>
-          <w:szCs w:val="24"/>
-        </w:rPr>
-        <w:t>Used to show trends</w:t>
-      </w:r>
-    </w:p>
-    <w:p>
-      <w:pPr>
-        <w:pStyle w:val="Heading4"/>
-        <w:rPr>
-          <w:sz w:val="24"/>
-          <w:szCs w:val="24"/>
-        </w:rPr>
-      </w:pPr>
-      <w:r>
-        <w:rPr>
-          <w:sz w:val="24"/>
-          <w:szCs w:val="24"/>
-        </w:rPr>
-        <w:t>Bar Chart</w:t>
-      </w:r>
-    </w:p>
-    <w:p>
-      <w:pPr>
-        <w:rPr>
-          <w:rFonts w:ascii="Cambria" w:hAnsi="Cambria"/>
-          <w:sz w:val="24"/>
-          <w:szCs w:val="24"/>
-        </w:rPr>
-      </w:pPr>
-      <w:r>
-        <w:rPr>
-          <w:rFonts w:ascii="Cambria" w:hAnsi="Cambria"/>
-          <w:sz w:val="24"/>
-          <w:szCs w:val="24"/>
-        </w:rPr>
-        <w:t>plt.bar(df["city"], df["sales"])</w:t>
-      </w:r>
-    </w:p>
-    <w:p>
-      <w:pPr>
-        <w:rPr>
-          <w:rFonts w:ascii="Cambria" w:hAnsi="Cambria"/>
-          <w:sz w:val="24"/>
-          <w:szCs w:val="24"/>
-        </w:rPr>
-      </w:pPr>
-      <w:r>
-        <w:rPr>
-          <w:rFonts w:ascii="Cambria" w:hAnsi="Cambria"/>
-          <w:sz w:val="24"/>
-          <w:szCs w:val="24"/>
-        </w:rPr>
-        <w:t>plt.show()</w:t>
-      </w:r>
-    </w:p>
-    <w:p>
-      <w:pPr>
-        <w:rPr>
-          <w:rFonts w:ascii="Cambria" w:hAnsi="Cambria"/>
-          <w:sz w:val="24"/>
-          <w:szCs w:val="24"/>
-        </w:rPr>
-      </w:pPr>
-      <w:r>
-        <w:rPr>
-          <w:rFonts w:ascii="Cambria" w:hAnsi="Cambria"/>
-          <w:sz w:val="24"/>
-          <w:szCs w:val="24"/>
-        </w:rPr>
-        <w:t>Used to compare values</w:t>
-      </w:r>
-    </w:p>
-    <w:p>
-      <w:pPr>
-        <w:pStyle w:val="Heading4"/>
-        <w:rPr>
-          <w:sz w:val="24"/>
-          <w:szCs w:val="24"/>
-        </w:rPr>
-      </w:pPr>
-      <w:r>
-        <w:rPr>
-          <w:sz w:val="24"/>
-          <w:szCs w:val="24"/>
-        </w:rPr>
-        <w:t>Histogram</w:t>
-      </w:r>
-    </w:p>
-    <w:p>
-      <w:pPr>
-        <w:rPr>
-          <w:rFonts w:ascii="Cambria" w:hAnsi="Cambria"/>
-          <w:sz w:val="24"/>
-          <w:szCs w:val="24"/>
-        </w:rPr>
-      </w:pPr>
-      <w:r>
-        <w:rPr>
-          <w:rFonts w:ascii="Cambria" w:hAnsi="Cambria"/>
-          <w:sz w:val="24"/>
-          <w:szCs w:val="24"/>
-        </w:rPr>
-        <w:t>plt.hist(df["age"])</w:t>
-      </w:r>
-    </w:p>
-    <w:p>
-      <w:pPr>
-        <w:rPr>
-          <w:rFonts w:ascii="Cambria" w:hAnsi="Cambria"/>
-          <w:sz w:val="24"/>
-          <w:szCs w:val="24"/>
-        </w:rPr>
-      </w:pPr>
-      <w:r>
-        <w:rPr>
-          <w:rFonts w:ascii="Cambria" w:hAnsi="Cambria"/>
-          <w:sz w:val="24"/>
-          <w:szCs w:val="24"/>
-        </w:rPr>
-        <w:t>plt.show()</w:t>
-      </w:r>
-    </w:p>
-    <w:p>
-      <w:pPr>
-        <w:rPr>
-          <w:rFonts w:ascii="Cambria" w:hAnsi="Cambria"/>
-          <w:sz w:val="24"/>
-          <w:szCs w:val="24"/>
-        </w:rPr>
-      </w:pPr>
-      <w:r>
-        <w:rPr>
-          <w:rFonts w:ascii="Cambria" w:hAnsi="Cambria"/>
-          <w:sz w:val="24"/>
-          <w:szCs w:val="24"/>
-        </w:rPr>
-        <w:t>Used to show data distribution</w:t>
-      </w:r>
-    </w:p>
-    <w:p>
-      <w:pPr>
-        <w:pStyle w:val="Heading4"/>
-        <w:rPr>
-          <w:sz w:val="24"/>
-          <w:szCs w:val="24"/>
-        </w:rPr>
-      </w:pPr>
-      <w:r>
-        <w:rPr>
-          <w:sz w:val="24"/>
-          <w:szCs w:val="24"/>
-        </w:rPr>
-        <w:t>Scatter Plot</w:t>
-      </w:r>
-    </w:p>
-    <w:p>
-      <w:pPr>
-        <w:rPr>
-          <w:rFonts w:ascii="Cambria" w:hAnsi="Cambria"/>
-          <w:sz w:val="24"/>
-          <w:szCs w:val="24"/>
-        </w:rPr>
-      </w:pPr>
-      <w:r>
-        <w:rPr>
-          <w:rFonts w:ascii="Cambria" w:hAnsi="Cambria"/>
-          <w:sz w:val="24"/>
-          <w:szCs w:val="24"/>
-        </w:rPr>
-        <w:t>plt.scatter(df["age"], df["salary"])</w:t>
-      </w:r>
-    </w:p>
-    <w:p>
-      <w:pPr>
-        <w:rPr>
-          <w:rFonts w:ascii="Cambria" w:hAnsi="Cambria"/>
-          <w:sz w:val="24"/>
-          <w:szCs w:val="24"/>
-        </w:rPr>
-      </w:pPr>
-      <w:r>
-        <w:rPr>
-          <w:rFonts w:ascii="Cambria" w:hAnsi="Cambria"/>
-          <w:sz w:val="24"/>
-          <w:szCs w:val="24"/>
-        </w:rPr>
-        <w:t>plt.show()</w:t>
-      </w:r>
-    </w:p>
-    <w:p>
-      <w:pPr>
-        <w:rPr>
-          <w:rFonts w:ascii="Cambria" w:hAnsi="Cambria"/>
-          <w:sz w:val="24"/>
-          <w:szCs w:val="24"/>
-        </w:rPr>
-      </w:pPr>
-      <w:r>
-        <w:rPr>
-          <w:rFonts w:ascii="Cambria" w:hAnsi="Cambria"/>
-          <w:sz w:val="24"/>
-          <w:szCs w:val="24"/>
-        </w:rPr>
-        <w:t>Used to see relationship</w:t>
-      </w:r>
-    </w:p>
-    <w:p>
-      <w:pPr>
-        <w:pStyle w:val="Heading4"/>
-        <w:rPr>
-          <w:sz w:val="24"/>
-          <w:szCs w:val="24"/>
-        </w:rPr>
-      </w:pPr>
-      <w:r>
-        <w:rPr>
-          <w:sz w:val="24"/>
-          <w:szCs w:val="24"/>
-        </w:rPr>
-        <w:t>Using Seaborn</w:t>
-      </w:r>
-    </w:p>
-    <w:p>
-      <w:pPr>
-        <w:rPr>
-          <w:rFonts w:ascii="Cambria" w:hAnsi="Cambria"/>
-          <w:sz w:val="24"/>
-          <w:szCs w:val="24"/>
-        </w:rPr>
-      </w:pPr>
-      <w:r>
-        <w:rPr>
-          <w:rFonts w:ascii="Cambria" w:hAnsi="Cambria"/>
-          <w:sz w:val="24"/>
-          <w:szCs w:val="24"/>
-        </w:rPr>
-        <w:t>sns.countplot(x="gender", data=df)</w:t>
-      </w:r>
-    </w:p>
-    <w:p>
-      <w:pPr>
-        <w:rPr>
-          <w:rFonts w:ascii="Cambria" w:hAnsi="Cambria"/>
-          <w:sz w:val="24"/>
-          <w:szCs w:val="24"/>
-        </w:rPr>
-      </w:pPr>
-      <w:r>
-        <w:rPr>
-          <w:rFonts w:ascii="Cambria" w:hAnsi="Cambria"/>
-          <w:sz w:val="24"/>
-          <w:szCs w:val="24"/>
-        </w:rPr>
-        <w:t>plt.show()</w:t>
-      </w:r>
-    </w:p>
-    <w:p>
-      <w:pPr>
-        <w:rPr>
-          <w:rFonts w:ascii="Cambria" w:hAnsi="Cambria"/>
-          <w:sz w:val="24"/>
-          <w:szCs w:val="24"/>
-        </w:rPr>
-      </w:pPr>
-      <w:r>
-        <w:rPr>
-          <w:rFonts w:ascii="Cambria" w:hAnsi="Cambria"/>
-          <w:sz w:val="24"/>
-          <w:szCs w:val="24"/>
-        </w:rPr>
-        <w:t>Easy and clean graphs</w:t>
+        <w:t>USING SEABORN</w:t>
+      </w:r>
+    </w:p>
+    <w:p>
+      <w:pPr>
+        <w:rPr>
+          <w:rFonts w:ascii="Cambria" w:hAnsi="Cambria"/>
+        </w:rPr>
+      </w:pPr>
+      <w:r>
+        <w:rPr>
+          <w:rFonts w:ascii="Cambria" w:hAnsi="Cambria"/>
+        </w:rPr>
+        <w:t>SNS.COUNTPLOT(X="GENDER", DATA=DF)</w:t>
+      </w:r>
+    </w:p>
+    <w:p>
+      <w:pPr>
+        <w:rPr>
+          <w:rFonts w:ascii="Cambria" w:hAnsi="Cambria"/>
+        </w:rPr>
+      </w:pPr>
+      <w:r>
+        <w:rPr>
+          <w:rFonts w:ascii="Cambria" w:hAnsi="Cambria"/>
+        </w:rPr>
+        <w:t>PLT.SHOW()</w:t>
+      </w:r>
+    </w:p>
+    <w:p>
+      <w:pPr>
+        <w:rPr>
+          <w:rFonts w:ascii="Cambria" w:hAnsi="Cambria"/>
+        </w:rPr>
+      </w:pPr>
+      <w:r>
+        <w:rPr>
+          <w:rFonts w:ascii="Cambria" w:hAnsi="Cambria"/>
+        </w:rPr>
+        <w:t>EASY AND CLEAN GRAPHS</w:t>
       </w:r>
     </w:p>
     <w:p>
       <w:pPr>
         <w:pStyle w:val="Heading2"/>
         <w:rPr>
-          <w:sz w:val="24"/>
-          <w:szCs w:val="24"/>
-        </w:rPr>
-      </w:pPr>
-      <w:r>
-        <w:rPr>
-          <w:sz w:val="24"/>
-          <w:szCs w:val="24"/>
-        </w:rPr>
-        <w:t>Why Visualization is Important</w:t>
-      </w:r>
-    </w:p>
-    <w:p>
-      <w:pPr>
-        <w:rPr>
-          <w:rFonts w:ascii="Cambria" w:hAnsi="Cambria"/>
-          <w:sz w:val="24"/>
-          <w:szCs w:val="24"/>
-        </w:rPr>
-      </w:pPr>
-      <w:r>
-        <w:rPr>
-          <w:rFonts w:ascii="Cambria" w:hAnsi="Cambria"/>
-          <w:sz w:val="24"/>
-          <w:szCs w:val="24"/>
-        </w:rPr>
-        <w:t>Helps understand data</w:t>
-      </w:r>
-    </w:p>
-    <w:p>
-      <w:pPr>
-        <w:rPr>
-          <w:rFonts w:ascii="Cambria" w:hAnsi="Cambria"/>
-          <w:sz w:val="24"/>
-          <w:szCs w:val="24"/>
-        </w:rPr>
-      </w:pPr>
-      <w:r>
-        <w:rPr>
-          <w:rFonts w:ascii="Cambria" w:hAnsi="Cambria"/>
-          <w:sz w:val="24"/>
-          <w:szCs w:val="24"/>
-        </w:rPr>
-        <w:t>Finds patterns</w:t>
-      </w:r>
-    </w:p>
-    <w:p>
-      <w:pPr>
-        <w:rPr>
-          <w:rFonts w:ascii="Cambria" w:hAnsi="Cambria"/>
-          <w:sz w:val="24"/>
-          <w:szCs w:val="24"/>
-        </w:rPr>
-      </w:pPr>
-      <w:r>
-        <w:rPr>
-          <w:rFonts w:ascii="Cambria" w:hAnsi="Cambria"/>
-          <w:sz w:val="24"/>
-          <w:szCs w:val="24"/>
-        </w:rPr>
-        <w:t>Finds outliers</w:t>
-      </w:r>
-    </w:p>
-    <w:p>
-      <w:pPr>
-        <w:rPr>
-          <w:rFonts w:ascii="Cambria" w:hAnsi="Cambria"/>
-          <w:sz w:val="24"/>
-          <w:szCs w:val="24"/>
-        </w:rPr>
-      </w:pPr>
-      <w:r>
-        <w:rPr>
-          <w:rFonts w:ascii="Cambria" w:hAnsi="Cambria"/>
-          <w:sz w:val="24"/>
-          <w:szCs w:val="24"/>
-        </w:rPr>
-        <w:t>Makes results easy to explain</w:t>
+          <w:rFonts w:ascii="Cambria" w:hAnsi="Cambria"/>
+        </w:rPr>
+      </w:pPr>
+      <w:r>
+        <w:rPr>
+          <w:rFonts w:ascii="Cambria" w:hAnsi="Cambria"/>
+          <w:caps w:val="0"/>
+        </w:rPr>
+        <w:t>WHY VISUALIZATION IS IMPORTANT</w:t>
+      </w:r>
+    </w:p>
+    <w:p>
+      <w:pPr>
+        <w:rPr>
+          <w:rFonts w:ascii="Cambria" w:hAnsi="Cambria"/>
+        </w:rPr>
+      </w:pPr>
+      <w:r>
+        <w:rPr>
+          <w:rFonts w:ascii="Cambria" w:hAnsi="Cambria"/>
+        </w:rPr>
+        <w:t>HELPS UNDERSTAND DATA</w:t>
+      </w:r>
+    </w:p>
+    <w:p>
+      <w:pPr>
+        <w:rPr>
+          <w:rFonts w:ascii="Cambria" w:hAnsi="Cambria"/>
+        </w:rPr>
+      </w:pPr>
+      <w:r>
+        <w:rPr>
+          <w:rFonts w:ascii="Cambria" w:hAnsi="Cambria"/>
+        </w:rPr>
+        <w:t>FINDS PATTERNS</w:t>
+      </w:r>
+    </w:p>
+    <w:p>
+      <w:pPr>
+        <w:rPr>
+          <w:rFonts w:ascii="Cambria" w:hAnsi="Cambria"/>
+        </w:rPr>
+      </w:pPr>
+      <w:r>
+        <w:rPr>
+          <w:rFonts w:ascii="Cambria" w:hAnsi="Cambria"/>
+        </w:rPr>
+        <w:t>FINDS OUTLIERS</w:t>
+      </w:r>
+    </w:p>
+    <w:p>
+      <w:pPr>
+        <w:rPr>
+          <w:rFonts w:ascii="Cambria" w:hAnsi="Cambria"/>
+        </w:rPr>
+      </w:pPr>
+      <w:r>
+        <w:rPr>
+          <w:rFonts w:ascii="Cambria" w:hAnsi="Cambria"/>
+        </w:rPr>
+        <w:t>MAKES RESULTS EASY TO EXPLAIN</w:t>
       </w:r>
     </w:p>
     <w:p>
       <w:pPr>
         <w:pStyle w:val="Heading2"/>
         <w:rPr>
-          <w:sz w:val="24"/>
-          <w:szCs w:val="24"/>
-        </w:rPr>
-      </w:pPr>
-      <w:r>
-        <w:rPr>
-          <w:sz w:val="24"/>
-          <w:szCs w:val="24"/>
-        </w:rPr>
-        <w:t>Summary</w:t>
-      </w:r>
-    </w:p>
-    <w:p>
-      <w:pPr>
-        <w:rPr>
-          <w:rFonts w:ascii="Cambria" w:hAnsi="Cambria"/>
-          <w:sz w:val="24"/>
-          <w:szCs w:val="24"/>
-        </w:rPr>
-      </w:pPr>
-      <w:r>
-        <w:rPr>
-          <w:rFonts w:ascii="Cambria" w:hAnsi="Cambria"/>
-          <w:sz w:val="24"/>
-          <w:szCs w:val="24"/>
-        </w:rPr>
-        <w:t>Load data using Pandas</w:t>
-      </w:r>
-    </w:p>
-    <w:p>
-      <w:pPr>
-        <w:rPr>
-          <w:rFonts w:ascii="Cambria" w:hAnsi="Cambria"/>
-          <w:sz w:val="24"/>
-          <w:szCs w:val="24"/>
-        </w:rPr>
-      </w:pPr>
-      <w:r>
-        <w:rPr>
-          <w:rFonts w:ascii="Cambria" w:hAnsi="Cambria"/>
-          <w:sz w:val="24"/>
-          <w:szCs w:val="24"/>
-        </w:rPr>
-        <w:lastRenderedPageBreak/>
-        <w:t>Visualize data using Matplotlib and Seaborn</w:t>
-      </w:r>
-    </w:p>
-    <w:p>
-      <w:pPr>
-        <w:rPr>
-          <w:rFonts w:ascii="Cambria" w:hAnsi="Cambria"/>
-          <w:sz w:val="24"/>
-          <w:szCs w:val="24"/>
-        </w:rPr>
-      </w:pPr>
-      <w:r>
-        <w:rPr>
-          <w:rFonts w:ascii="Cambria" w:hAnsi="Cambria"/>
-          <w:sz w:val="24"/>
-          <w:szCs w:val="24"/>
-        </w:rPr>
-        <w:t>Graphs help understand data clearly</w:t>
-      </w:r>
-    </w:p>
-    <w:p>
-      <w:pPr>
-        <w:rPr>
-          <w:rFonts w:ascii="Cambria" w:hAnsi="Cambria"/>
-          <w:sz w:val="24"/>
-          <w:szCs w:val="24"/>
-        </w:rPr>
-      </w:pPr>
-    </w:p>
-    <w:p>
-      <w:pPr>
-        <w:rPr>
-          <w:rFonts w:ascii="Cambria" w:hAnsi="Cambria"/>
-          <w:sz w:val="24"/>
-          <w:szCs w:val="24"/>
+          <w:rFonts w:ascii="Cambria" w:hAnsi="Cambria"/>
+        </w:rPr>
+      </w:pPr>
+      <w:r>
+        <w:rPr>
+          <w:rFonts w:ascii="Cambria" w:hAnsi="Cambria"/>
+          <w:caps w:val="0"/>
+        </w:rPr>
+        <w:t>SUMMARY</w:t>
+      </w:r>
+    </w:p>
+    <w:p>
+      <w:pPr>
+        <w:rPr>
+          <w:rFonts w:ascii="Cambria" w:hAnsi="Cambria"/>
+        </w:rPr>
+      </w:pPr>
+      <w:r>
+        <w:rPr>
+          <w:rFonts w:ascii="Cambria" w:hAnsi="Cambria"/>
+        </w:rPr>
+        <w:t>LOAD DATA USING PANDAS</w:t>
+      </w:r>
+    </w:p>
+    <w:p>
+      <w:pPr>
+        <w:rPr>
+          <w:rFonts w:ascii="Cambria" w:hAnsi="Cambria"/>
+        </w:rPr>
+      </w:pPr>
+      <w:r>
+        <w:rPr>
+          <w:rFonts w:ascii="Cambria" w:hAnsi="Cambria"/>
+        </w:rPr>
+        <w:t>VISUALIZE DATA USING MATPLOTLIB AND SEABORN</w:t>
+      </w:r>
+    </w:p>
+    <w:p>
+      <w:pPr>
+        <w:rPr>
+          <w:rFonts w:ascii="Cambria" w:hAnsi="Cambria"/>
+        </w:rPr>
+      </w:pPr>
+      <w:r>
+        <w:rPr>
+          <w:rFonts w:ascii="Cambria" w:hAnsi="Cambria"/>
+        </w:rPr>
+        <w:t>GRAPHS HELP UNDERSTAND DATA CLEARLY</w:t>
+      </w:r>
+    </w:p>
+    <w:p>
+      <w:pPr>
+        <w:rPr>
+          <w:rFonts w:ascii="Cambria" w:hAnsi="Cambria"/>
+        </w:rPr>
+      </w:pPr>
+    </w:p>
+    <w:p>
+      <w:pPr>
+        <w:rPr>
+          <w:rFonts w:ascii="Cambria" w:hAnsi="Cambria"/>
           <w:lang w:val="en-US"/>
         </w:rPr>
       </w:pPr>
@@ -12248,6 +11363,7 @@
   <w:style w:type="character" w:default="1" w:styleId="DefaultParagraphFont">
     <w:name w:val="Default Paragraph Font"/>
     <w:uiPriority w:val="1"/>
+    <w:semiHidden/>
     <w:unhideWhenUsed/>
   </w:style>
   <w:style w:type="table" w:default="1" w:styleId="TableNormal">
